--- a/reference.docx
+++ b/reference.docx
@@ -560,40 +560,40 @@
     </w:pPrDefault>
   </w:docDefaults>
   <w:latentStyles w:defLockedState="0" w:defUIPriority="0" w:defSemiHidden="0" w:defUnhideWhenUsed="0" w:defQFormat="0" w:count="276"/>
-  <w:style w:type="paragraph" w:styleId="Normal">
+  <w:style w:styleId="Normal" w:type="paragraph">
     <w:name w:val="Normal"/>
     <w:qFormat/>
     <w:uiPriority w:val="99"/>
     <w:pPr>
       <w:widowControl/>
-      <w:spacing w:lineRule="auto" w:after="0" w:line="360"/>
+      <w:spacing w:line="360" w:lineRule="auto" w:after="0"/>
       <w:ind w:firstLine="737"/>
       <w:jc w:val="both"/>
     </w:pPr>
     <w:rPr>
-      <w:rFonts w:hAnsi="Times New Roman" w:eastAsia="Times New Roman" w:cs="Times New Roman" w:ascii="Times New Roman"/>
-      <w:sz w:val="24"/>
-      <w:szCs w:val="24"/>
-    </w:rPr>
-  </w:style>
-  <w:style w:type="paragraph" w:styleId="BodyText">
+      <w:rFonts w:cs="Times New Roman" w:eastAsia="Times New Roman" w:ascii="Times New Roman" w:hAnsi="Times New Roman"/>
+      <w:sz w:val="24"/>
+      <w:szCs w:val="24"/>
+    </w:rPr>
+  </w:style>
+  <w:style w:styleId="BodyText" w:type="paragraph">
     <w:name w:val="Body Text"/>
     <w:basedOn w:val="Normal"/>
     <w:qFormat/>
     <w:uiPriority w:val="99"/>
     <w:pPr>
       <w:widowControl/>
-      <w:spacing w:lineRule="auto" w:after="0" w:line="360"/>
+      <w:spacing w:line="360" w:lineRule="auto" w:after="0"/>
       <w:ind w:firstLine="737"/>
       <w:jc w:val="both"/>
     </w:pPr>
     <w:rPr>
-      <w:rFonts w:hAnsi="Times New Roman" w:eastAsia="Times New Roman" w:cs="Times New Roman" w:ascii="Times New Roman"/>
-      <w:sz w:val="24"/>
-      <w:szCs w:val="24"/>
-    </w:rPr>
-  </w:style>
-  <w:style w:type="paragraph" w:styleId="FirstParagraph">
+      <w:rFonts w:cs="Times New Roman" w:eastAsia="Times New Roman" w:ascii="Times New Roman" w:hAnsi="Times New Roman"/>
+      <w:sz w:val="24"/>
+      <w:szCs w:val="24"/>
+    </w:rPr>
+  </w:style>
+  <w:style w:styleId="FirstParagraph" w:type="paragraph">
     <w:name w:val="First Paragraph"/>
     <w:basedOn w:val="Normal"/>
     <w:next w:val="Normal"/>
@@ -601,12 +601,12 @@
     <w:uiPriority w:val="99"/>
     <w:pPr>
       <w:widowControl/>
-      <w:spacing w:before="120" w:after="0" w:lineRule="auto" w:line="360"/>
+      <w:spacing w:line="360" w:lineRule="auto" w:before="120" w:after="0"/>
       <w:ind w:firstLine="0"/>
       <w:jc w:val="both"/>
     </w:pPr>
     <w:rPr>
-      <w:rFonts w:hAnsi="Times New Roman" w:eastAsia="Times New Roman" w:cs="Times New Roman" w:ascii="Times New Roman"/>
+      <w:rFonts w:cs="Times New Roman" w:eastAsia="Times New Roman" w:ascii="Times New Roman" w:hAnsi="Times New Roman"/>
       <w:sz w:val="24"/>
       <w:szCs w:val="24"/>
     </w:rPr>
@@ -618,16 +618,16 @@
     <w:uiPriority w:val="99"/>
     <w:pPr>
       <w:widowControl/>
-      <w:spacing w:before="0" w:after="0" w:lineRule="auto" w:line="240"/>
-      <w:ind w:firstLine="0"/>
-    </w:pPr>
-    <w:rPr>
-      <w:rFonts w:hAnsi="Times New Roman" w:eastAsia="Times New Roman" w:cs="Times New Roman" w:ascii="Times New Roman"/>
-      <w:sz w:val="24"/>
-      <w:szCs w:val="24"/>
-    </w:rPr>
-  </w:style>
-  <w:style w:type="paragraph" w:styleId="Title">
+      <w:spacing w:line="240" w:lineRule="auto" w:before="0" w:after="0"/>
+      <w:ind w:firstLine="0"/>
+    </w:pPr>
+    <w:rPr>
+      <w:rFonts w:cs="Times New Roman" w:eastAsia="Times New Roman" w:ascii="Times New Roman" w:hAnsi="Times New Roman"/>
+      <w:sz w:val="24"/>
+      <w:szCs w:val="24"/>
+    </w:rPr>
+  </w:style>
+  <w:style w:styleId="Title" w:type="paragraph">
     <w:name w:val="Title"/>
     <w:basedOn w:val="Normal"/>
     <w:next w:val="Normal"/>
@@ -635,12 +635,12 @@
     <w:uiPriority w:val="99"/>
     <w:pPr>
       <w:widowControl/>
-      <w:spacing w:before="0" w:after="480" w:lineRule="auto" w:line="360"/>
-      <w:ind w:firstLine="0"/>
-      <w:jc w:val="center"/>
-    </w:pPr>
-    <w:rPr>
-      <w:rFonts w:hAnsi="Arial" w:eastAsia="Arial" w:cs="Arial" w:ascii="Arial"/>
+      <w:spacing w:line="360" w:lineRule="auto" w:before="0" w:after="480"/>
+      <w:ind w:firstLine="0"/>
+      <w:jc w:val="center"/>
+    </w:pPr>
+    <w:rPr>
+      <w:rFonts w:cs="Arial" w:eastAsia="Arial" w:ascii="Arial" w:hAnsi="Arial"/>
       <w:b/>
       <w:bCs/>
       <w:caps/>
@@ -662,7 +662,7 @@
       <w:szCs w:val="56"/>
     </w:rPr>
   </w:style>
-  <w:style w:type="paragraph" w:styleId="Subtitle">
+  <w:style w:styleId="Subtitle" w:type="paragraph">
     <w:name w:val="Subtitle"/>
     <w:basedOn w:val="Normal"/>
     <w:next w:val="Normal"/>
@@ -670,12 +670,12 @@
     <w:uiPriority w:val="99"/>
     <w:pPr>
       <w:widowControl/>
-      <w:spacing w:before="0" w:after="480" w:lineRule="auto" w:line="360"/>
-      <w:ind w:firstLine="0"/>
-      <w:jc w:val="center"/>
-    </w:pPr>
-    <w:rPr>
-      <w:rFonts w:hAnsi="Arial" w:eastAsia="Arial" w:cs="Arial" w:ascii="Arial"/>
+      <w:spacing w:line="360" w:lineRule="auto" w:before="0" w:after="480"/>
+      <w:ind w:firstLine="0"/>
+      <w:jc w:val="center"/>
+    </w:pPr>
+    <w:rPr>
+      <w:rFonts w:cs="Arial" w:eastAsia="Arial" w:ascii="Arial" w:hAnsi="Arial"/>
       <w:sz w:val="24"/>
       <w:szCs w:val="24"/>
     </w:rPr>
@@ -738,12 +738,12 @@
     <w:uiPriority w:val="99"/>
     <w:pPr>
       <w:widowControl/>
-      <w:spacing w:lineRule="auto" w:after="240" w:line="240"/>
+      <w:spacing w:line="240" w:lineRule="auto" w:after="240"/>
       <w:ind w:firstLine="0"/>
       <w:jc w:val="both"/>
     </w:pPr>
     <w:rPr>
-      <w:rFonts w:hAnsi="Times New Roman" w:eastAsia="Times New Roman" w:cs="Times New Roman" w:ascii="Times New Roman"/>
+      <w:rFonts w:cs="Times New Roman" w:eastAsia="Times New Roman" w:ascii="Times New Roman" w:hAnsi="Times New Roman"/>
       <w:sz w:val="24"/>
       <w:szCs w:val="24"/>
       <w:lang w:val="en-US"/>
@@ -757,7 +757,7 @@
     <w:pPr/>
     <w:rPr/>
   </w:style>
-  <w:style w:type="paragraph" w:styleId="Heading1">
+  <w:style w:styleId="Heading1" w:type="paragraph">
     <w:name w:val="Heading 1"/>
     <w:basedOn w:val="Normal"/>
     <w:next w:val="FirstParagraph"/>
@@ -768,12 +768,12 @@
       <w:keepNext/>
       <w:keepLines/>
       <w:pageBreakBefore/>
-      <w:spacing w:before="0" w:after="360" w:lineRule="auto" w:line="240"/>
+      <w:spacing w:line="240" w:lineRule="auto" w:before="0" w:after="360"/>
       <w:ind w:firstLine="0"/>
       <w:outlineLvl w:val="0"/>
     </w:pPr>
     <w:rPr>
-      <w:rFonts w:hAnsi="Arial" w:eastAsia="Arial" w:cs="Arial" w:ascii="Arial"/>
+      <w:rFonts w:cs="Arial" w:eastAsia="Arial" w:ascii="Arial" w:hAnsi="Arial"/>
       <w:b/>
       <w:bCs/>
       <w:caps/>
@@ -781,7 +781,7 @@
       <w:szCs w:val="28"/>
     </w:rPr>
   </w:style>
-  <w:style w:type="paragraph" w:styleId="Heading2">
+  <w:style w:styleId="Heading2" w:type="paragraph">
     <w:name w:val="Heading 2"/>
     <w:basedOn w:val="Normal"/>
     <w:next w:val="FirstParagraph"/>
@@ -791,19 +791,19 @@
       <w:widowControl/>
       <w:keepNext/>
       <w:keepLines/>
-      <w:spacing w:before="240" w:after="120" w:lineRule="auto" w:line="240"/>
+      <w:spacing w:line="240" w:lineRule="auto" w:before="240" w:after="120"/>
       <w:ind w:firstLine="0"/>
       <w:outlineLvl w:val="1"/>
     </w:pPr>
     <w:rPr>
-      <w:rFonts w:hAnsi="Arial" w:eastAsia="Arial" w:cs="Arial" w:ascii="Arial"/>
+      <w:rFonts w:cs="Arial" w:eastAsia="Arial" w:ascii="Arial" w:hAnsi="Arial"/>
       <w:b/>
       <w:bCs/>
       <w:sz w:val="24"/>
       <w:szCs w:val="24"/>
     </w:rPr>
   </w:style>
-  <w:style w:type="paragraph" w:styleId="Heading3">
+  <w:style w:styleId="Heading3" w:type="paragraph">
     <w:name w:val="Heading 3"/>
     <w:basedOn w:val="Normal"/>
     <w:next w:val="FirstParagraph"/>
@@ -813,12 +813,12 @@
       <w:widowControl/>
       <w:keepNext/>
       <w:keepLines/>
-      <w:spacing w:before="240" w:after="120" w:lineRule="auto" w:line="240"/>
+      <w:spacing w:line="240" w:lineRule="auto" w:before="240" w:after="120"/>
       <w:ind w:firstLine="0"/>
       <w:outlineLvl w:val="2"/>
     </w:pPr>
     <w:rPr>
-      <w:rFonts w:hAnsi="Arial" w:eastAsia="Arial" w:cs="Arial" w:ascii="Arial"/>
+      <w:rFonts w:cs="Arial" w:eastAsia="Arial" w:ascii="Arial" w:hAnsi="Arial"/>
       <w:b/>
       <w:bCs/>
       <w:i/>
@@ -827,7 +827,7 @@
       <w:szCs w:val="24"/>
     </w:rPr>
   </w:style>
-  <w:style w:type="paragraph" w:styleId="Heading4">
+  <w:style w:styleId="Heading4" w:type="paragraph">
     <w:name w:val="Heading 4"/>
     <w:basedOn w:val="Normal"/>
     <w:next w:val="FirstParagraph"/>
@@ -837,19 +837,19 @@
       <w:widowControl/>
       <w:keepNext/>
       <w:keepLines/>
-      <w:spacing w:before="240" w:after="120" w:lineRule="auto" w:line="240"/>
+      <w:spacing w:line="240" w:lineRule="auto" w:before="240" w:after="120"/>
       <w:ind w:firstLine="0"/>
       <w:outlineLvl w:val="3"/>
     </w:pPr>
     <w:rPr>
-      <w:rFonts w:hAnsi="Arial" w:eastAsia="Arial" w:cs="Arial" w:ascii="Arial"/>
+      <w:rFonts w:cs="Arial" w:eastAsia="Arial" w:ascii="Arial" w:hAnsi="Arial"/>
       <w:i/>
       <w:iCs/>
       <w:sz w:val="24"/>
       <w:szCs w:val="24"/>
     </w:rPr>
   </w:style>
-  <w:style w:type="paragraph" w:styleId="Heading5">
+  <w:style w:styleId="Heading5" w:type="paragraph">
     <w:name w:val="Heading 5"/>
     <w:basedOn w:val="Normal"/>
     <w:next w:val="FirstParagraph"/>
@@ -859,12 +859,12 @@
       <w:widowControl/>
       <w:keepNext/>
       <w:keepLines/>
-      <w:spacing w:before="240" w:after="120" w:lineRule="auto" w:line="240"/>
+      <w:spacing w:line="240" w:lineRule="auto" w:before="240" w:after="120"/>
       <w:ind w:firstLine="0"/>
       <w:outlineLvl w:val="4"/>
     </w:pPr>
     <w:rPr>
-      <w:rFonts w:hAnsi="Arial" w:eastAsia="Arial" w:cs="Arial" w:ascii="Arial"/>
+      <w:rFonts w:cs="Arial" w:eastAsia="Arial" w:ascii="Arial" w:hAnsi="Arial"/>
       <w:sz w:val="24"/>
       <w:szCs w:val="24"/>
     </w:rPr>
@@ -1088,17 +1088,17 @@
       <w:ind w:firstLine="0" w:left="480" w:right="480"/>
     </w:pPr>
   </w:style>
-  <w:style w:type="paragraph" w:styleId="FootnoteText">
+  <w:style w:styleId="FootnoteText" w:type="paragraph">
     <w:name w:val="Footnote Text"/>
     <w:qFormat/>
     <w:uiPriority w:val="99"/>
     <w:pPr>
       <w:widowControl/>
-      <w:spacing w:lineRule="auto" w:after="0" w:line="240"/>
+      <w:spacing w:line="240" w:lineRule="auto" w:after="0"/>
       <w:jc w:val="both"/>
     </w:pPr>
     <w:rPr>
-      <w:rFonts w:hAnsi="Times New Roman" w:eastAsia="Times New Roman" w:cs="Times New Roman" w:ascii="Times New Roman"/>
+      <w:rFonts w:cs="Times New Roman" w:eastAsia="Times New Roman" w:ascii="Times New Roman" w:hAnsi="Times New Roman"/>
       <w:sz w:val="20"/>
       <w:szCs w:val="20"/>
     </w:rPr>
@@ -1168,7 +1168,7 @@
     <w:name w:val="Definition"/>
     <w:basedOn w:val="Normal"/>
   </w:style>
-  <w:style w:type="paragraph" w:styleId="Caption">
+  <w:style w:styleId="Caption" w:type="paragraph">
     <w:name w:val="Caption"/>
     <w:basedOn w:val="Normal"/>
     <w:qFormat/>
@@ -1176,12 +1176,12 @@
     <w:pPr>
       <w:widowControl/>
       <w:keepNext/>
-      <w:spacing w:before="240" w:after="120" w:lineRule="auto" w:line="240"/>
-      <w:ind w:firstLine="0"/>
-      <w:jc w:val="center"/>
-    </w:pPr>
-    <w:rPr>
-      <w:rFonts w:hAnsi="Times New Roman" w:eastAsia="Times New Roman" w:cs="Times New Roman" w:ascii="Times New Roman"/>
+      <w:spacing w:line="240" w:lineRule="auto" w:before="240" w:after="120"/>
+      <w:ind w:firstLine="0"/>
+      <w:jc w:val="center"/>
+    </w:pPr>
+    <w:rPr>
+      <w:rFonts w:cs="Times New Roman" w:eastAsia="Times New Roman" w:ascii="Times New Roman" w:hAnsi="Times New Roman"/>
       <w:sz w:val="20"/>
       <w:szCs w:val="20"/>
     </w:rPr>
@@ -1195,12 +1195,12 @@
       <w:widowControl/>
       <w:keepNext/>
       <w:keepLines/>
-      <w:spacing w:before="240" w:after="120" w:lineRule="auto" w:line="240"/>
-      <w:ind w:firstLine="0"/>
-      <w:jc w:val="center"/>
-    </w:pPr>
-    <w:rPr>
-      <w:rFonts w:hAnsi="Times New Roman" w:eastAsia="Times New Roman" w:cs="Times New Roman" w:ascii="Times New Roman"/>
+      <w:spacing w:line="240" w:lineRule="auto" w:before="240" w:after="120"/>
+      <w:ind w:firstLine="0"/>
+      <w:jc w:val="center"/>
+    </w:pPr>
+    <w:rPr>
+      <w:rFonts w:cs="Times New Roman" w:eastAsia="Times New Roman" w:ascii="Times New Roman" w:hAnsi="Times New Roman"/>
       <w:sz w:val="20"/>
       <w:szCs w:val="20"/>
     </w:rPr>
@@ -1214,12 +1214,12 @@
       <w:widowControl/>
       <w:keepNext/>
       <w:keepLines/>
-      <w:spacing w:before="240" w:after="120" w:lineRule="auto" w:line="240"/>
-      <w:ind w:firstLine="0"/>
-      <w:jc w:val="center"/>
-    </w:pPr>
-    <w:rPr>
-      <w:rFonts w:hAnsi="Times New Roman" w:eastAsia="Times New Roman" w:cs="Times New Roman" w:ascii="Times New Roman"/>
+      <w:spacing w:line="240" w:lineRule="auto" w:before="240" w:after="120"/>
+      <w:ind w:firstLine="0"/>
+      <w:jc w:val="center"/>
+    </w:pPr>
+    <w:rPr>
+      <w:rFonts w:cs="Times New Roman" w:eastAsia="Times New Roman" w:ascii="Times New Roman" w:hAnsi="Times New Roman"/>
       <w:sz w:val="20"/>
       <w:szCs w:val="20"/>
     </w:rPr>
@@ -1245,7 +1245,7 @@
     <w:qFormat/>
     <w:uiPriority w:val="99"/>
     <w:rPr>
-      <w:rFonts w:hAnsi="Courier New" w:eastAsia="Courier New" w:cs="Courier New" w:ascii="Courier New"/>
+      <w:rFonts w:cs="Courier New" w:eastAsia="Courier New" w:ascii="Courier New" w:hAnsi="Courier New"/>
       <w:sz w:val="18"/>
       <w:szCs w:val="18"/>
     </w:rPr>
@@ -1278,24 +1278,128 @@
       <w:widowControl/>
       <w:keepNext/>
       <w:keepLines/>
-      <w:spacing w:before="0" w:after="480" w:lineRule="auto" w:line="240"/>
-      <w:jc w:val="center"/>
-    </w:pPr>
-    <w:rPr>
-      <w:rFonts w:hAnsi="Arial" w:eastAsia="Arial" w:cs="Arial" w:ascii="Arial"/>
+      <w:spacing w:line="240" w:lineRule="auto" w:before="0" w:after="480"/>
+      <w:jc w:val="center"/>
+    </w:pPr>
+    <w:rPr>
+      <w:rFonts w:cs="Arial" w:eastAsia="Arial" w:ascii="Arial" w:hAnsi="Arial"/>
       <w:caps/>
       <w:sz w:val="36"/>
       <w:szCs w:val="36"/>
     </w:rPr>
   </w:style>
-  <w:style w:styleId="NormalTok" w:customStyle="1" w:type="character">
-    <w:name w:val="Normal Token"/>
-    <w:qFormat/>
-    <w:uiPriority w:val="99"/>
-    <w:rPr>
-      <w:rFonts w:hAnsi="Courier New" w:eastAsia="Courier New" w:cs="Courier New" w:ascii="Courier New"/>
-      <w:sz w:val="18"/>
-      <w:szCs w:val="18"/>
+  <w:style w:styleId="Index" w:customStyle="1" w:type="paragraph">
+    <w:name w:val="Index"/>
+    <w:basedOn w:val="Normal"/>
+    <w:qFormat/>
+    <w:uiPriority w:val="99"/>
+    <w:pPr>
+      <w:widowControl/>
+      <w:spacing w:line="240" w:lineRule="auto" w:after="0"/>
+      <w:ind w:firstLine="0" w:left="0" w:hanging="283"/>
+      <w:jc w:val="left"/>
+    </w:pPr>
+    <w:rPr>
+      <w:rFonts w:cs="Times New Roman" w:eastAsia="Times New Roman" w:ascii="Times New Roman" w:hAnsi="Times New Roman"/>
+      <w:sz w:val="20"/>
+      <w:szCs w:val="20"/>
+    </w:rPr>
+  </w:style>
+  <w:style w:styleId="CoverInstitution" w:customStyle="1" w:type="paragraph">
+    <w:name w:val="Cover Institution"/>
+    <w:basedOn w:val="Normal"/>
+    <w:qFormat/>
+    <w:uiPriority w:val="99"/>
+    <w:pPr>
+      <w:widowControl/>
+      <w:spacing w:line="360" w:lineRule="auto" w:before="0" w:after="0"/>
+      <w:ind w:firstLine="0"/>
+      <w:jc w:val="center"/>
+    </w:pPr>
+    <w:rPr>
+      <w:rFonts w:cs="Times New Roman" w:eastAsia="Times New Roman" w:ascii="Times New Roman" w:hAnsi="Times New Roman"/>
+      <w:b/>
+      <w:bCs/>
+      <w:caps/>
+      <w:sz w:val="24"/>
+      <w:szCs w:val="24"/>
+    </w:rPr>
+  </w:style>
+  <w:style w:styleId="Quote" w:type="paragraph">
+    <w:name w:val="Quote"/>
+    <w:basedOn w:val="Normal"/>
+    <w:qFormat/>
+    <w:uiPriority w:val="99"/>
+    <w:pPr>
+      <w:widowControl/>
+      <w:spacing w:line="240" w:lineRule="auto" w:before="240" w:after="240"/>
+      <w:ind w:left="2268"/>
+      <w:jc w:val="both"/>
+    </w:pPr>
+    <w:rPr>
+      <w:rFonts w:cs="Times New Roman" w:eastAsia="Times New Roman" w:ascii="Times New Roman" w:hAnsi="Times New Roman"/>
+      <w:sz w:val="20"/>
+      <w:szCs w:val="20"/>
+    </w:rPr>
+  </w:style>
+  <w:style w:styleId="CoverAdvisor" w:customStyle="1" w:type="paragraph">
+    <w:name w:val="Cover Advisor"/>
+    <w:basedOn w:val="CoverNature"/>
+    <w:qFormat/>
+    <w:uiPriority w:val="99"/>
+    <w:pPr>
+      <w:widowControl/>
+      <w:spacing w:line="240" w:lineRule="auto" w:before="120" w:after="0"/>
+      <w:ind w:firstLine="0" w:left="4536"/>
+      <w:jc w:val="left"/>
+    </w:pPr>
+    <w:rPr>
+      <w:rFonts w:cs="Times New Roman" w:eastAsia="Times New Roman" w:ascii="Times New Roman" w:hAnsi="Times New Roman"/>
+      <w:sz w:val="20"/>
+      <w:szCs w:val="20"/>
+    </w:rPr>
+  </w:style>
+  <w:style w:styleId="TitlePageAdvisor" w:customStyle="1" w:type="paragraph">
+    <w:name w:val="Title Page Advisor"/>
+    <w:basedOn w:val="TitlePageNature"/>
+    <w:qFormat/>
+    <w:uiPriority w:val="99"/>
+    <w:pPr>
+      <w:widowControl/>
+      <w:spacing w:line="240" w:lineRule="auto" w:before="120" w:after="0"/>
+      <w:ind w:firstLine="0" w:left="4536"/>
+      <w:jc w:val="left"/>
+    </w:pPr>
+    <w:rPr>
+      <w:rFonts w:cs="Times New Roman" w:eastAsia="Times New Roman" w:ascii="Times New Roman" w:hAnsi="Times New Roman"/>
+      <w:sz w:val="20"/>
+      <w:szCs w:val="20"/>
+    </w:rPr>
+  </w:style>
+  <w:style w:styleId="Strong" w:customStyle="1" w:type="character">
+    <w:name w:val="Strong"/>
+    <w:qFormat/>
+    <w:uiPriority w:val="99"/>
+    <w:rPr>
+      <w:b/>
+      <w:bCs/>
+    </w:rPr>
+  </w:style>
+  <w:style w:styleId="CoverYear" w:customStyle="1" w:type="paragraph">
+    <w:name w:val="Cover Year"/>
+    <w:basedOn w:val="CoverLocation"/>
+    <w:qFormat/>
+    <w:uiPriority w:val="99"/>
+    <w:pPr>
+      <w:widowControl/>
+      <w:spacing w:line="240" w:lineRule="auto" w:before="0" w:after="0"/>
+      <w:ind w:firstLine="0"/>
+      <w:jc w:val="center"/>
+    </w:pPr>
+    <w:rPr>
+      <w:rFonts w:cs="Times New Roman" w:eastAsia="Times New Roman" w:ascii="Times New Roman" w:hAnsi="Times New Roman"/>
+      <w:sz w:val="24"/>
+      <w:szCs w:val="24"/>
     </w:rPr>
   </w:style>
   <w:style w:styleId="Source" w:customStyle="1" w:type="paragraph">
@@ -1305,107 +1409,117 @@
     <w:uiPriority w:val="99"/>
     <w:pPr>
       <w:widowControl/>
-      <w:spacing w:before="120" w:after="240" w:lineRule="auto" w:line="240"/>
-      <w:ind w:firstLine="0"/>
-      <w:jc w:val="center"/>
-    </w:pPr>
-    <w:rPr>
-      <w:rFonts w:hAnsi="Times New Roman" w:eastAsia="Times New Roman" w:cs="Times New Roman" w:ascii="Times New Roman"/>
+      <w:spacing w:line="240" w:lineRule="auto" w:before="120" w:after="240"/>
+      <w:ind w:firstLine="0"/>
+      <w:jc w:val="center"/>
+    </w:pPr>
+    <w:rPr>
+      <w:rFonts w:cs="Times New Roman" w:eastAsia="Times New Roman" w:ascii="Times New Roman" w:hAnsi="Times New Roman"/>
       <w:sz w:val="20"/>
       <w:szCs w:val="20"/>
     </w:rPr>
   </w:style>
-  <w:style w:styleId="CoverAdvisor" w:customStyle="1" w:type="paragraph">
-    <w:name w:val="Cover Advisor"/>
-    <w:basedOn w:val="CoverNature"/>
-    <w:qFormat/>
-    <w:uiPriority w:val="99"/>
-    <w:pPr>
-      <w:widowControl/>
-      <w:spacing w:before="120" w:after="0" w:lineRule="auto" w:line="240"/>
-      <w:ind w:firstLine="0" w:left="4536"/>
-      <w:jc w:val="left"/>
-    </w:pPr>
-    <w:rPr>
-      <w:rFonts w:hAnsi="Times New Roman" w:eastAsia="Times New Roman" w:cs="Times New Roman" w:ascii="Times New Roman"/>
-      <w:sz w:val="20"/>
-      <w:szCs w:val="20"/>
-    </w:rPr>
-  </w:style>
-  <w:style w:type="paragraph" w:styleId="TOC2">
-    <w:name w:val="TOC 2"/>
-    <w:basedOn w:val="Normal"/>
-    <w:next w:val="Normal"/>
-    <w:qFormat/>
-    <w:uiPriority w:val="99"/>
-    <w:pPr>
-      <w:widowControl/>
-      <w:spacing w:before="0" w:after="0" w:lineRule="auto" w:line="360"/>
-      <w:ind w:left="283"/>
-    </w:pPr>
-    <w:rPr>
-      <w:rFonts w:hAnsi="Times New Roman" w:eastAsia="Times New Roman" w:cs="Times New Roman" w:ascii="Times New Roman"/>
-      <w:sz w:val="24"/>
-      <w:szCs w:val="24"/>
-    </w:rPr>
-  </w:style>
-  <w:style w:styleId="Index" w:customStyle="1" w:type="paragraph">
-    <w:name w:val="Index"/>
-    <w:basedOn w:val="Normal"/>
-    <w:qFormat/>
-    <w:uiPriority w:val="99"/>
-    <w:pPr>
-      <w:widowControl/>
-      <w:spacing w:lineRule="auto" w:after="0" w:line="240"/>
-      <w:ind w:firstLine="0" w:hanging="283" w:left="0"/>
-      <w:jc w:val="left"/>
-    </w:pPr>
-    <w:rPr>
-      <w:rFonts w:hAnsi="Times New Roman" w:eastAsia="Times New Roman" w:cs="Times New Roman" w:ascii="Times New Roman"/>
-      <w:sz w:val="20"/>
-      <w:szCs w:val="20"/>
-    </w:rPr>
-  </w:style>
-  <w:style w:styleId="KeywordTok" w:customStyle="1" w:type="character">
-    <w:name w:val="Keyword Token"/>
-    <w:qFormat/>
-    <w:uiPriority w:val="99"/>
-    <w:rPr>
-      <w:rFonts w:hAnsi="Courier New" w:eastAsia="Courier New" w:cs="Courier New" w:ascii="Courier New"/>
-      <w:b/>
-      <w:bCs/>
-      <w:sz w:val="18"/>
-      <w:szCs w:val="18"/>
-    </w:rPr>
-  </w:style>
   <w:style w:styleId="StringTok" w:customStyle="1" w:type="character">
     <w:name w:val="String Token"/>
     <w:qFormat/>
     <w:uiPriority w:val="99"/>
     <w:rPr>
-      <w:rFonts w:hAnsi="Courier New" w:eastAsia="Courier New" w:cs="Courier New" w:ascii="Courier New"/>
+      <w:rFonts w:cs="Courier New" w:eastAsia="Courier New" w:ascii="Courier New" w:hAnsi="Courier New"/>
       <w:sz w:val="18"/>
       <w:szCs w:val="18"/>
       <w:color w:val="4070a0"/>
     </w:rPr>
   </w:style>
-  <w:style w:styleId="AppendixHeading" w:customStyle="1" w:type="paragraph">
-    <w:name w:val="Appendix Heading"/>
-    <w:basedOn w:val="Heading1"/>
+  <w:style w:styleId="CoverNature" w:customStyle="1" w:type="paragraph">
+    <w:name w:val="Cover Nature"/>
+    <w:basedOn w:val="Normal"/>
+    <w:qFormat/>
+    <w:uiPriority w:val="99"/>
+    <w:pPr>
+      <w:widowControl/>
+      <w:spacing w:line="240" w:lineRule="auto" w:before="0" w:after="0"/>
+      <w:ind w:firstLine="0" w:left="4536"/>
+      <w:jc w:val="both"/>
+    </w:pPr>
+    <w:rPr>
+      <w:rFonts w:cs="Times New Roman" w:eastAsia="Times New Roman" w:ascii="Times New Roman" w:hAnsi="Times New Roman"/>
+      <w:sz w:val="20"/>
+      <w:szCs w:val="20"/>
+    </w:rPr>
+  </w:style>
+  <w:style w:styleId="CoverDepartment" w:customStyle="1" w:type="paragraph">
+    <w:name w:val="Cover Department"/>
+    <w:basedOn w:val="Normal"/>
+    <w:qFormat/>
+    <w:uiPriority w:val="99"/>
+    <w:pPr>
+      <w:widowControl/>
+      <w:spacing w:line="360" w:lineRule="auto" w:before="0" w:after="0"/>
+      <w:ind w:firstLine="0"/>
+      <w:jc w:val="center"/>
+    </w:pPr>
+    <w:rPr>
+      <w:rFonts w:cs="Times New Roman" w:eastAsia="Times New Roman" w:ascii="Times New Roman" w:hAnsi="Times New Roman"/>
+      <w:sz w:val="24"/>
+      <w:szCs w:val="24"/>
+    </w:rPr>
+  </w:style>
+  <w:style w:styleId="DecValTok" w:customStyle="1" w:type="character">
+    <w:name w:val="DecVal Token"/>
+    <w:qFormat/>
+    <w:uiPriority w:val="99"/>
+    <w:rPr>
+      <w:rFonts w:cs="Courier New" w:eastAsia="Courier New" w:ascii="Courier New" w:hAnsi="Courier New"/>
+      <w:sz w:val="18"/>
+      <w:szCs w:val="18"/>
+      <w:color w:val="40a070"/>
+    </w:rPr>
+  </w:style>
+  <w:style w:styleId="TitlePageYear" w:customStyle="1" w:type="paragraph">
+    <w:name w:val="Title Page Year"/>
+    <w:basedOn w:val="TitlePageLocation"/>
+    <w:qFormat/>
+    <w:uiPriority w:val="99"/>
+    <w:pPr>
+      <w:widowControl/>
+      <w:spacing w:line="360" w:lineRule="auto" w:before="0" w:after="0"/>
+      <w:ind w:firstLine="0"/>
+      <w:jc w:val="center"/>
+    </w:pPr>
+    <w:rPr>
+      <w:rFonts w:cs="Times New Roman" w:eastAsia="Times New Roman" w:ascii="Times New Roman" w:hAnsi="Times New Roman"/>
+      <w:sz w:val="24"/>
+      <w:szCs w:val="24"/>
+    </w:rPr>
+  </w:style>
+  <w:style w:styleId="TOC3" w:type="paragraph">
+    <w:name w:val="TOC 3"/>
+    <w:basedOn w:val="Normal"/>
+    <w:next w:val="Normal"/>
+    <w:qFormat/>
+    <w:uiPriority w:val="99"/>
+    <w:pPr>
+      <w:widowControl/>
+      <w:spacing w:line="360" w:lineRule="auto" w:before="0" w:after="0"/>
+      <w:ind w:left="567"/>
+    </w:pPr>
+    <w:rPr>
+      <w:rFonts w:cs="Times New Roman" w:eastAsia="Times New Roman" w:ascii="Times New Roman" w:hAnsi="Times New Roman"/>
+      <w:sz w:val="24"/>
+      <w:szCs w:val="24"/>
+    </w:rPr>
+  </w:style>
+  <w:style w:styleId="AnnexHeading" w:customStyle="1" w:type="paragraph">
+    <w:name w:val="Annex Heading"/>
+    <w:basedOn w:val="AppendixHeading"/>
     <w:next w:val="FirstParagraph"/>
     <w:qFormat/>
     <w:uiPriority w:val="99"/>
     <w:pPr>
       <w:widowControl/>
-      <w:keepNext/>
-      <w:keepLines/>
-      <w:spacing w:before="0" w:after="360" w:lineRule="auto" w:line="240"/>
-      <w:ind w:firstLine="0"/>
-      <w:jc w:val="center"/>
-      <w:outlineLvl w:val="0"/>
-    </w:pPr>
-    <w:rPr>
-      <w:rFonts w:hAnsi="Arial" w:eastAsia="Arial" w:cs="Arial" w:ascii="Arial"/>
+    </w:pPr>
+    <w:rPr>
+      <w:rFonts w:cs="Arial" w:eastAsia="Arial" w:ascii="Arial" w:hAnsi="Arial"/>
       <w:b/>
       <w:bCs/>
       <w:caps/>
@@ -1413,17 +1527,83 @@
       <w:szCs w:val="28"/>
     </w:rPr>
   </w:style>
+  <w:style w:styleId="AppendixHeading" w:customStyle="1" w:type="paragraph">
+    <w:name w:val="Appendix Heading"/>
+    <w:basedOn w:val="Heading1"/>
+    <w:next w:val="FirstParagraph"/>
+    <w:qFormat/>
+    <w:uiPriority w:val="99"/>
+    <w:pPr>
+      <w:widowControl/>
+      <w:keepNext/>
+      <w:keepLines/>
+      <w:spacing w:line="240" w:lineRule="auto" w:before="0" w:after="360"/>
+      <w:ind w:firstLine="0"/>
+      <w:jc w:val="center"/>
+      <w:outlineLvl w:val="0"/>
+    </w:pPr>
+    <w:rPr>
+      <w:rFonts w:cs="Arial" w:eastAsia="Arial" w:ascii="Arial" w:hAnsi="Arial"/>
+      <w:b/>
+      <w:bCs/>
+      <w:caps/>
+      <w:sz w:val="28"/>
+      <w:szCs w:val="28"/>
+    </w:rPr>
+  </w:style>
   <w:style w:styleId="FunctionTok" w:customStyle="1" w:type="character">
     <w:name w:val="Function Token"/>
     <w:qFormat/>
     <w:uiPriority w:val="99"/>
     <w:rPr>
-      <w:rFonts w:hAnsi="Courier New" w:eastAsia="Courier New" w:cs="Courier New" w:ascii="Courier New"/>
+      <w:rFonts w:cs="Courier New" w:eastAsia="Courier New" w:ascii="Courier New" w:hAnsi="Courier New"/>
       <w:sz w:val="18"/>
       <w:szCs w:val="18"/>
       <w:color w:val="06287e"/>
     </w:rPr>
   </w:style>
+  <w:style w:styleId="CodeChar" w:customStyle="1" w:type="character">
+    <w:name w:val="Code Char"/>
+    <w:qFormat/>
+    <w:uiPriority w:val="99"/>
+    <w:rPr>
+      <w:rFonts w:cs="Courier New" w:eastAsia="Courier New" w:ascii="Courier New" w:hAnsi="Courier New"/>
+      <w:sz w:val="18"/>
+      <w:szCs w:val="18"/>
+    </w:rPr>
+  </w:style>
+  <w:style w:styleId="Reference" w:customStyle="1" w:type="paragraph">
+    <w:name w:val="Reference"/>
+    <w:basedOn w:val="Normal"/>
+    <w:qFormat/>
+    <w:uiPriority w:val="99"/>
+    <w:pPr>
+      <w:widowControl/>
+      <w:spacing w:line="240" w:lineRule="auto" w:before="0" w:after="240"/>
+      <w:ind w:firstLine="0" w:left="0" w:hanging="0"/>
+      <w:jc w:val="left"/>
+    </w:pPr>
+    <w:rPr>
+      <w:rFonts w:cs="Times New Roman" w:eastAsia="Times New Roman" w:ascii="Times New Roman" w:hAnsi="Times New Roman"/>
+      <w:sz w:val="24"/>
+      <w:szCs w:val="24"/>
+    </w:rPr>
+  </w:style>
+  <w:style w:styleId="SourceCode" w:customStyle="1" w:type="paragraph">
+    <w:name w:val="Source Code"/>
+    <w:qFormat/>
+    <w:uiPriority w:val="99"/>
+    <w:pPr>
+      <w:widowControl/>
+      <w:spacing w:line="240" w:lineRule="auto" w:before="120" w:after="120"/>
+      <w:jc w:val="left"/>
+    </w:pPr>
+    <w:rPr>
+      <w:rFonts w:cs="Courier New" w:eastAsia="Courier New" w:ascii="Courier New" w:hAnsi="Courier New"/>
+      <w:sz w:val="18"/>
+      <w:szCs w:val="18"/>
+    </w:rPr>
+  </w:style>
   <w:style w:styleId="TitlePageInstitution" w:customStyle="1" w:type="paragraph">
     <w:name w:val="Title Page Institution"/>
     <w:basedOn w:val="Normal"/>
@@ -1431,49 +1611,41 @@
     <w:uiPriority w:val="99"/>
     <w:pPr>
       <w:widowControl/>
-      <w:spacing w:before="0" w:after="0" w:lineRule="auto" w:line="360"/>
-      <w:ind w:firstLine="0"/>
-      <w:jc w:val="center"/>
-    </w:pPr>
-    <w:rPr>
-      <w:rFonts w:hAnsi="Times New Roman" w:eastAsia="Times New Roman" w:cs="Times New Roman" w:ascii="Times New Roman"/>
-      <w:sz w:val="24"/>
-      <w:szCs w:val="24"/>
-    </w:rPr>
-  </w:style>
-  <w:style w:styleId="Resumo" w:customStyle="1" w:type="paragraph">
-    <w:name w:val="Resumo"/>
-    <w:basedOn w:val="Normal"/>
-    <w:qFormat/>
-    <w:uiPriority w:val="99"/>
-    <w:pPr>
-      <w:widowControl/>
-      <w:spacing w:lineRule="auto" w:after="240" w:line="240"/>
-      <w:ind w:firstLine="0"/>
-      <w:jc w:val="both"/>
-    </w:pPr>
-    <w:rPr>
-      <w:rFonts w:hAnsi="Times New Roman" w:eastAsia="Times New Roman" w:cs="Times New Roman" w:ascii="Times New Roman"/>
-      <w:sz w:val="24"/>
-      <w:szCs w:val="24"/>
-      <w:lang w:val="pt-BR"/>
-    </w:rPr>
-  </w:style>
-  <w:style w:styleId="TableSource" w:customStyle="1" w:type="paragraph">
-    <w:name w:val="Table Source"/>
-    <w:basedOn w:val="Normal"/>
-    <w:qFormat/>
-    <w:uiPriority w:val="99"/>
-    <w:pPr>
-      <w:widowControl/>
-      <w:spacing w:before="120" w:after="240" w:lineRule="auto" w:line="240"/>
-      <w:ind w:firstLine="0"/>
-      <w:jc w:val="center"/>
-    </w:pPr>
-    <w:rPr>
-      <w:rFonts w:hAnsi="Times New Roman" w:eastAsia="Times New Roman" w:cs="Times New Roman" w:ascii="Times New Roman"/>
-      <w:sz w:val="20"/>
-      <w:szCs w:val="20"/>
+      <w:spacing w:line="360" w:lineRule="auto" w:before="0" w:after="0"/>
+      <w:ind w:firstLine="0"/>
+      <w:jc w:val="center"/>
+    </w:pPr>
+    <w:rPr>
+      <w:rFonts w:cs="Times New Roman" w:eastAsia="Times New Roman" w:ascii="Times New Roman" w:hAnsi="Times New Roman"/>
+      <w:sz w:val="24"/>
+      <w:szCs w:val="24"/>
+    </w:rPr>
+  </w:style>
+  <w:style w:styleId="DataTypeTok" w:customStyle="1" w:type="character">
+    <w:name w:val="DataType Token"/>
+    <w:qFormat/>
+    <w:uiPriority w:val="99"/>
+    <w:rPr>
+      <w:rFonts w:cs="Courier New" w:eastAsia="Courier New" w:ascii="Courier New" w:hAnsi="Courier New"/>
+      <w:sz w:val="18"/>
+      <w:szCs w:val="18"/>
+      <w:color w:val="902000"/>
+    </w:rPr>
+  </w:style>
+  <w:style w:styleId="ListParagraph" w:type="paragraph">
+    <w:name w:val="List Paragraph"/>
+    <w:basedOn w:val="Normal"/>
+    <w:qFormat/>
+    <w:uiPriority w:val="99"/>
+    <w:pPr>
+      <w:widowControl/>
+      <w:spacing w:line="360" w:lineRule="auto" w:after="0"/>
+      <w:ind w:hanging="357" w:left="720"/>
+    </w:pPr>
+    <w:rPr>
+      <w:rFonts w:cs="Times New Roman" w:eastAsia="Times New Roman" w:ascii="Times New Roman" w:hAnsi="Times New Roman"/>
+      <w:sz w:val="24"/>
+      <w:szCs w:val="24"/>
     </w:rPr>
   </w:style>
   <w:style w:styleId="TitlePageAuthor" w:customStyle="1" w:type="paragraph">
@@ -1483,31 +1655,46 @@
     <w:uiPriority w:val="99"/>
     <w:pPr>
       <w:widowControl/>
-      <w:spacing w:before="0" w:after="0" w:lineRule="auto" w:line="360"/>
-      <w:ind w:firstLine="0"/>
-      <w:jc w:val="center"/>
-    </w:pPr>
-    <w:rPr>
-      <w:rFonts w:hAnsi="Times New Roman" w:eastAsia="Times New Roman" w:cs="Times New Roman" w:ascii="Times New Roman"/>
-      <w:sz w:val="24"/>
-      <w:szCs w:val="24"/>
-    </w:rPr>
-  </w:style>
-  <w:style w:type="paragraph" w:styleId="TOC3">
-    <w:name w:val="TOC 3"/>
-    <w:basedOn w:val="Normal"/>
-    <w:next w:val="Normal"/>
-    <w:qFormat/>
-    <w:uiPriority w:val="99"/>
-    <w:pPr>
-      <w:widowControl/>
-      <w:spacing w:before="0" w:after="0" w:lineRule="auto" w:line="360"/>
-      <w:ind w:left="567"/>
-    </w:pPr>
-    <w:rPr>
-      <w:rFonts w:hAnsi="Times New Roman" w:eastAsia="Times New Roman" w:cs="Times New Roman" w:ascii="Times New Roman"/>
-      <w:sz w:val="24"/>
-      <w:szCs w:val="24"/>
+      <w:spacing w:line="360" w:lineRule="auto" w:before="0" w:after="0"/>
+      <w:ind w:firstLine="0"/>
+      <w:jc w:val="center"/>
+    </w:pPr>
+    <w:rPr>
+      <w:rFonts w:cs="Times New Roman" w:eastAsia="Times New Roman" w:ascii="Times New Roman" w:hAnsi="Times New Roman"/>
+      <w:sz w:val="24"/>
+      <w:szCs w:val="24"/>
+    </w:rPr>
+  </w:style>
+  <w:style w:styleId="TitlePageTitle" w:customStyle="1" w:type="paragraph">
+    <w:name w:val="Title Page Title"/>
+    <w:basedOn w:val="Normal"/>
+    <w:qFormat/>
+    <w:uiPriority w:val="99"/>
+    <w:pPr>
+      <w:widowControl/>
+      <w:spacing w:line="360" w:lineRule="auto" w:before="0" w:after="0"/>
+      <w:ind w:firstLine="0"/>
+      <w:jc w:val="center"/>
+    </w:pPr>
+    <w:rPr>
+      <w:rFonts w:cs="Times New Roman" w:eastAsia="Times New Roman" w:ascii="Times New Roman" w:hAnsi="Times New Roman"/>
+      <w:b/>
+      <w:bCs/>
+      <w:caps/>
+      <w:sz w:val="28"/>
+      <w:szCs w:val="28"/>
+    </w:rPr>
+  </w:style>
+  <w:style w:styleId="KeywordTok" w:customStyle="1" w:type="character">
+    <w:name w:val="Keyword Token"/>
+    <w:qFormat/>
+    <w:uiPriority w:val="99"/>
+    <w:rPr>
+      <w:rFonts w:cs="Courier New" w:eastAsia="Courier New" w:ascii="Courier New" w:hAnsi="Courier New"/>
+      <w:b/>
+      <w:bCs/>
+      <w:sz w:val="18"/>
+      <w:szCs w:val="18"/>
     </w:rPr>
   </w:style>
   <w:style w:styleId="AlertTok" w:customStyle="1" w:type="character">
@@ -1515,7 +1702,7 @@
     <w:qFormat/>
     <w:uiPriority w:val="99"/>
     <w:rPr>
-      <w:rFonts w:hAnsi="Courier New" w:eastAsia="Courier New" w:cs="Courier New" w:ascii="Courier New"/>
+      <w:rFonts w:cs="Courier New" w:eastAsia="Courier New" w:ascii="Courier New" w:hAnsi="Courier New"/>
       <w:b/>
       <w:bCs/>
       <w:sz w:val="18"/>
@@ -1523,21 +1710,49 @@
       <w:color w:val="ff0000"/>
     </w:rPr>
   </w:style>
-  <w:style w:styleId="Epigraph" w:customStyle="1" w:type="paragraph">
-    <w:name w:val="Epigraph"/>
-    <w:basedOn w:val="Normal"/>
-    <w:qFormat/>
-    <w:uiPriority w:val="99"/>
-    <w:pPr>
-      <w:widowControl/>
-      <w:spacing w:before="0" w:after="0" w:lineRule="auto" w:line="360"/>
+  <w:style w:styleId="Dedication" w:customStyle="1" w:type="paragraph">
+    <w:name w:val="Dedication"/>
+    <w:basedOn w:val="Normal"/>
+    <w:qFormat/>
+    <w:uiPriority w:val="99"/>
+    <w:pPr>
+      <w:widowControl/>
+      <w:spacing w:line="360" w:lineRule="auto" w:before="0" w:after="0"/>
       <w:ind w:firstLine="0" w:left="4536"/>
       <w:jc w:val="right"/>
     </w:pPr>
     <w:rPr>
-      <w:rFonts w:hAnsi="Times New Roman" w:eastAsia="Times New Roman" w:cs="Times New Roman" w:ascii="Times New Roman"/>
-      <w:sz w:val="20"/>
-      <w:szCs w:val="20"/>
+      <w:rFonts w:cs="Times New Roman" w:eastAsia="Times New Roman" w:ascii="Times New Roman" w:hAnsi="Times New Roman"/>
+      <w:i/>
+      <w:iCs/>
+      <w:sz w:val="24"/>
+      <w:szCs w:val="24"/>
+    </w:rPr>
+  </w:style>
+  <w:style w:styleId="CommentTok" w:customStyle="1" w:type="character">
+    <w:name w:val="Comment Token"/>
+    <w:qFormat/>
+    <w:uiPriority w:val="99"/>
+    <w:rPr>
+      <w:rFonts w:cs="Courier New" w:eastAsia="Courier New" w:ascii="Courier New" w:hAnsi="Courier New"/>
+      <w:i/>
+      <w:iCs/>
+      <w:sz w:val="18"/>
+      <w:szCs w:val="18"/>
+      <w:color w:val="60a0b0"/>
+    </w:rPr>
+  </w:style>
+  <w:style w:styleId="ErrorTok" w:customStyle="1" w:type="character">
+    <w:name w:val="Error Token"/>
+    <w:qFormat/>
+    <w:uiPriority w:val="99"/>
+    <w:rPr>
+      <w:rFonts w:cs="Courier New" w:eastAsia="Courier New" w:ascii="Courier New" w:hAnsi="Courier New"/>
+      <w:b/>
+      <w:bCs/>
+      <w:sz w:val="18"/>
+      <w:szCs w:val="18"/>
+      <w:color w:val="ff0000"/>
     </w:rPr>
   </w:style>
   <w:style w:styleId="BookPart" w:customStyle="1" w:type="paragraph">
@@ -1551,12 +1766,12 @@
       <w:keepNext/>
       <w:keepLines/>
       <w:pageBreakBefore/>
-      <w:spacing w:before="0" w:after="480" w:lineRule="auto" w:line="240"/>
-      <w:ind w:firstLine="0"/>
-      <w:jc w:val="center"/>
-    </w:pPr>
-    <w:rPr>
-      <w:rFonts w:hAnsi="Arial" w:eastAsia="Arial" w:cs="Arial" w:ascii="Arial"/>
+      <w:spacing w:line="240" w:lineRule="auto" w:before="0" w:after="480"/>
+      <w:ind w:firstLine="0"/>
+      <w:jc w:val="center"/>
+    </w:pPr>
+    <w:rPr>
+      <w:rFonts w:cs="Arial" w:eastAsia="Arial" w:ascii="Arial" w:hAnsi="Arial"/>
       <w:b/>
       <w:bCs/>
       <w:caps/>
@@ -1564,122 +1779,55 @@
       <w:szCs w:val="36"/>
     </w:rPr>
   </w:style>
-  <w:style w:styleId="CoverYear" w:customStyle="1" w:type="paragraph">
-    <w:name w:val="Cover Year"/>
-    <w:basedOn w:val="CoverLocation"/>
-    <w:qFormat/>
-    <w:uiPriority w:val="99"/>
-    <w:pPr>
-      <w:widowControl/>
-      <w:spacing w:before="0" w:after="0" w:lineRule="auto" w:line="240"/>
-      <w:ind w:firstLine="0"/>
-      <w:jc w:val="center"/>
-    </w:pPr>
-    <w:rPr>
-      <w:rFonts w:hAnsi="Times New Roman" w:eastAsia="Times New Roman" w:cs="Times New Roman" w:ascii="Times New Roman"/>
-      <w:sz w:val="24"/>
-      <w:szCs w:val="24"/>
-    </w:rPr>
-  </w:style>
-  <w:style w:styleId="TitlePageYear" w:customStyle="1" w:type="paragraph">
-    <w:name w:val="Title Page Year"/>
-    <w:basedOn w:val="TitlePageLocation"/>
-    <w:qFormat/>
-    <w:uiPriority w:val="99"/>
-    <w:pPr>
-      <w:widowControl/>
-      <w:spacing w:before="0" w:after="0" w:lineRule="auto" w:line="360"/>
-      <w:ind w:firstLine="0"/>
-      <w:jc w:val="center"/>
-    </w:pPr>
-    <w:rPr>
-      <w:rFonts w:hAnsi="Times New Roman" w:eastAsia="Times New Roman" w:cs="Times New Roman" w:ascii="Times New Roman"/>
-      <w:sz w:val="24"/>
-      <w:szCs w:val="24"/>
-    </w:rPr>
-  </w:style>
-  <w:style w:type="paragraph" w:styleId="Quote">
-    <w:name w:val="Quote"/>
-    <w:basedOn w:val="Normal"/>
-    <w:qFormat/>
-    <w:uiPriority w:val="99"/>
-    <w:pPr>
-      <w:widowControl/>
-      <w:spacing w:before="240" w:after="240" w:lineRule="auto" w:line="240"/>
-      <w:ind w:left="2268"/>
+  <w:style w:styleId="TitlePageNature" w:customStyle="1" w:type="paragraph">
+    <w:name w:val="Title Page Nature"/>
+    <w:basedOn w:val="Normal"/>
+    <w:qFormat/>
+    <w:uiPriority w:val="99"/>
+    <w:pPr>
+      <w:widowControl/>
+      <w:spacing w:line="240" w:lineRule="auto" w:before="0" w:after="0"/>
+      <w:ind w:firstLine="0" w:left="4536"/>
       <w:jc w:val="both"/>
     </w:pPr>
     <w:rPr>
-      <w:rFonts w:hAnsi="Times New Roman" w:eastAsia="Times New Roman" w:cs="Times New Roman" w:ascii="Times New Roman"/>
+      <w:rFonts w:cs="Times New Roman" w:eastAsia="Times New Roman" w:ascii="Times New Roman" w:hAnsi="Times New Roman"/>
       <w:sz w:val="20"/>
       <w:szCs w:val="20"/>
     </w:rPr>
   </w:style>
-  <w:style w:type="paragraph" w:styleId="ListParagraph">
-    <w:name w:val="List Paragraph"/>
-    <w:basedOn w:val="Normal"/>
-    <w:qFormat/>
-    <w:uiPriority w:val="99"/>
-    <w:pPr>
-      <w:widowControl/>
-      <w:spacing w:lineRule="auto" w:after="0" w:line="360"/>
-      <w:ind w:left="720" w:hanging="357"/>
-    </w:pPr>
-    <w:rPr>
-      <w:rFonts w:hAnsi="Times New Roman" w:eastAsia="Times New Roman" w:cs="Times New Roman" w:ascii="Times New Roman"/>
-      <w:sz w:val="24"/>
-      <w:szCs w:val="24"/>
-    </w:rPr>
-  </w:style>
-  <w:style w:styleId="TitlePageTitle" w:customStyle="1" w:type="paragraph">
-    <w:name w:val="Title Page Title"/>
-    <w:basedOn w:val="Normal"/>
-    <w:qFormat/>
-    <w:uiPriority w:val="99"/>
-    <w:pPr>
-      <w:widowControl/>
-      <w:spacing w:before="0" w:after="0" w:lineRule="auto" w:line="360"/>
-      <w:ind w:firstLine="0"/>
-      <w:jc w:val="center"/>
-    </w:pPr>
-    <w:rPr>
-      <w:rFonts w:hAnsi="Times New Roman" w:eastAsia="Times New Roman" w:cs="Times New Roman" w:ascii="Times New Roman"/>
-      <w:b/>
-      <w:bCs/>
-      <w:caps/>
-      <w:sz w:val="28"/>
-      <w:szCs w:val="28"/>
-    </w:rPr>
-  </w:style>
-  <w:style w:styleId="CommentTok" w:customStyle="1" w:type="character">
-    <w:name w:val="Comment Token"/>
-    <w:qFormat/>
-    <w:uiPriority w:val="99"/>
-    <w:rPr>
-      <w:rFonts w:hAnsi="Courier New" w:eastAsia="Courier New" w:cs="Courier New" w:ascii="Courier New"/>
-      <w:i/>
-      <w:iCs/>
-      <w:sz w:val="18"/>
-      <w:szCs w:val="18"/>
-      <w:color w:val="60a0b0"/>
-    </w:rPr>
-  </w:style>
-  <w:style w:styleId="AnnexHeading" w:customStyle="1" w:type="paragraph">
-    <w:name w:val="Annex Heading"/>
-    <w:basedOn w:val="AppendixHeading"/>
-    <w:next w:val="FirstParagraph"/>
-    <w:qFormat/>
-    <w:uiPriority w:val="99"/>
-    <w:pPr>
-      <w:widowControl/>
-    </w:pPr>
-    <w:rPr>
-      <w:rFonts w:hAnsi="Arial" w:eastAsia="Arial" w:cs="Arial" w:ascii="Arial"/>
-      <w:b/>
-      <w:bCs/>
-      <w:caps/>
-      <w:sz w:val="28"/>
-      <w:szCs w:val="28"/>
+  <w:style w:styleId="TOC2" w:type="paragraph">
+    <w:name w:val="TOC 2"/>
+    <w:basedOn w:val="Normal"/>
+    <w:next w:val="Normal"/>
+    <w:qFormat/>
+    <w:uiPriority w:val="99"/>
+    <w:pPr>
+      <w:widowControl/>
+      <w:spacing w:line="360" w:lineRule="auto" w:before="0" w:after="0"/>
+      <w:ind w:left="283"/>
+    </w:pPr>
+    <w:rPr>
+      <w:rFonts w:cs="Times New Roman" w:eastAsia="Times New Roman" w:ascii="Times New Roman" w:hAnsi="Times New Roman"/>
+      <w:sz w:val="24"/>
+      <w:szCs w:val="24"/>
+    </w:rPr>
+  </w:style>
+  <w:style w:styleId="CoverSubtitle" w:customStyle="1" w:type="paragraph">
+    <w:name w:val="Cover Subtitle"/>
+    <w:basedOn w:val="Normal"/>
+    <w:qFormat/>
+    <w:uiPriority w:val="99"/>
+    <w:pPr>
+      <w:widowControl/>
+      <w:spacing w:line="360" w:lineRule="auto" w:before="0" w:after="0"/>
+      <w:ind w:firstLine="0"/>
+      <w:jc w:val="center"/>
+    </w:pPr>
+    <w:rPr>
+      <w:rFonts w:cs="Times New Roman" w:eastAsia="Times New Roman" w:ascii="Times New Roman" w:hAnsi="Times New Roman"/>
+      <w:sz w:val="24"/>
+      <w:szCs w:val="24"/>
     </w:rPr>
   </w:style>
   <w:style w:styleId="OperatorTok" w:customStyle="1" w:type="character">
@@ -1687,36 +1835,54 @@
     <w:qFormat/>
     <w:uiPriority w:val="99"/>
     <w:rPr>
-      <w:rFonts w:hAnsi="Courier New" w:eastAsia="Courier New" w:cs="Courier New" w:ascii="Courier New"/>
+      <w:rFonts w:cs="Courier New" w:eastAsia="Courier New" w:ascii="Courier New" w:hAnsi="Courier New"/>
       <w:sz w:val="18"/>
       <w:szCs w:val="18"/>
       <w:color w:val="666666"/>
     </w:rPr>
   </w:style>
-  <w:style w:styleId="Code" w:customStyle="1" w:type="paragraph">
-    <w:name w:val="Code"/>
-    <w:qFormat/>
-    <w:uiPriority w:val="99"/>
-    <w:pPr>
-      <w:widowControl/>
-      <w:spacing w:before="0" w:after="0" w:lineRule="auto" w:line="240"/>
-      <w:jc w:val="left"/>
-    </w:pPr>
-    <w:rPr>
-      <w:rFonts w:hAnsi="Courier New" w:eastAsia="Courier New" w:cs="Courier New" w:ascii="Courier New"/>
+  <w:style w:styleId="NormalTok" w:customStyle="1" w:type="character">
+    <w:name w:val="Normal Token"/>
+    <w:qFormat/>
+    <w:uiPriority w:val="99"/>
+    <w:rPr>
+      <w:rFonts w:cs="Courier New" w:eastAsia="Courier New" w:ascii="Courier New" w:hAnsi="Courier New"/>
       <w:sz w:val="18"/>
       <w:szCs w:val="18"/>
     </w:rPr>
   </w:style>
-  <w:style w:styleId="DataTypeTok" w:customStyle="1" w:type="character">
-    <w:name w:val="DataType Token"/>
-    <w:qFormat/>
-    <w:uiPriority w:val="99"/>
-    <w:rPr>
-      <w:rFonts w:hAnsi="Courier New" w:eastAsia="Courier New" w:cs="Courier New" w:ascii="Courier New"/>
-      <w:sz w:val="18"/>
-      <w:szCs w:val="18"/>
-      <w:color w:val="902000"/>
+  <w:style w:styleId="TitlePageLocation" w:customStyle="1" w:type="paragraph">
+    <w:name w:val="Title Page Location"/>
+    <w:basedOn w:val="Normal"/>
+    <w:qFormat/>
+    <w:uiPriority w:val="99"/>
+    <w:pPr>
+      <w:widowControl/>
+      <w:spacing w:line="360" w:lineRule="auto" w:before="0" w:after="0"/>
+      <w:ind w:firstLine="0"/>
+      <w:jc w:val="center"/>
+    </w:pPr>
+    <w:rPr>
+      <w:rFonts w:cs="Times New Roman" w:eastAsia="Times New Roman" w:ascii="Times New Roman" w:hAnsi="Times New Roman"/>
+      <w:sz w:val="24"/>
+      <w:szCs w:val="24"/>
+    </w:rPr>
+  </w:style>
+  <w:style w:styleId="TableSource" w:customStyle="1" w:type="paragraph">
+    <w:name w:val="Table Source"/>
+    <w:basedOn w:val="Normal"/>
+    <w:qFormat/>
+    <w:uiPriority w:val="99"/>
+    <w:pPr>
+      <w:widowControl/>
+      <w:spacing w:line="240" w:lineRule="auto" w:before="120" w:after="240"/>
+      <w:ind w:firstLine="0"/>
+      <w:jc w:val="center"/>
+    </w:pPr>
+    <w:rPr>
+      <w:rFonts w:cs="Times New Roman" w:eastAsia="Times New Roman" w:ascii="Times New Roman" w:hAnsi="Times New Roman"/>
+      <w:sz w:val="20"/>
+      <w:szCs w:val="20"/>
     </w:rPr>
   </w:style>
   <w:style w:styleId="FigureSource" w:customStyle="1" w:type="paragraph">
@@ -1726,158 +1892,66 @@
     <w:uiPriority w:val="99"/>
     <w:pPr>
       <w:widowControl/>
-      <w:spacing w:before="120" w:after="240" w:lineRule="auto" w:line="240"/>
-      <w:ind w:firstLine="0"/>
-      <w:jc w:val="center"/>
-    </w:pPr>
-    <w:rPr>
-      <w:rFonts w:hAnsi="Times New Roman" w:eastAsia="Times New Roman" w:cs="Times New Roman" w:ascii="Times New Roman"/>
+      <w:spacing w:line="240" w:lineRule="auto" w:before="120" w:after="240"/>
+      <w:ind w:firstLine="0"/>
+      <w:jc w:val="center"/>
+    </w:pPr>
+    <w:rPr>
+      <w:rFonts w:cs="Times New Roman" w:eastAsia="Times New Roman" w:ascii="Times New Roman" w:hAnsi="Times New Roman"/>
       <w:sz w:val="20"/>
       <w:szCs w:val="20"/>
     </w:rPr>
   </w:style>
-  <w:style w:type="paragraph" w:styleId="TOC1">
-    <w:name w:val="TOC 1"/>
-    <w:basedOn w:val="Normal"/>
-    <w:next w:val="Normal"/>
-    <w:qFormat/>
-    <w:uiPriority w:val="99"/>
-    <w:pPr>
-      <w:widowControl/>
-      <w:spacing w:before="240" w:after="0" w:lineRule="auto" w:line="360"/>
-    </w:pPr>
-    <w:rPr>
-      <w:rFonts w:hAnsi="Times New Roman" w:eastAsia="Times New Roman" w:cs="Times New Roman" w:ascii="Times New Roman"/>
-      <w:b/>
-      <w:bCs/>
-      <w:sz w:val="24"/>
-      <w:szCs w:val="24"/>
-    </w:rPr>
-  </w:style>
-  <w:style w:styleId="Strong" w:customStyle="1" w:type="character">
-    <w:name w:val="Strong"/>
-    <w:qFormat/>
-    <w:uiPriority w:val="99"/>
-    <w:rPr>
-      <w:b/>
-      <w:bCs/>
-    </w:rPr>
-  </w:style>
-  <w:style w:styleId="CodeChar" w:customStyle="1" w:type="character">
-    <w:name w:val="Code Char"/>
-    <w:qFormat/>
-    <w:uiPriority w:val="99"/>
-    <w:rPr>
-      <w:rFonts w:hAnsi="Courier New" w:eastAsia="Courier New" w:cs="Courier New" w:ascii="Courier New"/>
-      <w:sz w:val="18"/>
-      <w:szCs w:val="18"/>
-    </w:rPr>
-  </w:style>
-  <w:style w:styleId="UnnumberedHeading" w:customStyle="1" w:type="paragraph">
-    <w:name w:val="Unnumbered Heading"/>
-    <w:basedOn w:val="Normal"/>
-    <w:next w:val="FirstParagraph"/>
-    <w:qFormat/>
-    <w:uiPriority w:val="99"/>
-    <w:pPr>
-      <w:widowControl/>
-      <w:keepNext/>
-      <w:keepLines/>
-      <w:spacing w:before="0" w:after="480" w:lineRule="auto" w:line="240"/>
-      <w:jc w:val="center"/>
-      <w:outlineLvl w:val="1"/>
-    </w:pPr>
-    <w:rPr>
-      <w:rFonts w:hAnsi="Arial" w:eastAsia="Arial" w:cs="Arial" w:ascii="Arial"/>
-      <w:sz w:val="36"/>
-      <w:szCs w:val="36"/>
-    </w:rPr>
-  </w:style>
-  <w:style w:styleId="CoverInstitution" w:customStyle="1" w:type="paragraph">
-    <w:name w:val="Cover Institution"/>
-    <w:basedOn w:val="Normal"/>
-    <w:qFormat/>
-    <w:uiPriority w:val="99"/>
-    <w:pPr>
-      <w:widowControl/>
-      <w:spacing w:before="0" w:after="0" w:lineRule="auto" w:line="360"/>
-      <w:ind w:firstLine="0"/>
-      <w:jc w:val="center"/>
-    </w:pPr>
-    <w:rPr>
-      <w:rFonts w:hAnsi="Times New Roman" w:eastAsia="Times New Roman" w:cs="Times New Roman" w:ascii="Times New Roman"/>
-      <w:b/>
-      <w:bCs/>
-      <w:caps/>
-      <w:sz w:val="24"/>
-      <w:szCs w:val="24"/>
-    </w:rPr>
-  </w:style>
-  <w:style w:styleId="CoverDepartment" w:customStyle="1" w:type="paragraph">
-    <w:name w:val="Cover Department"/>
-    <w:basedOn w:val="Normal"/>
-    <w:qFormat/>
-    <w:uiPriority w:val="99"/>
-    <w:pPr>
-      <w:widowControl/>
-      <w:spacing w:before="0" w:after="0" w:lineRule="auto" w:line="360"/>
-      <w:ind w:firstLine="0"/>
-      <w:jc w:val="center"/>
-    </w:pPr>
-    <w:rPr>
-      <w:rFonts w:hAnsi="Times New Roman" w:eastAsia="Times New Roman" w:cs="Times New Roman" w:ascii="Times New Roman"/>
-      <w:sz w:val="24"/>
-      <w:szCs w:val="24"/>
-    </w:rPr>
-  </w:style>
-  <w:style w:styleId="ErrorTok" w:customStyle="1" w:type="character">
-    <w:name w:val="Error Token"/>
-    <w:qFormat/>
-    <w:uiPriority w:val="99"/>
-    <w:rPr>
-      <w:rFonts w:hAnsi="Courier New" w:eastAsia="Courier New" w:cs="Courier New" w:ascii="Courier New"/>
-      <w:b/>
-      <w:bCs/>
-      <w:sz w:val="18"/>
-      <w:szCs w:val="18"/>
-      <w:color w:val="ff0000"/>
-    </w:rPr>
-  </w:style>
-  <w:style w:styleId="DecValTok" w:customStyle="1" w:type="character">
-    <w:name w:val="DecVal Token"/>
-    <w:qFormat/>
-    <w:uiPriority w:val="99"/>
-    <w:rPr>
-      <w:rFonts w:hAnsi="Courier New" w:eastAsia="Courier New" w:cs="Courier New" w:ascii="Courier New"/>
-      <w:sz w:val="18"/>
-      <w:szCs w:val="18"/>
-      <w:color w:val="40a070"/>
-    </w:rPr>
-  </w:style>
-  <w:style w:styleId="Emphasis" w:customStyle="1" w:type="character">
-    <w:name w:val="Emphasis"/>
-    <w:qFormat/>
-    <w:uiPriority w:val="99"/>
-    <w:rPr>
-      <w:i/>
-      <w:iCs/>
-    </w:rPr>
-  </w:style>
-  <w:style w:styleId="CoverSubtitle" w:customStyle="1" w:type="paragraph">
-    <w:name w:val="Cover Subtitle"/>
-    <w:basedOn w:val="Normal"/>
-    <w:qFormat/>
-    <w:uiPriority w:val="99"/>
-    <w:pPr>
-      <w:widowControl/>
-      <w:spacing w:before="0" w:after="0" w:lineRule="auto" w:line="360"/>
-      <w:ind w:firstLine="0"/>
-      <w:jc w:val="center"/>
-    </w:pPr>
-    <w:rPr>
-      <w:rFonts w:hAnsi="Times New Roman" w:eastAsia="Times New Roman" w:cs="Times New Roman" w:ascii="Times New Roman"/>
-      <w:sz w:val="24"/>
-      <w:szCs w:val="24"/>
+  <w:style w:styleId="Epigraph" w:customStyle="1" w:type="paragraph">
+    <w:name w:val="Epigraph"/>
+    <w:basedOn w:val="Normal"/>
+    <w:qFormat/>
+    <w:uiPriority w:val="99"/>
+    <w:pPr>
+      <w:widowControl/>
+      <w:spacing w:line="360" w:lineRule="auto" w:before="0" w:after="0"/>
+      <w:ind w:firstLine="0" w:left="4536"/>
+      <w:jc w:val="right"/>
+    </w:pPr>
+    <w:rPr>
+      <w:rFonts w:cs="Times New Roman" w:eastAsia="Times New Roman" w:ascii="Times New Roman" w:hAnsi="Times New Roman"/>
+      <w:sz w:val="20"/>
+      <w:szCs w:val="20"/>
+    </w:rPr>
+  </w:style>
+  <w:style w:styleId="CoverLocation" w:customStyle="1" w:type="paragraph">
+    <w:name w:val="Cover Location"/>
+    <w:basedOn w:val="Normal"/>
+    <w:qFormat/>
+    <w:uiPriority w:val="99"/>
+    <w:pPr>
+      <w:widowControl/>
+      <w:spacing w:line="240" w:lineRule="auto" w:before="0" w:after="0"/>
+      <w:ind w:firstLine="0"/>
+      <w:jc w:val="center"/>
+    </w:pPr>
+    <w:rPr>
+      <w:rFonts w:cs="Times New Roman" w:eastAsia="Times New Roman" w:ascii="Times New Roman" w:hAnsi="Times New Roman"/>
+      <w:sz w:val="24"/>
+      <w:szCs w:val="24"/>
+    </w:rPr>
+  </w:style>
+  <w:style w:styleId="Resumo" w:customStyle="1" w:type="paragraph">
+    <w:name w:val="Resumo"/>
+    <w:basedOn w:val="Normal"/>
+    <w:qFormat/>
+    <w:uiPriority w:val="99"/>
+    <w:pPr>
+      <w:widowControl/>
+      <w:spacing w:line="240" w:lineRule="auto" w:after="240"/>
+      <w:ind w:firstLine="0"/>
+      <w:jc w:val="both"/>
+    </w:pPr>
+    <w:rPr>
+      <w:rFonts w:cs="Times New Roman" w:eastAsia="Times New Roman" w:ascii="Times New Roman" w:hAnsi="Times New Roman"/>
+      <w:sz w:val="24"/>
+      <w:szCs w:val="24"/>
+      <w:lang w:val="pt-BR"/>
     </w:rPr>
   </w:style>
   <w:style w:styleId="CoverTitle" w:customStyle="1" w:type="paragraph">
@@ -1887,12 +1961,12 @@
     <w:uiPriority w:val="99"/>
     <w:pPr>
       <w:widowControl/>
-      <w:spacing w:before="0" w:after="0" w:lineRule="auto" w:line="240"/>
-      <w:ind w:firstLine="0"/>
-      <w:jc w:val="center"/>
-    </w:pPr>
-    <w:rPr>
-      <w:rFonts w:hAnsi="Times New Roman" w:eastAsia="Times New Roman" w:cs="Times New Roman" w:ascii="Times New Roman"/>
+      <w:spacing w:line="240" w:lineRule="auto" w:before="0" w:after="0"/>
+      <w:ind w:firstLine="0"/>
+      <w:jc w:val="center"/>
+    </w:pPr>
+    <w:rPr>
+      <w:rFonts w:cs="Times New Roman" w:eastAsia="Times New Roman" w:ascii="Times New Roman" w:hAnsi="Times New Roman"/>
       <w:b/>
       <w:bCs/>
       <w:caps/>
@@ -1900,157 +1974,83 @@
       <w:szCs w:val="44"/>
     </w:rPr>
   </w:style>
-  <w:style w:styleId="CoverNature" w:customStyle="1" w:type="paragraph">
-    <w:name w:val="Cover Nature"/>
-    <w:basedOn w:val="Normal"/>
-    <w:qFormat/>
-    <w:uiPriority w:val="99"/>
-    <w:pPr>
-      <w:widowControl/>
-      <w:spacing w:before="0" w:after="0" w:lineRule="auto" w:line="240"/>
-      <w:ind w:firstLine="0" w:left="4536"/>
-      <w:jc w:val="both"/>
-    </w:pPr>
-    <w:rPr>
-      <w:rFonts w:hAnsi="Times New Roman" w:eastAsia="Times New Roman" w:cs="Times New Roman" w:ascii="Times New Roman"/>
-      <w:sz w:val="20"/>
-      <w:szCs w:val="20"/>
-    </w:rPr>
-  </w:style>
-  <w:style w:styleId="SourceCode" w:customStyle="1" w:type="paragraph">
-    <w:name w:val="Source Code"/>
-    <w:qFormat/>
-    <w:uiPriority w:val="99"/>
-    <w:pPr>
-      <w:widowControl/>
-      <w:spacing w:before="120" w:after="120" w:lineRule="auto" w:line="240"/>
+  <w:style w:styleId="CoverAuthor" w:customStyle="1" w:type="paragraph">
+    <w:name w:val="Cover Author"/>
+    <w:basedOn w:val="Normal"/>
+    <w:qFormat/>
+    <w:uiPriority w:val="99"/>
+    <w:pPr>
+      <w:widowControl/>
+      <w:spacing w:line="240" w:lineRule="auto" w:before="0" w:after="0"/>
+      <w:ind w:firstLine="0"/>
+      <w:jc w:val="center"/>
+    </w:pPr>
+    <w:rPr>
+      <w:rFonts w:cs="Times New Roman" w:eastAsia="Times New Roman" w:ascii="Times New Roman" w:hAnsi="Times New Roman"/>
+      <w:sz w:val="24"/>
+      <w:szCs w:val="24"/>
+    </w:rPr>
+  </w:style>
+  <w:style w:styleId="UnnumberedHeading" w:customStyle="1" w:type="paragraph">
+    <w:name w:val="Unnumbered Heading"/>
+    <w:basedOn w:val="Normal"/>
+    <w:next w:val="FirstParagraph"/>
+    <w:qFormat/>
+    <w:uiPriority w:val="99"/>
+    <w:pPr>
+      <w:widowControl/>
+      <w:keepNext/>
+      <w:keepLines/>
+      <w:spacing w:line="240" w:lineRule="auto" w:before="0" w:after="480"/>
+      <w:jc w:val="center"/>
+      <w:outlineLvl w:val="1"/>
+    </w:pPr>
+    <w:rPr>
+      <w:rFonts w:cs="Arial" w:eastAsia="Arial" w:ascii="Arial" w:hAnsi="Arial"/>
+      <w:sz w:val="36"/>
+      <w:szCs w:val="36"/>
+    </w:rPr>
+  </w:style>
+  <w:style w:styleId="Code" w:customStyle="1" w:type="paragraph">
+    <w:name w:val="Code"/>
+    <w:qFormat/>
+    <w:uiPriority w:val="99"/>
+    <w:pPr>
+      <w:widowControl/>
+      <w:spacing w:line="240" w:lineRule="auto" w:before="0" w:after="0"/>
       <w:jc w:val="left"/>
     </w:pPr>
     <w:rPr>
-      <w:rFonts w:hAnsi="Courier New" w:eastAsia="Courier New" w:cs="Courier New" w:ascii="Courier New"/>
+      <w:rFonts w:cs="Courier New" w:eastAsia="Courier New" w:ascii="Courier New" w:hAnsi="Courier New"/>
       <w:sz w:val="18"/>
       <w:szCs w:val="18"/>
     </w:rPr>
   </w:style>
-  <w:style w:styleId="Dedication" w:customStyle="1" w:type="paragraph">
-    <w:name w:val="Dedication"/>
-    <w:basedOn w:val="Normal"/>
-    <w:qFormat/>
-    <w:uiPriority w:val="99"/>
-    <w:pPr>
-      <w:widowControl/>
-      <w:spacing w:before="0" w:after="0" w:lineRule="auto" w:line="360"/>
-      <w:ind w:firstLine="0" w:left="4536"/>
-      <w:jc w:val="right"/>
-    </w:pPr>
-    <w:rPr>
-      <w:rFonts w:hAnsi="Times New Roman" w:eastAsia="Times New Roman" w:cs="Times New Roman" w:ascii="Times New Roman"/>
+  <w:style w:styleId="TOC1" w:type="paragraph">
+    <w:name w:val="TOC 1"/>
+    <w:basedOn w:val="Normal"/>
+    <w:next w:val="Normal"/>
+    <w:qFormat/>
+    <w:uiPriority w:val="99"/>
+    <w:pPr>
+      <w:widowControl/>
+      <w:spacing w:line="360" w:lineRule="auto" w:before="240" w:after="0"/>
+    </w:pPr>
+    <w:rPr>
+      <w:rFonts w:cs="Times New Roman" w:eastAsia="Times New Roman" w:ascii="Times New Roman" w:hAnsi="Times New Roman"/>
+      <w:b/>
+      <w:bCs/>
+      <w:sz w:val="24"/>
+      <w:szCs w:val="24"/>
+    </w:rPr>
+  </w:style>
+  <w:style w:styleId="Emphasis" w:customStyle="1" w:type="character">
+    <w:name w:val="Emphasis"/>
+    <w:qFormat/>
+    <w:uiPriority w:val="99"/>
+    <w:rPr>
       <w:i/>
       <w:iCs/>
-      <w:sz w:val="24"/>
-      <w:szCs w:val="24"/>
-    </w:rPr>
-  </w:style>
-  <w:style w:styleId="CoverAuthor" w:customStyle="1" w:type="paragraph">
-    <w:name w:val="Cover Author"/>
-    <w:basedOn w:val="Normal"/>
-    <w:qFormat/>
-    <w:uiPriority w:val="99"/>
-    <w:pPr>
-      <w:widowControl/>
-      <w:spacing w:before="0" w:after="0" w:lineRule="auto" w:line="240"/>
-      <w:ind w:firstLine="0"/>
-      <w:jc w:val="center"/>
-    </w:pPr>
-    <w:rPr>
-      <w:rFonts w:hAnsi="Times New Roman" w:eastAsia="Times New Roman" w:cs="Times New Roman" w:ascii="Times New Roman"/>
-      <w:sz w:val="24"/>
-      <w:szCs w:val="24"/>
-    </w:rPr>
-  </w:style>
-  <w:style w:styleId="TitlePageAdvisor" w:customStyle="1" w:type="paragraph">
-    <w:name w:val="Title Page Advisor"/>
-    <w:basedOn w:val="TitlePageNature"/>
-    <w:qFormat/>
-    <w:uiPriority w:val="99"/>
-    <w:pPr>
-      <w:widowControl/>
-      <w:spacing w:before="120" w:after="0" w:lineRule="auto" w:line="240"/>
-      <w:ind w:firstLine="0" w:left="4536"/>
-      <w:jc w:val="left"/>
-    </w:pPr>
-    <w:rPr>
-      <w:rFonts w:hAnsi="Times New Roman" w:eastAsia="Times New Roman" w:cs="Times New Roman" w:ascii="Times New Roman"/>
-      <w:sz w:val="20"/>
-      <w:szCs w:val="20"/>
-    </w:rPr>
-  </w:style>
-  <w:style w:styleId="Reference" w:customStyle="1" w:type="paragraph">
-    <w:name w:val="Reference"/>
-    <w:basedOn w:val="Normal"/>
-    <w:qFormat/>
-    <w:uiPriority w:val="99"/>
-    <w:pPr>
-      <w:widowControl/>
-      <w:spacing w:before="0" w:after="240" w:lineRule="auto" w:line="240"/>
-      <w:ind w:firstLine="0" w:hanging="0" w:left="0"/>
-      <w:jc w:val="left"/>
-    </w:pPr>
-    <w:rPr>
-      <w:rFonts w:hAnsi="Times New Roman" w:eastAsia="Times New Roman" w:cs="Times New Roman" w:ascii="Times New Roman"/>
-      <w:sz w:val="24"/>
-      <w:szCs w:val="24"/>
-    </w:rPr>
-  </w:style>
-  <w:style w:styleId="TitlePageLocation" w:customStyle="1" w:type="paragraph">
-    <w:name w:val="Title Page Location"/>
-    <w:basedOn w:val="Normal"/>
-    <w:qFormat/>
-    <w:uiPriority w:val="99"/>
-    <w:pPr>
-      <w:widowControl/>
-      <w:spacing w:before="0" w:after="0" w:lineRule="auto" w:line="360"/>
-      <w:ind w:firstLine="0"/>
-      <w:jc w:val="center"/>
-    </w:pPr>
-    <w:rPr>
-      <w:rFonts w:hAnsi="Times New Roman" w:eastAsia="Times New Roman" w:cs="Times New Roman" w:ascii="Times New Roman"/>
-      <w:sz w:val="24"/>
-      <w:szCs w:val="24"/>
-    </w:rPr>
-  </w:style>
-  <w:style w:styleId="CoverLocation" w:customStyle="1" w:type="paragraph">
-    <w:name w:val="Cover Location"/>
-    <w:basedOn w:val="Normal"/>
-    <w:qFormat/>
-    <w:uiPriority w:val="99"/>
-    <w:pPr>
-      <w:widowControl/>
-      <w:spacing w:before="0" w:after="0" w:lineRule="auto" w:line="240"/>
-      <w:ind w:firstLine="0"/>
-      <w:jc w:val="center"/>
-    </w:pPr>
-    <w:rPr>
-      <w:rFonts w:hAnsi="Times New Roman" w:eastAsia="Times New Roman" w:cs="Times New Roman" w:ascii="Times New Roman"/>
-      <w:sz w:val="24"/>
-      <w:szCs w:val="24"/>
-    </w:rPr>
-  </w:style>
-  <w:style w:styleId="TitlePageNature" w:customStyle="1" w:type="paragraph">
-    <w:name w:val="Title Page Nature"/>
-    <w:basedOn w:val="Normal"/>
-    <w:qFormat/>
-    <w:uiPriority w:val="99"/>
-    <w:pPr>
-      <w:widowControl/>
-      <w:spacing w:before="0" w:after="0" w:lineRule="auto" w:line="240"/>
-      <w:ind w:firstLine="0" w:left="4536"/>
-      <w:jc w:val="both"/>
-    </w:pPr>
-    <w:rPr>
-      <w:rFonts w:hAnsi="Times New Roman" w:eastAsia="Times New Roman" w:cs="Times New Roman" w:ascii="Times New Roman"/>
-      <w:sz w:val="20"/>
-      <w:szCs w:val="20"/>
     </w:rPr>
   </w:style>
 </w:styles>

--- a/reference.docx
+++ b/reference.docx
@@ -566,12 +566,12 @@
     <w:uiPriority w:val="99"/>
     <w:pPr>
       <w:widowControl/>
-      <w:spacing w:line="360" w:lineRule="auto" w:after="0"/>
+      <w:spacing w:lineRule="auto" w:line="360" w:after="0"/>
       <w:ind w:firstLine="737"/>
       <w:jc w:val="both"/>
     </w:pPr>
     <w:rPr>
-      <w:rFonts w:cs="Times New Roman" w:eastAsia="Times New Roman" w:ascii="Times New Roman" w:hAnsi="Times New Roman"/>
+      <w:rFonts w:hAnsi="Times New Roman" w:eastAsia="Times New Roman" w:cs="Times New Roman" w:ascii="Times New Roman"/>
       <w:sz w:val="24"/>
       <w:szCs w:val="24"/>
     </w:rPr>
@@ -583,12 +583,12 @@
     <w:uiPriority w:val="99"/>
     <w:pPr>
       <w:widowControl/>
-      <w:spacing w:line="360" w:lineRule="auto" w:after="0"/>
+      <w:spacing w:lineRule="auto" w:line="360" w:after="0"/>
       <w:ind w:firstLine="737"/>
       <w:jc w:val="both"/>
     </w:pPr>
     <w:rPr>
-      <w:rFonts w:cs="Times New Roman" w:eastAsia="Times New Roman" w:ascii="Times New Roman" w:hAnsi="Times New Roman"/>
+      <w:rFonts w:hAnsi="Times New Roman" w:eastAsia="Times New Roman" w:cs="Times New Roman" w:ascii="Times New Roman"/>
       <w:sz w:val="24"/>
       <w:szCs w:val="24"/>
     </w:rPr>
@@ -601,28 +601,28 @@
     <w:uiPriority w:val="99"/>
     <w:pPr>
       <w:widowControl/>
-      <w:spacing w:line="360" w:lineRule="auto" w:before="120" w:after="0"/>
+      <w:spacing w:lineRule="auto" w:line="360" w:before="120" w:after="0"/>
       <w:ind w:firstLine="0"/>
       <w:jc w:val="both"/>
     </w:pPr>
     <w:rPr>
-      <w:rFonts w:cs="Times New Roman" w:eastAsia="Times New Roman" w:ascii="Times New Roman" w:hAnsi="Times New Roman"/>
-      <w:sz w:val="24"/>
-      <w:szCs w:val="24"/>
-    </w:rPr>
-  </w:style>
-  <w:style w:styleId="Compact" w:customStyle="1" w:type="paragraph">
+      <w:rFonts w:hAnsi="Times New Roman" w:eastAsia="Times New Roman" w:cs="Times New Roman" w:ascii="Times New Roman"/>
+      <w:sz w:val="24"/>
+      <w:szCs w:val="24"/>
+    </w:rPr>
+  </w:style>
+  <w:style w:customStyle="1" w:type="paragraph" w:styleId="Compact">
     <w:name w:val="Compact"/>
     <w:basedOn w:val="Normal"/>
     <w:qFormat/>
     <w:uiPriority w:val="99"/>
     <w:pPr>
       <w:widowControl/>
-      <w:spacing w:line="240" w:lineRule="auto" w:before="0" w:after="0"/>
-      <w:ind w:firstLine="0"/>
-    </w:pPr>
-    <w:rPr>
-      <w:rFonts w:cs="Times New Roman" w:eastAsia="Times New Roman" w:ascii="Times New Roman" w:hAnsi="Times New Roman"/>
+      <w:spacing w:lineRule="auto" w:line="240" w:before="0" w:after="0"/>
+      <w:ind w:firstLine="0"/>
+    </w:pPr>
+    <w:rPr>
+      <w:rFonts w:hAnsi="Times New Roman" w:eastAsia="Times New Roman" w:cs="Times New Roman" w:ascii="Times New Roman"/>
       <w:sz w:val="24"/>
       <w:szCs w:val="24"/>
     </w:rPr>
@@ -635,12 +635,12 @@
     <w:uiPriority w:val="99"/>
     <w:pPr>
       <w:widowControl/>
-      <w:spacing w:line="360" w:lineRule="auto" w:before="0" w:after="480"/>
-      <w:ind w:firstLine="0"/>
-      <w:jc w:val="center"/>
-    </w:pPr>
-    <w:rPr>
-      <w:rFonts w:cs="Arial" w:eastAsia="Arial" w:ascii="Arial" w:hAnsi="Arial"/>
+      <w:spacing w:lineRule="auto" w:line="360" w:before="0" w:after="480"/>
+      <w:ind w:firstLine="0"/>
+      <w:jc w:val="center"/>
+    </w:pPr>
+    <w:rPr>
+      <w:rFonts w:hAnsi="Arial" w:eastAsia="Arial" w:cs="Arial" w:ascii="Arial"/>
       <w:b/>
       <w:bCs/>
       <w:caps/>
@@ -648,132 +648,14 @@
       <w:szCs w:val="28"/>
     </w:rPr>
   </w:style>
-  <w:style w:type="character" w:customStyle="1" w:styleId="TitleChar">
+  <w:style w:customStyle="1" w:type="character" w:styleId="TitleChar">
     <w:name w:val="Title Char"/>
     <w:basedOn w:val="DefaultParagraphFont"/>
     <w:link w:val="Title"/>
-    <w:uiPriority w:val="10"/>
-    <w:rsid w:val="00A10FD9"/>
-    <w:rPr>
-      <w:rFonts w:asciiTheme="majorHAnsi" w:eastAsiaTheme="majorEastAsia" w:hAnsiTheme="majorHAnsi" w:cstheme="majorBidi"/>
-      <w:spacing w:val="-10"/>
-      <w:kern w:val="28"/>
-      <w:sz w:val="56"/>
-      <w:szCs w:val="56"/>
-    </w:rPr>
-  </w:style>
-  <w:style w:styleId="Subtitle" w:type="paragraph">
-    <w:name w:val="Subtitle"/>
-    <w:basedOn w:val="Normal"/>
-    <w:next w:val="Normal"/>
-    <w:qFormat/>
-    <w:uiPriority w:val="99"/>
-    <w:pPr>
-      <w:widowControl/>
-      <w:spacing w:line="360" w:lineRule="auto" w:before="0" w:after="480"/>
-      <w:ind w:firstLine="0"/>
-      <w:jc w:val="center"/>
-    </w:pPr>
-    <w:rPr>
-      <w:rFonts w:cs="Arial" w:eastAsia="Arial" w:ascii="Arial" w:hAnsi="Arial"/>
-      <w:sz w:val="24"/>
-      <w:szCs w:val="24"/>
-    </w:rPr>
-  </w:style>
-  <w:style w:type="character" w:customStyle="1" w:styleId="SubtitleChar">
-    <w:name w:val="Subtitle Char"/>
-    <w:basedOn w:val="DefaultParagraphFont"/>
-    <w:link w:val="Subtitle"/>
-    <w:uiPriority w:val="11"/>
-    <w:rsid w:val="00A10FD9"/>
-    <w:rPr>
-      <w:rFonts w:eastAsiaTheme="majorEastAsia" w:cstheme="majorBidi"/>
-      <w:color w:val="595959" w:themeColor="text1" w:themeTint="A6"/>
-      <w:spacing w:val="15"/>
-      <w:sz w:val="28"/>
-      <w:szCs w:val="28"/>
-    </w:rPr>
-  </w:style>
-  <w:style w:type="paragraph" w:customStyle="1" w:styleId="Author">
-    <w:name w:val="Author"/>
-    <w:next w:val="BodyText"/>
-    <w:qFormat/>
-    <w:pPr>
-      <w:keepNext/>
-      <w:keepLines/>
-      <w:jc w:val="center"/>
-    </w:pPr>
-  </w:style>
-  <w:style w:type="paragraph" w:styleId="Date">
-    <w:name w:val="Date"/>
-    <w:next w:val="BodyText"/>
-    <w:qFormat/>
-    <w:pPr>
-      <w:keepNext/>
-      <w:keepLines/>
-      <w:jc w:val="center"/>
-    </w:pPr>
-  </w:style>
-  <w:style w:type="paragraph" w:customStyle="1" w:styleId="AbstractTitle">
-    <w:name w:val="Abstract Title"/>
-    <w:basedOn w:val="Normal"/>
-    <w:next w:val="Abstract"/>
-    <w:qFormat/>
-    <w:pPr>
-      <w:keepNext/>
-      <w:keepLines/>
-      <w:spacing w:before="300" w:after="0"/>
-      <w:jc w:val="center"/>
-    </w:pPr>
-    <w:rPr>
-      <w:b/>
-      <w:sz w:val="20"/>
-      <w:szCs w:val="20"/>
-    </w:rPr>
-  </w:style>
-  <w:style w:styleId="Abstract" w:customStyle="1" w:type="paragraph">
-    <w:name w:val="Abstract"/>
-    <w:basedOn w:val="Normal"/>
-    <w:qFormat/>
-    <w:uiPriority w:val="99"/>
-    <w:pPr>
-      <w:widowControl/>
-      <w:spacing w:line="240" w:lineRule="auto" w:after="240"/>
-      <w:ind w:firstLine="0"/>
-      <w:jc w:val="both"/>
-    </w:pPr>
-    <w:rPr>
-      <w:rFonts w:cs="Times New Roman" w:eastAsia="Times New Roman" w:ascii="Times New Roman" w:hAnsi="Times New Roman"/>
-      <w:sz w:val="24"/>
-      <w:szCs w:val="24"/>
-      <w:lang w:val="en-US"/>
-    </w:rPr>
-  </w:style>
-  <w:style w:type="paragraph" w:styleId="Bibliography">
-    <w:name w:val="Bibliography"/>
-    <w:basedOn w:val="Normal"/>
-    <w:next w:val="Bibliography"/>
-    <w:qFormat/>
-    <w:pPr/>
-    <w:rPr/>
-  </w:style>
-  <w:style w:styleId="Heading1" w:type="paragraph">
-    <w:name w:val="Heading 1"/>
-    <w:basedOn w:val="Normal"/>
-    <w:next w:val="FirstParagraph"/>
-    <w:qFormat/>
-    <w:uiPriority w:val="99"/>
-    <w:pPr>
-      <w:widowControl/>
-      <w:keepNext/>
-      <w:keepLines/>
-      <w:pageBreakBefore/>
-      <w:spacing w:line="240" w:lineRule="auto" w:before="0" w:after="360"/>
-      <w:ind w:firstLine="0"/>
-      <w:outlineLvl w:val="0"/>
-    </w:pPr>
-    <w:rPr>
-      <w:rFonts w:cs="Arial" w:eastAsia="Arial" w:ascii="Arial" w:hAnsi="Arial"/>
+    <w:qFormat/>
+    <w:uiPriority w:val="99"/>
+    <w:rPr>
+      <w:rFonts w:hAnsi="Arial" w:eastAsia="Arial" w:cs="Arial" w:ascii="Arial"/>
       <w:b/>
       <w:bCs/>
       <w:caps/>
@@ -781,6 +663,123 @@
       <w:szCs w:val="28"/>
     </w:rPr>
   </w:style>
+  <w:style w:styleId="Subtitle" w:type="paragraph">
+    <w:name w:val="Subtitle"/>
+    <w:basedOn w:val="Normal"/>
+    <w:next w:val="Normal"/>
+    <w:qFormat/>
+    <w:uiPriority w:val="99"/>
+    <w:pPr>
+      <w:widowControl/>
+      <w:spacing w:lineRule="auto" w:line="360" w:before="0" w:after="480"/>
+      <w:ind w:firstLine="0"/>
+      <w:jc w:val="center"/>
+    </w:pPr>
+    <w:rPr>
+      <w:rFonts w:hAnsi="Arial" w:eastAsia="Arial" w:cs="Arial" w:ascii="Arial"/>
+      <w:sz w:val="24"/>
+      <w:szCs w:val="24"/>
+    </w:rPr>
+  </w:style>
+  <w:style w:customStyle="1" w:type="character" w:styleId="SubtitleChar">
+    <w:name w:val="Subtitle Char"/>
+    <w:basedOn w:val="DefaultParagraphFont"/>
+    <w:link w:val="Subtitle"/>
+    <w:qFormat/>
+    <w:uiPriority w:val="99"/>
+    <w:rPr>
+      <w:rFonts w:hAnsi="Arial" w:eastAsia="Arial" w:cs="Arial" w:ascii="Arial"/>
+      <w:sz w:val="24"/>
+      <w:szCs w:val="24"/>
+    </w:rPr>
+  </w:style>
+  <w:style w:type="paragraph" w:customStyle="1" w:styleId="Author">
+    <w:name w:val="Author"/>
+    <w:next w:val="BodyText"/>
+    <w:qFormat/>
+    <w:pPr>
+      <w:keepNext/>
+      <w:keepLines/>
+      <w:jc w:val="center"/>
+    </w:pPr>
+  </w:style>
+  <w:style w:type="paragraph" w:styleId="Date">
+    <w:name w:val="Date"/>
+    <w:next w:val="BodyText"/>
+    <w:qFormat/>
+    <w:pPr>
+      <w:keepNext/>
+      <w:keepLines/>
+      <w:jc w:val="center"/>
+    </w:pPr>
+  </w:style>
+  <w:style w:type="paragraph" w:customStyle="1" w:styleId="AbstractTitle">
+    <w:name w:val="Abstract Title"/>
+    <w:basedOn w:val="Normal"/>
+    <w:next w:val="Abstract"/>
+    <w:qFormat/>
+    <w:pPr>
+      <w:keepNext/>
+      <w:keepLines/>
+      <w:spacing w:before="300" w:after="0"/>
+      <w:jc w:val="center"/>
+    </w:pPr>
+    <w:rPr>
+      <w:b/>
+      <w:sz w:val="20"/>
+      <w:szCs w:val="20"/>
+    </w:rPr>
+  </w:style>
+  <w:style w:customStyle="1" w:type="paragraph" w:styleId="Abstract">
+    <w:name w:val="Abstract"/>
+    <w:basedOn w:val="Normal"/>
+    <w:qFormat/>
+    <w:uiPriority w:val="99"/>
+    <w:pPr>
+      <w:widowControl/>
+      <w:spacing w:lineRule="auto" w:line="240" w:after="240"/>
+      <w:ind w:firstLine="0"/>
+      <w:jc w:val="both"/>
+    </w:pPr>
+    <w:rPr>
+      <w:rFonts w:hAnsi="Times New Roman" w:eastAsia="Times New Roman" w:cs="Times New Roman" w:ascii="Times New Roman"/>
+      <w:sz w:val="24"/>
+      <w:szCs w:val="24"/>
+      <w:lang w:val="en-US"/>
+    </w:rPr>
+  </w:style>
+  <w:style w:type="paragraph" w:styleId="Bibliography">
+    <w:name w:val="Bibliography"/>
+    <w:basedOn w:val="Normal"/>
+    <w:next w:val="Bibliography"/>
+    <w:qFormat/>
+    <w:pPr/>
+    <w:rPr/>
+  </w:style>
+  <w:style w:styleId="Heading1" w:type="paragraph">
+    <w:name w:val="Heading 1"/>
+    <w:basedOn w:val="Normal"/>
+    <w:next w:val="FirstParagraph"/>
+    <w:qFormat/>
+    <w:uiPriority w:val="99"/>
+    <w:pPr>
+      <w:widowControl/>
+      <w:keepNext/>
+      <w:keepLines/>
+      <w:pageBreakBefore/>
+      <w:spacing w:lineRule="auto" w:line="240" w:before="0" w:after="360"/>
+      <w:ind w:firstLine="0"/>
+      <w:outlineLvl w:val="0"/>
+    </w:pPr>
+    <w:rPr>
+      <w:rFonts w:hAnsi="Arial" w:eastAsia="Arial" w:cs="Arial" w:ascii="Arial"/>
+      <w:b/>
+      <w:bCs/>
+      <w:caps/>
+      <w:sz w:val="28"/>
+      <w:szCs w:val="28"/>
+    </w:rPr>
+  </w:style>
   <w:style w:styleId="Heading2" w:type="paragraph">
     <w:name w:val="Heading 2"/>
     <w:basedOn w:val="Normal"/>
@@ -791,12 +790,12 @@
       <w:widowControl/>
       <w:keepNext/>
       <w:keepLines/>
-      <w:spacing w:line="240" w:lineRule="auto" w:before="240" w:after="120"/>
+      <w:spacing w:lineRule="auto" w:line="240" w:before="240" w:after="120"/>
       <w:ind w:firstLine="0"/>
       <w:outlineLvl w:val="1"/>
     </w:pPr>
     <w:rPr>
-      <w:rFonts w:cs="Arial" w:eastAsia="Arial" w:ascii="Arial" w:hAnsi="Arial"/>
+      <w:rFonts w:hAnsi="Arial" w:eastAsia="Arial" w:cs="Arial" w:ascii="Arial"/>
       <w:b/>
       <w:bCs/>
       <w:sz w:val="24"/>
@@ -813,12 +812,12 @@
       <w:widowControl/>
       <w:keepNext/>
       <w:keepLines/>
-      <w:spacing w:line="240" w:lineRule="auto" w:before="240" w:after="120"/>
+      <w:spacing w:lineRule="auto" w:line="240" w:before="240" w:after="120"/>
       <w:ind w:firstLine="0"/>
       <w:outlineLvl w:val="2"/>
     </w:pPr>
     <w:rPr>
-      <w:rFonts w:cs="Arial" w:eastAsia="Arial" w:ascii="Arial" w:hAnsi="Arial"/>
+      <w:rFonts w:hAnsi="Arial" w:eastAsia="Arial" w:cs="Arial" w:ascii="Arial"/>
       <w:b/>
       <w:bCs/>
       <w:i/>
@@ -837,12 +836,12 @@
       <w:widowControl/>
       <w:keepNext/>
       <w:keepLines/>
-      <w:spacing w:line="240" w:lineRule="auto" w:before="240" w:after="120"/>
+      <w:spacing w:lineRule="auto" w:line="240" w:before="240" w:after="120"/>
       <w:ind w:firstLine="0"/>
       <w:outlineLvl w:val="3"/>
     </w:pPr>
     <w:rPr>
-      <w:rFonts w:cs="Arial" w:eastAsia="Arial" w:ascii="Arial" w:hAnsi="Arial"/>
+      <w:rFonts w:hAnsi="Arial" w:eastAsia="Arial" w:cs="Arial" w:ascii="Arial"/>
       <w:i/>
       <w:iCs/>
       <w:sz w:val="24"/>
@@ -859,12 +858,12 @@
       <w:widowControl/>
       <w:keepNext/>
       <w:keepLines/>
-      <w:spacing w:line="240" w:lineRule="auto" w:before="240" w:after="120"/>
+      <w:spacing w:lineRule="auto" w:line="240" w:before="240" w:after="120"/>
       <w:ind w:firstLine="0"/>
       <w:outlineLvl w:val="4"/>
     </w:pPr>
     <w:rPr>
-      <w:rFonts w:cs="Arial" w:eastAsia="Arial" w:ascii="Arial" w:hAnsi="Arial"/>
+      <w:rFonts w:hAnsi="Arial" w:eastAsia="Arial" w:cs="Arial" w:ascii="Arial"/>
       <w:sz w:val="24"/>
       <w:szCs w:val="24"/>
     </w:rPr>
@@ -957,71 +956,75 @@
       <w:color w:val="272727" w:themeColor="text1" w:themeTint="D8"/>
     </w:rPr>
   </w:style>
-  <w:style w:type="character" w:customStyle="1" w:styleId="Heading1Char">
+  <w:style w:customStyle="1" w:type="character" w:styleId="Heading1Char">
     <w:name w:val="Heading 1 Char"/>
     <w:basedOn w:val="DefaultParagraphFont"/>
     <w:link w:val="Heading1"/>
-    <w:uiPriority w:val="9"/>
-    <w:rsid w:val="00A10FD9"/>
-    <w:rPr>
-      <w:rFonts w:asciiTheme="majorHAnsi" w:eastAsiaTheme="majorEastAsia" w:hAnsiTheme="majorHAnsi" w:cstheme="majorBidi"/>
-      <w:color w:val="0F4761" w:themeColor="accent1" w:themeShade="BF"/>
-      <w:sz w:val="40"/>
-      <w:szCs w:val="40"/>
-    </w:rPr>
-  </w:style>
-  <w:style w:type="character" w:customStyle="1" w:styleId="Heading2Char">
+    <w:qFormat/>
+    <w:uiPriority w:val="99"/>
+    <w:rPr>
+      <w:rFonts w:hAnsi="Arial" w:eastAsia="Arial" w:cs="Arial" w:ascii="Arial"/>
+      <w:b/>
+      <w:bCs/>
+      <w:caps/>
+      <w:sz w:val="28"/>
+      <w:szCs w:val="28"/>
+    </w:rPr>
+  </w:style>
+  <w:style w:customStyle="1" w:type="character" w:styleId="Heading2Char">
     <w:name w:val="Heading 2 Char"/>
     <w:basedOn w:val="DefaultParagraphFont"/>
     <w:link w:val="Heading2"/>
-    <w:uiPriority w:val="9"/>
-    <w:semiHidden/>
-    <w:rsid w:val="00A10FD9"/>
-    <w:rPr>
-      <w:rFonts w:asciiTheme="majorHAnsi" w:eastAsiaTheme="majorEastAsia" w:hAnsiTheme="majorHAnsi" w:cstheme="majorBidi"/>
-      <w:color w:val="0F4761" w:themeColor="accent1" w:themeShade="BF"/>
-      <w:sz w:val="32"/>
-      <w:szCs w:val="32"/>
-    </w:rPr>
-  </w:style>
-  <w:style w:type="character" w:customStyle="1" w:styleId="Heading3Char">
+    <w:qFormat/>
+    <w:uiPriority w:val="99"/>
+    <w:rPr>
+      <w:rFonts w:hAnsi="Arial" w:eastAsia="Arial" w:cs="Arial" w:ascii="Arial"/>
+      <w:b/>
+      <w:bCs/>
+      <w:sz w:val="24"/>
+      <w:szCs w:val="24"/>
+    </w:rPr>
+  </w:style>
+  <w:style w:customStyle="1" w:type="character" w:styleId="Heading3Char">
     <w:name w:val="Heading 3 Char"/>
     <w:basedOn w:val="DefaultParagraphFont"/>
     <w:link w:val="Heading3"/>
-    <w:uiPriority w:val="9"/>
-    <w:semiHidden/>
-    <w:rsid w:val="00A10FD9"/>
-    <w:rPr>
-      <w:rFonts w:eastAsiaTheme="majorEastAsia" w:cstheme="majorBidi"/>
-      <w:color w:val="0F4761" w:themeColor="accent1" w:themeShade="BF"/>
-      <w:sz w:val="28"/>
-      <w:szCs w:val="28"/>
-    </w:rPr>
-  </w:style>
-  <w:style w:type="character" w:customStyle="1" w:styleId="Heading4Char">
+    <w:qFormat/>
+    <w:uiPriority w:val="99"/>
+    <w:rPr>
+      <w:rFonts w:hAnsi="Arial" w:eastAsia="Arial" w:cs="Arial" w:ascii="Arial"/>
+      <w:b/>
+      <w:bCs/>
+      <w:i/>
+      <w:iCs/>
+      <w:sz w:val="24"/>
+      <w:szCs w:val="24"/>
+    </w:rPr>
+  </w:style>
+  <w:style w:customStyle="1" w:type="character" w:styleId="Heading4Char">
     <w:name w:val="Heading 4 Char"/>
     <w:basedOn w:val="DefaultParagraphFont"/>
     <w:link w:val="Heading4"/>
-    <w:uiPriority w:val="9"/>
-    <w:semiHidden/>
-    <w:rsid w:val="00A10FD9"/>
-    <w:rPr>
-      <w:rFonts w:eastAsiaTheme="majorEastAsia" w:cstheme="majorBidi"/>
+    <w:qFormat/>
+    <w:uiPriority w:val="99"/>
+    <w:rPr>
+      <w:rFonts w:hAnsi="Arial" w:eastAsia="Arial" w:cs="Arial" w:ascii="Arial"/>
       <w:i/>
       <w:iCs/>
-      <w:color w:val="0F4761" w:themeColor="accent1" w:themeShade="BF"/>
-    </w:rPr>
-  </w:style>
-  <w:style w:type="character" w:customStyle="1" w:styleId="Heading5Char">
+      <w:sz w:val="24"/>
+      <w:szCs w:val="24"/>
+    </w:rPr>
+  </w:style>
+  <w:style w:customStyle="1" w:type="character" w:styleId="Heading5Char">
     <w:name w:val="Heading 5 Char"/>
     <w:basedOn w:val="DefaultParagraphFont"/>
     <w:link w:val="Heading5"/>
-    <w:uiPriority w:val="9"/>
-    <w:semiHidden/>
-    <w:rsid w:val="00A10FD9"/>
-    <w:rPr>
-      <w:rFonts w:eastAsiaTheme="majorEastAsia" w:cstheme="majorBidi"/>
-      <w:color w:val="0F4761" w:themeColor="accent1" w:themeShade="BF"/>
+    <w:qFormat/>
+    <w:uiPriority w:val="99"/>
+    <w:rPr>
+      <w:rFonts w:hAnsi="Arial" w:eastAsia="Arial" w:cs="Arial" w:ascii="Arial"/>
+      <w:sz w:val="24"/>
+      <w:szCs w:val="24"/>
     </w:rPr>
   </w:style>
   <w:style w:type="character" w:customStyle="1" w:styleId="Heading6Char">
@@ -1094,11 +1097,11 @@
     <w:uiPriority w:val="99"/>
     <w:pPr>
       <w:widowControl/>
-      <w:spacing w:line="240" w:lineRule="auto" w:after="0"/>
+      <w:spacing w:lineRule="auto" w:line="240" w:after="0"/>
       <w:jc w:val="both"/>
     </w:pPr>
     <w:rPr>
-      <w:rFonts w:cs="Times New Roman" w:eastAsia="Times New Roman" w:ascii="Times New Roman" w:hAnsi="Times New Roman"/>
+      <w:rFonts w:hAnsi="Times New Roman" w:eastAsia="Times New Roman" w:cs="Times New Roman" w:ascii="Times New Roman"/>
       <w:sz w:val="20"/>
       <w:szCs w:val="20"/>
     </w:rPr>
@@ -1176,17 +1179,17 @@
     <w:pPr>
       <w:widowControl/>
       <w:keepNext/>
-      <w:spacing w:line="240" w:lineRule="auto" w:before="240" w:after="120"/>
-      <w:ind w:firstLine="0"/>
-      <w:jc w:val="center"/>
-    </w:pPr>
-    <w:rPr>
-      <w:rFonts w:cs="Times New Roman" w:eastAsia="Times New Roman" w:ascii="Times New Roman" w:hAnsi="Times New Roman"/>
+      <w:spacing w:lineRule="auto" w:line="240" w:before="240" w:after="120"/>
+      <w:ind w:firstLine="0"/>
+      <w:jc w:val="center"/>
+    </w:pPr>
+    <w:rPr>
+      <w:rFonts w:hAnsi="Times New Roman" w:eastAsia="Times New Roman" w:cs="Times New Roman" w:ascii="Times New Roman"/>
       <w:sz w:val="20"/>
       <w:szCs w:val="20"/>
     </w:rPr>
   </w:style>
-  <w:style w:styleId="TableCaption" w:customStyle="1" w:type="paragraph">
+  <w:style w:customStyle="1" w:type="paragraph" w:styleId="TableCaption">
     <w:name w:val="Table Caption"/>
     <w:basedOn w:val="Normal"/>
     <w:qFormat/>
@@ -1195,17 +1198,17 @@
       <w:widowControl/>
       <w:keepNext/>
       <w:keepLines/>
-      <w:spacing w:line="240" w:lineRule="auto" w:before="240" w:after="120"/>
-      <w:ind w:firstLine="0"/>
-      <w:jc w:val="center"/>
-    </w:pPr>
-    <w:rPr>
-      <w:rFonts w:cs="Times New Roman" w:eastAsia="Times New Roman" w:ascii="Times New Roman" w:hAnsi="Times New Roman"/>
+      <w:spacing w:lineRule="auto" w:line="240" w:before="240" w:after="120"/>
+      <w:ind w:firstLine="0"/>
+      <w:jc w:val="center"/>
+    </w:pPr>
+    <w:rPr>
+      <w:rFonts w:hAnsi="Times New Roman" w:eastAsia="Times New Roman" w:cs="Times New Roman" w:ascii="Times New Roman"/>
       <w:sz w:val="20"/>
       <w:szCs w:val="20"/>
     </w:rPr>
   </w:style>
-  <w:style w:styleId="ImageCaption" w:customStyle="1" w:type="paragraph">
+  <w:style w:customStyle="1" w:type="paragraph" w:styleId="ImageCaption">
     <w:name w:val="Image Caption"/>
     <w:basedOn w:val="Caption"/>
     <w:qFormat/>
@@ -1214,12 +1217,12 @@
       <w:widowControl/>
       <w:keepNext/>
       <w:keepLines/>
-      <w:spacing w:line="240" w:lineRule="auto" w:before="240" w:after="120"/>
-      <w:ind w:firstLine="0"/>
-      <w:jc w:val="center"/>
-    </w:pPr>
-    <w:rPr>
-      <w:rFonts w:cs="Times New Roman" w:eastAsia="Times New Roman" w:ascii="Times New Roman" w:hAnsi="Times New Roman"/>
+      <w:spacing w:lineRule="auto" w:line="240" w:before="240" w:after="120"/>
+      <w:ind w:firstLine="0"/>
+      <w:jc w:val="center"/>
+    </w:pPr>
+    <w:rPr>
+      <w:rFonts w:hAnsi="Times New Roman" w:eastAsia="Times New Roman" w:cs="Times New Roman" w:ascii="Times New Roman"/>
       <w:sz w:val="20"/>
       <w:szCs w:val="20"/>
     </w:rPr>
@@ -1235,17 +1238,24 @@
       <w:keepNext/>
     </w:pPr>
   </w:style>
-  <w:style w:type="character" w:customStyle="1" w:styleId="BodyTextChar">
+  <w:style w:customStyle="1" w:type="character" w:styleId="BodyTextChar">
     <w:name w:val="Body Text Char"/>
     <w:basedOn w:val="DefaultParagraphFont"/>
     <w:link w:val="BodyText"/>
-  </w:style>
-  <w:style w:styleId="VerbatimChar" w:customStyle="1" w:type="character">
+    <w:qFormat/>
+    <w:uiPriority w:val="99"/>
+    <w:rPr>
+      <w:rFonts w:hAnsi="Times New Roman" w:eastAsia="Times New Roman" w:cs="Times New Roman" w:ascii="Times New Roman"/>
+      <w:sz w:val="24"/>
+      <w:szCs w:val="24"/>
+    </w:rPr>
+  </w:style>
+  <w:style w:customStyle="1" w:type="character" w:styleId="VerbatimChar">
     <w:name w:val="Verbatim Char"/>
     <w:qFormat/>
     <w:uiPriority w:val="99"/>
     <w:rPr>
-      <w:rFonts w:cs="Courier New" w:eastAsia="Courier New" w:ascii="Courier New" w:hAnsi="Courier New"/>
+      <w:rFonts w:hAnsi="Courier New" w:eastAsia="Courier New" w:cs="Courier New" w:ascii="Courier New"/>
       <w:sz w:val="18"/>
       <w:szCs w:val="18"/>
     </w:rPr>
@@ -1268,7 +1278,7 @@
       <w:color w:val="4F81BD" w:themeColor="accent1"/>
     </w:rPr>
   </w:style>
-  <w:style w:styleId="TOCHeading" w:customStyle="1" w:type="paragraph">
+  <w:style w:customStyle="1" w:type="paragraph" w:styleId="TOCHeading">
     <w:name w:val="TOC Heading"/>
     <w:basedOn w:val="Normal"/>
     <w:next w:val="Normal"/>
@@ -1278,248 +1288,33 @@
       <w:widowControl/>
       <w:keepNext/>
       <w:keepLines/>
-      <w:spacing w:line="240" w:lineRule="auto" w:before="0" w:after="480"/>
-      <w:jc w:val="center"/>
-    </w:pPr>
-    <w:rPr>
-      <w:rFonts w:cs="Arial" w:eastAsia="Arial" w:ascii="Arial" w:hAnsi="Arial"/>
+      <w:spacing w:lineRule="auto" w:line="240" w:before="0" w:after="480"/>
+      <w:jc w:val="center"/>
+    </w:pPr>
+    <w:rPr>
+      <w:rFonts w:hAnsi="Arial" w:eastAsia="Arial" w:cs="Arial" w:ascii="Arial"/>
       <w:caps/>
       <w:sz w:val="36"/>
       <w:szCs w:val="36"/>
     </w:rPr>
   </w:style>
-  <w:style w:styleId="Index" w:customStyle="1" w:type="paragraph">
-    <w:name w:val="Index"/>
-    <w:basedOn w:val="Normal"/>
-    <w:qFormat/>
-    <w:uiPriority w:val="99"/>
-    <w:pPr>
-      <w:widowControl/>
-      <w:spacing w:line="240" w:lineRule="auto" w:after="0"/>
-      <w:ind w:firstLine="0" w:left="0" w:hanging="283"/>
-      <w:jc w:val="left"/>
-    </w:pPr>
-    <w:rPr>
-      <w:rFonts w:cs="Times New Roman" w:eastAsia="Times New Roman" w:ascii="Times New Roman" w:hAnsi="Times New Roman"/>
-      <w:sz w:val="20"/>
-      <w:szCs w:val="20"/>
-    </w:rPr>
-  </w:style>
-  <w:style w:styleId="CoverInstitution" w:customStyle="1" w:type="paragraph">
-    <w:name w:val="Cover Institution"/>
-    <w:basedOn w:val="Normal"/>
-    <w:qFormat/>
-    <w:uiPriority w:val="99"/>
-    <w:pPr>
-      <w:widowControl/>
-      <w:spacing w:line="360" w:lineRule="auto" w:before="0" w:after="0"/>
-      <w:ind w:firstLine="0"/>
-      <w:jc w:val="center"/>
-    </w:pPr>
-    <w:rPr>
-      <w:rFonts w:cs="Times New Roman" w:eastAsia="Times New Roman" w:ascii="Times New Roman" w:hAnsi="Times New Roman"/>
-      <w:b/>
-      <w:bCs/>
-      <w:caps/>
-      <w:sz w:val="24"/>
-      <w:szCs w:val="24"/>
-    </w:rPr>
-  </w:style>
-  <w:style w:styleId="Quote" w:type="paragraph">
-    <w:name w:val="Quote"/>
-    <w:basedOn w:val="Normal"/>
-    <w:qFormat/>
-    <w:uiPriority w:val="99"/>
-    <w:pPr>
-      <w:widowControl/>
-      <w:spacing w:line="240" w:lineRule="auto" w:before="240" w:after="240"/>
-      <w:ind w:left="2268"/>
-      <w:jc w:val="both"/>
-    </w:pPr>
-    <w:rPr>
-      <w:rFonts w:cs="Times New Roman" w:eastAsia="Times New Roman" w:ascii="Times New Roman" w:hAnsi="Times New Roman"/>
-      <w:sz w:val="20"/>
-      <w:szCs w:val="20"/>
-    </w:rPr>
-  </w:style>
-  <w:style w:styleId="CoverAdvisor" w:customStyle="1" w:type="paragraph">
-    <w:name w:val="Cover Advisor"/>
-    <w:basedOn w:val="CoverNature"/>
-    <w:qFormat/>
-    <w:uiPriority w:val="99"/>
-    <w:pPr>
-      <w:widowControl/>
-      <w:spacing w:line="240" w:lineRule="auto" w:before="120" w:after="0"/>
-      <w:ind w:firstLine="0" w:left="4536"/>
-      <w:jc w:val="left"/>
-    </w:pPr>
-    <w:rPr>
-      <w:rFonts w:cs="Times New Roman" w:eastAsia="Times New Roman" w:ascii="Times New Roman" w:hAnsi="Times New Roman"/>
-      <w:sz w:val="20"/>
-      <w:szCs w:val="20"/>
-    </w:rPr>
-  </w:style>
-  <w:style w:styleId="TitlePageAdvisor" w:customStyle="1" w:type="paragraph">
-    <w:name w:val="Title Page Advisor"/>
-    <w:basedOn w:val="TitlePageNature"/>
-    <w:qFormat/>
-    <w:uiPriority w:val="99"/>
-    <w:pPr>
-      <w:widowControl/>
-      <w:spacing w:line="240" w:lineRule="auto" w:before="120" w:after="0"/>
-      <w:ind w:firstLine="0" w:left="4536"/>
-      <w:jc w:val="left"/>
-    </w:pPr>
-    <w:rPr>
-      <w:rFonts w:cs="Times New Roman" w:eastAsia="Times New Roman" w:ascii="Times New Roman" w:hAnsi="Times New Roman"/>
-      <w:sz w:val="20"/>
-      <w:szCs w:val="20"/>
-    </w:rPr>
-  </w:style>
-  <w:style w:styleId="Strong" w:customStyle="1" w:type="character">
-    <w:name w:val="Strong"/>
-    <w:qFormat/>
-    <w:uiPriority w:val="99"/>
-    <w:rPr>
-      <w:b/>
-      <w:bCs/>
-    </w:rPr>
-  </w:style>
-  <w:style w:styleId="CoverYear" w:customStyle="1" w:type="paragraph">
-    <w:name w:val="Cover Year"/>
-    <w:basedOn w:val="CoverLocation"/>
-    <w:qFormat/>
-    <w:uiPriority w:val="99"/>
-    <w:pPr>
-      <w:widowControl/>
-      <w:spacing w:line="240" w:lineRule="auto" w:before="0" w:after="0"/>
-      <w:ind w:firstLine="0"/>
-      <w:jc w:val="center"/>
-    </w:pPr>
-    <w:rPr>
-      <w:rFonts w:cs="Times New Roman" w:eastAsia="Times New Roman" w:ascii="Times New Roman" w:hAnsi="Times New Roman"/>
-      <w:sz w:val="24"/>
-      <w:szCs w:val="24"/>
-    </w:rPr>
-  </w:style>
-  <w:style w:styleId="Source" w:customStyle="1" w:type="paragraph">
-    <w:name w:val="Source"/>
-    <w:basedOn w:val="Caption"/>
-    <w:qFormat/>
-    <w:uiPriority w:val="99"/>
-    <w:pPr>
-      <w:widowControl/>
-      <w:spacing w:line="240" w:lineRule="auto" w:before="120" w:after="240"/>
-      <w:ind w:firstLine="0"/>
-      <w:jc w:val="center"/>
-    </w:pPr>
-    <w:rPr>
-      <w:rFonts w:cs="Times New Roman" w:eastAsia="Times New Roman" w:ascii="Times New Roman" w:hAnsi="Times New Roman"/>
-      <w:sz w:val="20"/>
-      <w:szCs w:val="20"/>
-    </w:rPr>
-  </w:style>
-  <w:style w:styleId="StringTok" w:customStyle="1" w:type="character">
-    <w:name w:val="String Token"/>
-    <w:qFormat/>
-    <w:uiPriority w:val="99"/>
-    <w:rPr>
-      <w:rFonts w:cs="Courier New" w:eastAsia="Courier New" w:ascii="Courier New" w:hAnsi="Courier New"/>
-      <w:sz w:val="18"/>
-      <w:szCs w:val="18"/>
-      <w:color w:val="4070a0"/>
-    </w:rPr>
-  </w:style>
-  <w:style w:styleId="CoverNature" w:customStyle="1" w:type="paragraph">
-    <w:name w:val="Cover Nature"/>
-    <w:basedOn w:val="Normal"/>
-    <w:qFormat/>
-    <w:uiPriority w:val="99"/>
-    <w:pPr>
-      <w:widowControl/>
-      <w:spacing w:line="240" w:lineRule="auto" w:before="0" w:after="0"/>
-      <w:ind w:firstLine="0" w:left="4536"/>
-      <w:jc w:val="both"/>
-    </w:pPr>
-    <w:rPr>
-      <w:rFonts w:cs="Times New Roman" w:eastAsia="Times New Roman" w:ascii="Times New Roman" w:hAnsi="Times New Roman"/>
-      <w:sz w:val="20"/>
-      <w:szCs w:val="20"/>
-    </w:rPr>
-  </w:style>
-  <w:style w:styleId="CoverDepartment" w:customStyle="1" w:type="paragraph">
-    <w:name w:val="Cover Department"/>
-    <w:basedOn w:val="Normal"/>
-    <w:qFormat/>
-    <w:uiPriority w:val="99"/>
-    <w:pPr>
-      <w:widowControl/>
-      <w:spacing w:line="360" w:lineRule="auto" w:before="0" w:after="0"/>
-      <w:ind w:firstLine="0"/>
-      <w:jc w:val="center"/>
-    </w:pPr>
-    <w:rPr>
-      <w:rFonts w:cs="Times New Roman" w:eastAsia="Times New Roman" w:ascii="Times New Roman" w:hAnsi="Times New Roman"/>
-      <w:sz w:val="24"/>
-      <w:szCs w:val="24"/>
-    </w:rPr>
-  </w:style>
-  <w:style w:styleId="DecValTok" w:customStyle="1" w:type="character">
-    <w:name w:val="DecVal Token"/>
-    <w:qFormat/>
-    <w:uiPriority w:val="99"/>
-    <w:rPr>
-      <w:rFonts w:cs="Courier New" w:eastAsia="Courier New" w:ascii="Courier New" w:hAnsi="Courier New"/>
-      <w:sz w:val="18"/>
-      <w:szCs w:val="18"/>
-      <w:color w:val="40a070"/>
-    </w:rPr>
-  </w:style>
-  <w:style w:styleId="TitlePageYear" w:customStyle="1" w:type="paragraph">
-    <w:name w:val="Title Page Year"/>
-    <w:basedOn w:val="TitlePageLocation"/>
-    <w:qFormat/>
-    <w:uiPriority w:val="99"/>
-    <w:pPr>
-      <w:widowControl/>
-      <w:spacing w:line="360" w:lineRule="auto" w:before="0" w:after="0"/>
-      <w:ind w:firstLine="0"/>
-      <w:jc w:val="center"/>
-    </w:pPr>
-    <w:rPr>
-      <w:rFonts w:cs="Times New Roman" w:eastAsia="Times New Roman" w:ascii="Times New Roman" w:hAnsi="Times New Roman"/>
-      <w:sz w:val="24"/>
-      <w:szCs w:val="24"/>
-    </w:rPr>
-  </w:style>
-  <w:style w:styleId="TOC3" w:type="paragraph">
-    <w:name w:val="TOC 3"/>
-    <w:basedOn w:val="Normal"/>
-    <w:next w:val="Normal"/>
-    <w:qFormat/>
-    <w:uiPriority w:val="99"/>
-    <w:pPr>
-      <w:widowControl/>
-      <w:spacing w:line="360" w:lineRule="auto" w:before="0" w:after="0"/>
-      <w:ind w:left="567"/>
-    </w:pPr>
-    <w:rPr>
-      <w:rFonts w:cs="Times New Roman" w:eastAsia="Times New Roman" w:ascii="Times New Roman" w:hAnsi="Times New Roman"/>
-      <w:sz w:val="24"/>
-      <w:szCs w:val="24"/>
-    </w:rPr>
-  </w:style>
-  <w:style w:styleId="AnnexHeading" w:customStyle="1" w:type="paragraph">
-    <w:name w:val="Annex Heading"/>
-    <w:basedOn w:val="AppendixHeading"/>
+  <w:style w:customStyle="1" w:type="paragraph" w:styleId="AppendixHeading">
+    <w:name w:val="Appendix Heading"/>
+    <w:basedOn w:val="Heading1"/>
     <w:next w:val="FirstParagraph"/>
     <w:qFormat/>
     <w:uiPriority w:val="99"/>
     <w:pPr>
       <w:widowControl/>
-    </w:pPr>
-    <w:rPr>
-      <w:rFonts w:cs="Arial" w:eastAsia="Arial" w:ascii="Arial" w:hAnsi="Arial"/>
+      <w:keepNext/>
+      <w:keepLines/>
+      <w:spacing w:lineRule="auto" w:line="240" w:before="0" w:after="360"/>
+      <w:ind w:firstLine="0"/>
+      <w:jc w:val="center"/>
+      <w:outlineLvl w:val="0"/>
+    </w:pPr>
+    <w:rPr>
+      <w:rFonts w:hAnsi="Arial" w:eastAsia="Arial" w:cs="Arial" w:ascii="Arial"/>
       <w:b/>
       <w:bCs/>
       <w:caps/>
@@ -1527,23 +1322,17 @@
       <w:szCs w:val="28"/>
     </w:rPr>
   </w:style>
-  <w:style w:styleId="AppendixHeading" w:customStyle="1" w:type="paragraph">
-    <w:name w:val="Appendix Heading"/>
-    <w:basedOn w:val="Heading1"/>
+  <w:style w:customStyle="1" w:type="paragraph" w:styleId="AnnexHeading">
+    <w:name w:val="Annex Heading"/>
+    <w:basedOn w:val="AppendixHeading"/>
     <w:next w:val="FirstParagraph"/>
     <w:qFormat/>
     <w:uiPriority w:val="99"/>
     <w:pPr>
       <w:widowControl/>
-      <w:keepNext/>
-      <w:keepLines/>
-      <w:spacing w:line="240" w:lineRule="auto" w:before="0" w:after="360"/>
-      <w:ind w:firstLine="0"/>
-      <w:jc w:val="center"/>
-      <w:outlineLvl w:val="0"/>
-    </w:pPr>
-    <w:rPr>
-      <w:rFonts w:cs="Arial" w:eastAsia="Arial" w:ascii="Arial" w:hAnsi="Arial"/>
+    </w:pPr>
+    <w:rPr>
+      <w:rFonts w:hAnsi="Arial" w:eastAsia="Arial" w:cs="Arial" w:ascii="Arial"/>
       <w:b/>
       <w:bCs/>
       <w:caps/>
@@ -1551,133 +1340,249 @@
       <w:szCs w:val="28"/>
     </w:rPr>
   </w:style>
-  <w:style w:styleId="FunctionTok" w:customStyle="1" w:type="character">
-    <w:name w:val="Function Token"/>
-    <w:qFormat/>
-    <w:uiPriority w:val="99"/>
-    <w:rPr>
-      <w:rFonts w:cs="Courier New" w:eastAsia="Courier New" w:ascii="Courier New" w:hAnsi="Courier New"/>
+  <w:style w:customStyle="1" w:type="paragraph" w:styleId="CoverTitle">
+    <w:name w:val="Cover Title"/>
+    <w:basedOn w:val="Normal"/>
+    <w:qFormat/>
+    <w:uiPriority w:val="99"/>
+    <w:pPr>
+      <w:widowControl/>
+      <w:spacing w:lineRule="auto" w:line="240" w:before="0" w:after="0"/>
+      <w:ind w:firstLine="0"/>
+      <w:jc w:val="center"/>
+    </w:pPr>
+    <w:rPr>
+      <w:rFonts w:hAnsi="Times New Roman" w:eastAsia="Times New Roman" w:cs="Times New Roman" w:ascii="Times New Roman"/>
+      <w:b/>
+      <w:bCs/>
+      <w:caps/>
+      <w:sz w:val="44"/>
+      <w:szCs w:val="44"/>
+    </w:rPr>
+  </w:style>
+  <w:style w:customStyle="1" w:type="paragraph" w:styleId="Code">
+    <w:name w:val="Code"/>
+    <w:qFormat/>
+    <w:uiPriority w:val="99"/>
+    <w:pPr>
+      <w:widowControl/>
+      <w:spacing w:lineRule="auto" w:line="240" w:before="0" w:after="0"/>
+      <w:jc w:val="left"/>
+    </w:pPr>
+    <w:rPr>
+      <w:rFonts w:hAnsi="Courier New" w:eastAsia="Courier New" w:cs="Courier New" w:ascii="Courier New"/>
       <w:sz w:val="18"/>
       <w:szCs w:val="18"/>
-      <w:color w:val="06287e"/>
-    </w:rPr>
-  </w:style>
-  <w:style w:styleId="CodeChar" w:customStyle="1" w:type="character">
-    <w:name w:val="Code Char"/>
-    <w:qFormat/>
-    <w:uiPriority w:val="99"/>
-    <w:rPr>
-      <w:rFonts w:cs="Courier New" w:eastAsia="Courier New" w:ascii="Courier New" w:hAnsi="Courier New"/>
-      <w:sz w:val="18"/>
-      <w:szCs w:val="18"/>
-    </w:rPr>
-  </w:style>
-  <w:style w:styleId="Reference" w:customStyle="1" w:type="paragraph">
-    <w:name w:val="Reference"/>
-    <w:basedOn w:val="Normal"/>
-    <w:qFormat/>
-    <w:uiPriority w:val="99"/>
-    <w:pPr>
-      <w:widowControl/>
-      <w:spacing w:line="240" w:lineRule="auto" w:before="0" w:after="240"/>
-      <w:ind w:firstLine="0" w:left="0" w:hanging="0"/>
-      <w:jc w:val="left"/>
-    </w:pPr>
-    <w:rPr>
-      <w:rFonts w:cs="Times New Roman" w:eastAsia="Times New Roman" w:ascii="Times New Roman" w:hAnsi="Times New Roman"/>
-      <w:sz w:val="24"/>
-      <w:szCs w:val="24"/>
-    </w:rPr>
-  </w:style>
-  <w:style w:styleId="SourceCode" w:customStyle="1" w:type="paragraph">
-    <w:name w:val="Source Code"/>
-    <w:qFormat/>
-    <w:uiPriority w:val="99"/>
-    <w:pPr>
-      <w:widowControl/>
-      <w:spacing w:line="240" w:lineRule="auto" w:before="120" w:after="120"/>
-      <w:jc w:val="left"/>
-    </w:pPr>
-    <w:rPr>
-      <w:rFonts w:cs="Courier New" w:eastAsia="Courier New" w:ascii="Courier New" w:hAnsi="Courier New"/>
-      <w:sz w:val="18"/>
-      <w:szCs w:val="18"/>
-    </w:rPr>
-  </w:style>
-  <w:style w:styleId="TitlePageInstitution" w:customStyle="1" w:type="paragraph">
-    <w:name w:val="Title Page Institution"/>
-    <w:basedOn w:val="Normal"/>
-    <w:qFormat/>
-    <w:uiPriority w:val="99"/>
-    <w:pPr>
-      <w:widowControl/>
-      <w:spacing w:line="360" w:lineRule="auto" w:before="0" w:after="0"/>
-      <w:ind w:firstLine="0"/>
-      <w:jc w:val="center"/>
-    </w:pPr>
-    <w:rPr>
-      <w:rFonts w:cs="Times New Roman" w:eastAsia="Times New Roman" w:ascii="Times New Roman" w:hAnsi="Times New Roman"/>
-      <w:sz w:val="24"/>
-      <w:szCs w:val="24"/>
-    </w:rPr>
-  </w:style>
-  <w:style w:styleId="DataTypeTok" w:customStyle="1" w:type="character">
+    </w:rPr>
+  </w:style>
+  <w:style w:customStyle="1" w:type="paragraph" w:styleId="CoverLocation">
+    <w:name w:val="Cover Location"/>
+    <w:basedOn w:val="Normal"/>
+    <w:qFormat/>
+    <w:uiPriority w:val="99"/>
+    <w:pPr>
+      <w:widowControl/>
+      <w:spacing w:lineRule="auto" w:line="240" w:before="0" w:after="0"/>
+      <w:ind w:firstLine="0"/>
+      <w:jc w:val="center"/>
+    </w:pPr>
+    <w:rPr>
+      <w:rFonts w:hAnsi="Times New Roman" w:eastAsia="Times New Roman" w:cs="Times New Roman" w:ascii="Times New Roman"/>
+      <w:sz w:val="24"/>
+      <w:szCs w:val="24"/>
+    </w:rPr>
+  </w:style>
+  <w:style w:customStyle="1" w:type="paragraph" w:styleId="TitlePageLocation">
+    <w:name w:val="Title Page Location"/>
+    <w:basedOn w:val="Normal"/>
+    <w:qFormat/>
+    <w:uiPriority w:val="99"/>
+    <w:pPr>
+      <w:widowControl/>
+      <w:spacing w:lineRule="auto" w:line="360" w:before="0" w:after="0"/>
+      <w:ind w:firstLine="0"/>
+      <w:jc w:val="center"/>
+    </w:pPr>
+    <w:rPr>
+      <w:rFonts w:hAnsi="Times New Roman" w:eastAsia="Times New Roman" w:cs="Times New Roman" w:ascii="Times New Roman"/>
+      <w:sz w:val="24"/>
+      <w:szCs w:val="24"/>
+    </w:rPr>
+  </w:style>
+  <w:style w:customStyle="1" w:type="paragraph" w:styleId="FigureSource">
+    <w:name w:val="Figure Source"/>
+    <w:basedOn w:val="Normal"/>
+    <w:qFormat/>
+    <w:uiPriority w:val="99"/>
+    <w:pPr>
+      <w:widowControl/>
+      <w:spacing w:lineRule="auto" w:line="240" w:before="120" w:after="240"/>
+      <w:ind w:firstLine="0"/>
+      <w:jc w:val="center"/>
+    </w:pPr>
+    <w:rPr>
+      <w:rFonts w:hAnsi="Times New Roman" w:eastAsia="Times New Roman" w:cs="Times New Roman" w:ascii="Times New Roman"/>
+      <w:sz w:val="20"/>
+      <w:szCs w:val="20"/>
+    </w:rPr>
+  </w:style>
+  <w:style w:customStyle="1" w:type="character" w:styleId="DataTypeTok">
     <w:name w:val="DataType Token"/>
     <w:qFormat/>
     <w:uiPriority w:val="99"/>
     <w:rPr>
-      <w:rFonts w:cs="Courier New" w:eastAsia="Courier New" w:ascii="Courier New" w:hAnsi="Courier New"/>
+      <w:rFonts w:hAnsi="Courier New" w:eastAsia="Courier New" w:cs="Courier New" w:ascii="Courier New"/>
       <w:sz w:val="18"/>
       <w:szCs w:val="18"/>
       <w:color w:val="902000"/>
     </w:rPr>
   </w:style>
-  <w:style w:styleId="ListParagraph" w:type="paragraph">
-    <w:name w:val="List Paragraph"/>
-    <w:basedOn w:val="Normal"/>
-    <w:qFormat/>
-    <w:uiPriority w:val="99"/>
-    <w:pPr>
-      <w:widowControl/>
-      <w:spacing w:line="360" w:lineRule="auto" w:after="0"/>
-      <w:ind w:hanging="357" w:left="720"/>
-    </w:pPr>
-    <w:rPr>
-      <w:rFonts w:cs="Times New Roman" w:eastAsia="Times New Roman" w:ascii="Times New Roman" w:hAnsi="Times New Roman"/>
-      <w:sz w:val="24"/>
-      <w:szCs w:val="24"/>
-    </w:rPr>
-  </w:style>
-  <w:style w:styleId="TitlePageAuthor" w:customStyle="1" w:type="paragraph">
+  <w:style w:customStyle="1" w:type="character" w:styleId="CodeChar">
+    <w:name w:val="Code Char"/>
+    <w:qFormat/>
+    <w:uiPriority w:val="99"/>
+    <w:rPr>
+      <w:rFonts w:hAnsi="Courier New" w:eastAsia="Courier New" w:cs="Courier New" w:ascii="Courier New"/>
+      <w:sz w:val="18"/>
+      <w:szCs w:val="18"/>
+    </w:rPr>
+  </w:style>
+  <w:style w:customStyle="1" w:type="paragraph" w:styleId="TitlePageAuthor">
     <w:name w:val="Title Page Author"/>
     <w:basedOn w:val="Normal"/>
     <w:qFormat/>
     <w:uiPriority w:val="99"/>
     <w:pPr>
       <w:widowControl/>
-      <w:spacing w:line="360" w:lineRule="auto" w:before="0" w:after="0"/>
-      <w:ind w:firstLine="0"/>
-      <w:jc w:val="center"/>
-    </w:pPr>
-    <w:rPr>
-      <w:rFonts w:cs="Times New Roman" w:eastAsia="Times New Roman" w:ascii="Times New Roman" w:hAnsi="Times New Roman"/>
-      <w:sz w:val="24"/>
-      <w:szCs w:val="24"/>
-    </w:rPr>
-  </w:style>
-  <w:style w:styleId="TitlePageTitle" w:customStyle="1" w:type="paragraph">
+      <w:spacing w:lineRule="auto" w:line="360" w:before="0" w:after="0"/>
+      <w:ind w:firstLine="0"/>
+      <w:jc w:val="center"/>
+    </w:pPr>
+    <w:rPr>
+      <w:rFonts w:hAnsi="Times New Roman" w:eastAsia="Times New Roman" w:cs="Times New Roman" w:ascii="Times New Roman"/>
+      <w:sz w:val="24"/>
+      <w:szCs w:val="24"/>
+    </w:rPr>
+  </w:style>
+  <w:style w:customStyle="1" w:type="character" w:styleId="ErrorTok">
+    <w:name w:val="Error Token"/>
+    <w:qFormat/>
+    <w:uiPriority w:val="99"/>
+    <w:rPr>
+      <w:rFonts w:hAnsi="Courier New" w:eastAsia="Courier New" w:cs="Courier New" w:ascii="Courier New"/>
+      <w:b/>
+      <w:bCs/>
+      <w:sz w:val="18"/>
+      <w:szCs w:val="18"/>
+      <w:color w:val="ff0000"/>
+    </w:rPr>
+  </w:style>
+  <w:style w:customStyle="1" w:type="character" w:styleId="KeywordTok">
+    <w:name w:val="Keyword Token"/>
+    <w:qFormat/>
+    <w:uiPriority w:val="99"/>
+    <w:rPr>
+      <w:rFonts w:hAnsi="Courier New" w:eastAsia="Courier New" w:cs="Courier New" w:ascii="Courier New"/>
+      <w:b/>
+      <w:bCs/>
+      <w:sz w:val="18"/>
+      <w:szCs w:val="18"/>
+    </w:rPr>
+  </w:style>
+  <w:style w:customStyle="1" w:type="paragraph" w:styleId="UnnumberedHeading">
+    <w:name w:val="Unnumbered Heading"/>
+    <w:basedOn w:val="Normal"/>
+    <w:next w:val="FirstParagraph"/>
+    <w:qFormat/>
+    <w:uiPriority w:val="99"/>
+    <w:pPr>
+      <w:widowControl/>
+      <w:keepNext/>
+      <w:keepLines/>
+      <w:spacing w:lineRule="auto" w:line="240" w:before="0" w:after="480"/>
+      <w:jc w:val="center"/>
+      <w:outlineLvl w:val="1"/>
+    </w:pPr>
+    <w:rPr>
+      <w:rFonts w:hAnsi="Arial" w:eastAsia="Arial" w:cs="Arial" w:ascii="Arial"/>
+      <w:sz w:val="36"/>
+      <w:szCs w:val="36"/>
+    </w:rPr>
+  </w:style>
+  <w:style w:customStyle="1" w:type="paragraph" w:styleId="CoverSubtitle">
+    <w:name w:val="Cover Subtitle"/>
+    <w:basedOn w:val="Normal"/>
+    <w:qFormat/>
+    <w:uiPriority w:val="99"/>
+    <w:pPr>
+      <w:widowControl/>
+      <w:spacing w:lineRule="auto" w:line="360" w:before="0" w:after="0"/>
+      <w:ind w:firstLine="0"/>
+      <w:jc w:val="center"/>
+    </w:pPr>
+    <w:rPr>
+      <w:rFonts w:hAnsi="Times New Roman" w:eastAsia="Times New Roman" w:cs="Times New Roman" w:ascii="Times New Roman"/>
+      <w:sz w:val="24"/>
+      <w:szCs w:val="24"/>
+    </w:rPr>
+  </w:style>
+  <w:style w:customStyle="1" w:type="paragraph" w:styleId="CoverNature">
+    <w:name w:val="Cover Nature"/>
+    <w:basedOn w:val="Normal"/>
+    <w:qFormat/>
+    <w:uiPriority w:val="99"/>
+    <w:pPr>
+      <w:widowControl/>
+      <w:spacing w:lineRule="auto" w:line="240" w:before="0" w:after="0"/>
+      <w:ind w:left="4536" w:firstLine="0"/>
+      <w:jc w:val="both"/>
+    </w:pPr>
+    <w:rPr>
+      <w:rFonts w:hAnsi="Times New Roman" w:eastAsia="Times New Roman" w:cs="Times New Roman" w:ascii="Times New Roman"/>
+      <w:sz w:val="20"/>
+      <w:szCs w:val="20"/>
+    </w:rPr>
+  </w:style>
+  <w:style w:customStyle="1" w:type="character" w:styleId="NormalTok">
+    <w:name w:val="Normal Token"/>
+    <w:qFormat/>
+    <w:uiPriority w:val="99"/>
+    <w:rPr>
+      <w:rFonts w:hAnsi="Courier New" w:eastAsia="Courier New" w:cs="Courier New" w:ascii="Courier New"/>
+      <w:sz w:val="18"/>
+      <w:szCs w:val="18"/>
+    </w:rPr>
+  </w:style>
+  <w:style w:styleId="TOC3" w:type="paragraph">
+    <w:name w:val="TOC 3"/>
+    <w:basedOn w:val="Normal"/>
+    <w:next w:val="Normal"/>
+    <w:qFormat/>
+    <w:uiPriority w:val="99"/>
+    <w:pPr>
+      <w:widowControl/>
+      <w:spacing w:lineRule="auto" w:line="360" w:before="0" w:after="0"/>
+      <w:ind w:left="567"/>
+    </w:pPr>
+    <w:rPr>
+      <w:rFonts w:hAnsi="Times New Roman" w:eastAsia="Times New Roman" w:cs="Times New Roman" w:ascii="Times New Roman"/>
+      <w:sz w:val="24"/>
+      <w:szCs w:val="24"/>
+    </w:rPr>
+  </w:style>
+  <w:style w:customStyle="1" w:type="paragraph" w:styleId="TitlePageTitle">
     <w:name w:val="Title Page Title"/>
     <w:basedOn w:val="Normal"/>
     <w:qFormat/>
     <w:uiPriority w:val="99"/>
     <w:pPr>
       <w:widowControl/>
-      <w:spacing w:line="360" w:lineRule="auto" w:before="0" w:after="0"/>
-      <w:ind w:firstLine="0"/>
-      <w:jc w:val="center"/>
-    </w:pPr>
-    <w:rPr>
-      <w:rFonts w:cs="Times New Roman" w:eastAsia="Times New Roman" w:ascii="Times New Roman" w:hAnsi="Times New Roman"/>
+      <w:spacing w:lineRule="auto" w:line="360" w:before="0" w:after="0"/>
+      <w:ind w:firstLine="0"/>
+      <w:jc w:val="center"/>
+    </w:pPr>
+    <w:rPr>
+      <w:rFonts w:hAnsi="Times New Roman" w:eastAsia="Times New Roman" w:cs="Times New Roman" w:ascii="Times New Roman"/>
       <w:b/>
       <w:bCs/>
       <w:caps/>
@@ -1685,24 +1590,201 @@
       <w:szCs w:val="28"/>
     </w:rPr>
   </w:style>
-  <w:style w:styleId="KeywordTok" w:customStyle="1" w:type="character">
-    <w:name w:val="Keyword Token"/>
-    <w:qFormat/>
-    <w:uiPriority w:val="99"/>
-    <w:rPr>
-      <w:rFonts w:cs="Courier New" w:eastAsia="Courier New" w:ascii="Courier New" w:hAnsi="Courier New"/>
+  <w:style w:customStyle="1" w:type="paragraph" w:styleId="Epigraph">
+    <w:name w:val="Epigraph"/>
+    <w:basedOn w:val="Normal"/>
+    <w:qFormat/>
+    <w:uiPriority w:val="99"/>
+    <w:pPr>
+      <w:widowControl/>
+      <w:spacing w:lineRule="auto" w:line="360" w:before="0" w:after="0"/>
+      <w:ind w:left="4536" w:firstLine="0"/>
+      <w:jc w:val="right"/>
+    </w:pPr>
+    <w:rPr>
+      <w:rFonts w:hAnsi="Times New Roman" w:eastAsia="Times New Roman" w:cs="Times New Roman" w:ascii="Times New Roman"/>
+      <w:sz w:val="20"/>
+      <w:szCs w:val="20"/>
+    </w:rPr>
+  </w:style>
+  <w:style w:styleId="TOC1" w:type="paragraph">
+    <w:name w:val="TOC 1"/>
+    <w:basedOn w:val="Normal"/>
+    <w:next w:val="Normal"/>
+    <w:qFormat/>
+    <w:uiPriority w:val="99"/>
+    <w:pPr>
+      <w:widowControl/>
+      <w:spacing w:lineRule="auto" w:line="360" w:before="240" w:after="0"/>
+    </w:pPr>
+    <w:rPr>
+      <w:rFonts w:hAnsi="Times New Roman" w:eastAsia="Times New Roman" w:cs="Times New Roman" w:ascii="Times New Roman"/>
       <w:b/>
       <w:bCs/>
+      <w:sz w:val="24"/>
+      <w:szCs w:val="24"/>
+    </w:rPr>
+  </w:style>
+  <w:style w:customStyle="1" w:type="paragraph" w:styleId="TableSource">
+    <w:name w:val="Table Source"/>
+    <w:basedOn w:val="Normal"/>
+    <w:qFormat/>
+    <w:uiPriority w:val="99"/>
+    <w:pPr>
+      <w:widowControl/>
+      <w:spacing w:lineRule="auto" w:line="240" w:before="120" w:after="240"/>
+      <w:ind w:firstLine="0"/>
+      <w:jc w:val="center"/>
+    </w:pPr>
+    <w:rPr>
+      <w:rFonts w:hAnsi="Times New Roman" w:eastAsia="Times New Roman" w:cs="Times New Roman" w:ascii="Times New Roman"/>
+      <w:sz w:val="20"/>
+      <w:szCs w:val="20"/>
+    </w:rPr>
+  </w:style>
+  <w:style w:customStyle="1" w:type="paragraph" w:styleId="Dedication">
+    <w:name w:val="Dedication"/>
+    <w:basedOn w:val="Normal"/>
+    <w:qFormat/>
+    <w:uiPriority w:val="99"/>
+    <w:pPr>
+      <w:widowControl/>
+      <w:spacing w:lineRule="auto" w:line="360" w:before="0" w:after="0"/>
+      <w:ind w:left="4536" w:firstLine="0"/>
+      <w:jc w:val="right"/>
+    </w:pPr>
+    <w:rPr>
+      <w:rFonts w:hAnsi="Times New Roman" w:eastAsia="Times New Roman" w:cs="Times New Roman" w:ascii="Times New Roman"/>
+      <w:i/>
+      <w:iCs/>
+      <w:sz w:val="24"/>
+      <w:szCs w:val="24"/>
+    </w:rPr>
+  </w:style>
+  <w:style w:customStyle="1" w:type="paragraph" w:styleId="CoverYear">
+    <w:name w:val="Cover Year"/>
+    <w:basedOn w:val="CoverLocation"/>
+    <w:qFormat/>
+    <w:uiPriority w:val="99"/>
+    <w:pPr>
+      <w:widowControl/>
+      <w:spacing w:lineRule="auto" w:line="240" w:before="0" w:after="0"/>
+      <w:ind w:firstLine="0"/>
+      <w:jc w:val="center"/>
+    </w:pPr>
+    <w:rPr>
+      <w:rFonts w:hAnsi="Times New Roman" w:eastAsia="Times New Roman" w:cs="Times New Roman" w:ascii="Times New Roman"/>
+      <w:sz w:val="24"/>
+      <w:szCs w:val="24"/>
+    </w:rPr>
+  </w:style>
+  <w:style w:customStyle="1" w:type="paragraph" w:styleId="Index">
+    <w:name w:val="Index"/>
+    <w:basedOn w:val="Normal"/>
+    <w:qFormat/>
+    <w:uiPriority w:val="99"/>
+    <w:pPr>
+      <w:widowControl/>
+      <w:spacing w:lineRule="auto" w:line="240" w:after="0"/>
+      <w:ind w:hanging="283" w:left="0" w:firstLine="0"/>
+      <w:jc w:val="left"/>
+    </w:pPr>
+    <w:rPr>
+      <w:rFonts w:hAnsi="Times New Roman" w:eastAsia="Times New Roman" w:cs="Times New Roman" w:ascii="Times New Roman"/>
+      <w:sz w:val="20"/>
+      <w:szCs w:val="20"/>
+    </w:rPr>
+  </w:style>
+  <w:style w:customStyle="1" w:type="character" w:styleId="CommentTok">
+    <w:name w:val="Comment Token"/>
+    <w:qFormat/>
+    <w:uiPriority w:val="99"/>
+    <w:rPr>
+      <w:rFonts w:hAnsi="Courier New" w:eastAsia="Courier New" w:cs="Courier New" w:ascii="Courier New"/>
+      <w:i/>
+      <w:iCs/>
       <w:sz w:val="18"/>
       <w:szCs w:val="18"/>
-    </w:rPr>
-  </w:style>
-  <w:style w:styleId="AlertTok" w:customStyle="1" w:type="character">
+      <w:color w:val="60a0b0"/>
+    </w:rPr>
+  </w:style>
+  <w:style w:customStyle="1" w:type="paragraph" w:styleId="BookPart">
+    <w:name w:val="Book Part"/>
+    <w:basedOn w:val="Normal"/>
+    <w:next w:val="Normal"/>
+    <w:qFormat/>
+    <w:uiPriority w:val="99"/>
+    <w:pPr>
+      <w:widowControl/>
+      <w:keepNext/>
+      <w:keepLines/>
+      <w:pageBreakBefore/>
+      <w:spacing w:lineRule="auto" w:line="240" w:before="0" w:after="480"/>
+      <w:ind w:firstLine="0"/>
+      <w:jc w:val="center"/>
+    </w:pPr>
+    <w:rPr>
+      <w:rFonts w:hAnsi="Arial" w:eastAsia="Arial" w:cs="Arial" w:ascii="Arial"/>
+      <w:b/>
+      <w:bCs/>
+      <w:caps/>
+      <w:sz w:val="36"/>
+      <w:szCs w:val="36"/>
+    </w:rPr>
+  </w:style>
+  <w:style w:customStyle="1" w:type="character" w:styleId="Strong">
+    <w:name w:val="Strong"/>
+    <w:qFormat/>
+    <w:uiPriority w:val="99"/>
+    <w:rPr>
+      <w:b/>
+      <w:bCs/>
+    </w:rPr>
+  </w:style>
+  <w:style w:customStyle="1" w:type="paragraph" w:styleId="CoverInstitution">
+    <w:name w:val="Cover Institution"/>
+    <w:basedOn w:val="Normal"/>
+    <w:qFormat/>
+    <w:uiPriority w:val="99"/>
+    <w:pPr>
+      <w:widowControl/>
+      <w:spacing w:lineRule="auto" w:line="360" w:before="0" w:after="0"/>
+      <w:ind w:firstLine="0"/>
+      <w:jc w:val="center"/>
+    </w:pPr>
+    <w:rPr>
+      <w:rFonts w:hAnsi="Times New Roman" w:eastAsia="Times New Roman" w:cs="Times New Roman" w:ascii="Times New Roman"/>
+      <w:b/>
+      <w:bCs/>
+      <w:caps/>
+      <w:sz w:val="24"/>
+      <w:szCs w:val="24"/>
+    </w:rPr>
+  </w:style>
+  <w:style w:customStyle="1" w:type="paragraph" w:styleId="Resumo">
+    <w:name w:val="Resumo"/>
+    <w:basedOn w:val="Normal"/>
+    <w:qFormat/>
+    <w:uiPriority w:val="99"/>
+    <w:pPr>
+      <w:widowControl/>
+      <w:spacing w:lineRule="auto" w:line="240" w:after="240"/>
+      <w:ind w:firstLine="0"/>
+      <w:jc w:val="both"/>
+    </w:pPr>
+    <w:rPr>
+      <w:rFonts w:hAnsi="Times New Roman" w:eastAsia="Times New Roman" w:cs="Times New Roman" w:ascii="Times New Roman"/>
+      <w:sz w:val="24"/>
+      <w:szCs w:val="24"/>
+      <w:lang w:val="pt-BR"/>
+    </w:rPr>
+  </w:style>
+  <w:style w:customStyle="1" w:type="character" w:styleId="AlertTok">
     <w:name w:val="Alert Token"/>
     <w:qFormat/>
     <w:uiPriority w:val="99"/>
     <w:rPr>
-      <w:rFonts w:cs="Courier New" w:eastAsia="Courier New" w:ascii="Courier New" w:hAnsi="Courier New"/>
+      <w:rFonts w:hAnsi="Courier New" w:eastAsia="Courier New" w:cs="Courier New" w:ascii="Courier New"/>
       <w:b/>
       <w:bCs/>
       <w:sz w:val="18"/>
@@ -1710,92 +1792,199 @@
       <w:color w:val="ff0000"/>
     </w:rPr>
   </w:style>
-  <w:style w:styleId="Dedication" w:customStyle="1" w:type="paragraph">
-    <w:name w:val="Dedication"/>
-    <w:basedOn w:val="Normal"/>
-    <w:qFormat/>
-    <w:uiPriority w:val="99"/>
-    <w:pPr>
-      <w:widowControl/>
-      <w:spacing w:line="360" w:lineRule="auto" w:before="0" w:after="0"/>
-      <w:ind w:firstLine="0" w:left="4536"/>
-      <w:jc w:val="right"/>
-    </w:pPr>
-    <w:rPr>
-      <w:rFonts w:cs="Times New Roman" w:eastAsia="Times New Roman" w:ascii="Times New Roman" w:hAnsi="Times New Roman"/>
+  <w:style w:customStyle="1" w:type="paragraph" w:styleId="CoverDepartment">
+    <w:name w:val="Cover Department"/>
+    <w:basedOn w:val="Normal"/>
+    <w:qFormat/>
+    <w:uiPriority w:val="99"/>
+    <w:pPr>
+      <w:widowControl/>
+      <w:spacing w:lineRule="auto" w:line="360" w:before="0" w:after="0"/>
+      <w:ind w:firstLine="0"/>
+      <w:jc w:val="center"/>
+    </w:pPr>
+    <w:rPr>
+      <w:rFonts w:hAnsi="Times New Roman" w:eastAsia="Times New Roman" w:cs="Times New Roman" w:ascii="Times New Roman"/>
+      <w:sz w:val="24"/>
+      <w:szCs w:val="24"/>
+    </w:rPr>
+  </w:style>
+  <w:style w:customStyle="1" w:type="paragraph" w:styleId="CoverAuthor">
+    <w:name w:val="Cover Author"/>
+    <w:basedOn w:val="Normal"/>
+    <w:qFormat/>
+    <w:uiPriority w:val="99"/>
+    <w:pPr>
+      <w:widowControl/>
+      <w:spacing w:lineRule="auto" w:line="240" w:before="0" w:after="0"/>
+      <w:ind w:firstLine="0"/>
+      <w:jc w:val="center"/>
+    </w:pPr>
+    <w:rPr>
+      <w:rFonts w:hAnsi="Times New Roman" w:eastAsia="Times New Roman" w:cs="Times New Roman" w:ascii="Times New Roman"/>
+      <w:sz w:val="24"/>
+      <w:szCs w:val="24"/>
+    </w:rPr>
+  </w:style>
+  <w:style w:customStyle="1" w:type="paragraph" w:styleId="SourceCode">
+    <w:name w:val="Source Code"/>
+    <w:qFormat/>
+    <w:uiPriority w:val="99"/>
+    <w:pPr>
+      <w:widowControl/>
+      <w:spacing w:lineRule="auto" w:line="240" w:before="120" w:after="120"/>
+      <w:jc w:val="left"/>
+    </w:pPr>
+    <w:rPr>
+      <w:rFonts w:hAnsi="Courier New" w:eastAsia="Courier New" w:cs="Courier New" w:ascii="Courier New"/>
+      <w:sz w:val="18"/>
+      <w:szCs w:val="18"/>
+    </w:rPr>
+  </w:style>
+  <w:style w:customStyle="1" w:type="paragraph" w:styleId="TitlePageYear">
+    <w:name w:val="Title Page Year"/>
+    <w:basedOn w:val="TitlePageLocation"/>
+    <w:qFormat/>
+    <w:uiPriority w:val="99"/>
+    <w:pPr>
+      <w:widowControl/>
+      <w:spacing w:lineRule="auto" w:line="360" w:before="0" w:after="0"/>
+      <w:ind w:firstLine="0"/>
+      <w:jc w:val="center"/>
+    </w:pPr>
+    <w:rPr>
+      <w:rFonts w:hAnsi="Times New Roman" w:eastAsia="Times New Roman" w:cs="Times New Roman" w:ascii="Times New Roman"/>
+      <w:sz w:val="24"/>
+      <w:szCs w:val="24"/>
+    </w:rPr>
+  </w:style>
+  <w:style w:customStyle="1" w:type="paragraph" w:styleId="Reference">
+    <w:name w:val="Reference"/>
+    <w:basedOn w:val="Normal"/>
+    <w:qFormat/>
+    <w:uiPriority w:val="99"/>
+    <w:pPr>
+      <w:widowControl/>
+      <w:spacing w:lineRule="auto" w:line="240" w:before="0" w:after="240"/>
+      <w:ind w:hanging="0" w:left="0" w:firstLine="0"/>
+      <w:jc w:val="left"/>
+    </w:pPr>
+    <w:rPr>
+      <w:rFonts w:hAnsi="Times New Roman" w:eastAsia="Times New Roman" w:cs="Times New Roman" w:ascii="Times New Roman"/>
+      <w:sz w:val="24"/>
+      <w:szCs w:val="24"/>
+    </w:rPr>
+  </w:style>
+  <w:style w:customStyle="1" w:type="character" w:styleId="Emphasis">
+    <w:name w:val="Emphasis"/>
+    <w:qFormat/>
+    <w:uiPriority w:val="99"/>
+    <w:rPr>
       <w:i/>
       <w:iCs/>
-      <w:sz w:val="24"/>
-      <w:szCs w:val="24"/>
-    </w:rPr>
-  </w:style>
-  <w:style w:styleId="CommentTok" w:customStyle="1" w:type="character">
-    <w:name w:val="Comment Token"/>
-    <w:qFormat/>
-    <w:uiPriority w:val="99"/>
-    <w:rPr>
-      <w:rFonts w:cs="Courier New" w:eastAsia="Courier New" w:ascii="Courier New" w:hAnsi="Courier New"/>
-      <w:i/>
-      <w:iCs/>
-      <w:sz w:val="18"/>
-      <w:szCs w:val="18"/>
-      <w:color w:val="60a0b0"/>
-    </w:rPr>
-  </w:style>
-  <w:style w:styleId="ErrorTok" w:customStyle="1" w:type="character">
-    <w:name w:val="Error Token"/>
-    <w:qFormat/>
-    <w:uiPriority w:val="99"/>
-    <w:rPr>
-      <w:rFonts w:cs="Courier New" w:eastAsia="Courier New" w:ascii="Courier New" w:hAnsi="Courier New"/>
-      <w:b/>
-      <w:bCs/>
-      <w:sz w:val="18"/>
-      <w:szCs w:val="18"/>
-      <w:color w:val="ff0000"/>
-    </w:rPr>
-  </w:style>
-  <w:style w:styleId="BookPart" w:customStyle="1" w:type="paragraph">
-    <w:name w:val="Book Part"/>
-    <w:basedOn w:val="Normal"/>
-    <w:next w:val="Normal"/>
-    <w:qFormat/>
-    <w:uiPriority w:val="99"/>
-    <w:pPr>
-      <w:widowControl/>
-      <w:keepNext/>
-      <w:keepLines/>
-      <w:pageBreakBefore/>
-      <w:spacing w:line="240" w:lineRule="auto" w:before="0" w:after="480"/>
-      <w:ind w:firstLine="0"/>
-      <w:jc w:val="center"/>
-    </w:pPr>
-    <w:rPr>
-      <w:rFonts w:cs="Arial" w:eastAsia="Arial" w:ascii="Arial" w:hAnsi="Arial"/>
-      <w:b/>
-      <w:bCs/>
-      <w:caps/>
-      <w:sz w:val="36"/>
-      <w:szCs w:val="36"/>
-    </w:rPr>
-  </w:style>
-  <w:style w:styleId="TitlePageNature" w:customStyle="1" w:type="paragraph">
-    <w:name w:val="Title Page Nature"/>
-    <w:basedOn w:val="Normal"/>
-    <w:qFormat/>
-    <w:uiPriority w:val="99"/>
-    <w:pPr>
-      <w:widowControl/>
-      <w:spacing w:line="240" w:lineRule="auto" w:before="0" w:after="0"/>
-      <w:ind w:firstLine="0" w:left="4536"/>
-      <w:jc w:val="both"/>
-    </w:pPr>
-    <w:rPr>
-      <w:rFonts w:cs="Times New Roman" w:eastAsia="Times New Roman" w:ascii="Times New Roman" w:hAnsi="Times New Roman"/>
+    </w:rPr>
+  </w:style>
+  <w:style w:customStyle="1" w:type="paragraph" w:styleId="TitlePageInstitution">
+    <w:name w:val="Title Page Institution"/>
+    <w:basedOn w:val="Normal"/>
+    <w:qFormat/>
+    <w:uiPriority w:val="99"/>
+    <w:pPr>
+      <w:widowControl/>
+      <w:spacing w:lineRule="auto" w:line="360" w:before="0" w:after="0"/>
+      <w:ind w:firstLine="0"/>
+      <w:jc w:val="center"/>
+    </w:pPr>
+    <w:rPr>
+      <w:rFonts w:hAnsi="Times New Roman" w:eastAsia="Times New Roman" w:cs="Times New Roman" w:ascii="Times New Roman"/>
+      <w:sz w:val="24"/>
+      <w:szCs w:val="24"/>
+    </w:rPr>
+  </w:style>
+  <w:style w:customStyle="1" w:type="paragraph" w:styleId="Source">
+    <w:name w:val="Source"/>
+    <w:basedOn w:val="Caption"/>
+    <w:qFormat/>
+    <w:uiPriority w:val="99"/>
+    <w:pPr>
+      <w:widowControl/>
+      <w:spacing w:lineRule="auto" w:line="240" w:before="120" w:after="240"/>
+      <w:ind w:firstLine="0"/>
+      <w:jc w:val="center"/>
+    </w:pPr>
+    <w:rPr>
+      <w:rFonts w:hAnsi="Times New Roman" w:eastAsia="Times New Roman" w:cs="Times New Roman" w:ascii="Times New Roman"/>
       <w:sz w:val="20"/>
       <w:szCs w:val="20"/>
     </w:rPr>
   </w:style>
+  <w:style w:customStyle="1" w:type="paragraph" w:styleId="TitlePageNature">
+    <w:name w:val="Title Page Nature"/>
+    <w:basedOn w:val="Normal"/>
+    <w:qFormat/>
+    <w:uiPriority w:val="99"/>
+    <w:pPr>
+      <w:widowControl/>
+      <w:spacing w:lineRule="auto" w:line="240" w:before="0" w:after="0"/>
+      <w:ind w:left="4536" w:firstLine="0"/>
+      <w:jc w:val="both"/>
+    </w:pPr>
+    <w:rPr>
+      <w:rFonts w:hAnsi="Times New Roman" w:eastAsia="Times New Roman" w:cs="Times New Roman" w:ascii="Times New Roman"/>
+      <w:sz w:val="20"/>
+      <w:szCs w:val="20"/>
+    </w:rPr>
+  </w:style>
+  <w:style w:customStyle="1" w:type="paragraph" w:styleId="TitlePageAdvisor">
+    <w:name w:val="Title Page Advisor"/>
+    <w:basedOn w:val="TitlePageNature"/>
+    <w:qFormat/>
+    <w:uiPriority w:val="99"/>
+    <w:pPr>
+      <w:widowControl/>
+      <w:spacing w:lineRule="auto" w:line="240" w:before="120" w:after="0"/>
+      <w:ind w:left="4536" w:firstLine="0"/>
+      <w:jc w:val="left"/>
+    </w:pPr>
+    <w:rPr>
+      <w:rFonts w:hAnsi="Times New Roman" w:eastAsia="Times New Roman" w:cs="Times New Roman" w:ascii="Times New Roman"/>
+      <w:sz w:val="20"/>
+      <w:szCs w:val="20"/>
+    </w:rPr>
+  </w:style>
+  <w:style w:styleId="ListParagraph" w:type="paragraph">
+    <w:name w:val="List Paragraph"/>
+    <w:basedOn w:val="Normal"/>
+    <w:qFormat/>
+    <w:uiPriority w:val="99"/>
+    <w:pPr>
+      <w:widowControl/>
+      <w:spacing w:lineRule="auto" w:line="360" w:after="0"/>
+      <w:ind w:left="720" w:hanging="357"/>
+    </w:pPr>
+    <w:rPr>
+      <w:rFonts w:hAnsi="Times New Roman" w:eastAsia="Times New Roman" w:cs="Times New Roman" w:ascii="Times New Roman"/>
+      <w:sz w:val="24"/>
+      <w:szCs w:val="24"/>
+    </w:rPr>
+  </w:style>
+  <w:style w:customStyle="1" w:type="paragraph" w:styleId="CoverAdvisor">
+    <w:name w:val="Cover Advisor"/>
+    <w:basedOn w:val="CoverNature"/>
+    <w:qFormat/>
+    <w:uiPriority w:val="99"/>
+    <w:pPr>
+      <w:widowControl/>
+      <w:spacing w:lineRule="auto" w:line="240" w:before="120" w:after="0"/>
+      <w:ind w:left="4536" w:firstLine="0"/>
+      <w:jc w:val="left"/>
+    </w:pPr>
+    <w:rPr>
+      <w:rFonts w:hAnsi="Times New Roman" w:eastAsia="Times New Roman" w:cs="Times New Roman" w:ascii="Times New Roman"/>
+      <w:sz w:val="20"/>
+      <w:szCs w:val="20"/>
+    </w:rPr>
+  </w:style>
   <w:style w:styleId="TOC2" w:type="paragraph">
     <w:name w:val="TOC 2"/>
     <w:basedOn w:val="Normal"/>
@@ -1804,253 +1993,74 @@
     <w:uiPriority w:val="99"/>
     <w:pPr>
       <w:widowControl/>
-      <w:spacing w:line="360" w:lineRule="auto" w:before="0" w:after="0"/>
+      <w:spacing w:lineRule="auto" w:line="360" w:before="0" w:after="0"/>
       <w:ind w:left="283"/>
     </w:pPr>
     <w:rPr>
-      <w:rFonts w:cs="Times New Roman" w:eastAsia="Times New Roman" w:ascii="Times New Roman" w:hAnsi="Times New Roman"/>
-      <w:sz w:val="24"/>
-      <w:szCs w:val="24"/>
-    </w:rPr>
-  </w:style>
-  <w:style w:styleId="CoverSubtitle" w:customStyle="1" w:type="paragraph">
-    <w:name w:val="Cover Subtitle"/>
-    <w:basedOn w:val="Normal"/>
-    <w:qFormat/>
-    <w:uiPriority w:val="99"/>
-    <w:pPr>
-      <w:widowControl/>
-      <w:spacing w:line="360" w:lineRule="auto" w:before="0" w:after="0"/>
-      <w:ind w:firstLine="0"/>
-      <w:jc w:val="center"/>
-    </w:pPr>
-    <w:rPr>
-      <w:rFonts w:cs="Times New Roman" w:eastAsia="Times New Roman" w:ascii="Times New Roman" w:hAnsi="Times New Roman"/>
-      <w:sz w:val="24"/>
-      <w:szCs w:val="24"/>
-    </w:rPr>
-  </w:style>
-  <w:style w:styleId="OperatorTok" w:customStyle="1" w:type="character">
+      <w:rFonts w:hAnsi="Times New Roman" w:eastAsia="Times New Roman" w:cs="Times New Roman" w:ascii="Times New Roman"/>
+      <w:sz w:val="24"/>
+      <w:szCs w:val="24"/>
+    </w:rPr>
+  </w:style>
+  <w:style w:customStyle="1" w:type="character" w:styleId="OperatorTok">
     <w:name w:val="Operator Token"/>
     <w:qFormat/>
     <w:uiPriority w:val="99"/>
     <w:rPr>
-      <w:rFonts w:cs="Courier New" w:eastAsia="Courier New" w:ascii="Courier New" w:hAnsi="Courier New"/>
+      <w:rFonts w:hAnsi="Courier New" w:eastAsia="Courier New" w:cs="Courier New" w:ascii="Courier New"/>
       <w:sz w:val="18"/>
       <w:szCs w:val="18"/>
       <w:color w:val="666666"/>
     </w:rPr>
   </w:style>
-  <w:style w:styleId="NormalTok" w:customStyle="1" w:type="character">
-    <w:name w:val="Normal Token"/>
-    <w:qFormat/>
-    <w:uiPriority w:val="99"/>
-    <w:rPr>
-      <w:rFonts w:cs="Courier New" w:eastAsia="Courier New" w:ascii="Courier New" w:hAnsi="Courier New"/>
+  <w:style w:customStyle="1" w:type="character" w:styleId="FunctionTok">
+    <w:name w:val="Function Token"/>
+    <w:qFormat/>
+    <w:uiPriority w:val="99"/>
+    <w:rPr>
+      <w:rFonts w:hAnsi="Courier New" w:eastAsia="Courier New" w:cs="Courier New" w:ascii="Courier New"/>
       <w:sz w:val="18"/>
       <w:szCs w:val="18"/>
-    </w:rPr>
-  </w:style>
-  <w:style w:styleId="TitlePageLocation" w:customStyle="1" w:type="paragraph">
-    <w:name w:val="Title Page Location"/>
-    <w:basedOn w:val="Normal"/>
-    <w:qFormat/>
-    <w:uiPriority w:val="99"/>
-    <w:pPr>
-      <w:widowControl/>
-      <w:spacing w:line="360" w:lineRule="auto" w:before="0" w:after="0"/>
-      <w:ind w:firstLine="0"/>
-      <w:jc w:val="center"/>
-    </w:pPr>
-    <w:rPr>
-      <w:rFonts w:cs="Times New Roman" w:eastAsia="Times New Roman" w:ascii="Times New Roman" w:hAnsi="Times New Roman"/>
-      <w:sz w:val="24"/>
-      <w:szCs w:val="24"/>
-    </w:rPr>
-  </w:style>
-  <w:style w:styleId="TableSource" w:customStyle="1" w:type="paragraph">
-    <w:name w:val="Table Source"/>
-    <w:basedOn w:val="Normal"/>
-    <w:qFormat/>
-    <w:uiPriority w:val="99"/>
-    <w:pPr>
-      <w:widowControl/>
-      <w:spacing w:line="240" w:lineRule="auto" w:before="120" w:after="240"/>
-      <w:ind w:firstLine="0"/>
-      <w:jc w:val="center"/>
-    </w:pPr>
-    <w:rPr>
-      <w:rFonts w:cs="Times New Roman" w:eastAsia="Times New Roman" w:ascii="Times New Roman" w:hAnsi="Times New Roman"/>
+      <w:color w:val="06287e"/>
+    </w:rPr>
+  </w:style>
+  <w:style w:styleId="Quote" w:type="paragraph">
+    <w:name w:val="Quote"/>
+    <w:basedOn w:val="Normal"/>
+    <w:qFormat/>
+    <w:uiPriority w:val="99"/>
+    <w:pPr>
+      <w:widowControl/>
+      <w:spacing w:lineRule="auto" w:line="240" w:before="240" w:after="240"/>
+      <w:ind w:left="2268"/>
+      <w:jc w:val="both"/>
+    </w:pPr>
+    <w:rPr>
+      <w:rFonts w:hAnsi="Times New Roman" w:eastAsia="Times New Roman" w:cs="Times New Roman" w:ascii="Times New Roman"/>
       <w:sz w:val="20"/>
       <w:szCs w:val="20"/>
     </w:rPr>
   </w:style>
-  <w:style w:styleId="FigureSource" w:customStyle="1" w:type="paragraph">
-    <w:name w:val="Figure Source"/>
-    <w:basedOn w:val="Normal"/>
-    <w:qFormat/>
-    <w:uiPriority w:val="99"/>
-    <w:pPr>
-      <w:widowControl/>
-      <w:spacing w:line="240" w:lineRule="auto" w:before="120" w:after="240"/>
-      <w:ind w:firstLine="0"/>
-      <w:jc w:val="center"/>
-    </w:pPr>
-    <w:rPr>
-      <w:rFonts w:cs="Times New Roman" w:eastAsia="Times New Roman" w:ascii="Times New Roman" w:hAnsi="Times New Roman"/>
-      <w:sz w:val="20"/>
-      <w:szCs w:val="20"/>
-    </w:rPr>
-  </w:style>
-  <w:style w:styleId="Epigraph" w:customStyle="1" w:type="paragraph">
-    <w:name w:val="Epigraph"/>
-    <w:basedOn w:val="Normal"/>
-    <w:qFormat/>
-    <w:uiPriority w:val="99"/>
-    <w:pPr>
-      <w:widowControl/>
-      <w:spacing w:line="360" w:lineRule="auto" w:before="0" w:after="0"/>
-      <w:ind w:firstLine="0" w:left="4536"/>
-      <w:jc w:val="right"/>
-    </w:pPr>
-    <w:rPr>
-      <w:rFonts w:cs="Times New Roman" w:eastAsia="Times New Roman" w:ascii="Times New Roman" w:hAnsi="Times New Roman"/>
-      <w:sz w:val="20"/>
-      <w:szCs w:val="20"/>
-    </w:rPr>
-  </w:style>
-  <w:style w:styleId="CoverLocation" w:customStyle="1" w:type="paragraph">
-    <w:name w:val="Cover Location"/>
-    <w:basedOn w:val="Normal"/>
-    <w:qFormat/>
-    <w:uiPriority w:val="99"/>
-    <w:pPr>
-      <w:widowControl/>
-      <w:spacing w:line="240" w:lineRule="auto" w:before="0" w:after="0"/>
-      <w:ind w:firstLine="0"/>
-      <w:jc w:val="center"/>
-    </w:pPr>
-    <w:rPr>
-      <w:rFonts w:cs="Times New Roman" w:eastAsia="Times New Roman" w:ascii="Times New Roman" w:hAnsi="Times New Roman"/>
-      <w:sz w:val="24"/>
-      <w:szCs w:val="24"/>
-    </w:rPr>
-  </w:style>
-  <w:style w:styleId="Resumo" w:customStyle="1" w:type="paragraph">
-    <w:name w:val="Resumo"/>
-    <w:basedOn w:val="Normal"/>
-    <w:qFormat/>
-    <w:uiPriority w:val="99"/>
-    <w:pPr>
-      <w:widowControl/>
-      <w:spacing w:line="240" w:lineRule="auto" w:after="240"/>
-      <w:ind w:firstLine="0"/>
-      <w:jc w:val="both"/>
-    </w:pPr>
-    <w:rPr>
-      <w:rFonts w:cs="Times New Roman" w:eastAsia="Times New Roman" w:ascii="Times New Roman" w:hAnsi="Times New Roman"/>
-      <w:sz w:val="24"/>
-      <w:szCs w:val="24"/>
-      <w:lang w:val="pt-BR"/>
-    </w:rPr>
-  </w:style>
-  <w:style w:styleId="CoverTitle" w:customStyle="1" w:type="paragraph">
-    <w:name w:val="Cover Title"/>
-    <w:basedOn w:val="Normal"/>
-    <w:qFormat/>
-    <w:uiPriority w:val="99"/>
-    <w:pPr>
-      <w:widowControl/>
-      <w:spacing w:line="240" w:lineRule="auto" w:before="0" w:after="0"/>
-      <w:ind w:firstLine="0"/>
-      <w:jc w:val="center"/>
-    </w:pPr>
-    <w:rPr>
-      <w:rFonts w:cs="Times New Roman" w:eastAsia="Times New Roman" w:ascii="Times New Roman" w:hAnsi="Times New Roman"/>
-      <w:b/>
-      <w:bCs/>
-      <w:caps/>
-      <w:sz w:val="44"/>
-      <w:szCs w:val="44"/>
-    </w:rPr>
-  </w:style>
-  <w:style w:styleId="CoverAuthor" w:customStyle="1" w:type="paragraph">
-    <w:name w:val="Cover Author"/>
-    <w:basedOn w:val="Normal"/>
-    <w:qFormat/>
-    <w:uiPriority w:val="99"/>
-    <w:pPr>
-      <w:widowControl/>
-      <w:spacing w:line="240" w:lineRule="auto" w:before="0" w:after="0"/>
-      <w:ind w:firstLine="0"/>
-      <w:jc w:val="center"/>
-    </w:pPr>
-    <w:rPr>
-      <w:rFonts w:cs="Times New Roman" w:eastAsia="Times New Roman" w:ascii="Times New Roman" w:hAnsi="Times New Roman"/>
-      <w:sz w:val="24"/>
-      <w:szCs w:val="24"/>
-    </w:rPr>
-  </w:style>
-  <w:style w:styleId="UnnumberedHeading" w:customStyle="1" w:type="paragraph">
-    <w:name w:val="Unnumbered Heading"/>
-    <w:basedOn w:val="Normal"/>
-    <w:next w:val="FirstParagraph"/>
-    <w:qFormat/>
-    <w:uiPriority w:val="99"/>
-    <w:pPr>
-      <w:widowControl/>
-      <w:keepNext/>
-      <w:keepLines/>
-      <w:spacing w:line="240" w:lineRule="auto" w:before="0" w:after="480"/>
-      <w:jc w:val="center"/>
-      <w:outlineLvl w:val="1"/>
-    </w:pPr>
-    <w:rPr>
-      <w:rFonts w:cs="Arial" w:eastAsia="Arial" w:ascii="Arial" w:hAnsi="Arial"/>
-      <w:sz w:val="36"/>
-      <w:szCs w:val="36"/>
-    </w:rPr>
-  </w:style>
-  <w:style w:styleId="Code" w:customStyle="1" w:type="paragraph">
-    <w:name w:val="Code"/>
-    <w:qFormat/>
-    <w:uiPriority w:val="99"/>
-    <w:pPr>
-      <w:widowControl/>
-      <w:spacing w:line="240" w:lineRule="auto" w:before="0" w:after="0"/>
-      <w:jc w:val="left"/>
-    </w:pPr>
-    <w:rPr>
-      <w:rFonts w:cs="Courier New" w:eastAsia="Courier New" w:ascii="Courier New" w:hAnsi="Courier New"/>
+  <w:style w:customStyle="1" w:type="character" w:styleId="DecValTok">
+    <w:name w:val="DecVal Token"/>
+    <w:qFormat/>
+    <w:uiPriority w:val="99"/>
+    <w:rPr>
+      <w:rFonts w:hAnsi="Courier New" w:eastAsia="Courier New" w:cs="Courier New" w:ascii="Courier New"/>
       <w:sz w:val="18"/>
       <w:szCs w:val="18"/>
-    </w:rPr>
-  </w:style>
-  <w:style w:styleId="TOC1" w:type="paragraph">
-    <w:name w:val="TOC 1"/>
-    <w:basedOn w:val="Normal"/>
-    <w:next w:val="Normal"/>
-    <w:qFormat/>
-    <w:uiPriority w:val="99"/>
-    <w:pPr>
-      <w:widowControl/>
-      <w:spacing w:line="360" w:lineRule="auto" w:before="240" w:after="0"/>
-    </w:pPr>
-    <w:rPr>
-      <w:rFonts w:cs="Times New Roman" w:eastAsia="Times New Roman" w:ascii="Times New Roman" w:hAnsi="Times New Roman"/>
-      <w:b/>
-      <w:bCs/>
-      <w:sz w:val="24"/>
-      <w:szCs w:val="24"/>
-    </w:rPr>
-  </w:style>
-  <w:style w:styleId="Emphasis" w:customStyle="1" w:type="character">
-    <w:name w:val="Emphasis"/>
-    <w:qFormat/>
-    <w:uiPriority w:val="99"/>
-    <w:rPr>
-      <w:i/>
-      <w:iCs/>
+      <w:color w:val="40a070"/>
+    </w:rPr>
+  </w:style>
+  <w:style w:customStyle="1" w:type="character" w:styleId="StringTok">
+    <w:name w:val="String Token"/>
+    <w:qFormat/>
+    <w:uiPriority w:val="99"/>
+    <w:rPr>
+      <w:rFonts w:hAnsi="Courier New" w:eastAsia="Courier New" w:cs="Courier New" w:ascii="Courier New"/>
+      <w:sz w:val="18"/>
+      <w:szCs w:val="18"/>
+      <w:color w:val="4070a0"/>
     </w:rPr>
   </w:style>
 </w:styles>

--- a/reference.docx
+++ b/reference.docx
@@ -560,13 +560,13 @@
     </w:pPrDefault>
   </w:docDefaults>
   <w:latentStyles w:defLockedState="0" w:defUIPriority="0" w:defSemiHidden="0" w:defUnhideWhenUsed="0" w:defQFormat="0" w:count="276"/>
-  <w:style w:styleId="Normal" w:type="paragraph">
+  <w:style w:type="paragraph" w:styleId="Normal">
     <w:name w:val="Normal"/>
     <w:qFormat/>
     <w:uiPriority w:val="99"/>
     <w:pPr>
       <w:widowControl/>
-      <w:spacing w:lineRule="auto" w:line="360" w:after="0"/>
+      <w:spacing w:lineRule="auto" w:after="0" w:line="360"/>
       <w:ind w:firstLine="737"/>
       <w:jc w:val="both"/>
     </w:pPr>
@@ -576,14 +576,14 @@
       <w:szCs w:val="24"/>
     </w:rPr>
   </w:style>
-  <w:style w:styleId="BodyText" w:type="paragraph">
+  <w:style w:type="paragraph" w:styleId="BodyText">
     <w:name w:val="Body Text"/>
     <w:basedOn w:val="Normal"/>
     <w:qFormat/>
     <w:uiPriority w:val="99"/>
     <w:pPr>
       <w:widowControl/>
-      <w:spacing w:lineRule="auto" w:line="360" w:after="0"/>
+      <w:spacing w:lineRule="auto" w:after="0" w:line="360"/>
       <w:ind w:firstLine="737"/>
       <w:jc w:val="both"/>
     </w:pPr>
@@ -593,7 +593,7 @@
       <w:szCs w:val="24"/>
     </w:rPr>
   </w:style>
-  <w:style w:styleId="FirstParagraph" w:type="paragraph">
+  <w:style w:type="paragraph" w:styleId="FirstParagraph">
     <w:name w:val="First Paragraph"/>
     <w:basedOn w:val="Normal"/>
     <w:next w:val="Normal"/>
@@ -601,7 +601,7 @@
     <w:uiPriority w:val="99"/>
     <w:pPr>
       <w:widowControl/>
-      <w:spacing w:lineRule="auto" w:line="360" w:before="120" w:after="0"/>
+      <w:spacing w:lineRule="auto" w:after="0" w:line="360" w:before="120"/>
       <w:ind w:firstLine="0"/>
       <w:jc w:val="both"/>
     </w:pPr>
@@ -611,23 +611,23 @@
       <w:szCs w:val="24"/>
     </w:rPr>
   </w:style>
-  <w:style w:customStyle="1" w:type="paragraph" w:styleId="Compact">
+  <w:style w:type="paragraph" w:customStyle="1" w:styleId="Compact">
     <w:name w:val="Compact"/>
     <w:basedOn w:val="Normal"/>
     <w:qFormat/>
     <w:uiPriority w:val="99"/>
     <w:pPr>
       <w:widowControl/>
-      <w:spacing w:lineRule="auto" w:line="240" w:before="0" w:after="0"/>
-      <w:ind w:firstLine="0"/>
-    </w:pPr>
-    <w:rPr>
-      <w:rFonts w:hAnsi="Times New Roman" w:eastAsia="Times New Roman" w:cs="Times New Roman" w:ascii="Times New Roman"/>
-      <w:sz w:val="24"/>
-      <w:szCs w:val="24"/>
-    </w:rPr>
-  </w:style>
-  <w:style w:styleId="Title" w:type="paragraph">
+      <w:spacing w:lineRule="auto" w:after="0" w:line="240" w:before="0"/>
+      <w:ind w:firstLine="0"/>
+    </w:pPr>
+    <w:rPr>
+      <w:rFonts w:hAnsi="Times New Roman" w:eastAsia="Times New Roman" w:cs="Times New Roman" w:ascii="Times New Roman"/>
+      <w:sz w:val="24"/>
+      <w:szCs w:val="24"/>
+    </w:rPr>
+  </w:style>
+  <w:style w:type="paragraph" w:styleId="Title">
     <w:name w:val="Title"/>
     <w:basedOn w:val="Normal"/>
     <w:next w:val="Normal"/>
@@ -635,7 +635,7 @@
     <w:uiPriority w:val="99"/>
     <w:pPr>
       <w:widowControl/>
-      <w:spacing w:lineRule="auto" w:line="360" w:before="0" w:after="480"/>
+      <w:spacing w:lineRule="auto" w:after="480" w:line="360" w:before="0"/>
       <w:ind w:firstLine="0"/>
       <w:jc w:val="center"/>
     </w:pPr>
@@ -648,7 +648,7 @@
       <w:szCs w:val="28"/>
     </w:rPr>
   </w:style>
-  <w:style w:customStyle="1" w:type="character" w:styleId="TitleChar">
+  <w:style w:type="character" w:customStyle="1" w:styleId="TitleChar">
     <w:name w:val="Title Char"/>
     <w:basedOn w:val="DefaultParagraphFont"/>
     <w:link w:val="Title"/>
@@ -663,7 +663,7 @@
       <w:szCs w:val="28"/>
     </w:rPr>
   </w:style>
-  <w:style w:styleId="Subtitle" w:type="paragraph">
+  <w:style w:type="paragraph" w:styleId="Subtitle">
     <w:name w:val="Subtitle"/>
     <w:basedOn w:val="Normal"/>
     <w:next w:val="Normal"/>
@@ -671,7 +671,7 @@
     <w:uiPriority w:val="99"/>
     <w:pPr>
       <w:widowControl/>
-      <w:spacing w:lineRule="auto" w:line="360" w:before="0" w:after="480"/>
+      <w:spacing w:lineRule="auto" w:after="480" w:line="360" w:before="0"/>
       <w:ind w:firstLine="0"/>
       <w:jc w:val="center"/>
     </w:pPr>
@@ -681,7 +681,7 @@
       <w:szCs w:val="24"/>
     </w:rPr>
   </w:style>
-  <w:style w:customStyle="1" w:type="character" w:styleId="SubtitleChar">
+  <w:style w:type="character" w:customStyle="1" w:styleId="SubtitleChar">
     <w:name w:val="Subtitle Char"/>
     <w:basedOn w:val="DefaultParagraphFont"/>
     <w:link w:val="Subtitle"/>
@@ -730,14 +730,14 @@
       <w:szCs w:val="20"/>
     </w:rPr>
   </w:style>
-  <w:style w:customStyle="1" w:type="paragraph" w:styleId="Abstract">
+  <w:style w:type="paragraph" w:customStyle="1" w:styleId="Abstract">
     <w:name w:val="Abstract"/>
     <w:basedOn w:val="Normal"/>
     <w:qFormat/>
     <w:uiPriority w:val="99"/>
     <w:pPr>
       <w:widowControl/>
-      <w:spacing w:lineRule="auto" w:line="240" w:after="240"/>
+      <w:spacing w:lineRule="auto" w:after="240" w:line="240"/>
       <w:ind w:firstLine="0"/>
       <w:jc w:val="both"/>
     </w:pPr>
@@ -756,7 +756,7 @@
     <w:pPr/>
     <w:rPr/>
   </w:style>
-  <w:style w:styleId="Heading1" w:type="paragraph">
+  <w:style w:type="paragraph" w:styleId="Heading1">
     <w:name w:val="Heading 1"/>
     <w:basedOn w:val="Normal"/>
     <w:next w:val="FirstParagraph"/>
@@ -767,7 +767,7 @@
       <w:keepNext/>
       <w:keepLines/>
       <w:pageBreakBefore/>
-      <w:spacing w:lineRule="auto" w:line="240" w:before="0" w:after="360"/>
+      <w:spacing w:lineRule="auto" w:after="360" w:line="240" w:before="0"/>
       <w:ind w:firstLine="0"/>
       <w:outlineLvl w:val="0"/>
     </w:pPr>
@@ -780,7 +780,7 @@
       <w:szCs w:val="28"/>
     </w:rPr>
   </w:style>
-  <w:style w:styleId="Heading2" w:type="paragraph">
+  <w:style w:type="paragraph" w:styleId="Heading2">
     <w:name w:val="Heading 2"/>
     <w:basedOn w:val="Normal"/>
     <w:next w:val="FirstParagraph"/>
@@ -790,7 +790,7 @@
       <w:widowControl/>
       <w:keepNext/>
       <w:keepLines/>
-      <w:spacing w:lineRule="auto" w:line="240" w:before="240" w:after="120"/>
+      <w:spacing w:lineRule="auto" w:after="120" w:line="240" w:before="240"/>
       <w:ind w:firstLine="0"/>
       <w:outlineLvl w:val="1"/>
     </w:pPr>
@@ -802,7 +802,7 @@
       <w:szCs w:val="24"/>
     </w:rPr>
   </w:style>
-  <w:style w:styleId="Heading3" w:type="paragraph">
+  <w:style w:type="paragraph" w:styleId="Heading3">
     <w:name w:val="Heading 3"/>
     <w:basedOn w:val="Normal"/>
     <w:next w:val="FirstParagraph"/>
@@ -812,7 +812,7 @@
       <w:widowControl/>
       <w:keepNext/>
       <w:keepLines/>
-      <w:spacing w:lineRule="auto" w:line="240" w:before="240" w:after="120"/>
+      <w:spacing w:lineRule="auto" w:after="120" w:line="240" w:before="240"/>
       <w:ind w:firstLine="0"/>
       <w:outlineLvl w:val="2"/>
     </w:pPr>
@@ -826,7 +826,7 @@
       <w:szCs w:val="24"/>
     </w:rPr>
   </w:style>
-  <w:style w:styleId="Heading4" w:type="paragraph">
+  <w:style w:type="paragraph" w:styleId="Heading4">
     <w:name w:val="Heading 4"/>
     <w:basedOn w:val="Normal"/>
     <w:next w:val="FirstParagraph"/>
@@ -836,7 +836,7 @@
       <w:widowControl/>
       <w:keepNext/>
       <w:keepLines/>
-      <w:spacing w:lineRule="auto" w:line="240" w:before="240" w:after="120"/>
+      <w:spacing w:lineRule="auto" w:after="120" w:line="240" w:before="240"/>
       <w:ind w:firstLine="0"/>
       <w:outlineLvl w:val="3"/>
     </w:pPr>
@@ -848,7 +848,7 @@
       <w:szCs w:val="24"/>
     </w:rPr>
   </w:style>
-  <w:style w:styleId="Heading5" w:type="paragraph">
+  <w:style w:type="paragraph" w:styleId="Heading5">
     <w:name w:val="Heading 5"/>
     <w:basedOn w:val="Normal"/>
     <w:next w:val="FirstParagraph"/>
@@ -858,7 +858,7 @@
       <w:widowControl/>
       <w:keepNext/>
       <w:keepLines/>
-      <w:spacing w:lineRule="auto" w:line="240" w:before="240" w:after="120"/>
+      <w:spacing w:lineRule="auto" w:after="120" w:line="240" w:before="240"/>
       <w:ind w:firstLine="0"/>
       <w:outlineLvl w:val="4"/>
     </w:pPr>
@@ -956,7 +956,7 @@
       <w:color w:val="272727" w:themeColor="text1" w:themeTint="D8"/>
     </w:rPr>
   </w:style>
-  <w:style w:customStyle="1" w:type="character" w:styleId="Heading1Char">
+  <w:style w:type="character" w:customStyle="1" w:styleId="Heading1Char">
     <w:name w:val="Heading 1 Char"/>
     <w:basedOn w:val="DefaultParagraphFont"/>
     <w:link w:val="Heading1"/>
@@ -971,7 +971,7 @@
       <w:szCs w:val="28"/>
     </w:rPr>
   </w:style>
-  <w:style w:customStyle="1" w:type="character" w:styleId="Heading2Char">
+  <w:style w:type="character" w:customStyle="1" w:styleId="Heading2Char">
     <w:name w:val="Heading 2 Char"/>
     <w:basedOn w:val="DefaultParagraphFont"/>
     <w:link w:val="Heading2"/>
@@ -985,7 +985,7 @@
       <w:szCs w:val="24"/>
     </w:rPr>
   </w:style>
-  <w:style w:customStyle="1" w:type="character" w:styleId="Heading3Char">
+  <w:style w:type="character" w:customStyle="1" w:styleId="Heading3Char">
     <w:name w:val="Heading 3 Char"/>
     <w:basedOn w:val="DefaultParagraphFont"/>
     <w:link w:val="Heading3"/>
@@ -1001,7 +1001,7 @@
       <w:szCs w:val="24"/>
     </w:rPr>
   </w:style>
-  <w:style w:customStyle="1" w:type="character" w:styleId="Heading4Char">
+  <w:style w:type="character" w:customStyle="1" w:styleId="Heading4Char">
     <w:name w:val="Heading 4 Char"/>
     <w:basedOn w:val="DefaultParagraphFont"/>
     <w:link w:val="Heading4"/>
@@ -1015,7 +1015,7 @@
       <w:szCs w:val="24"/>
     </w:rPr>
   </w:style>
-  <w:style w:customStyle="1" w:type="character" w:styleId="Heading5Char">
+  <w:style w:type="character" w:customStyle="1" w:styleId="Heading5Char">
     <w:name w:val="Heading 5 Char"/>
     <w:basedOn w:val="DefaultParagraphFont"/>
     <w:link w:val="Heading5"/>
@@ -1091,13 +1091,13 @@
       <w:ind w:firstLine="0" w:left="480" w:right="480"/>
     </w:pPr>
   </w:style>
-  <w:style w:styleId="FootnoteText" w:type="paragraph">
+  <w:style w:type="paragraph" w:styleId="FootnoteText">
     <w:name w:val="Footnote Text"/>
     <w:qFormat/>
     <w:uiPriority w:val="99"/>
     <w:pPr>
       <w:widowControl/>
-      <w:spacing w:lineRule="auto" w:line="240" w:after="0"/>
+      <w:spacing w:lineRule="auto" w:after="0" w:line="240"/>
       <w:jc w:val="both"/>
     </w:pPr>
     <w:rPr>
@@ -1171,7 +1171,7 @@
     <w:name w:val="Definition"/>
     <w:basedOn w:val="Normal"/>
   </w:style>
-  <w:style w:styleId="Caption" w:type="paragraph">
+  <w:style w:type="paragraph" w:styleId="Caption">
     <w:name w:val="Caption"/>
     <w:basedOn w:val="Normal"/>
     <w:qFormat/>
@@ -1179,7 +1179,7 @@
     <w:pPr>
       <w:widowControl/>
       <w:keepNext/>
-      <w:spacing w:lineRule="auto" w:line="240" w:before="240" w:after="120"/>
+      <w:spacing w:lineRule="auto" w:after="120" w:line="240" w:before="240"/>
       <w:ind w:firstLine="0"/>
       <w:jc w:val="center"/>
     </w:pPr>
@@ -1189,7 +1189,7 @@
       <w:szCs w:val="20"/>
     </w:rPr>
   </w:style>
-  <w:style w:customStyle="1" w:type="paragraph" w:styleId="TableCaption">
+  <w:style w:type="paragraph" w:customStyle="1" w:styleId="TableCaption">
     <w:name w:val="Table Caption"/>
     <w:basedOn w:val="Normal"/>
     <w:qFormat/>
@@ -1198,7 +1198,7 @@
       <w:widowControl/>
       <w:keepNext/>
       <w:keepLines/>
-      <w:spacing w:lineRule="auto" w:line="240" w:before="240" w:after="120"/>
+      <w:spacing w:lineRule="auto" w:after="120" w:line="240" w:before="240"/>
       <w:ind w:firstLine="0"/>
       <w:jc w:val="center"/>
     </w:pPr>
@@ -1208,7 +1208,7 @@
       <w:szCs w:val="20"/>
     </w:rPr>
   </w:style>
-  <w:style w:customStyle="1" w:type="paragraph" w:styleId="ImageCaption">
+  <w:style w:type="paragraph" w:customStyle="1" w:styleId="ImageCaption">
     <w:name w:val="Image Caption"/>
     <w:basedOn w:val="Caption"/>
     <w:qFormat/>
@@ -1217,7 +1217,7 @@
       <w:widowControl/>
       <w:keepNext/>
       <w:keepLines/>
-      <w:spacing w:lineRule="auto" w:line="240" w:before="240" w:after="120"/>
+      <w:spacing w:lineRule="auto" w:after="120" w:line="240" w:before="240"/>
       <w:ind w:firstLine="0"/>
       <w:jc w:val="center"/>
     </w:pPr>
@@ -1238,7 +1238,7 @@
       <w:keepNext/>
     </w:pPr>
   </w:style>
-  <w:style w:customStyle="1" w:type="character" w:styleId="BodyTextChar">
+  <w:style w:type="character" w:customStyle="1" w:styleId="BodyTextChar">
     <w:name w:val="Body Text Char"/>
     <w:basedOn w:val="DefaultParagraphFont"/>
     <w:link w:val="BodyText"/>
@@ -1250,7 +1250,7 @@
       <w:szCs w:val="24"/>
     </w:rPr>
   </w:style>
-  <w:style w:customStyle="1" w:type="character" w:styleId="VerbatimChar">
+  <w:style w:type="character" w:customStyle="1" w:styleId="VerbatimChar">
     <w:name w:val="Verbatim Char"/>
     <w:qFormat/>
     <w:uiPriority w:val="99"/>
@@ -1278,7 +1278,7 @@
       <w:color w:val="4F81BD" w:themeColor="accent1"/>
     </w:rPr>
   </w:style>
-  <w:style w:customStyle="1" w:type="paragraph" w:styleId="TOCHeading">
+  <w:style w:type="paragraph" w:customStyle="1" w:styleId="TOCHeading">
     <w:name w:val="TOC Heading"/>
     <w:basedOn w:val="Normal"/>
     <w:next w:val="Normal"/>
@@ -1288,7 +1288,7 @@
       <w:widowControl/>
       <w:keepNext/>
       <w:keepLines/>
-      <w:spacing w:lineRule="auto" w:line="240" w:before="0" w:after="480"/>
+      <w:spacing w:lineRule="auto" w:after="480" w:line="240" w:before="0"/>
       <w:jc w:val="center"/>
     </w:pPr>
     <w:rPr>
@@ -1298,7 +1298,352 @@
       <w:szCs w:val="36"/>
     </w:rPr>
   </w:style>
-  <w:style w:customStyle="1" w:type="paragraph" w:styleId="AppendixHeading">
+  <w:style w:type="paragraph" w:customStyle="1" w:styleId="SourceCode">
+    <w:name w:val="Source Code"/>
+    <w:qFormat/>
+    <w:uiPriority w:val="99"/>
+    <w:pPr>
+      <w:widowControl/>
+      <w:spacing w:lineRule="auto" w:after="120" w:line="240" w:before="120"/>
+      <w:jc w:val="left"/>
+    </w:pPr>
+    <w:rPr>
+      <w:rFonts w:hAnsi="Courier New" w:eastAsia="Courier New" w:cs="Courier New" w:ascii="Courier New"/>
+      <w:sz w:val="18"/>
+      <w:szCs w:val="18"/>
+    </w:rPr>
+  </w:style>
+  <w:style w:type="paragraph" w:customStyle="1" w:styleId="CoverTitle">
+    <w:name w:val="Cover Title"/>
+    <w:basedOn w:val="Normal"/>
+    <w:qFormat/>
+    <w:uiPriority w:val="99"/>
+    <w:pPr>
+      <w:widowControl/>
+      <w:spacing w:lineRule="auto" w:after="0" w:line="240" w:before="0"/>
+      <w:ind w:firstLine="0"/>
+      <w:jc w:val="center"/>
+    </w:pPr>
+    <w:rPr>
+      <w:rFonts w:hAnsi="Times New Roman" w:eastAsia="Times New Roman" w:cs="Times New Roman" w:ascii="Times New Roman"/>
+      <w:b/>
+      <w:bCs/>
+      <w:caps/>
+      <w:sz w:val="44"/>
+      <w:szCs w:val="44"/>
+    </w:rPr>
+  </w:style>
+  <w:style w:type="character" w:customStyle="1" w:styleId="FunctionTok">
+    <w:name w:val="Function Token"/>
+    <w:qFormat/>
+    <w:uiPriority w:val="99"/>
+    <w:rPr>
+      <w:rFonts w:hAnsi="Courier New" w:eastAsia="Courier New" w:cs="Courier New" w:ascii="Courier New"/>
+      <w:sz w:val="18"/>
+      <w:szCs w:val="18"/>
+      <w:color w:val="06287e"/>
+    </w:rPr>
+  </w:style>
+  <w:style w:type="paragraph" w:customStyle="1" w:styleId="TableSource">
+    <w:name w:val="Table Source"/>
+    <w:basedOn w:val="Normal"/>
+    <w:qFormat/>
+    <w:uiPriority w:val="99"/>
+    <w:pPr>
+      <w:widowControl/>
+      <w:spacing w:lineRule="auto" w:after="240" w:line="240" w:before="120"/>
+      <w:ind w:firstLine="0"/>
+      <w:jc w:val="center"/>
+    </w:pPr>
+    <w:rPr>
+      <w:rFonts w:hAnsi="Times New Roman" w:eastAsia="Times New Roman" w:cs="Times New Roman" w:ascii="Times New Roman"/>
+      <w:sz w:val="20"/>
+      <w:szCs w:val="20"/>
+    </w:rPr>
+  </w:style>
+  <w:style w:type="paragraph" w:customStyle="1" w:styleId="TitlePageAdvisor">
+    <w:name w:val="Title Page Advisor"/>
+    <w:basedOn w:val="TitlePageNature"/>
+    <w:qFormat/>
+    <w:uiPriority w:val="99"/>
+    <w:pPr>
+      <w:widowControl/>
+      <w:spacing w:lineRule="auto" w:after="0" w:line="240" w:before="120"/>
+      <w:ind w:left="4536" w:firstLine="0"/>
+      <w:jc w:val="left"/>
+    </w:pPr>
+    <w:rPr>
+      <w:rFonts w:hAnsi="Times New Roman" w:eastAsia="Times New Roman" w:cs="Times New Roman" w:ascii="Times New Roman"/>
+      <w:sz w:val="20"/>
+      <w:szCs w:val="20"/>
+    </w:rPr>
+  </w:style>
+  <w:style w:type="character" w:customStyle="1" w:styleId="NormalTok">
+    <w:name w:val="Normal Token"/>
+    <w:qFormat/>
+    <w:uiPriority w:val="99"/>
+    <w:rPr>
+      <w:rFonts w:hAnsi="Courier New" w:eastAsia="Courier New" w:cs="Courier New" w:ascii="Courier New"/>
+      <w:sz w:val="18"/>
+      <w:szCs w:val="18"/>
+    </w:rPr>
+  </w:style>
+  <w:style w:type="paragraph" w:customStyle="1" w:styleId="Source">
+    <w:name w:val="Source"/>
+    <w:basedOn w:val="Caption"/>
+    <w:qFormat/>
+    <w:uiPriority w:val="99"/>
+    <w:pPr>
+      <w:widowControl/>
+      <w:spacing w:lineRule="auto" w:after="240" w:line="240" w:before="120"/>
+      <w:ind w:firstLine="0"/>
+      <w:jc w:val="center"/>
+    </w:pPr>
+    <w:rPr>
+      <w:rFonts w:hAnsi="Times New Roman" w:eastAsia="Times New Roman" w:cs="Times New Roman" w:ascii="Times New Roman"/>
+      <w:sz w:val="20"/>
+      <w:szCs w:val="20"/>
+    </w:rPr>
+  </w:style>
+  <w:style w:type="paragraph" w:styleId="ListParagraph">
+    <w:name w:val="List Paragraph"/>
+    <w:basedOn w:val="Normal"/>
+    <w:qFormat/>
+    <w:uiPriority w:val="99"/>
+    <w:pPr>
+      <w:widowControl/>
+      <w:spacing w:lineRule="auto" w:after="0" w:line="360"/>
+      <w:ind w:hanging="357" w:left="720"/>
+    </w:pPr>
+    <w:rPr>
+      <w:rFonts w:hAnsi="Times New Roman" w:eastAsia="Times New Roman" w:cs="Times New Roman" w:ascii="Times New Roman"/>
+      <w:sz w:val="24"/>
+      <w:szCs w:val="24"/>
+    </w:rPr>
+  </w:style>
+  <w:style w:type="character" w:customStyle="1" w:styleId="CodeChar">
+    <w:name w:val="Code Char"/>
+    <w:qFormat/>
+    <w:uiPriority w:val="99"/>
+    <w:rPr>
+      <w:rFonts w:hAnsi="Courier New" w:eastAsia="Courier New" w:cs="Courier New" w:ascii="Courier New"/>
+      <w:sz w:val="18"/>
+      <w:szCs w:val="18"/>
+    </w:rPr>
+  </w:style>
+  <w:style w:type="paragraph" w:customStyle="1" w:styleId="TitlePageTitle">
+    <w:name w:val="Title Page Title"/>
+    <w:basedOn w:val="Normal"/>
+    <w:qFormat/>
+    <w:uiPriority w:val="99"/>
+    <w:pPr>
+      <w:widowControl/>
+      <w:spacing w:lineRule="auto" w:after="0" w:line="360" w:before="0"/>
+      <w:ind w:firstLine="0"/>
+      <w:jc w:val="center"/>
+    </w:pPr>
+    <w:rPr>
+      <w:rFonts w:hAnsi="Times New Roman" w:eastAsia="Times New Roman" w:cs="Times New Roman" w:ascii="Times New Roman"/>
+      <w:b/>
+      <w:bCs/>
+      <w:caps/>
+      <w:sz w:val="28"/>
+      <w:szCs w:val="28"/>
+    </w:rPr>
+  </w:style>
+  <w:style w:type="character" w:customStyle="1" w:styleId="ErrorTok">
+    <w:name w:val="Error Token"/>
+    <w:qFormat/>
+    <w:uiPriority w:val="99"/>
+    <w:rPr>
+      <w:rFonts w:hAnsi="Courier New" w:eastAsia="Courier New" w:cs="Courier New" w:ascii="Courier New"/>
+      <w:b/>
+      <w:bCs/>
+      <w:sz w:val="18"/>
+      <w:szCs w:val="18"/>
+      <w:color w:val="ff0000"/>
+    </w:rPr>
+  </w:style>
+  <w:style w:type="paragraph" w:customStyle="1" w:styleId="CoverNature">
+    <w:name w:val="Cover Nature"/>
+    <w:basedOn w:val="Normal"/>
+    <w:qFormat/>
+    <w:uiPriority w:val="99"/>
+    <w:pPr>
+      <w:widowControl/>
+      <w:spacing w:lineRule="auto" w:after="0" w:line="240" w:before="0"/>
+      <w:ind w:left="4536" w:firstLine="0"/>
+      <w:jc w:val="both"/>
+    </w:pPr>
+    <w:rPr>
+      <w:rFonts w:hAnsi="Times New Roman" w:eastAsia="Times New Roman" w:cs="Times New Roman" w:ascii="Times New Roman"/>
+      <w:sz w:val="20"/>
+      <w:szCs w:val="20"/>
+    </w:rPr>
+  </w:style>
+  <w:style w:type="character" w:customStyle="1" w:styleId="Emphasis">
+    <w:name w:val="Emphasis"/>
+    <w:qFormat/>
+    <w:uiPriority w:val="99"/>
+    <w:rPr>
+      <w:i/>
+      <w:iCs/>
+    </w:rPr>
+  </w:style>
+  <w:style w:type="paragraph" w:customStyle="1" w:styleId="Epigraph">
+    <w:name w:val="Epigraph"/>
+    <w:basedOn w:val="Normal"/>
+    <w:qFormat/>
+    <w:uiPriority w:val="99"/>
+    <w:pPr>
+      <w:widowControl/>
+      <w:spacing w:lineRule="auto" w:after="0" w:line="360" w:before="0"/>
+      <w:ind w:left="4536" w:firstLine="0"/>
+      <w:jc w:val="right"/>
+    </w:pPr>
+    <w:rPr>
+      <w:rFonts w:hAnsi="Times New Roman" w:eastAsia="Times New Roman" w:cs="Times New Roman" w:ascii="Times New Roman"/>
+      <w:sz w:val="20"/>
+      <w:szCs w:val="20"/>
+    </w:rPr>
+  </w:style>
+  <w:style w:type="paragraph" w:customStyle="1" w:styleId="TitlePageYear">
+    <w:name w:val="Title Page Year"/>
+    <w:basedOn w:val="TitlePageLocation"/>
+    <w:qFormat/>
+    <w:uiPriority w:val="99"/>
+    <w:pPr>
+      <w:widowControl/>
+      <w:spacing w:lineRule="auto" w:after="0" w:line="360" w:before="0"/>
+      <w:ind w:firstLine="0"/>
+      <w:jc w:val="center"/>
+    </w:pPr>
+    <w:rPr>
+      <w:rFonts w:hAnsi="Times New Roman" w:eastAsia="Times New Roman" w:cs="Times New Roman" w:ascii="Times New Roman"/>
+      <w:sz w:val="24"/>
+      <w:szCs w:val="24"/>
+    </w:rPr>
+  </w:style>
+  <w:style w:type="paragraph" w:customStyle="1" w:styleId="CoverSubtitle">
+    <w:name w:val="Cover Subtitle"/>
+    <w:basedOn w:val="Normal"/>
+    <w:qFormat/>
+    <w:uiPriority w:val="99"/>
+    <w:pPr>
+      <w:widowControl/>
+      <w:spacing w:lineRule="auto" w:after="0" w:line="360" w:before="0"/>
+      <w:ind w:firstLine="0"/>
+      <w:jc w:val="center"/>
+    </w:pPr>
+    <w:rPr>
+      <w:rFonts w:hAnsi="Times New Roman" w:eastAsia="Times New Roman" w:cs="Times New Roman" w:ascii="Times New Roman"/>
+      <w:sz w:val="24"/>
+      <w:szCs w:val="24"/>
+    </w:rPr>
+  </w:style>
+  <w:style w:type="character" w:customStyle="1" w:styleId="DataTypeTok">
+    <w:name w:val="DataType Token"/>
+    <w:qFormat/>
+    <w:uiPriority w:val="99"/>
+    <w:rPr>
+      <w:rFonts w:hAnsi="Courier New" w:eastAsia="Courier New" w:cs="Courier New" w:ascii="Courier New"/>
+      <w:sz w:val="18"/>
+      <w:szCs w:val="18"/>
+      <w:color w:val="902000"/>
+    </w:rPr>
+  </w:style>
+  <w:style w:type="paragraph" w:customStyle="1" w:styleId="CoverAuthor">
+    <w:name w:val="Cover Author"/>
+    <w:basedOn w:val="Normal"/>
+    <w:qFormat/>
+    <w:uiPriority w:val="99"/>
+    <w:pPr>
+      <w:widowControl/>
+      <w:spacing w:lineRule="auto" w:after="0" w:line="240" w:before="0"/>
+      <w:ind w:firstLine="0"/>
+      <w:jc w:val="center"/>
+    </w:pPr>
+    <w:rPr>
+      <w:rFonts w:hAnsi="Times New Roman" w:eastAsia="Times New Roman" w:cs="Times New Roman" w:ascii="Times New Roman"/>
+      <w:sz w:val="24"/>
+      <w:szCs w:val="24"/>
+    </w:rPr>
+  </w:style>
+  <w:style w:type="paragraph" w:customStyle="1" w:styleId="CoverInstitution">
+    <w:name w:val="Cover Institution"/>
+    <w:basedOn w:val="Normal"/>
+    <w:qFormat/>
+    <w:uiPriority w:val="99"/>
+    <w:pPr>
+      <w:widowControl/>
+      <w:spacing w:lineRule="auto" w:after="0" w:line="360" w:before="0"/>
+      <w:ind w:firstLine="0"/>
+      <w:jc w:val="center"/>
+    </w:pPr>
+    <w:rPr>
+      <w:rFonts w:hAnsi="Times New Roman" w:eastAsia="Times New Roman" w:cs="Times New Roman" w:ascii="Times New Roman"/>
+      <w:b/>
+      <w:bCs/>
+      <w:caps/>
+      <w:sz w:val="24"/>
+      <w:szCs w:val="24"/>
+    </w:rPr>
+  </w:style>
+  <w:style w:type="paragraph" w:styleId="TOC2">
+    <w:name w:val="TOC 2"/>
+    <w:basedOn w:val="Normal"/>
+    <w:next w:val="Normal"/>
+    <w:qFormat/>
+    <w:uiPriority w:val="99"/>
+    <w:pPr>
+      <w:widowControl/>
+      <w:spacing w:lineRule="auto" w:after="0" w:line="360" w:before="0"/>
+      <w:ind w:left="283"/>
+    </w:pPr>
+    <w:rPr>
+      <w:rFonts w:hAnsi="Times New Roman" w:eastAsia="Times New Roman" w:cs="Times New Roman" w:ascii="Times New Roman"/>
+      <w:sz w:val="24"/>
+      <w:szCs w:val="24"/>
+    </w:rPr>
+  </w:style>
+  <w:style w:type="paragraph" w:styleId="TOC1">
+    <w:name w:val="TOC 1"/>
+    <w:basedOn w:val="Normal"/>
+    <w:next w:val="Normal"/>
+    <w:qFormat/>
+    <w:uiPriority w:val="99"/>
+    <w:pPr>
+      <w:widowControl/>
+      <w:spacing w:lineRule="auto" w:after="0" w:line="360" w:before="240"/>
+    </w:pPr>
+    <w:rPr>
+      <w:rFonts w:hAnsi="Times New Roman" w:eastAsia="Times New Roman" w:cs="Times New Roman" w:ascii="Times New Roman"/>
+      <w:b/>
+      <w:bCs/>
+      <w:sz w:val="24"/>
+      <w:szCs w:val="24"/>
+    </w:rPr>
+  </w:style>
+  <w:style w:type="paragraph" w:customStyle="1" w:styleId="Dedication">
+    <w:name w:val="Dedication"/>
+    <w:basedOn w:val="Normal"/>
+    <w:qFormat/>
+    <w:uiPriority w:val="99"/>
+    <w:pPr>
+      <w:widowControl/>
+      <w:spacing w:lineRule="auto" w:after="0" w:line="360" w:before="0"/>
+      <w:ind w:left="4536" w:firstLine="0"/>
+      <w:jc w:val="right"/>
+    </w:pPr>
+    <w:rPr>
+      <w:rFonts w:hAnsi="Times New Roman" w:eastAsia="Times New Roman" w:cs="Times New Roman" w:ascii="Times New Roman"/>
+      <w:i/>
+      <w:iCs/>
+      <w:sz w:val="24"/>
+      <w:szCs w:val="24"/>
+    </w:rPr>
+  </w:style>
+  <w:style w:type="paragraph" w:customStyle="1" w:styleId="AppendixHeading">
     <w:name w:val="Appendix Heading"/>
     <w:basedOn w:val="Heading1"/>
     <w:next w:val="FirstParagraph"/>
@@ -1308,7 +1653,7 @@
       <w:widowControl/>
       <w:keepNext/>
       <w:keepLines/>
-      <w:spacing w:lineRule="auto" w:line="240" w:before="0" w:after="360"/>
+      <w:spacing w:lineRule="auto" w:after="360" w:line="240" w:before="0"/>
       <w:ind w:firstLine="0"/>
       <w:jc w:val="center"/>
       <w:outlineLvl w:val="0"/>
@@ -1322,7 +1667,374 @@
       <w:szCs w:val="28"/>
     </w:rPr>
   </w:style>
-  <w:style w:customStyle="1" w:type="paragraph" w:styleId="AnnexHeading">
+  <w:style w:type="paragraph" w:customStyle="1" w:styleId="TitlePageLocation">
+    <w:name w:val="Title Page Location"/>
+    <w:basedOn w:val="Normal"/>
+    <w:qFormat/>
+    <w:uiPriority w:val="99"/>
+    <w:pPr>
+      <w:widowControl/>
+      <w:spacing w:lineRule="auto" w:after="0" w:line="360" w:before="0"/>
+      <w:ind w:firstLine="0"/>
+      <w:jc w:val="center"/>
+    </w:pPr>
+    <w:rPr>
+      <w:rFonts w:hAnsi="Times New Roman" w:eastAsia="Times New Roman" w:cs="Times New Roman" w:ascii="Times New Roman"/>
+      <w:sz w:val="24"/>
+      <w:szCs w:val="24"/>
+    </w:rPr>
+  </w:style>
+  <w:style w:type="paragraph" w:customStyle="1" w:styleId="TitlePageAuthor">
+    <w:name w:val="Title Page Author"/>
+    <w:basedOn w:val="Normal"/>
+    <w:qFormat/>
+    <w:uiPriority w:val="99"/>
+    <w:pPr>
+      <w:widowControl/>
+      <w:spacing w:lineRule="auto" w:after="0" w:line="360" w:before="0"/>
+      <w:ind w:firstLine="0"/>
+      <w:jc w:val="center"/>
+    </w:pPr>
+    <w:rPr>
+      <w:rFonts w:hAnsi="Times New Roman" w:eastAsia="Times New Roman" w:cs="Times New Roman" w:ascii="Times New Roman"/>
+      <w:sz w:val="24"/>
+      <w:szCs w:val="24"/>
+    </w:rPr>
+  </w:style>
+  <w:style w:type="paragraph" w:customStyle="1" w:styleId="UnnumberedHeading">
+    <w:name w:val="Unnumbered Heading"/>
+    <w:basedOn w:val="Normal"/>
+    <w:next w:val="FirstParagraph"/>
+    <w:qFormat/>
+    <w:uiPriority w:val="99"/>
+    <w:pPr>
+      <w:widowControl/>
+      <w:keepNext/>
+      <w:keepLines/>
+      <w:spacing w:lineRule="auto" w:after="480" w:line="240" w:before="0"/>
+      <w:jc w:val="center"/>
+      <w:outlineLvl w:val="1"/>
+    </w:pPr>
+    <w:rPr>
+      <w:rFonts w:hAnsi="Arial" w:eastAsia="Arial" w:cs="Arial" w:ascii="Arial"/>
+      <w:sz w:val="36"/>
+      <w:szCs w:val="36"/>
+    </w:rPr>
+  </w:style>
+  <w:style w:type="character" w:customStyle="1" w:styleId="Strong">
+    <w:name w:val="Strong"/>
+    <w:qFormat/>
+    <w:uiPriority w:val="99"/>
+    <w:rPr>
+      <w:b/>
+      <w:bCs/>
+    </w:rPr>
+  </w:style>
+  <w:style w:type="paragraph" w:styleId="Quote">
+    <w:name w:val="Quote"/>
+    <w:basedOn w:val="Normal"/>
+    <w:qFormat/>
+    <w:uiPriority w:val="99"/>
+    <w:pPr>
+      <w:widowControl/>
+      <w:spacing w:lineRule="auto" w:after="240" w:line="240" w:before="240"/>
+      <w:ind w:left="2268"/>
+      <w:jc w:val="both"/>
+    </w:pPr>
+    <w:rPr>
+      <w:rFonts w:hAnsi="Times New Roman" w:eastAsia="Times New Roman" w:cs="Times New Roman" w:ascii="Times New Roman"/>
+      <w:sz w:val="20"/>
+      <w:szCs w:val="20"/>
+    </w:rPr>
+  </w:style>
+  <w:style w:type="character" w:customStyle="1" w:styleId="OperatorTok">
+    <w:name w:val="Operator Token"/>
+    <w:qFormat/>
+    <w:uiPriority w:val="99"/>
+    <w:rPr>
+      <w:rFonts w:hAnsi="Courier New" w:eastAsia="Courier New" w:cs="Courier New" w:ascii="Courier New"/>
+      <w:sz w:val="18"/>
+      <w:szCs w:val="18"/>
+      <w:color w:val="666666"/>
+    </w:rPr>
+  </w:style>
+  <w:style w:type="character" w:customStyle="1" w:styleId="CommentTok">
+    <w:name w:val="Comment Token"/>
+    <w:qFormat/>
+    <w:uiPriority w:val="99"/>
+    <w:rPr>
+      <w:rFonts w:hAnsi="Courier New" w:eastAsia="Courier New" w:cs="Courier New" w:ascii="Courier New"/>
+      <w:i/>
+      <w:iCs/>
+      <w:sz w:val="18"/>
+      <w:szCs w:val="18"/>
+      <w:color w:val="60a0b0"/>
+    </w:rPr>
+  </w:style>
+  <w:style w:type="character" w:customStyle="1" w:styleId="AlertTok">
+    <w:name w:val="Alert Token"/>
+    <w:qFormat/>
+    <w:uiPriority w:val="99"/>
+    <w:rPr>
+      <w:rFonts w:hAnsi="Courier New" w:eastAsia="Courier New" w:cs="Courier New" w:ascii="Courier New"/>
+      <w:b/>
+      <w:bCs/>
+      <w:sz w:val="18"/>
+      <w:szCs w:val="18"/>
+      <w:color w:val="ff0000"/>
+    </w:rPr>
+  </w:style>
+  <w:style w:type="paragraph" w:customStyle="1" w:styleId="Index">
+    <w:name w:val="Index"/>
+    <w:basedOn w:val="Normal"/>
+    <w:qFormat/>
+    <w:uiPriority w:val="99"/>
+    <w:pPr>
+      <w:widowControl/>
+      <w:spacing w:lineRule="auto" w:after="0" w:line="240"/>
+      <w:ind w:left="0" w:hanging="283" w:firstLine="0"/>
+      <w:jc w:val="left"/>
+    </w:pPr>
+    <w:rPr>
+      <w:rFonts w:hAnsi="Times New Roman" w:eastAsia="Times New Roman" w:cs="Times New Roman" w:ascii="Times New Roman"/>
+      <w:sz w:val="20"/>
+      <w:szCs w:val="20"/>
+    </w:rPr>
+  </w:style>
+  <w:style w:type="paragraph" w:customStyle="1" w:styleId="CoverAdvisor">
+    <w:name w:val="Cover Advisor"/>
+    <w:basedOn w:val="CoverNature"/>
+    <w:qFormat/>
+    <w:uiPriority w:val="99"/>
+    <w:pPr>
+      <w:widowControl/>
+      <w:spacing w:lineRule="auto" w:after="0" w:line="240" w:before="120"/>
+      <w:ind w:left="4536" w:firstLine="0"/>
+      <w:jc w:val="left"/>
+    </w:pPr>
+    <w:rPr>
+      <w:rFonts w:hAnsi="Times New Roman" w:eastAsia="Times New Roman" w:cs="Times New Roman" w:ascii="Times New Roman"/>
+      <w:sz w:val="20"/>
+      <w:szCs w:val="20"/>
+    </w:rPr>
+  </w:style>
+  <w:style w:type="paragraph" w:customStyle="1" w:styleId="Resumo">
+    <w:name w:val="Resumo"/>
+    <w:basedOn w:val="Normal"/>
+    <w:qFormat/>
+    <w:uiPriority w:val="99"/>
+    <w:pPr>
+      <w:widowControl/>
+      <w:spacing w:lineRule="auto" w:after="240" w:line="240"/>
+      <w:ind w:firstLine="0"/>
+      <w:jc w:val="both"/>
+    </w:pPr>
+    <w:rPr>
+      <w:rFonts w:hAnsi="Times New Roman" w:eastAsia="Times New Roman" w:cs="Times New Roman" w:ascii="Times New Roman"/>
+      <w:sz w:val="24"/>
+      <w:szCs w:val="24"/>
+      <w:lang w:val="pt-BR"/>
+    </w:rPr>
+  </w:style>
+  <w:style w:type="paragraph" w:customStyle="1" w:styleId="Code">
+    <w:name w:val="Code"/>
+    <w:qFormat/>
+    <w:uiPriority w:val="99"/>
+    <w:pPr>
+      <w:widowControl/>
+      <w:spacing w:lineRule="auto" w:after="0" w:line="240" w:before="0"/>
+      <w:jc w:val="left"/>
+    </w:pPr>
+    <w:rPr>
+      <w:rFonts w:hAnsi="Courier New" w:eastAsia="Courier New" w:cs="Courier New" w:ascii="Courier New"/>
+      <w:sz w:val="18"/>
+      <w:szCs w:val="18"/>
+    </w:rPr>
+  </w:style>
+  <w:style w:type="paragraph" w:customStyle="1" w:styleId="CoverLocation">
+    <w:name w:val="Cover Location"/>
+    <w:basedOn w:val="Normal"/>
+    <w:qFormat/>
+    <w:uiPriority w:val="99"/>
+    <w:pPr>
+      <w:widowControl/>
+      <w:spacing w:lineRule="auto" w:after="0" w:line="240" w:before="0"/>
+      <w:ind w:firstLine="0"/>
+      <w:jc w:val="center"/>
+    </w:pPr>
+    <w:rPr>
+      <w:rFonts w:hAnsi="Times New Roman" w:eastAsia="Times New Roman" w:cs="Times New Roman" w:ascii="Times New Roman"/>
+      <w:sz w:val="24"/>
+      <w:szCs w:val="24"/>
+    </w:rPr>
+  </w:style>
+  <w:style w:type="paragraph" w:customStyle="1" w:styleId="TitlePageNature">
+    <w:name w:val="Title Page Nature"/>
+    <w:basedOn w:val="Normal"/>
+    <w:qFormat/>
+    <w:uiPriority w:val="99"/>
+    <w:pPr>
+      <w:widowControl/>
+      <w:spacing w:lineRule="auto" w:after="0" w:line="240" w:before="0"/>
+      <w:ind w:left="4536" w:firstLine="0"/>
+      <w:jc w:val="both"/>
+    </w:pPr>
+    <w:rPr>
+      <w:rFonts w:hAnsi="Times New Roman" w:eastAsia="Times New Roman" w:cs="Times New Roman" w:ascii="Times New Roman"/>
+      <w:sz w:val="20"/>
+      <w:szCs w:val="20"/>
+    </w:rPr>
+  </w:style>
+  <w:style w:type="paragraph" w:customStyle="1" w:styleId="Reference">
+    <w:name w:val="Reference"/>
+    <w:basedOn w:val="Normal"/>
+    <w:qFormat/>
+    <w:uiPriority w:val="99"/>
+    <w:pPr>
+      <w:widowControl/>
+      <w:spacing w:lineRule="auto" w:after="240" w:line="240" w:before="0"/>
+      <w:ind w:left="0" w:hanging="0" w:firstLine="0"/>
+      <w:jc w:val="left"/>
+    </w:pPr>
+    <w:rPr>
+      <w:rFonts w:hAnsi="Times New Roman" w:eastAsia="Times New Roman" w:cs="Times New Roman" w:ascii="Times New Roman"/>
+      <w:sz w:val="24"/>
+      <w:szCs w:val="24"/>
+    </w:rPr>
+  </w:style>
+  <w:style w:type="paragraph" w:customStyle="1" w:styleId="FigureSource">
+    <w:name w:val="Figure Source"/>
+    <w:basedOn w:val="Normal"/>
+    <w:qFormat/>
+    <w:uiPriority w:val="99"/>
+    <w:pPr>
+      <w:widowControl/>
+      <w:spacing w:lineRule="auto" w:after="240" w:line="240" w:before="120"/>
+      <w:ind w:firstLine="0"/>
+      <w:jc w:val="center"/>
+    </w:pPr>
+    <w:rPr>
+      <w:rFonts w:hAnsi="Times New Roman" w:eastAsia="Times New Roman" w:cs="Times New Roman" w:ascii="Times New Roman"/>
+      <w:sz w:val="20"/>
+      <w:szCs w:val="20"/>
+    </w:rPr>
+  </w:style>
+  <w:style w:type="paragraph" w:customStyle="1" w:styleId="CoverYear">
+    <w:name w:val="Cover Year"/>
+    <w:basedOn w:val="CoverLocation"/>
+    <w:qFormat/>
+    <w:uiPriority w:val="99"/>
+    <w:pPr>
+      <w:widowControl/>
+      <w:spacing w:lineRule="auto" w:after="0" w:line="240" w:before="0"/>
+      <w:ind w:firstLine="0"/>
+      <w:jc w:val="center"/>
+    </w:pPr>
+    <w:rPr>
+      <w:rFonts w:hAnsi="Times New Roman" w:eastAsia="Times New Roman" w:cs="Times New Roman" w:ascii="Times New Roman"/>
+      <w:sz w:val="24"/>
+      <w:szCs w:val="24"/>
+    </w:rPr>
+  </w:style>
+  <w:style w:type="paragraph" w:styleId="TOC3">
+    <w:name w:val="TOC 3"/>
+    <w:basedOn w:val="Normal"/>
+    <w:next w:val="Normal"/>
+    <w:qFormat/>
+    <w:uiPriority w:val="99"/>
+    <w:pPr>
+      <w:widowControl/>
+      <w:spacing w:lineRule="auto" w:after="0" w:line="360" w:before="0"/>
+      <w:ind w:left="567"/>
+    </w:pPr>
+    <w:rPr>
+      <w:rFonts w:hAnsi="Times New Roman" w:eastAsia="Times New Roman" w:cs="Times New Roman" w:ascii="Times New Roman"/>
+      <w:sz w:val="24"/>
+      <w:szCs w:val="24"/>
+    </w:rPr>
+  </w:style>
+  <w:style w:type="paragraph" w:customStyle="1" w:styleId="BookPart">
+    <w:name w:val="Book Part"/>
+    <w:basedOn w:val="Normal"/>
+    <w:next w:val="Normal"/>
+    <w:qFormat/>
+    <w:uiPriority w:val="99"/>
+    <w:pPr>
+      <w:widowControl/>
+      <w:keepNext/>
+      <w:keepLines/>
+      <w:pageBreakBefore/>
+      <w:spacing w:lineRule="auto" w:after="480" w:line="240" w:before="0"/>
+      <w:ind w:firstLine="0"/>
+      <w:jc w:val="center"/>
+    </w:pPr>
+    <w:rPr>
+      <w:rFonts w:hAnsi="Arial" w:eastAsia="Arial" w:cs="Arial" w:ascii="Arial"/>
+      <w:b/>
+      <w:bCs/>
+      <w:caps/>
+      <w:sz w:val="36"/>
+      <w:szCs w:val="36"/>
+    </w:rPr>
+  </w:style>
+  <w:style w:type="paragraph" w:customStyle="1" w:styleId="TitlePageInstitution">
+    <w:name w:val="Title Page Institution"/>
+    <w:basedOn w:val="Normal"/>
+    <w:qFormat/>
+    <w:uiPriority w:val="99"/>
+    <w:pPr>
+      <w:widowControl/>
+      <w:spacing w:lineRule="auto" w:after="0" w:line="360" w:before="0"/>
+      <w:ind w:firstLine="0"/>
+      <w:jc w:val="center"/>
+    </w:pPr>
+    <w:rPr>
+      <w:rFonts w:hAnsi="Times New Roman" w:eastAsia="Times New Roman" w:cs="Times New Roman" w:ascii="Times New Roman"/>
+      <w:sz w:val="24"/>
+      <w:szCs w:val="24"/>
+    </w:rPr>
+  </w:style>
+  <w:style w:type="character" w:customStyle="1" w:styleId="DecValTok">
+    <w:name w:val="DecVal Token"/>
+    <w:qFormat/>
+    <w:uiPriority w:val="99"/>
+    <w:rPr>
+      <w:rFonts w:hAnsi="Courier New" w:eastAsia="Courier New" w:cs="Courier New" w:ascii="Courier New"/>
+      <w:sz w:val="18"/>
+      <w:szCs w:val="18"/>
+      <w:color w:val="40a070"/>
+    </w:rPr>
+  </w:style>
+  <w:style w:type="paragraph" w:customStyle="1" w:styleId="CoverDepartment">
+    <w:name w:val="Cover Department"/>
+    <w:basedOn w:val="Normal"/>
+    <w:qFormat/>
+    <w:uiPriority w:val="99"/>
+    <w:pPr>
+      <w:widowControl/>
+      <w:spacing w:lineRule="auto" w:after="0" w:line="360" w:before="0"/>
+      <w:ind w:firstLine="0"/>
+      <w:jc w:val="center"/>
+    </w:pPr>
+    <w:rPr>
+      <w:rFonts w:hAnsi="Times New Roman" w:eastAsia="Times New Roman" w:cs="Times New Roman" w:ascii="Times New Roman"/>
+      <w:sz w:val="24"/>
+      <w:szCs w:val="24"/>
+    </w:rPr>
+  </w:style>
+  <w:style w:type="character" w:customStyle="1" w:styleId="KeywordTok">
+    <w:name w:val="Keyword Token"/>
+    <w:qFormat/>
+    <w:uiPriority w:val="99"/>
+    <w:rPr>
+      <w:rFonts w:hAnsi="Courier New" w:eastAsia="Courier New" w:cs="Courier New" w:ascii="Courier New"/>
+      <w:b/>
+      <w:bCs/>
+      <w:sz w:val="18"/>
+      <w:szCs w:val="18"/>
+    </w:rPr>
+  </w:style>
+  <w:style w:type="paragraph" w:customStyle="1" w:styleId="AnnexHeading">
     <w:name w:val="Annex Heading"/>
     <w:basedOn w:val="AppendixHeading"/>
     <w:next w:val="FirstParagraph"/>
@@ -1340,719 +2052,7 @@
       <w:szCs w:val="28"/>
     </w:rPr>
   </w:style>
-  <w:style w:customStyle="1" w:type="paragraph" w:styleId="CoverTitle">
-    <w:name w:val="Cover Title"/>
-    <w:basedOn w:val="Normal"/>
-    <w:qFormat/>
-    <w:uiPriority w:val="99"/>
-    <w:pPr>
-      <w:widowControl/>
-      <w:spacing w:lineRule="auto" w:line="240" w:before="0" w:after="0"/>
-      <w:ind w:firstLine="0"/>
-      <w:jc w:val="center"/>
-    </w:pPr>
-    <w:rPr>
-      <w:rFonts w:hAnsi="Times New Roman" w:eastAsia="Times New Roman" w:cs="Times New Roman" w:ascii="Times New Roman"/>
-      <w:b/>
-      <w:bCs/>
-      <w:caps/>
-      <w:sz w:val="44"/>
-      <w:szCs w:val="44"/>
-    </w:rPr>
-  </w:style>
-  <w:style w:customStyle="1" w:type="paragraph" w:styleId="Code">
-    <w:name w:val="Code"/>
-    <w:qFormat/>
-    <w:uiPriority w:val="99"/>
-    <w:pPr>
-      <w:widowControl/>
-      <w:spacing w:lineRule="auto" w:line="240" w:before="0" w:after="0"/>
-      <w:jc w:val="left"/>
-    </w:pPr>
-    <w:rPr>
-      <w:rFonts w:hAnsi="Courier New" w:eastAsia="Courier New" w:cs="Courier New" w:ascii="Courier New"/>
-      <w:sz w:val="18"/>
-      <w:szCs w:val="18"/>
-    </w:rPr>
-  </w:style>
-  <w:style w:customStyle="1" w:type="paragraph" w:styleId="CoverLocation">
-    <w:name w:val="Cover Location"/>
-    <w:basedOn w:val="Normal"/>
-    <w:qFormat/>
-    <w:uiPriority w:val="99"/>
-    <w:pPr>
-      <w:widowControl/>
-      <w:spacing w:lineRule="auto" w:line="240" w:before="0" w:after="0"/>
-      <w:ind w:firstLine="0"/>
-      <w:jc w:val="center"/>
-    </w:pPr>
-    <w:rPr>
-      <w:rFonts w:hAnsi="Times New Roman" w:eastAsia="Times New Roman" w:cs="Times New Roman" w:ascii="Times New Roman"/>
-      <w:sz w:val="24"/>
-      <w:szCs w:val="24"/>
-    </w:rPr>
-  </w:style>
-  <w:style w:customStyle="1" w:type="paragraph" w:styleId="TitlePageLocation">
-    <w:name w:val="Title Page Location"/>
-    <w:basedOn w:val="Normal"/>
-    <w:qFormat/>
-    <w:uiPriority w:val="99"/>
-    <w:pPr>
-      <w:widowControl/>
-      <w:spacing w:lineRule="auto" w:line="360" w:before="0" w:after="0"/>
-      <w:ind w:firstLine="0"/>
-      <w:jc w:val="center"/>
-    </w:pPr>
-    <w:rPr>
-      <w:rFonts w:hAnsi="Times New Roman" w:eastAsia="Times New Roman" w:cs="Times New Roman" w:ascii="Times New Roman"/>
-      <w:sz w:val="24"/>
-      <w:szCs w:val="24"/>
-    </w:rPr>
-  </w:style>
-  <w:style w:customStyle="1" w:type="paragraph" w:styleId="FigureSource">
-    <w:name w:val="Figure Source"/>
-    <w:basedOn w:val="Normal"/>
-    <w:qFormat/>
-    <w:uiPriority w:val="99"/>
-    <w:pPr>
-      <w:widowControl/>
-      <w:spacing w:lineRule="auto" w:line="240" w:before="120" w:after="240"/>
-      <w:ind w:firstLine="0"/>
-      <w:jc w:val="center"/>
-    </w:pPr>
-    <w:rPr>
-      <w:rFonts w:hAnsi="Times New Roman" w:eastAsia="Times New Roman" w:cs="Times New Roman" w:ascii="Times New Roman"/>
-      <w:sz w:val="20"/>
-      <w:szCs w:val="20"/>
-    </w:rPr>
-  </w:style>
-  <w:style w:customStyle="1" w:type="character" w:styleId="DataTypeTok">
-    <w:name w:val="DataType Token"/>
-    <w:qFormat/>
-    <w:uiPriority w:val="99"/>
-    <w:rPr>
-      <w:rFonts w:hAnsi="Courier New" w:eastAsia="Courier New" w:cs="Courier New" w:ascii="Courier New"/>
-      <w:sz w:val="18"/>
-      <w:szCs w:val="18"/>
-      <w:color w:val="902000"/>
-    </w:rPr>
-  </w:style>
-  <w:style w:customStyle="1" w:type="character" w:styleId="CodeChar">
-    <w:name w:val="Code Char"/>
-    <w:qFormat/>
-    <w:uiPriority w:val="99"/>
-    <w:rPr>
-      <w:rFonts w:hAnsi="Courier New" w:eastAsia="Courier New" w:cs="Courier New" w:ascii="Courier New"/>
-      <w:sz w:val="18"/>
-      <w:szCs w:val="18"/>
-    </w:rPr>
-  </w:style>
-  <w:style w:customStyle="1" w:type="paragraph" w:styleId="TitlePageAuthor">
-    <w:name w:val="Title Page Author"/>
-    <w:basedOn w:val="Normal"/>
-    <w:qFormat/>
-    <w:uiPriority w:val="99"/>
-    <w:pPr>
-      <w:widowControl/>
-      <w:spacing w:lineRule="auto" w:line="360" w:before="0" w:after="0"/>
-      <w:ind w:firstLine="0"/>
-      <w:jc w:val="center"/>
-    </w:pPr>
-    <w:rPr>
-      <w:rFonts w:hAnsi="Times New Roman" w:eastAsia="Times New Roman" w:cs="Times New Roman" w:ascii="Times New Roman"/>
-      <w:sz w:val="24"/>
-      <w:szCs w:val="24"/>
-    </w:rPr>
-  </w:style>
-  <w:style w:customStyle="1" w:type="character" w:styleId="ErrorTok">
-    <w:name w:val="Error Token"/>
-    <w:qFormat/>
-    <w:uiPriority w:val="99"/>
-    <w:rPr>
-      <w:rFonts w:hAnsi="Courier New" w:eastAsia="Courier New" w:cs="Courier New" w:ascii="Courier New"/>
-      <w:b/>
-      <w:bCs/>
-      <w:sz w:val="18"/>
-      <w:szCs w:val="18"/>
-      <w:color w:val="ff0000"/>
-    </w:rPr>
-  </w:style>
-  <w:style w:customStyle="1" w:type="character" w:styleId="KeywordTok">
-    <w:name w:val="Keyword Token"/>
-    <w:qFormat/>
-    <w:uiPriority w:val="99"/>
-    <w:rPr>
-      <w:rFonts w:hAnsi="Courier New" w:eastAsia="Courier New" w:cs="Courier New" w:ascii="Courier New"/>
-      <w:b/>
-      <w:bCs/>
-      <w:sz w:val="18"/>
-      <w:szCs w:val="18"/>
-    </w:rPr>
-  </w:style>
-  <w:style w:customStyle="1" w:type="paragraph" w:styleId="UnnumberedHeading">
-    <w:name w:val="Unnumbered Heading"/>
-    <w:basedOn w:val="Normal"/>
-    <w:next w:val="FirstParagraph"/>
-    <w:qFormat/>
-    <w:uiPriority w:val="99"/>
-    <w:pPr>
-      <w:widowControl/>
-      <w:keepNext/>
-      <w:keepLines/>
-      <w:spacing w:lineRule="auto" w:line="240" w:before="0" w:after="480"/>
-      <w:jc w:val="center"/>
-      <w:outlineLvl w:val="1"/>
-    </w:pPr>
-    <w:rPr>
-      <w:rFonts w:hAnsi="Arial" w:eastAsia="Arial" w:cs="Arial" w:ascii="Arial"/>
-      <w:sz w:val="36"/>
-      <w:szCs w:val="36"/>
-    </w:rPr>
-  </w:style>
-  <w:style w:customStyle="1" w:type="paragraph" w:styleId="CoverSubtitle">
-    <w:name w:val="Cover Subtitle"/>
-    <w:basedOn w:val="Normal"/>
-    <w:qFormat/>
-    <w:uiPriority w:val="99"/>
-    <w:pPr>
-      <w:widowControl/>
-      <w:spacing w:lineRule="auto" w:line="360" w:before="0" w:after="0"/>
-      <w:ind w:firstLine="0"/>
-      <w:jc w:val="center"/>
-    </w:pPr>
-    <w:rPr>
-      <w:rFonts w:hAnsi="Times New Roman" w:eastAsia="Times New Roman" w:cs="Times New Roman" w:ascii="Times New Roman"/>
-      <w:sz w:val="24"/>
-      <w:szCs w:val="24"/>
-    </w:rPr>
-  </w:style>
-  <w:style w:customStyle="1" w:type="paragraph" w:styleId="CoverNature">
-    <w:name w:val="Cover Nature"/>
-    <w:basedOn w:val="Normal"/>
-    <w:qFormat/>
-    <w:uiPriority w:val="99"/>
-    <w:pPr>
-      <w:widowControl/>
-      <w:spacing w:lineRule="auto" w:line="240" w:before="0" w:after="0"/>
-      <w:ind w:left="4536" w:firstLine="0"/>
-      <w:jc w:val="both"/>
-    </w:pPr>
-    <w:rPr>
-      <w:rFonts w:hAnsi="Times New Roman" w:eastAsia="Times New Roman" w:cs="Times New Roman" w:ascii="Times New Roman"/>
-      <w:sz w:val="20"/>
-      <w:szCs w:val="20"/>
-    </w:rPr>
-  </w:style>
-  <w:style w:customStyle="1" w:type="character" w:styleId="NormalTok">
-    <w:name w:val="Normal Token"/>
-    <w:qFormat/>
-    <w:uiPriority w:val="99"/>
-    <w:rPr>
-      <w:rFonts w:hAnsi="Courier New" w:eastAsia="Courier New" w:cs="Courier New" w:ascii="Courier New"/>
-      <w:sz w:val="18"/>
-      <w:szCs w:val="18"/>
-    </w:rPr>
-  </w:style>
-  <w:style w:styleId="TOC3" w:type="paragraph">
-    <w:name w:val="TOC 3"/>
-    <w:basedOn w:val="Normal"/>
-    <w:next w:val="Normal"/>
-    <w:qFormat/>
-    <w:uiPriority w:val="99"/>
-    <w:pPr>
-      <w:widowControl/>
-      <w:spacing w:lineRule="auto" w:line="360" w:before="0" w:after="0"/>
-      <w:ind w:left="567"/>
-    </w:pPr>
-    <w:rPr>
-      <w:rFonts w:hAnsi="Times New Roman" w:eastAsia="Times New Roman" w:cs="Times New Roman" w:ascii="Times New Roman"/>
-      <w:sz w:val="24"/>
-      <w:szCs w:val="24"/>
-    </w:rPr>
-  </w:style>
-  <w:style w:customStyle="1" w:type="paragraph" w:styleId="TitlePageTitle">
-    <w:name w:val="Title Page Title"/>
-    <w:basedOn w:val="Normal"/>
-    <w:qFormat/>
-    <w:uiPriority w:val="99"/>
-    <w:pPr>
-      <w:widowControl/>
-      <w:spacing w:lineRule="auto" w:line="360" w:before="0" w:after="0"/>
-      <w:ind w:firstLine="0"/>
-      <w:jc w:val="center"/>
-    </w:pPr>
-    <w:rPr>
-      <w:rFonts w:hAnsi="Times New Roman" w:eastAsia="Times New Roman" w:cs="Times New Roman" w:ascii="Times New Roman"/>
-      <w:b/>
-      <w:bCs/>
-      <w:caps/>
-      <w:sz w:val="28"/>
-      <w:szCs w:val="28"/>
-    </w:rPr>
-  </w:style>
-  <w:style w:customStyle="1" w:type="paragraph" w:styleId="Epigraph">
-    <w:name w:val="Epigraph"/>
-    <w:basedOn w:val="Normal"/>
-    <w:qFormat/>
-    <w:uiPriority w:val="99"/>
-    <w:pPr>
-      <w:widowControl/>
-      <w:spacing w:lineRule="auto" w:line="360" w:before="0" w:after="0"/>
-      <w:ind w:left="4536" w:firstLine="0"/>
-      <w:jc w:val="right"/>
-    </w:pPr>
-    <w:rPr>
-      <w:rFonts w:hAnsi="Times New Roman" w:eastAsia="Times New Roman" w:cs="Times New Roman" w:ascii="Times New Roman"/>
-      <w:sz w:val="20"/>
-      <w:szCs w:val="20"/>
-    </w:rPr>
-  </w:style>
-  <w:style w:styleId="TOC1" w:type="paragraph">
-    <w:name w:val="TOC 1"/>
-    <w:basedOn w:val="Normal"/>
-    <w:next w:val="Normal"/>
-    <w:qFormat/>
-    <w:uiPriority w:val="99"/>
-    <w:pPr>
-      <w:widowControl/>
-      <w:spacing w:lineRule="auto" w:line="360" w:before="240" w:after="0"/>
-    </w:pPr>
-    <w:rPr>
-      <w:rFonts w:hAnsi="Times New Roman" w:eastAsia="Times New Roman" w:cs="Times New Roman" w:ascii="Times New Roman"/>
-      <w:b/>
-      <w:bCs/>
-      <w:sz w:val="24"/>
-      <w:szCs w:val="24"/>
-    </w:rPr>
-  </w:style>
-  <w:style w:customStyle="1" w:type="paragraph" w:styleId="TableSource">
-    <w:name w:val="Table Source"/>
-    <w:basedOn w:val="Normal"/>
-    <w:qFormat/>
-    <w:uiPriority w:val="99"/>
-    <w:pPr>
-      <w:widowControl/>
-      <w:spacing w:lineRule="auto" w:line="240" w:before="120" w:after="240"/>
-      <w:ind w:firstLine="0"/>
-      <w:jc w:val="center"/>
-    </w:pPr>
-    <w:rPr>
-      <w:rFonts w:hAnsi="Times New Roman" w:eastAsia="Times New Roman" w:cs="Times New Roman" w:ascii="Times New Roman"/>
-      <w:sz w:val="20"/>
-      <w:szCs w:val="20"/>
-    </w:rPr>
-  </w:style>
-  <w:style w:customStyle="1" w:type="paragraph" w:styleId="Dedication">
-    <w:name w:val="Dedication"/>
-    <w:basedOn w:val="Normal"/>
-    <w:qFormat/>
-    <w:uiPriority w:val="99"/>
-    <w:pPr>
-      <w:widowControl/>
-      <w:spacing w:lineRule="auto" w:line="360" w:before="0" w:after="0"/>
-      <w:ind w:left="4536" w:firstLine="0"/>
-      <w:jc w:val="right"/>
-    </w:pPr>
-    <w:rPr>
-      <w:rFonts w:hAnsi="Times New Roman" w:eastAsia="Times New Roman" w:cs="Times New Roman" w:ascii="Times New Roman"/>
-      <w:i/>
-      <w:iCs/>
-      <w:sz w:val="24"/>
-      <w:szCs w:val="24"/>
-    </w:rPr>
-  </w:style>
-  <w:style w:customStyle="1" w:type="paragraph" w:styleId="CoverYear">
-    <w:name w:val="Cover Year"/>
-    <w:basedOn w:val="CoverLocation"/>
-    <w:qFormat/>
-    <w:uiPriority w:val="99"/>
-    <w:pPr>
-      <w:widowControl/>
-      <w:spacing w:lineRule="auto" w:line="240" w:before="0" w:after="0"/>
-      <w:ind w:firstLine="0"/>
-      <w:jc w:val="center"/>
-    </w:pPr>
-    <w:rPr>
-      <w:rFonts w:hAnsi="Times New Roman" w:eastAsia="Times New Roman" w:cs="Times New Roman" w:ascii="Times New Roman"/>
-      <w:sz w:val="24"/>
-      <w:szCs w:val="24"/>
-    </w:rPr>
-  </w:style>
-  <w:style w:customStyle="1" w:type="paragraph" w:styleId="Index">
-    <w:name w:val="Index"/>
-    <w:basedOn w:val="Normal"/>
-    <w:qFormat/>
-    <w:uiPriority w:val="99"/>
-    <w:pPr>
-      <w:widowControl/>
-      <w:spacing w:lineRule="auto" w:line="240" w:after="0"/>
-      <w:ind w:hanging="283" w:left="0" w:firstLine="0"/>
-      <w:jc w:val="left"/>
-    </w:pPr>
-    <w:rPr>
-      <w:rFonts w:hAnsi="Times New Roman" w:eastAsia="Times New Roman" w:cs="Times New Roman" w:ascii="Times New Roman"/>
-      <w:sz w:val="20"/>
-      <w:szCs w:val="20"/>
-    </w:rPr>
-  </w:style>
-  <w:style w:customStyle="1" w:type="character" w:styleId="CommentTok">
-    <w:name w:val="Comment Token"/>
-    <w:qFormat/>
-    <w:uiPriority w:val="99"/>
-    <w:rPr>
-      <w:rFonts w:hAnsi="Courier New" w:eastAsia="Courier New" w:cs="Courier New" w:ascii="Courier New"/>
-      <w:i/>
-      <w:iCs/>
-      <w:sz w:val="18"/>
-      <w:szCs w:val="18"/>
-      <w:color w:val="60a0b0"/>
-    </w:rPr>
-  </w:style>
-  <w:style w:customStyle="1" w:type="paragraph" w:styleId="BookPart">
-    <w:name w:val="Book Part"/>
-    <w:basedOn w:val="Normal"/>
-    <w:next w:val="Normal"/>
-    <w:qFormat/>
-    <w:uiPriority w:val="99"/>
-    <w:pPr>
-      <w:widowControl/>
-      <w:keepNext/>
-      <w:keepLines/>
-      <w:pageBreakBefore/>
-      <w:spacing w:lineRule="auto" w:line="240" w:before="0" w:after="480"/>
-      <w:ind w:firstLine="0"/>
-      <w:jc w:val="center"/>
-    </w:pPr>
-    <w:rPr>
-      <w:rFonts w:hAnsi="Arial" w:eastAsia="Arial" w:cs="Arial" w:ascii="Arial"/>
-      <w:b/>
-      <w:bCs/>
-      <w:caps/>
-      <w:sz w:val="36"/>
-      <w:szCs w:val="36"/>
-    </w:rPr>
-  </w:style>
-  <w:style w:customStyle="1" w:type="character" w:styleId="Strong">
-    <w:name w:val="Strong"/>
-    <w:qFormat/>
-    <w:uiPriority w:val="99"/>
-    <w:rPr>
-      <w:b/>
-      <w:bCs/>
-    </w:rPr>
-  </w:style>
-  <w:style w:customStyle="1" w:type="paragraph" w:styleId="CoverInstitution">
-    <w:name w:val="Cover Institution"/>
-    <w:basedOn w:val="Normal"/>
-    <w:qFormat/>
-    <w:uiPriority w:val="99"/>
-    <w:pPr>
-      <w:widowControl/>
-      <w:spacing w:lineRule="auto" w:line="360" w:before="0" w:after="0"/>
-      <w:ind w:firstLine="0"/>
-      <w:jc w:val="center"/>
-    </w:pPr>
-    <w:rPr>
-      <w:rFonts w:hAnsi="Times New Roman" w:eastAsia="Times New Roman" w:cs="Times New Roman" w:ascii="Times New Roman"/>
-      <w:b/>
-      <w:bCs/>
-      <w:caps/>
-      <w:sz w:val="24"/>
-      <w:szCs w:val="24"/>
-    </w:rPr>
-  </w:style>
-  <w:style w:customStyle="1" w:type="paragraph" w:styleId="Resumo">
-    <w:name w:val="Resumo"/>
-    <w:basedOn w:val="Normal"/>
-    <w:qFormat/>
-    <w:uiPriority w:val="99"/>
-    <w:pPr>
-      <w:widowControl/>
-      <w:spacing w:lineRule="auto" w:line="240" w:after="240"/>
-      <w:ind w:firstLine="0"/>
-      <w:jc w:val="both"/>
-    </w:pPr>
-    <w:rPr>
-      <w:rFonts w:hAnsi="Times New Roman" w:eastAsia="Times New Roman" w:cs="Times New Roman" w:ascii="Times New Roman"/>
-      <w:sz w:val="24"/>
-      <w:szCs w:val="24"/>
-      <w:lang w:val="pt-BR"/>
-    </w:rPr>
-  </w:style>
-  <w:style w:customStyle="1" w:type="character" w:styleId="AlertTok">
-    <w:name w:val="Alert Token"/>
-    <w:qFormat/>
-    <w:uiPriority w:val="99"/>
-    <w:rPr>
-      <w:rFonts w:hAnsi="Courier New" w:eastAsia="Courier New" w:cs="Courier New" w:ascii="Courier New"/>
-      <w:b/>
-      <w:bCs/>
-      <w:sz w:val="18"/>
-      <w:szCs w:val="18"/>
-      <w:color w:val="ff0000"/>
-    </w:rPr>
-  </w:style>
-  <w:style w:customStyle="1" w:type="paragraph" w:styleId="CoverDepartment">
-    <w:name w:val="Cover Department"/>
-    <w:basedOn w:val="Normal"/>
-    <w:qFormat/>
-    <w:uiPriority w:val="99"/>
-    <w:pPr>
-      <w:widowControl/>
-      <w:spacing w:lineRule="auto" w:line="360" w:before="0" w:after="0"/>
-      <w:ind w:firstLine="0"/>
-      <w:jc w:val="center"/>
-    </w:pPr>
-    <w:rPr>
-      <w:rFonts w:hAnsi="Times New Roman" w:eastAsia="Times New Roman" w:cs="Times New Roman" w:ascii="Times New Roman"/>
-      <w:sz w:val="24"/>
-      <w:szCs w:val="24"/>
-    </w:rPr>
-  </w:style>
-  <w:style w:customStyle="1" w:type="paragraph" w:styleId="CoverAuthor">
-    <w:name w:val="Cover Author"/>
-    <w:basedOn w:val="Normal"/>
-    <w:qFormat/>
-    <w:uiPriority w:val="99"/>
-    <w:pPr>
-      <w:widowControl/>
-      <w:spacing w:lineRule="auto" w:line="240" w:before="0" w:after="0"/>
-      <w:ind w:firstLine="0"/>
-      <w:jc w:val="center"/>
-    </w:pPr>
-    <w:rPr>
-      <w:rFonts w:hAnsi="Times New Roman" w:eastAsia="Times New Roman" w:cs="Times New Roman" w:ascii="Times New Roman"/>
-      <w:sz w:val="24"/>
-      <w:szCs w:val="24"/>
-    </w:rPr>
-  </w:style>
-  <w:style w:customStyle="1" w:type="paragraph" w:styleId="SourceCode">
-    <w:name w:val="Source Code"/>
-    <w:qFormat/>
-    <w:uiPriority w:val="99"/>
-    <w:pPr>
-      <w:widowControl/>
-      <w:spacing w:lineRule="auto" w:line="240" w:before="120" w:after="120"/>
-      <w:jc w:val="left"/>
-    </w:pPr>
-    <w:rPr>
-      <w:rFonts w:hAnsi="Courier New" w:eastAsia="Courier New" w:cs="Courier New" w:ascii="Courier New"/>
-      <w:sz w:val="18"/>
-      <w:szCs w:val="18"/>
-    </w:rPr>
-  </w:style>
-  <w:style w:customStyle="1" w:type="paragraph" w:styleId="TitlePageYear">
-    <w:name w:val="Title Page Year"/>
-    <w:basedOn w:val="TitlePageLocation"/>
-    <w:qFormat/>
-    <w:uiPriority w:val="99"/>
-    <w:pPr>
-      <w:widowControl/>
-      <w:spacing w:lineRule="auto" w:line="360" w:before="0" w:after="0"/>
-      <w:ind w:firstLine="0"/>
-      <w:jc w:val="center"/>
-    </w:pPr>
-    <w:rPr>
-      <w:rFonts w:hAnsi="Times New Roman" w:eastAsia="Times New Roman" w:cs="Times New Roman" w:ascii="Times New Roman"/>
-      <w:sz w:val="24"/>
-      <w:szCs w:val="24"/>
-    </w:rPr>
-  </w:style>
-  <w:style w:customStyle="1" w:type="paragraph" w:styleId="Reference">
-    <w:name w:val="Reference"/>
-    <w:basedOn w:val="Normal"/>
-    <w:qFormat/>
-    <w:uiPriority w:val="99"/>
-    <w:pPr>
-      <w:widowControl/>
-      <w:spacing w:lineRule="auto" w:line="240" w:before="0" w:after="240"/>
-      <w:ind w:hanging="0" w:left="0" w:firstLine="0"/>
-      <w:jc w:val="left"/>
-    </w:pPr>
-    <w:rPr>
-      <w:rFonts w:hAnsi="Times New Roman" w:eastAsia="Times New Roman" w:cs="Times New Roman" w:ascii="Times New Roman"/>
-      <w:sz w:val="24"/>
-      <w:szCs w:val="24"/>
-    </w:rPr>
-  </w:style>
-  <w:style w:customStyle="1" w:type="character" w:styleId="Emphasis">
-    <w:name w:val="Emphasis"/>
-    <w:qFormat/>
-    <w:uiPriority w:val="99"/>
-    <w:rPr>
-      <w:i/>
-      <w:iCs/>
-    </w:rPr>
-  </w:style>
-  <w:style w:customStyle="1" w:type="paragraph" w:styleId="TitlePageInstitution">
-    <w:name w:val="Title Page Institution"/>
-    <w:basedOn w:val="Normal"/>
-    <w:qFormat/>
-    <w:uiPriority w:val="99"/>
-    <w:pPr>
-      <w:widowControl/>
-      <w:spacing w:lineRule="auto" w:line="360" w:before="0" w:after="0"/>
-      <w:ind w:firstLine="0"/>
-      <w:jc w:val="center"/>
-    </w:pPr>
-    <w:rPr>
-      <w:rFonts w:hAnsi="Times New Roman" w:eastAsia="Times New Roman" w:cs="Times New Roman" w:ascii="Times New Roman"/>
-      <w:sz w:val="24"/>
-      <w:szCs w:val="24"/>
-    </w:rPr>
-  </w:style>
-  <w:style w:customStyle="1" w:type="paragraph" w:styleId="Source">
-    <w:name w:val="Source"/>
-    <w:basedOn w:val="Caption"/>
-    <w:qFormat/>
-    <w:uiPriority w:val="99"/>
-    <w:pPr>
-      <w:widowControl/>
-      <w:spacing w:lineRule="auto" w:line="240" w:before="120" w:after="240"/>
-      <w:ind w:firstLine="0"/>
-      <w:jc w:val="center"/>
-    </w:pPr>
-    <w:rPr>
-      <w:rFonts w:hAnsi="Times New Roman" w:eastAsia="Times New Roman" w:cs="Times New Roman" w:ascii="Times New Roman"/>
-      <w:sz w:val="20"/>
-      <w:szCs w:val="20"/>
-    </w:rPr>
-  </w:style>
-  <w:style w:customStyle="1" w:type="paragraph" w:styleId="TitlePageNature">
-    <w:name w:val="Title Page Nature"/>
-    <w:basedOn w:val="Normal"/>
-    <w:qFormat/>
-    <w:uiPriority w:val="99"/>
-    <w:pPr>
-      <w:widowControl/>
-      <w:spacing w:lineRule="auto" w:line="240" w:before="0" w:after="0"/>
-      <w:ind w:left="4536" w:firstLine="0"/>
-      <w:jc w:val="both"/>
-    </w:pPr>
-    <w:rPr>
-      <w:rFonts w:hAnsi="Times New Roman" w:eastAsia="Times New Roman" w:cs="Times New Roman" w:ascii="Times New Roman"/>
-      <w:sz w:val="20"/>
-      <w:szCs w:val="20"/>
-    </w:rPr>
-  </w:style>
-  <w:style w:customStyle="1" w:type="paragraph" w:styleId="TitlePageAdvisor">
-    <w:name w:val="Title Page Advisor"/>
-    <w:basedOn w:val="TitlePageNature"/>
-    <w:qFormat/>
-    <w:uiPriority w:val="99"/>
-    <w:pPr>
-      <w:widowControl/>
-      <w:spacing w:lineRule="auto" w:line="240" w:before="120" w:after="0"/>
-      <w:ind w:left="4536" w:firstLine="0"/>
-      <w:jc w:val="left"/>
-    </w:pPr>
-    <w:rPr>
-      <w:rFonts w:hAnsi="Times New Roman" w:eastAsia="Times New Roman" w:cs="Times New Roman" w:ascii="Times New Roman"/>
-      <w:sz w:val="20"/>
-      <w:szCs w:val="20"/>
-    </w:rPr>
-  </w:style>
-  <w:style w:styleId="ListParagraph" w:type="paragraph">
-    <w:name w:val="List Paragraph"/>
-    <w:basedOn w:val="Normal"/>
-    <w:qFormat/>
-    <w:uiPriority w:val="99"/>
-    <w:pPr>
-      <w:widowControl/>
-      <w:spacing w:lineRule="auto" w:line="360" w:after="0"/>
-      <w:ind w:left="720" w:hanging="357"/>
-    </w:pPr>
-    <w:rPr>
-      <w:rFonts w:hAnsi="Times New Roman" w:eastAsia="Times New Roman" w:cs="Times New Roman" w:ascii="Times New Roman"/>
-      <w:sz w:val="24"/>
-      <w:szCs w:val="24"/>
-    </w:rPr>
-  </w:style>
-  <w:style w:customStyle="1" w:type="paragraph" w:styleId="CoverAdvisor">
-    <w:name w:val="Cover Advisor"/>
-    <w:basedOn w:val="CoverNature"/>
-    <w:qFormat/>
-    <w:uiPriority w:val="99"/>
-    <w:pPr>
-      <w:widowControl/>
-      <w:spacing w:lineRule="auto" w:line="240" w:before="120" w:after="0"/>
-      <w:ind w:left="4536" w:firstLine="0"/>
-      <w:jc w:val="left"/>
-    </w:pPr>
-    <w:rPr>
-      <w:rFonts w:hAnsi="Times New Roman" w:eastAsia="Times New Roman" w:cs="Times New Roman" w:ascii="Times New Roman"/>
-      <w:sz w:val="20"/>
-      <w:szCs w:val="20"/>
-    </w:rPr>
-  </w:style>
-  <w:style w:styleId="TOC2" w:type="paragraph">
-    <w:name w:val="TOC 2"/>
-    <w:basedOn w:val="Normal"/>
-    <w:next w:val="Normal"/>
-    <w:qFormat/>
-    <w:uiPriority w:val="99"/>
-    <w:pPr>
-      <w:widowControl/>
-      <w:spacing w:lineRule="auto" w:line="360" w:before="0" w:after="0"/>
-      <w:ind w:left="283"/>
-    </w:pPr>
-    <w:rPr>
-      <w:rFonts w:hAnsi="Times New Roman" w:eastAsia="Times New Roman" w:cs="Times New Roman" w:ascii="Times New Roman"/>
-      <w:sz w:val="24"/>
-      <w:szCs w:val="24"/>
-    </w:rPr>
-  </w:style>
-  <w:style w:customStyle="1" w:type="character" w:styleId="OperatorTok">
-    <w:name w:val="Operator Token"/>
-    <w:qFormat/>
-    <w:uiPriority w:val="99"/>
-    <w:rPr>
-      <w:rFonts w:hAnsi="Courier New" w:eastAsia="Courier New" w:cs="Courier New" w:ascii="Courier New"/>
-      <w:sz w:val="18"/>
-      <w:szCs w:val="18"/>
-      <w:color w:val="666666"/>
-    </w:rPr>
-  </w:style>
-  <w:style w:customStyle="1" w:type="character" w:styleId="FunctionTok">
-    <w:name w:val="Function Token"/>
-    <w:qFormat/>
-    <w:uiPriority w:val="99"/>
-    <w:rPr>
-      <w:rFonts w:hAnsi="Courier New" w:eastAsia="Courier New" w:cs="Courier New" w:ascii="Courier New"/>
-      <w:sz w:val="18"/>
-      <w:szCs w:val="18"/>
-      <w:color w:val="06287e"/>
-    </w:rPr>
-  </w:style>
-  <w:style w:styleId="Quote" w:type="paragraph">
-    <w:name w:val="Quote"/>
-    <w:basedOn w:val="Normal"/>
-    <w:qFormat/>
-    <w:uiPriority w:val="99"/>
-    <w:pPr>
-      <w:widowControl/>
-      <w:spacing w:lineRule="auto" w:line="240" w:before="240" w:after="240"/>
-      <w:ind w:left="2268"/>
-      <w:jc w:val="both"/>
-    </w:pPr>
-    <w:rPr>
-      <w:rFonts w:hAnsi="Times New Roman" w:eastAsia="Times New Roman" w:cs="Times New Roman" w:ascii="Times New Roman"/>
-      <w:sz w:val="20"/>
-      <w:szCs w:val="20"/>
-    </w:rPr>
-  </w:style>
-  <w:style w:customStyle="1" w:type="character" w:styleId="DecValTok">
-    <w:name w:val="DecVal Token"/>
-    <w:qFormat/>
-    <w:uiPriority w:val="99"/>
-    <w:rPr>
-      <w:rFonts w:hAnsi="Courier New" w:eastAsia="Courier New" w:cs="Courier New" w:ascii="Courier New"/>
-      <w:sz w:val="18"/>
-      <w:szCs w:val="18"/>
-      <w:color w:val="40a070"/>
-    </w:rPr>
-  </w:style>
-  <w:style w:customStyle="1" w:type="character" w:styleId="StringTok">
+  <w:style w:type="character" w:customStyle="1" w:styleId="StringTok">
     <w:name w:val="String Token"/>
     <w:qFormat/>
     <w:uiPriority w:val="99"/>

--- a/reference.docx
+++ b/reference.docx
@@ -560,40 +560,40 @@
     </w:pPrDefault>
   </w:docDefaults>
   <w:latentStyles w:defLockedState="0" w:defUIPriority="0" w:defSemiHidden="0" w:defUnhideWhenUsed="0" w:defQFormat="0" w:count="276"/>
-  <w:style w:type="paragraph" w:styleId="Normal">
+  <w:style w:styleId="Normal" w:type="paragraph">
     <w:name w:val="Normal"/>
     <w:qFormat/>
     <w:uiPriority w:val="99"/>
     <w:pPr>
       <w:widowControl/>
-      <w:spacing w:lineRule="auto" w:after="0" w:line="360"/>
+      <w:spacing w:after="0" w:lineRule="auto" w:line="360"/>
       <w:ind w:firstLine="737"/>
       <w:jc w:val="both"/>
     </w:pPr>
     <w:rPr>
-      <w:rFonts w:hAnsi="Times New Roman" w:eastAsia="Times New Roman" w:cs="Times New Roman" w:ascii="Times New Roman"/>
-      <w:sz w:val="24"/>
-      <w:szCs w:val="24"/>
-    </w:rPr>
-  </w:style>
-  <w:style w:type="paragraph" w:styleId="BodyText">
+      <w:rFonts w:eastAsia="Times New Roman" w:ascii="Times New Roman" w:hAnsi="Times New Roman" w:cs="Times New Roman"/>
+      <w:sz w:val="24"/>
+      <w:szCs w:val="24"/>
+    </w:rPr>
+  </w:style>
+  <w:style w:styleId="BodyText" w:type="paragraph">
     <w:name w:val="Body Text"/>
     <w:basedOn w:val="Normal"/>
     <w:qFormat/>
     <w:uiPriority w:val="99"/>
     <w:pPr>
       <w:widowControl/>
-      <w:spacing w:lineRule="auto" w:after="0" w:line="360"/>
+      <w:spacing w:after="0" w:lineRule="auto" w:line="360"/>
       <w:ind w:firstLine="737"/>
       <w:jc w:val="both"/>
     </w:pPr>
     <w:rPr>
-      <w:rFonts w:hAnsi="Times New Roman" w:eastAsia="Times New Roman" w:cs="Times New Roman" w:ascii="Times New Roman"/>
-      <w:sz w:val="24"/>
-      <w:szCs w:val="24"/>
-    </w:rPr>
-  </w:style>
-  <w:style w:type="paragraph" w:styleId="FirstParagraph">
+      <w:rFonts w:eastAsia="Times New Roman" w:ascii="Times New Roman" w:hAnsi="Times New Roman" w:cs="Times New Roman"/>
+      <w:sz w:val="24"/>
+      <w:szCs w:val="24"/>
+    </w:rPr>
+  </w:style>
+  <w:style w:styleId="FirstParagraph" w:type="paragraph">
     <w:name w:val="First Paragraph"/>
     <w:basedOn w:val="Normal"/>
     <w:next w:val="Normal"/>
@@ -601,33 +601,33 @@
     <w:uiPriority w:val="99"/>
     <w:pPr>
       <w:widowControl/>
-      <w:spacing w:lineRule="auto" w:after="0" w:line="360" w:before="120"/>
+      <w:spacing w:after="0" w:lineRule="auto" w:line="360" w:before="120"/>
       <w:ind w:firstLine="0"/>
       <w:jc w:val="both"/>
     </w:pPr>
     <w:rPr>
-      <w:rFonts w:hAnsi="Times New Roman" w:eastAsia="Times New Roman" w:cs="Times New Roman" w:ascii="Times New Roman"/>
-      <w:sz w:val="24"/>
-      <w:szCs w:val="24"/>
-    </w:rPr>
-  </w:style>
-  <w:style w:type="paragraph" w:customStyle="1" w:styleId="Compact">
+      <w:rFonts w:eastAsia="Times New Roman" w:ascii="Times New Roman" w:hAnsi="Times New Roman" w:cs="Times New Roman"/>
+      <w:sz w:val="24"/>
+      <w:szCs w:val="24"/>
+    </w:rPr>
+  </w:style>
+  <w:style w:styleId="Compact" w:customStyle="1" w:type="paragraph">
     <w:name w:val="Compact"/>
     <w:basedOn w:val="Normal"/>
     <w:qFormat/>
     <w:uiPriority w:val="99"/>
     <w:pPr>
       <w:widowControl/>
-      <w:spacing w:lineRule="auto" w:after="0" w:line="240" w:before="0"/>
-      <w:ind w:firstLine="0"/>
-    </w:pPr>
-    <w:rPr>
-      <w:rFonts w:hAnsi="Times New Roman" w:eastAsia="Times New Roman" w:cs="Times New Roman" w:ascii="Times New Roman"/>
-      <w:sz w:val="24"/>
-      <w:szCs w:val="24"/>
-    </w:rPr>
-  </w:style>
-  <w:style w:type="paragraph" w:styleId="Title">
+      <w:spacing w:after="0" w:lineRule="auto" w:line="240" w:before="0"/>
+      <w:ind w:firstLine="0"/>
+    </w:pPr>
+    <w:rPr>
+      <w:rFonts w:eastAsia="Times New Roman" w:ascii="Times New Roman" w:hAnsi="Times New Roman" w:cs="Times New Roman"/>
+      <w:sz w:val="24"/>
+      <w:szCs w:val="24"/>
+    </w:rPr>
+  </w:style>
+  <w:style w:styleId="Title" w:type="paragraph">
     <w:name w:val="Title"/>
     <w:basedOn w:val="Normal"/>
     <w:next w:val="Normal"/>
@@ -635,12 +635,12 @@
     <w:uiPriority w:val="99"/>
     <w:pPr>
       <w:widowControl/>
-      <w:spacing w:lineRule="auto" w:after="480" w:line="360" w:before="0"/>
-      <w:ind w:firstLine="0"/>
-      <w:jc w:val="center"/>
-    </w:pPr>
-    <w:rPr>
-      <w:rFonts w:hAnsi="Arial" w:eastAsia="Arial" w:cs="Arial" w:ascii="Arial"/>
+      <w:spacing w:after="480" w:lineRule="auto" w:line="360" w:before="0"/>
+      <w:ind w:firstLine="0"/>
+      <w:jc w:val="center"/>
+    </w:pPr>
+    <w:rPr>
+      <w:rFonts w:eastAsia="Arial" w:ascii="Arial" w:hAnsi="Arial" w:cs="Arial"/>
       <w:b/>
       <w:bCs/>
       <w:caps/>
@@ -648,14 +648,14 @@
       <w:szCs w:val="28"/>
     </w:rPr>
   </w:style>
-  <w:style w:type="character" w:customStyle="1" w:styleId="TitleChar">
+  <w:style w:styleId="TitleChar" w:customStyle="1" w:type="character">
     <w:name w:val="Title Char"/>
     <w:basedOn w:val="DefaultParagraphFont"/>
     <w:link w:val="Title"/>
     <w:qFormat/>
     <w:uiPriority w:val="99"/>
     <w:rPr>
-      <w:rFonts w:hAnsi="Arial" w:eastAsia="Arial" w:cs="Arial" w:ascii="Arial"/>
+      <w:rFonts w:eastAsia="Arial" w:ascii="Arial" w:hAnsi="Arial" w:cs="Arial"/>
       <w:b/>
       <w:bCs/>
       <w:caps/>
@@ -663,7 +663,7 @@
       <w:szCs w:val="28"/>
     </w:rPr>
   </w:style>
-  <w:style w:type="paragraph" w:styleId="Subtitle">
+  <w:style w:styleId="Subtitle" w:type="paragraph">
     <w:name w:val="Subtitle"/>
     <w:basedOn w:val="Normal"/>
     <w:next w:val="Normal"/>
@@ -671,24 +671,24 @@
     <w:uiPriority w:val="99"/>
     <w:pPr>
       <w:widowControl/>
-      <w:spacing w:lineRule="auto" w:after="480" w:line="360" w:before="0"/>
-      <w:ind w:firstLine="0"/>
-      <w:jc w:val="center"/>
-    </w:pPr>
-    <w:rPr>
-      <w:rFonts w:hAnsi="Arial" w:eastAsia="Arial" w:cs="Arial" w:ascii="Arial"/>
-      <w:sz w:val="24"/>
-      <w:szCs w:val="24"/>
-    </w:rPr>
-  </w:style>
-  <w:style w:type="character" w:customStyle="1" w:styleId="SubtitleChar">
+      <w:spacing w:after="480" w:lineRule="auto" w:line="360" w:before="0"/>
+      <w:ind w:firstLine="0"/>
+      <w:jc w:val="center"/>
+    </w:pPr>
+    <w:rPr>
+      <w:rFonts w:eastAsia="Arial" w:ascii="Arial" w:hAnsi="Arial" w:cs="Arial"/>
+      <w:sz w:val="24"/>
+      <w:szCs w:val="24"/>
+    </w:rPr>
+  </w:style>
+  <w:style w:styleId="SubtitleChar" w:customStyle="1" w:type="character">
     <w:name w:val="Subtitle Char"/>
     <w:basedOn w:val="DefaultParagraphFont"/>
     <w:link w:val="Subtitle"/>
     <w:qFormat/>
     <w:uiPriority w:val="99"/>
     <w:rPr>
-      <w:rFonts w:hAnsi="Arial" w:eastAsia="Arial" w:cs="Arial" w:ascii="Arial"/>
+      <w:rFonts w:eastAsia="Arial" w:ascii="Arial" w:hAnsi="Arial" w:cs="Arial"/>
       <w:sz w:val="24"/>
       <w:szCs w:val="24"/>
     </w:rPr>
@@ -730,19 +730,19 @@
       <w:szCs w:val="20"/>
     </w:rPr>
   </w:style>
-  <w:style w:type="paragraph" w:customStyle="1" w:styleId="Abstract">
+  <w:style w:styleId="Abstract" w:customStyle="1" w:type="paragraph">
     <w:name w:val="Abstract"/>
     <w:basedOn w:val="Normal"/>
     <w:qFormat/>
     <w:uiPriority w:val="99"/>
     <w:pPr>
       <w:widowControl/>
-      <w:spacing w:lineRule="auto" w:after="240" w:line="240"/>
+      <w:spacing w:after="240" w:lineRule="auto" w:line="240"/>
       <w:ind w:firstLine="0"/>
       <w:jc w:val="both"/>
     </w:pPr>
     <w:rPr>
-      <w:rFonts w:hAnsi="Times New Roman" w:eastAsia="Times New Roman" w:cs="Times New Roman" w:ascii="Times New Roman"/>
+      <w:rFonts w:eastAsia="Times New Roman" w:ascii="Times New Roman" w:hAnsi="Times New Roman" w:cs="Times New Roman"/>
       <w:sz w:val="24"/>
       <w:szCs w:val="24"/>
       <w:lang w:val="en-US"/>
@@ -756,7 +756,7 @@
     <w:pPr/>
     <w:rPr/>
   </w:style>
-  <w:style w:type="paragraph" w:styleId="Heading1">
+  <w:style w:styleId="Heading1" w:type="paragraph">
     <w:name w:val="Heading 1"/>
     <w:basedOn w:val="Normal"/>
     <w:next w:val="FirstParagraph"/>
@@ -767,12 +767,12 @@
       <w:keepNext/>
       <w:keepLines/>
       <w:pageBreakBefore/>
-      <w:spacing w:lineRule="auto" w:after="360" w:line="240" w:before="0"/>
+      <w:spacing w:after="360" w:lineRule="auto" w:line="240" w:before="0"/>
       <w:ind w:firstLine="0"/>
       <w:outlineLvl w:val="0"/>
     </w:pPr>
     <w:rPr>
-      <w:rFonts w:hAnsi="Arial" w:eastAsia="Arial" w:cs="Arial" w:ascii="Arial"/>
+      <w:rFonts w:eastAsia="Arial" w:ascii="Arial" w:hAnsi="Arial" w:cs="Arial"/>
       <w:b/>
       <w:bCs/>
       <w:caps/>
@@ -780,7 +780,7 @@
       <w:szCs w:val="28"/>
     </w:rPr>
   </w:style>
-  <w:style w:type="paragraph" w:styleId="Heading2">
+  <w:style w:styleId="Heading2" w:type="paragraph">
     <w:name w:val="Heading 2"/>
     <w:basedOn w:val="Normal"/>
     <w:next w:val="FirstParagraph"/>
@@ -790,19 +790,19 @@
       <w:widowControl/>
       <w:keepNext/>
       <w:keepLines/>
-      <w:spacing w:lineRule="auto" w:after="120" w:line="240" w:before="240"/>
+      <w:spacing w:after="120" w:lineRule="auto" w:line="240" w:before="240"/>
       <w:ind w:firstLine="0"/>
       <w:outlineLvl w:val="1"/>
     </w:pPr>
     <w:rPr>
-      <w:rFonts w:hAnsi="Arial" w:eastAsia="Arial" w:cs="Arial" w:ascii="Arial"/>
+      <w:rFonts w:eastAsia="Arial" w:ascii="Arial" w:hAnsi="Arial" w:cs="Arial"/>
       <w:b/>
       <w:bCs/>
       <w:sz w:val="24"/>
       <w:szCs w:val="24"/>
     </w:rPr>
   </w:style>
-  <w:style w:type="paragraph" w:styleId="Heading3">
+  <w:style w:styleId="Heading3" w:type="paragraph">
     <w:name w:val="Heading 3"/>
     <w:basedOn w:val="Normal"/>
     <w:next w:val="FirstParagraph"/>
@@ -812,12 +812,12 @@
       <w:widowControl/>
       <w:keepNext/>
       <w:keepLines/>
-      <w:spacing w:lineRule="auto" w:after="120" w:line="240" w:before="240"/>
+      <w:spacing w:after="120" w:lineRule="auto" w:line="240" w:before="240"/>
       <w:ind w:firstLine="0"/>
       <w:outlineLvl w:val="2"/>
     </w:pPr>
     <w:rPr>
-      <w:rFonts w:hAnsi="Arial" w:eastAsia="Arial" w:cs="Arial" w:ascii="Arial"/>
+      <w:rFonts w:eastAsia="Arial" w:ascii="Arial" w:hAnsi="Arial" w:cs="Arial"/>
       <w:b/>
       <w:bCs/>
       <w:i/>
@@ -826,7 +826,7 @@
       <w:szCs w:val="24"/>
     </w:rPr>
   </w:style>
-  <w:style w:type="paragraph" w:styleId="Heading4">
+  <w:style w:styleId="Heading4" w:type="paragraph">
     <w:name w:val="Heading 4"/>
     <w:basedOn w:val="Normal"/>
     <w:next w:val="FirstParagraph"/>
@@ -836,19 +836,19 @@
       <w:widowControl/>
       <w:keepNext/>
       <w:keepLines/>
-      <w:spacing w:lineRule="auto" w:after="120" w:line="240" w:before="240"/>
+      <w:spacing w:after="120" w:lineRule="auto" w:line="240" w:before="240"/>
       <w:ind w:firstLine="0"/>
       <w:outlineLvl w:val="3"/>
     </w:pPr>
     <w:rPr>
-      <w:rFonts w:hAnsi="Arial" w:eastAsia="Arial" w:cs="Arial" w:ascii="Arial"/>
+      <w:rFonts w:eastAsia="Arial" w:ascii="Arial" w:hAnsi="Arial" w:cs="Arial"/>
       <w:i/>
       <w:iCs/>
       <w:sz w:val="24"/>
       <w:szCs w:val="24"/>
     </w:rPr>
   </w:style>
-  <w:style w:type="paragraph" w:styleId="Heading5">
+  <w:style w:styleId="Heading5" w:type="paragraph">
     <w:name w:val="Heading 5"/>
     <w:basedOn w:val="Normal"/>
     <w:next w:val="FirstParagraph"/>
@@ -858,12 +858,12 @@
       <w:widowControl/>
       <w:keepNext/>
       <w:keepLines/>
-      <w:spacing w:lineRule="auto" w:after="120" w:line="240" w:before="240"/>
+      <w:spacing w:after="120" w:lineRule="auto" w:line="240" w:before="240"/>
       <w:ind w:firstLine="0"/>
       <w:outlineLvl w:val="4"/>
     </w:pPr>
     <w:rPr>
-      <w:rFonts w:hAnsi="Arial" w:eastAsia="Arial" w:cs="Arial" w:ascii="Arial"/>
+      <w:rFonts w:eastAsia="Arial" w:ascii="Arial" w:hAnsi="Arial" w:cs="Arial"/>
       <w:sz w:val="24"/>
       <w:szCs w:val="24"/>
     </w:rPr>
@@ -956,14 +956,14 @@
       <w:color w:val="272727" w:themeColor="text1" w:themeTint="D8"/>
     </w:rPr>
   </w:style>
-  <w:style w:type="character" w:customStyle="1" w:styleId="Heading1Char">
+  <w:style w:styleId="Heading1Char" w:customStyle="1" w:type="character">
     <w:name w:val="Heading 1 Char"/>
     <w:basedOn w:val="DefaultParagraphFont"/>
     <w:link w:val="Heading1"/>
     <w:qFormat/>
     <w:uiPriority w:val="99"/>
     <w:rPr>
-      <w:rFonts w:hAnsi="Arial" w:eastAsia="Arial" w:cs="Arial" w:ascii="Arial"/>
+      <w:rFonts w:eastAsia="Arial" w:ascii="Arial" w:hAnsi="Arial" w:cs="Arial"/>
       <w:b/>
       <w:bCs/>
       <w:caps/>
@@ -971,28 +971,28 @@
       <w:szCs w:val="28"/>
     </w:rPr>
   </w:style>
-  <w:style w:type="character" w:customStyle="1" w:styleId="Heading2Char">
+  <w:style w:styleId="Heading2Char" w:customStyle="1" w:type="character">
     <w:name w:val="Heading 2 Char"/>
     <w:basedOn w:val="DefaultParagraphFont"/>
     <w:link w:val="Heading2"/>
     <w:qFormat/>
     <w:uiPriority w:val="99"/>
     <w:rPr>
-      <w:rFonts w:hAnsi="Arial" w:eastAsia="Arial" w:cs="Arial" w:ascii="Arial"/>
+      <w:rFonts w:eastAsia="Arial" w:ascii="Arial" w:hAnsi="Arial" w:cs="Arial"/>
       <w:b/>
       <w:bCs/>
       <w:sz w:val="24"/>
       <w:szCs w:val="24"/>
     </w:rPr>
   </w:style>
-  <w:style w:type="character" w:customStyle="1" w:styleId="Heading3Char">
+  <w:style w:styleId="Heading3Char" w:customStyle="1" w:type="character">
     <w:name w:val="Heading 3 Char"/>
     <w:basedOn w:val="DefaultParagraphFont"/>
     <w:link w:val="Heading3"/>
     <w:qFormat/>
     <w:uiPriority w:val="99"/>
     <w:rPr>
-      <w:rFonts w:hAnsi="Arial" w:eastAsia="Arial" w:cs="Arial" w:ascii="Arial"/>
+      <w:rFonts w:eastAsia="Arial" w:ascii="Arial" w:hAnsi="Arial" w:cs="Arial"/>
       <w:b/>
       <w:bCs/>
       <w:i/>
@@ -1001,28 +1001,28 @@
       <w:szCs w:val="24"/>
     </w:rPr>
   </w:style>
-  <w:style w:type="character" w:customStyle="1" w:styleId="Heading4Char">
+  <w:style w:styleId="Heading4Char" w:customStyle="1" w:type="character">
     <w:name w:val="Heading 4 Char"/>
     <w:basedOn w:val="DefaultParagraphFont"/>
     <w:link w:val="Heading4"/>
     <w:qFormat/>
     <w:uiPriority w:val="99"/>
     <w:rPr>
-      <w:rFonts w:hAnsi="Arial" w:eastAsia="Arial" w:cs="Arial" w:ascii="Arial"/>
+      <w:rFonts w:eastAsia="Arial" w:ascii="Arial" w:hAnsi="Arial" w:cs="Arial"/>
       <w:i/>
       <w:iCs/>
       <w:sz w:val="24"/>
       <w:szCs w:val="24"/>
     </w:rPr>
   </w:style>
-  <w:style w:type="character" w:customStyle="1" w:styleId="Heading5Char">
+  <w:style w:styleId="Heading5Char" w:customStyle="1" w:type="character">
     <w:name w:val="Heading 5 Char"/>
     <w:basedOn w:val="DefaultParagraphFont"/>
     <w:link w:val="Heading5"/>
     <w:qFormat/>
     <w:uiPriority w:val="99"/>
     <w:rPr>
-      <w:rFonts w:hAnsi="Arial" w:eastAsia="Arial" w:cs="Arial" w:ascii="Arial"/>
+      <w:rFonts w:eastAsia="Arial" w:ascii="Arial" w:hAnsi="Arial" w:cs="Arial"/>
       <w:sz w:val="24"/>
       <w:szCs w:val="24"/>
     </w:rPr>
@@ -1091,17 +1091,17 @@
       <w:ind w:firstLine="0" w:left="480" w:right="480"/>
     </w:pPr>
   </w:style>
-  <w:style w:type="paragraph" w:styleId="FootnoteText">
+  <w:style w:styleId="FootnoteText" w:type="paragraph">
     <w:name w:val="Footnote Text"/>
     <w:qFormat/>
     <w:uiPriority w:val="99"/>
     <w:pPr>
       <w:widowControl/>
-      <w:spacing w:lineRule="auto" w:after="0" w:line="240"/>
+      <w:spacing w:after="0" w:lineRule="auto" w:line="240"/>
       <w:jc w:val="both"/>
     </w:pPr>
     <w:rPr>
-      <w:rFonts w:hAnsi="Times New Roman" w:eastAsia="Times New Roman" w:cs="Times New Roman" w:ascii="Times New Roman"/>
+      <w:rFonts w:eastAsia="Times New Roman" w:ascii="Times New Roman" w:hAnsi="Times New Roman" w:cs="Times New Roman"/>
       <w:sz w:val="20"/>
       <w:szCs w:val="20"/>
     </w:rPr>
@@ -1171,7 +1171,7 @@
     <w:name w:val="Definition"/>
     <w:basedOn w:val="Normal"/>
   </w:style>
-  <w:style w:type="paragraph" w:styleId="Caption">
+  <w:style w:styleId="Caption" w:type="paragraph">
     <w:name w:val="Caption"/>
     <w:basedOn w:val="Normal"/>
     <w:qFormat/>
@@ -1179,17 +1179,17 @@
     <w:pPr>
       <w:widowControl/>
       <w:keepNext/>
-      <w:spacing w:lineRule="auto" w:after="120" w:line="240" w:before="240"/>
-      <w:ind w:firstLine="0"/>
-      <w:jc w:val="center"/>
-    </w:pPr>
-    <w:rPr>
-      <w:rFonts w:hAnsi="Times New Roman" w:eastAsia="Times New Roman" w:cs="Times New Roman" w:ascii="Times New Roman"/>
+      <w:spacing w:after="120" w:lineRule="auto" w:line="240" w:before="240"/>
+      <w:ind w:firstLine="0"/>
+      <w:jc w:val="center"/>
+    </w:pPr>
+    <w:rPr>
+      <w:rFonts w:eastAsia="Times New Roman" w:ascii="Times New Roman" w:hAnsi="Times New Roman" w:cs="Times New Roman"/>
       <w:sz w:val="20"/>
       <w:szCs w:val="20"/>
     </w:rPr>
   </w:style>
-  <w:style w:type="paragraph" w:customStyle="1" w:styleId="TableCaption">
+  <w:style w:styleId="TableCaption" w:customStyle="1" w:type="paragraph">
     <w:name w:val="Table Caption"/>
     <w:basedOn w:val="Normal"/>
     <w:qFormat/>
@@ -1198,17 +1198,17 @@
       <w:widowControl/>
       <w:keepNext/>
       <w:keepLines/>
-      <w:spacing w:lineRule="auto" w:after="120" w:line="240" w:before="240"/>
-      <w:ind w:firstLine="0"/>
-      <w:jc w:val="center"/>
-    </w:pPr>
-    <w:rPr>
-      <w:rFonts w:hAnsi="Times New Roman" w:eastAsia="Times New Roman" w:cs="Times New Roman" w:ascii="Times New Roman"/>
+      <w:spacing w:after="120" w:lineRule="auto" w:line="240" w:before="240"/>
+      <w:ind w:firstLine="0"/>
+      <w:jc w:val="center"/>
+    </w:pPr>
+    <w:rPr>
+      <w:rFonts w:eastAsia="Times New Roman" w:ascii="Times New Roman" w:hAnsi="Times New Roman" w:cs="Times New Roman"/>
       <w:sz w:val="20"/>
       <w:szCs w:val="20"/>
     </w:rPr>
   </w:style>
-  <w:style w:type="paragraph" w:customStyle="1" w:styleId="ImageCaption">
+  <w:style w:styleId="ImageCaption" w:customStyle="1" w:type="paragraph">
     <w:name w:val="Image Caption"/>
     <w:basedOn w:val="Caption"/>
     <w:qFormat/>
@@ -1217,12 +1217,12 @@
       <w:widowControl/>
       <w:keepNext/>
       <w:keepLines/>
-      <w:spacing w:lineRule="auto" w:after="120" w:line="240" w:before="240"/>
-      <w:ind w:firstLine="0"/>
-      <w:jc w:val="center"/>
-    </w:pPr>
-    <w:rPr>
-      <w:rFonts w:hAnsi="Times New Roman" w:eastAsia="Times New Roman" w:cs="Times New Roman" w:ascii="Times New Roman"/>
+      <w:spacing w:after="120" w:lineRule="auto" w:line="240" w:before="240"/>
+      <w:ind w:firstLine="0"/>
+      <w:jc w:val="center"/>
+    </w:pPr>
+    <w:rPr>
+      <w:rFonts w:eastAsia="Times New Roman" w:ascii="Times New Roman" w:hAnsi="Times New Roman" w:cs="Times New Roman"/>
       <w:sz w:val="20"/>
       <w:szCs w:val="20"/>
     </w:rPr>
@@ -1238,24 +1238,24 @@
       <w:keepNext/>
     </w:pPr>
   </w:style>
-  <w:style w:type="character" w:customStyle="1" w:styleId="BodyTextChar">
+  <w:style w:styleId="BodyTextChar" w:customStyle="1" w:type="character">
     <w:name w:val="Body Text Char"/>
     <w:basedOn w:val="DefaultParagraphFont"/>
     <w:link w:val="BodyText"/>
     <w:qFormat/>
     <w:uiPriority w:val="99"/>
     <w:rPr>
-      <w:rFonts w:hAnsi="Times New Roman" w:eastAsia="Times New Roman" w:cs="Times New Roman" w:ascii="Times New Roman"/>
-      <w:sz w:val="24"/>
-      <w:szCs w:val="24"/>
-    </w:rPr>
-  </w:style>
-  <w:style w:type="character" w:customStyle="1" w:styleId="VerbatimChar">
+      <w:rFonts w:eastAsia="Times New Roman" w:ascii="Times New Roman" w:hAnsi="Times New Roman" w:cs="Times New Roman"/>
+      <w:sz w:val="24"/>
+      <w:szCs w:val="24"/>
+    </w:rPr>
+  </w:style>
+  <w:style w:styleId="VerbatimChar" w:customStyle="1" w:type="character">
     <w:name w:val="Verbatim Char"/>
     <w:qFormat/>
     <w:uiPriority w:val="99"/>
     <w:rPr>
-      <w:rFonts w:hAnsi="Courier New" w:eastAsia="Courier New" w:cs="Courier New" w:ascii="Courier New"/>
+      <w:rFonts w:eastAsia="Courier New" w:ascii="Courier New" w:hAnsi="Courier New" w:cs="Courier New"/>
       <w:sz w:val="18"/>
       <w:szCs w:val="18"/>
     </w:rPr>
@@ -1278,7 +1278,7 @@
       <w:color w:val="4F81BD" w:themeColor="accent1"/>
     </w:rPr>
   </w:style>
-  <w:style w:type="paragraph" w:customStyle="1" w:styleId="TOCHeading">
+  <w:style w:styleId="TOCHeading" w:customStyle="1" w:type="paragraph">
     <w:name w:val="TOC Heading"/>
     <w:basedOn w:val="Normal"/>
     <w:next w:val="Normal"/>
@@ -1288,44 +1288,326 @@
       <w:widowControl/>
       <w:keepNext/>
       <w:keepLines/>
-      <w:spacing w:lineRule="auto" w:after="480" w:line="240" w:before="0"/>
-      <w:jc w:val="center"/>
-    </w:pPr>
-    <w:rPr>
-      <w:rFonts w:hAnsi="Arial" w:eastAsia="Arial" w:cs="Arial" w:ascii="Arial"/>
+      <w:spacing w:after="480" w:lineRule="auto" w:line="240" w:before="0"/>
+      <w:jc w:val="center"/>
+    </w:pPr>
+    <w:rPr>
+      <w:rFonts w:eastAsia="Arial" w:ascii="Arial" w:hAnsi="Arial" w:cs="Arial"/>
       <w:caps/>
       <w:sz w:val="36"/>
       <w:szCs w:val="36"/>
     </w:rPr>
   </w:style>
-  <w:style w:type="paragraph" w:customStyle="1" w:styleId="SourceCode">
-    <w:name w:val="Source Code"/>
-    <w:qFormat/>
-    <w:uiPriority w:val="99"/>
-    <w:pPr>
-      <w:widowControl/>
-      <w:spacing w:lineRule="auto" w:after="120" w:line="240" w:before="120"/>
+  <w:style w:styleId="Source" w:customStyle="1" w:type="paragraph">
+    <w:name w:val="Source"/>
+    <w:basedOn w:val="Caption"/>
+    <w:qFormat/>
+    <w:uiPriority w:val="99"/>
+    <w:pPr>
+      <w:widowControl/>
+      <w:spacing w:after="240" w:lineRule="auto" w:line="240" w:before="120"/>
+      <w:ind w:firstLine="0"/>
+      <w:jc w:val="center"/>
+    </w:pPr>
+    <w:rPr>
+      <w:rFonts w:eastAsia="Times New Roman" w:ascii="Times New Roman" w:hAnsi="Times New Roman" w:cs="Times New Roman"/>
+      <w:sz w:val="20"/>
+      <w:szCs w:val="20"/>
+    </w:rPr>
+  </w:style>
+  <w:style w:styleId="Code" w:customStyle="1" w:type="paragraph">
+    <w:name w:val="Code"/>
+    <w:qFormat/>
+    <w:uiPriority w:val="99"/>
+    <w:pPr>
+      <w:widowControl/>
+      <w:spacing w:after="0" w:lineRule="auto" w:line="240" w:before="0"/>
       <w:jc w:val="left"/>
     </w:pPr>
     <w:rPr>
-      <w:rFonts w:hAnsi="Courier New" w:eastAsia="Courier New" w:cs="Courier New" w:ascii="Courier New"/>
+      <w:rFonts w:eastAsia="Courier New" w:ascii="Courier New" w:hAnsi="Courier New" w:cs="Courier New"/>
       <w:sz w:val="18"/>
       <w:szCs w:val="18"/>
     </w:rPr>
   </w:style>
-  <w:style w:type="paragraph" w:customStyle="1" w:styleId="CoverTitle">
+  <w:style w:styleId="DecValTok" w:customStyle="1" w:type="character">
+    <w:name w:val="DecVal Token"/>
+    <w:qFormat/>
+    <w:uiPriority w:val="99"/>
+    <w:rPr>
+      <w:rFonts w:eastAsia="Courier New" w:ascii="Courier New" w:hAnsi="Courier New" w:cs="Courier New"/>
+      <w:sz w:val="18"/>
+      <w:szCs w:val="18"/>
+      <w:color w:val="40a070"/>
+    </w:rPr>
+  </w:style>
+  <w:style w:styleId="ErrorTok" w:customStyle="1" w:type="character">
+    <w:name w:val="Error Token"/>
+    <w:qFormat/>
+    <w:uiPriority w:val="99"/>
+    <w:rPr>
+      <w:rFonts w:eastAsia="Courier New" w:ascii="Courier New" w:hAnsi="Courier New" w:cs="Courier New"/>
+      <w:b/>
+      <w:bCs/>
+      <w:sz w:val="18"/>
+      <w:szCs w:val="18"/>
+      <w:color w:val="ff0000"/>
+    </w:rPr>
+  </w:style>
+  <w:style w:styleId="TitlePageInstitution" w:customStyle="1" w:type="paragraph">
+    <w:name w:val="Title Page Institution"/>
+    <w:basedOn w:val="Normal"/>
+    <w:qFormat/>
+    <w:uiPriority w:val="99"/>
+    <w:pPr>
+      <w:widowControl/>
+      <w:spacing w:after="0" w:lineRule="auto" w:line="360" w:before="0"/>
+      <w:ind w:firstLine="0"/>
+      <w:jc w:val="center"/>
+    </w:pPr>
+    <w:rPr>
+      <w:rFonts w:eastAsia="Times New Roman" w:ascii="Times New Roman" w:hAnsi="Times New Roman" w:cs="Times New Roman"/>
+      <w:sz w:val="24"/>
+      <w:szCs w:val="24"/>
+    </w:rPr>
+  </w:style>
+  <w:style w:styleId="CodeChar" w:customStyle="1" w:type="character">
+    <w:name w:val="Code Char"/>
+    <w:qFormat/>
+    <w:uiPriority w:val="99"/>
+    <w:rPr>
+      <w:rFonts w:eastAsia="Courier New" w:ascii="Courier New" w:hAnsi="Courier New" w:cs="Courier New"/>
+      <w:sz w:val="18"/>
+      <w:szCs w:val="18"/>
+    </w:rPr>
+  </w:style>
+  <w:style w:styleId="TitlePageYear" w:customStyle="1" w:type="paragraph">
+    <w:name w:val="Title Page Year"/>
+    <w:basedOn w:val="TitlePageLocation"/>
+    <w:qFormat/>
+    <w:uiPriority w:val="99"/>
+    <w:pPr>
+      <w:widowControl/>
+      <w:spacing w:after="0" w:lineRule="auto" w:line="360" w:before="0"/>
+      <w:ind w:firstLine="0"/>
+      <w:jc w:val="center"/>
+    </w:pPr>
+    <w:rPr>
+      <w:rFonts w:eastAsia="Times New Roman" w:ascii="Times New Roman" w:hAnsi="Times New Roman" w:cs="Times New Roman"/>
+      <w:sz w:val="24"/>
+      <w:szCs w:val="24"/>
+    </w:rPr>
+  </w:style>
+  <w:style w:styleId="Index" w:customStyle="1" w:type="paragraph">
+    <w:name w:val="Index"/>
+    <w:basedOn w:val="Normal"/>
+    <w:qFormat/>
+    <w:uiPriority w:val="99"/>
+    <w:pPr>
+      <w:widowControl/>
+      <w:spacing w:after="0" w:lineRule="auto" w:line="240"/>
+      <w:ind w:firstLine="0" w:left="0" w:hanging="283"/>
+      <w:jc w:val="left"/>
+    </w:pPr>
+    <w:rPr>
+      <w:rFonts w:eastAsia="Times New Roman" w:ascii="Times New Roman" w:hAnsi="Times New Roman" w:cs="Times New Roman"/>
+      <w:sz w:val="20"/>
+      <w:szCs w:val="20"/>
+    </w:rPr>
+  </w:style>
+  <w:style w:styleId="Quote" w:type="paragraph">
+    <w:name w:val="Quote"/>
+    <w:basedOn w:val="Normal"/>
+    <w:qFormat/>
+    <w:uiPriority w:val="99"/>
+    <w:pPr>
+      <w:widowControl/>
+      <w:spacing w:after="240" w:lineRule="auto" w:line="240" w:before="240"/>
+      <w:ind w:left="2268"/>
+      <w:jc w:val="both"/>
+    </w:pPr>
+    <w:rPr>
+      <w:rFonts w:eastAsia="Times New Roman" w:ascii="Times New Roman" w:hAnsi="Times New Roman" w:cs="Times New Roman"/>
+      <w:sz w:val="20"/>
+      <w:szCs w:val="20"/>
+    </w:rPr>
+  </w:style>
+  <w:style w:styleId="KeywordTok" w:customStyle="1" w:type="character">
+    <w:name w:val="Keyword Token"/>
+    <w:qFormat/>
+    <w:uiPriority w:val="99"/>
+    <w:rPr>
+      <w:rFonts w:eastAsia="Courier New" w:ascii="Courier New" w:hAnsi="Courier New" w:cs="Courier New"/>
+      <w:b/>
+      <w:bCs/>
+      <w:sz w:val="18"/>
+      <w:szCs w:val="18"/>
+    </w:rPr>
+  </w:style>
+  <w:style w:styleId="TOC2" w:type="paragraph">
+    <w:name w:val="TOC 2"/>
+    <w:basedOn w:val="Normal"/>
+    <w:next w:val="Normal"/>
+    <w:qFormat/>
+    <w:uiPriority w:val="99"/>
+    <w:pPr>
+      <w:widowControl/>
+      <w:spacing w:after="0" w:lineRule="auto" w:line="360" w:before="0"/>
+      <w:ind w:left="283"/>
+    </w:pPr>
+    <w:rPr>
+      <w:rFonts w:eastAsia="Times New Roman" w:ascii="Times New Roman" w:hAnsi="Times New Roman" w:cs="Times New Roman"/>
+      <w:sz w:val="24"/>
+      <w:szCs w:val="24"/>
+    </w:rPr>
+  </w:style>
+  <w:style w:styleId="CoverInstitution" w:customStyle="1" w:type="paragraph">
+    <w:name w:val="Cover Institution"/>
+    <w:basedOn w:val="Normal"/>
+    <w:qFormat/>
+    <w:uiPriority w:val="99"/>
+    <w:pPr>
+      <w:widowControl/>
+      <w:spacing w:after="0" w:lineRule="auto" w:line="360" w:before="0"/>
+      <w:ind w:firstLine="0"/>
+      <w:jc w:val="center"/>
+    </w:pPr>
+    <w:rPr>
+      <w:rFonts w:eastAsia="Times New Roman" w:ascii="Times New Roman" w:hAnsi="Times New Roman" w:cs="Times New Roman"/>
+      <w:b/>
+      <w:bCs/>
+      <w:caps/>
+      <w:sz w:val="24"/>
+      <w:szCs w:val="24"/>
+    </w:rPr>
+  </w:style>
+  <w:style w:styleId="Strong" w:customStyle="1" w:type="character">
+    <w:name w:val="Strong"/>
+    <w:qFormat/>
+    <w:uiPriority w:val="99"/>
+    <w:rPr>
+      <w:b/>
+      <w:bCs/>
+    </w:rPr>
+  </w:style>
+  <w:style w:styleId="TOC3" w:type="paragraph">
+    <w:name w:val="TOC 3"/>
+    <w:basedOn w:val="Normal"/>
+    <w:next w:val="Normal"/>
+    <w:qFormat/>
+    <w:uiPriority w:val="99"/>
+    <w:pPr>
+      <w:widowControl/>
+      <w:spacing w:after="0" w:lineRule="auto" w:line="360" w:before="0"/>
+      <w:ind w:left="567"/>
+    </w:pPr>
+    <w:rPr>
+      <w:rFonts w:eastAsia="Times New Roman" w:ascii="Times New Roman" w:hAnsi="Times New Roman" w:cs="Times New Roman"/>
+      <w:sz w:val="24"/>
+      <w:szCs w:val="24"/>
+    </w:rPr>
+  </w:style>
+  <w:style w:styleId="TitlePageAuthor" w:customStyle="1" w:type="paragraph">
+    <w:name w:val="Title Page Author"/>
+    <w:basedOn w:val="Normal"/>
+    <w:qFormat/>
+    <w:uiPriority w:val="99"/>
+    <w:pPr>
+      <w:widowControl/>
+      <w:spacing w:after="0" w:lineRule="auto" w:line="360" w:before="0"/>
+      <w:ind w:firstLine="0"/>
+      <w:jc w:val="center"/>
+    </w:pPr>
+    <w:rPr>
+      <w:rFonts w:eastAsia="Times New Roman" w:ascii="Times New Roman" w:hAnsi="Times New Roman" w:cs="Times New Roman"/>
+      <w:sz w:val="24"/>
+      <w:szCs w:val="24"/>
+    </w:rPr>
+  </w:style>
+  <w:style w:styleId="CoverDepartment" w:customStyle="1" w:type="paragraph">
+    <w:name w:val="Cover Department"/>
+    <w:basedOn w:val="Normal"/>
+    <w:qFormat/>
+    <w:uiPriority w:val="99"/>
+    <w:pPr>
+      <w:widowControl/>
+      <w:spacing w:after="0" w:lineRule="auto" w:line="360" w:before="0"/>
+      <w:ind w:firstLine="0"/>
+      <w:jc w:val="center"/>
+    </w:pPr>
+    <w:rPr>
+      <w:rFonts w:eastAsia="Times New Roman" w:ascii="Times New Roman" w:hAnsi="Times New Roman" w:cs="Times New Roman"/>
+      <w:sz w:val="24"/>
+      <w:szCs w:val="24"/>
+    </w:rPr>
+  </w:style>
+  <w:style w:styleId="CoverNature" w:customStyle="1" w:type="paragraph">
+    <w:name w:val="Cover Nature"/>
+    <w:basedOn w:val="Normal"/>
+    <w:qFormat/>
+    <w:uiPriority w:val="99"/>
+    <w:pPr>
+      <w:widowControl/>
+      <w:spacing w:after="0" w:lineRule="auto" w:line="240" w:before="0"/>
+      <w:ind w:left="4536" w:firstLine="0"/>
+      <w:jc w:val="both"/>
+    </w:pPr>
+    <w:rPr>
+      <w:rFonts w:eastAsia="Times New Roman" w:ascii="Times New Roman" w:hAnsi="Times New Roman" w:cs="Times New Roman"/>
+      <w:sz w:val="20"/>
+      <w:szCs w:val="20"/>
+    </w:rPr>
+  </w:style>
+  <w:style w:styleId="AnnexHeading" w:customStyle="1" w:type="paragraph">
+    <w:name w:val="Annex Heading"/>
+    <w:basedOn w:val="AppendixHeading"/>
+    <w:next w:val="FirstParagraph"/>
+    <w:qFormat/>
+    <w:uiPriority w:val="99"/>
+    <w:pPr>
+      <w:widowControl/>
+    </w:pPr>
+    <w:rPr>
+      <w:rFonts w:eastAsia="Arial" w:ascii="Arial" w:hAnsi="Arial" w:cs="Arial"/>
+      <w:b/>
+      <w:bCs/>
+      <w:caps/>
+      <w:sz w:val="28"/>
+      <w:szCs w:val="28"/>
+    </w:rPr>
+  </w:style>
+  <w:style w:styleId="Dedication" w:customStyle="1" w:type="paragraph">
+    <w:name w:val="Dedication"/>
+    <w:basedOn w:val="Normal"/>
+    <w:qFormat/>
+    <w:uiPriority w:val="99"/>
+    <w:pPr>
+      <w:widowControl/>
+      <w:spacing w:after="0" w:lineRule="auto" w:line="360" w:before="0"/>
+      <w:ind w:left="4536" w:firstLine="0"/>
+      <w:jc w:val="right"/>
+    </w:pPr>
+    <w:rPr>
+      <w:rFonts w:eastAsia="Times New Roman" w:ascii="Times New Roman" w:hAnsi="Times New Roman" w:cs="Times New Roman"/>
+      <w:i/>
+      <w:iCs/>
+      <w:sz w:val="24"/>
+      <w:szCs w:val="24"/>
+    </w:rPr>
+  </w:style>
+  <w:style w:styleId="CoverTitle" w:customStyle="1" w:type="paragraph">
     <w:name w:val="Cover Title"/>
     <w:basedOn w:val="Normal"/>
     <w:qFormat/>
     <w:uiPriority w:val="99"/>
     <w:pPr>
       <w:widowControl/>
-      <w:spacing w:lineRule="auto" w:after="0" w:line="240" w:before="0"/>
-      <w:ind w:firstLine="0"/>
-      <w:jc w:val="center"/>
-    </w:pPr>
-    <w:rPr>
-      <w:rFonts w:hAnsi="Times New Roman" w:eastAsia="Times New Roman" w:cs="Times New Roman" w:ascii="Times New Roman"/>
+      <w:spacing w:after="0" w:lineRule="auto" w:line="240" w:before="0"/>
+      <w:ind w:firstLine="0"/>
+      <w:jc w:val="center"/>
+    </w:pPr>
+    <w:rPr>
+      <w:rFonts w:eastAsia="Times New Roman" w:ascii="Times New Roman" w:hAnsi="Times New Roman" w:cs="Times New Roman"/>
       <w:b/>
       <w:bCs/>
       <w:caps/>
@@ -1333,117 +1615,342 @@
       <w:szCs w:val="44"/>
     </w:rPr>
   </w:style>
-  <w:style w:type="character" w:customStyle="1" w:styleId="FunctionTok">
+  <w:style w:styleId="AlertTok" w:customStyle="1" w:type="character">
+    <w:name w:val="Alert Token"/>
+    <w:qFormat/>
+    <w:uiPriority w:val="99"/>
+    <w:rPr>
+      <w:rFonts w:eastAsia="Courier New" w:ascii="Courier New" w:hAnsi="Courier New" w:cs="Courier New"/>
+      <w:b/>
+      <w:bCs/>
+      <w:sz w:val="18"/>
+      <w:szCs w:val="18"/>
+      <w:color w:val="ff0000"/>
+    </w:rPr>
+  </w:style>
+  <w:style w:styleId="CoverAdvisor" w:customStyle="1" w:type="paragraph">
+    <w:name w:val="Cover Advisor"/>
+    <w:basedOn w:val="CoverNature"/>
+    <w:qFormat/>
+    <w:uiPriority w:val="99"/>
+    <w:pPr>
+      <w:widowControl/>
+      <w:spacing w:after="0" w:lineRule="auto" w:line="240" w:before="120"/>
+      <w:ind w:left="4536" w:firstLine="0"/>
+      <w:jc w:val="left"/>
+    </w:pPr>
+    <w:rPr>
+      <w:rFonts w:eastAsia="Times New Roman" w:ascii="Times New Roman" w:hAnsi="Times New Roman" w:cs="Times New Roman"/>
+      <w:sz w:val="20"/>
+      <w:szCs w:val="20"/>
+    </w:rPr>
+  </w:style>
+  <w:style w:styleId="StringTok" w:customStyle="1" w:type="character">
+    <w:name w:val="String Token"/>
+    <w:qFormat/>
+    <w:uiPriority w:val="99"/>
+    <w:rPr>
+      <w:rFonts w:eastAsia="Courier New" w:ascii="Courier New" w:hAnsi="Courier New" w:cs="Courier New"/>
+      <w:sz w:val="18"/>
+      <w:szCs w:val="18"/>
+      <w:color w:val="4070a0"/>
+    </w:rPr>
+  </w:style>
+  <w:style w:styleId="CoverAuthor" w:customStyle="1" w:type="paragraph">
+    <w:name w:val="Cover Author"/>
+    <w:basedOn w:val="Normal"/>
+    <w:qFormat/>
+    <w:uiPriority w:val="99"/>
+    <w:pPr>
+      <w:widowControl/>
+      <w:spacing w:after="0" w:lineRule="auto" w:line="240" w:before="0"/>
+      <w:ind w:firstLine="0"/>
+      <w:jc w:val="center"/>
+    </w:pPr>
+    <w:rPr>
+      <w:rFonts w:eastAsia="Times New Roman" w:ascii="Times New Roman" w:hAnsi="Times New Roman" w:cs="Times New Roman"/>
+      <w:sz w:val="24"/>
+      <w:szCs w:val="24"/>
+    </w:rPr>
+  </w:style>
+  <w:style w:styleId="DataTypeTok" w:customStyle="1" w:type="character">
+    <w:name w:val="DataType Token"/>
+    <w:qFormat/>
+    <w:uiPriority w:val="99"/>
+    <w:rPr>
+      <w:rFonts w:eastAsia="Courier New" w:ascii="Courier New" w:hAnsi="Courier New" w:cs="Courier New"/>
+      <w:sz w:val="18"/>
+      <w:szCs w:val="18"/>
+      <w:color w:val="902000"/>
+    </w:rPr>
+  </w:style>
+  <w:style w:styleId="Emphasis" w:customStyle="1" w:type="character">
+    <w:name w:val="Emphasis"/>
+    <w:qFormat/>
+    <w:uiPriority w:val="99"/>
+    <w:rPr>
+      <w:i/>
+      <w:iCs/>
+    </w:rPr>
+  </w:style>
+  <w:style w:styleId="CoverSubtitle" w:customStyle="1" w:type="paragraph">
+    <w:name w:val="Cover Subtitle"/>
+    <w:basedOn w:val="Normal"/>
+    <w:qFormat/>
+    <w:uiPriority w:val="99"/>
+    <w:pPr>
+      <w:widowControl/>
+      <w:spacing w:after="0" w:lineRule="auto" w:line="360" w:before="0"/>
+      <w:ind w:firstLine="0"/>
+      <w:jc w:val="center"/>
+    </w:pPr>
+    <w:rPr>
+      <w:rFonts w:eastAsia="Times New Roman" w:ascii="Times New Roman" w:hAnsi="Times New Roman" w:cs="Times New Roman"/>
+      <w:sz w:val="24"/>
+      <w:szCs w:val="24"/>
+    </w:rPr>
+  </w:style>
+  <w:style w:styleId="TOC1" w:type="paragraph">
+    <w:name w:val="TOC 1"/>
+    <w:basedOn w:val="Normal"/>
+    <w:next w:val="Normal"/>
+    <w:qFormat/>
+    <w:uiPriority w:val="99"/>
+    <w:pPr>
+      <w:widowControl/>
+      <w:spacing w:after="0" w:lineRule="auto" w:line="360" w:before="240"/>
+    </w:pPr>
+    <w:rPr>
+      <w:rFonts w:eastAsia="Times New Roman" w:ascii="Times New Roman" w:hAnsi="Times New Roman" w:cs="Times New Roman"/>
+      <w:b/>
+      <w:bCs/>
+      <w:sz w:val="24"/>
+      <w:szCs w:val="24"/>
+    </w:rPr>
+  </w:style>
+  <w:style w:styleId="OperatorTok" w:customStyle="1" w:type="character">
+    <w:name w:val="Operator Token"/>
+    <w:qFormat/>
+    <w:uiPriority w:val="99"/>
+    <w:rPr>
+      <w:rFonts w:eastAsia="Courier New" w:ascii="Courier New" w:hAnsi="Courier New" w:cs="Courier New"/>
+      <w:sz w:val="18"/>
+      <w:szCs w:val="18"/>
+      <w:color w:val="666666"/>
+    </w:rPr>
+  </w:style>
+  <w:style w:styleId="CoverYear" w:customStyle="1" w:type="paragraph">
+    <w:name w:val="Cover Year"/>
+    <w:basedOn w:val="CoverLocation"/>
+    <w:qFormat/>
+    <w:uiPriority w:val="99"/>
+    <w:pPr>
+      <w:widowControl/>
+      <w:spacing w:after="0" w:lineRule="auto" w:line="240" w:before="0"/>
+      <w:ind w:firstLine="0"/>
+      <w:jc w:val="center"/>
+    </w:pPr>
+    <w:rPr>
+      <w:rFonts w:eastAsia="Times New Roman" w:ascii="Times New Roman" w:hAnsi="Times New Roman" w:cs="Times New Roman"/>
+      <w:sz w:val="24"/>
+      <w:szCs w:val="24"/>
+    </w:rPr>
+  </w:style>
+  <w:style w:styleId="TitlePageNature" w:customStyle="1" w:type="paragraph">
+    <w:name w:val="Title Page Nature"/>
+    <w:basedOn w:val="Normal"/>
+    <w:qFormat/>
+    <w:uiPriority w:val="99"/>
+    <w:pPr>
+      <w:widowControl/>
+      <w:spacing w:after="0" w:lineRule="auto" w:line="240" w:before="0"/>
+      <w:ind w:left="4536" w:firstLine="0"/>
+      <w:jc w:val="both"/>
+    </w:pPr>
+    <w:rPr>
+      <w:rFonts w:eastAsia="Times New Roman" w:ascii="Times New Roman" w:hAnsi="Times New Roman" w:cs="Times New Roman"/>
+      <w:sz w:val="20"/>
+      <w:szCs w:val="20"/>
+    </w:rPr>
+  </w:style>
+  <w:style w:styleId="UnnumberedHeading" w:customStyle="1" w:type="paragraph">
+    <w:name w:val="Unnumbered Heading"/>
+    <w:basedOn w:val="Normal"/>
+    <w:next w:val="FirstParagraph"/>
+    <w:qFormat/>
+    <w:uiPriority w:val="99"/>
+    <w:pPr>
+      <w:widowControl/>
+      <w:keepNext/>
+      <w:keepLines/>
+      <w:spacing w:after="480" w:lineRule="auto" w:line="240" w:before="0"/>
+      <w:jc w:val="center"/>
+      <w:outlineLvl w:val="1"/>
+    </w:pPr>
+    <w:rPr>
+      <w:rFonts w:eastAsia="Arial" w:ascii="Arial" w:hAnsi="Arial" w:cs="Arial"/>
+      <w:sz w:val="36"/>
+      <w:szCs w:val="36"/>
+    </w:rPr>
+  </w:style>
+  <w:style w:styleId="TableSource" w:customStyle="1" w:type="paragraph">
+    <w:name w:val="Table Source"/>
+    <w:basedOn w:val="Normal"/>
+    <w:qFormat/>
+    <w:uiPriority w:val="99"/>
+    <w:pPr>
+      <w:widowControl/>
+      <w:spacing w:after="240" w:lineRule="auto" w:line="240" w:before="120"/>
+      <w:ind w:firstLine="0"/>
+      <w:jc w:val="center"/>
+    </w:pPr>
+    <w:rPr>
+      <w:rFonts w:eastAsia="Times New Roman" w:ascii="Times New Roman" w:hAnsi="Times New Roman" w:cs="Times New Roman"/>
+      <w:sz w:val="20"/>
+      <w:szCs w:val="20"/>
+    </w:rPr>
+  </w:style>
+  <w:style w:styleId="FigureSource" w:customStyle="1" w:type="paragraph">
+    <w:name w:val="Figure Source"/>
+    <w:basedOn w:val="Normal"/>
+    <w:qFormat/>
+    <w:uiPriority w:val="99"/>
+    <w:pPr>
+      <w:widowControl/>
+      <w:spacing w:after="240" w:lineRule="auto" w:line="240" w:before="120"/>
+      <w:ind w:firstLine="0"/>
+      <w:jc w:val="center"/>
+    </w:pPr>
+    <w:rPr>
+      <w:rFonts w:eastAsia="Times New Roman" w:ascii="Times New Roman" w:hAnsi="Times New Roman" w:cs="Times New Roman"/>
+      <w:sz w:val="20"/>
+      <w:szCs w:val="20"/>
+    </w:rPr>
+  </w:style>
+  <w:style w:styleId="Reference" w:customStyle="1" w:type="paragraph">
+    <w:name w:val="Reference"/>
+    <w:basedOn w:val="Normal"/>
+    <w:qFormat/>
+    <w:uiPriority w:val="99"/>
+    <w:pPr>
+      <w:widowControl/>
+      <w:spacing w:after="240" w:lineRule="auto" w:line="240" w:before="0"/>
+      <w:ind w:firstLine="0" w:left="0" w:hanging="0"/>
+      <w:jc w:val="left"/>
+    </w:pPr>
+    <w:rPr>
+      <w:rFonts w:eastAsia="Times New Roman" w:ascii="Times New Roman" w:hAnsi="Times New Roman" w:cs="Times New Roman"/>
+      <w:sz w:val="24"/>
+      <w:szCs w:val="24"/>
+    </w:rPr>
+  </w:style>
+  <w:style w:styleId="ListParagraph" w:type="paragraph">
+    <w:name w:val="List Paragraph"/>
+    <w:basedOn w:val="Normal"/>
+    <w:qFormat/>
+    <w:uiPriority w:val="99"/>
+    <w:pPr>
+      <w:widowControl/>
+      <w:spacing w:after="0" w:lineRule="auto" w:line="360"/>
+      <w:ind w:left="720" w:hanging="357"/>
+    </w:pPr>
+    <w:rPr>
+      <w:rFonts w:eastAsia="Times New Roman" w:ascii="Times New Roman" w:hAnsi="Times New Roman" w:cs="Times New Roman"/>
+      <w:sz w:val="24"/>
+      <w:szCs w:val="24"/>
+    </w:rPr>
+  </w:style>
+  <w:style w:styleId="FunctionTok" w:customStyle="1" w:type="character">
     <w:name w:val="Function Token"/>
     <w:qFormat/>
     <w:uiPriority w:val="99"/>
     <w:rPr>
-      <w:rFonts w:hAnsi="Courier New" w:eastAsia="Courier New" w:cs="Courier New" w:ascii="Courier New"/>
+      <w:rFonts w:eastAsia="Courier New" w:ascii="Courier New" w:hAnsi="Courier New" w:cs="Courier New"/>
       <w:sz w:val="18"/>
       <w:szCs w:val="18"/>
       <w:color w:val="06287e"/>
     </w:rPr>
   </w:style>
-  <w:style w:type="paragraph" w:customStyle="1" w:styleId="TableSource">
-    <w:name w:val="Table Source"/>
-    <w:basedOn w:val="Normal"/>
-    <w:qFormat/>
-    <w:uiPriority w:val="99"/>
-    <w:pPr>
-      <w:widowControl/>
-      <w:spacing w:lineRule="auto" w:after="240" w:line="240" w:before="120"/>
-      <w:ind w:firstLine="0"/>
-      <w:jc w:val="center"/>
-    </w:pPr>
-    <w:rPr>
-      <w:rFonts w:hAnsi="Times New Roman" w:eastAsia="Times New Roman" w:cs="Times New Roman" w:ascii="Times New Roman"/>
+  <w:style w:styleId="Resumo" w:customStyle="1" w:type="paragraph">
+    <w:name w:val="Resumo"/>
+    <w:basedOn w:val="Normal"/>
+    <w:qFormat/>
+    <w:uiPriority w:val="99"/>
+    <w:pPr>
+      <w:widowControl/>
+      <w:spacing w:after="240" w:lineRule="auto" w:line="240"/>
+      <w:ind w:firstLine="0"/>
+      <w:jc w:val="both"/>
+    </w:pPr>
+    <w:rPr>
+      <w:rFonts w:eastAsia="Times New Roman" w:ascii="Times New Roman" w:hAnsi="Times New Roman" w:cs="Times New Roman"/>
+      <w:sz w:val="24"/>
+      <w:szCs w:val="24"/>
+      <w:lang w:val="pt-BR"/>
+    </w:rPr>
+  </w:style>
+  <w:style w:styleId="CoverLocation" w:customStyle="1" w:type="paragraph">
+    <w:name w:val="Cover Location"/>
+    <w:basedOn w:val="Normal"/>
+    <w:qFormat/>
+    <w:uiPriority w:val="99"/>
+    <w:pPr>
+      <w:widowControl/>
+      <w:spacing w:after="0" w:lineRule="auto" w:line="240" w:before="0"/>
+      <w:ind w:firstLine="0"/>
+      <w:jc w:val="center"/>
+    </w:pPr>
+    <w:rPr>
+      <w:rFonts w:eastAsia="Times New Roman" w:ascii="Times New Roman" w:hAnsi="Times New Roman" w:cs="Times New Roman"/>
+      <w:sz w:val="24"/>
+      <w:szCs w:val="24"/>
+    </w:rPr>
+  </w:style>
+  <w:style w:styleId="SourceCode" w:customStyle="1" w:type="paragraph">
+    <w:name w:val="Source Code"/>
+    <w:qFormat/>
+    <w:uiPriority w:val="99"/>
+    <w:pPr>
+      <w:widowControl/>
+      <w:spacing w:after="120" w:lineRule="auto" w:line="240" w:before="120"/>
+      <w:jc w:val="left"/>
+    </w:pPr>
+    <w:rPr>
+      <w:rFonts w:eastAsia="Courier New" w:ascii="Courier New" w:hAnsi="Courier New" w:cs="Courier New"/>
+      <w:sz w:val="18"/>
+      <w:szCs w:val="18"/>
+    </w:rPr>
+  </w:style>
+  <w:style w:styleId="Epigraph" w:customStyle="1" w:type="paragraph">
+    <w:name w:val="Epigraph"/>
+    <w:basedOn w:val="Normal"/>
+    <w:qFormat/>
+    <w:uiPriority w:val="99"/>
+    <w:pPr>
+      <w:widowControl/>
+      <w:spacing w:after="0" w:lineRule="auto" w:line="360" w:before="0"/>
+      <w:ind w:left="4536" w:firstLine="0"/>
+      <w:jc w:val="right"/>
+    </w:pPr>
+    <w:rPr>
+      <w:rFonts w:eastAsia="Times New Roman" w:ascii="Times New Roman" w:hAnsi="Times New Roman" w:cs="Times New Roman"/>
       <w:sz w:val="20"/>
       <w:szCs w:val="20"/>
     </w:rPr>
   </w:style>
-  <w:style w:type="paragraph" w:customStyle="1" w:styleId="TitlePageAdvisor">
-    <w:name w:val="Title Page Advisor"/>
-    <w:basedOn w:val="TitlePageNature"/>
-    <w:qFormat/>
-    <w:uiPriority w:val="99"/>
-    <w:pPr>
-      <w:widowControl/>
-      <w:spacing w:lineRule="auto" w:after="0" w:line="240" w:before="120"/>
-      <w:ind w:left="4536" w:firstLine="0"/>
-      <w:jc w:val="left"/>
-    </w:pPr>
-    <w:rPr>
-      <w:rFonts w:hAnsi="Times New Roman" w:eastAsia="Times New Roman" w:cs="Times New Roman" w:ascii="Times New Roman"/>
-      <w:sz w:val="20"/>
-      <w:szCs w:val="20"/>
-    </w:rPr>
-  </w:style>
-  <w:style w:type="character" w:customStyle="1" w:styleId="NormalTok">
-    <w:name w:val="Normal Token"/>
-    <w:qFormat/>
-    <w:uiPriority w:val="99"/>
-    <w:rPr>
-      <w:rFonts w:hAnsi="Courier New" w:eastAsia="Courier New" w:cs="Courier New" w:ascii="Courier New"/>
-      <w:sz w:val="18"/>
-      <w:szCs w:val="18"/>
-    </w:rPr>
-  </w:style>
-  <w:style w:type="paragraph" w:customStyle="1" w:styleId="Source">
-    <w:name w:val="Source"/>
-    <w:basedOn w:val="Caption"/>
-    <w:qFormat/>
-    <w:uiPriority w:val="99"/>
-    <w:pPr>
-      <w:widowControl/>
-      <w:spacing w:lineRule="auto" w:after="240" w:line="240" w:before="120"/>
-      <w:ind w:firstLine="0"/>
-      <w:jc w:val="center"/>
-    </w:pPr>
-    <w:rPr>
-      <w:rFonts w:hAnsi="Times New Roman" w:eastAsia="Times New Roman" w:cs="Times New Roman" w:ascii="Times New Roman"/>
-      <w:sz w:val="20"/>
-      <w:szCs w:val="20"/>
-    </w:rPr>
-  </w:style>
-  <w:style w:type="paragraph" w:styleId="ListParagraph">
-    <w:name w:val="List Paragraph"/>
-    <w:basedOn w:val="Normal"/>
-    <w:qFormat/>
-    <w:uiPriority w:val="99"/>
-    <w:pPr>
-      <w:widowControl/>
-      <w:spacing w:lineRule="auto" w:after="0" w:line="360"/>
-      <w:ind w:hanging="357" w:left="720"/>
-    </w:pPr>
-    <w:rPr>
-      <w:rFonts w:hAnsi="Times New Roman" w:eastAsia="Times New Roman" w:cs="Times New Roman" w:ascii="Times New Roman"/>
-      <w:sz w:val="24"/>
-      <w:szCs w:val="24"/>
-    </w:rPr>
-  </w:style>
-  <w:style w:type="character" w:customStyle="1" w:styleId="CodeChar">
-    <w:name w:val="Code Char"/>
-    <w:qFormat/>
-    <w:uiPriority w:val="99"/>
-    <w:rPr>
-      <w:rFonts w:hAnsi="Courier New" w:eastAsia="Courier New" w:cs="Courier New" w:ascii="Courier New"/>
-      <w:sz w:val="18"/>
-      <w:szCs w:val="18"/>
-    </w:rPr>
-  </w:style>
-  <w:style w:type="paragraph" w:customStyle="1" w:styleId="TitlePageTitle">
+  <w:style w:styleId="TitlePageTitle" w:customStyle="1" w:type="paragraph">
     <w:name w:val="Title Page Title"/>
     <w:basedOn w:val="Normal"/>
     <w:qFormat/>
     <w:uiPriority w:val="99"/>
     <w:pPr>
       <w:widowControl/>
-      <w:spacing w:lineRule="auto" w:after="0" w:line="360" w:before="0"/>
-      <w:ind w:firstLine="0"/>
-      <w:jc w:val="center"/>
-    </w:pPr>
-    <w:rPr>
-      <w:rFonts w:hAnsi="Times New Roman" w:eastAsia="Times New Roman" w:cs="Times New Roman" w:ascii="Times New Roman"/>
+      <w:spacing w:after="0" w:lineRule="auto" w:line="360" w:before="0"/>
+      <w:ind w:firstLine="0"/>
+      <w:jc w:val="center"/>
+    </w:pPr>
+    <w:rPr>
+      <w:rFonts w:eastAsia="Times New Roman" w:ascii="Times New Roman" w:hAnsi="Times New Roman" w:cs="Times New Roman"/>
       <w:b/>
       <w:bCs/>
       <w:caps/>
@@ -1451,199 +1958,88 @@
       <w:szCs w:val="28"/>
     </w:rPr>
   </w:style>
-  <w:style w:type="character" w:customStyle="1" w:styleId="ErrorTok">
-    <w:name w:val="Error Token"/>
-    <w:qFormat/>
-    <w:uiPriority w:val="99"/>
-    <w:rPr>
-      <w:rFonts w:hAnsi="Courier New" w:eastAsia="Courier New" w:cs="Courier New" w:ascii="Courier New"/>
-      <w:b/>
-      <w:bCs/>
+  <w:style w:styleId="TitlePageLocation" w:customStyle="1" w:type="paragraph">
+    <w:name w:val="Title Page Location"/>
+    <w:basedOn w:val="Normal"/>
+    <w:qFormat/>
+    <w:uiPriority w:val="99"/>
+    <w:pPr>
+      <w:widowControl/>
+      <w:spacing w:after="0" w:lineRule="auto" w:line="360" w:before="0"/>
+      <w:ind w:firstLine="0"/>
+      <w:jc w:val="center"/>
+    </w:pPr>
+    <w:rPr>
+      <w:rFonts w:eastAsia="Times New Roman" w:ascii="Times New Roman" w:hAnsi="Times New Roman" w:cs="Times New Roman"/>
+      <w:sz w:val="24"/>
+      <w:szCs w:val="24"/>
+    </w:rPr>
+  </w:style>
+  <w:style w:styleId="TitlePageAdvisor" w:customStyle="1" w:type="paragraph">
+    <w:name w:val="Title Page Advisor"/>
+    <w:basedOn w:val="TitlePageNature"/>
+    <w:qFormat/>
+    <w:uiPriority w:val="99"/>
+    <w:pPr>
+      <w:widowControl/>
+      <w:spacing w:after="0" w:lineRule="auto" w:line="240" w:before="120"/>
+      <w:ind w:left="4536" w:firstLine="0"/>
+      <w:jc w:val="left"/>
+    </w:pPr>
+    <w:rPr>
+      <w:rFonts w:eastAsia="Times New Roman" w:ascii="Times New Roman" w:hAnsi="Times New Roman" w:cs="Times New Roman"/>
+      <w:sz w:val="20"/>
+      <w:szCs w:val="20"/>
+    </w:rPr>
+  </w:style>
+  <w:style w:styleId="CommentTok" w:customStyle="1" w:type="character">
+    <w:name w:val="Comment Token"/>
+    <w:qFormat/>
+    <w:uiPriority w:val="99"/>
+    <w:rPr>
+      <w:rFonts w:eastAsia="Courier New" w:ascii="Courier New" w:hAnsi="Courier New" w:cs="Courier New"/>
+      <w:i/>
+      <w:iCs/>
       <w:sz w:val="18"/>
       <w:szCs w:val="18"/>
-      <w:color w:val="ff0000"/>
-    </w:rPr>
-  </w:style>
-  <w:style w:type="paragraph" w:customStyle="1" w:styleId="CoverNature">
-    <w:name w:val="Cover Nature"/>
-    <w:basedOn w:val="Normal"/>
-    <w:qFormat/>
-    <w:uiPriority w:val="99"/>
-    <w:pPr>
-      <w:widowControl/>
-      <w:spacing w:lineRule="auto" w:after="0" w:line="240" w:before="0"/>
-      <w:ind w:left="4536" w:firstLine="0"/>
-      <w:jc w:val="both"/>
-    </w:pPr>
-    <w:rPr>
-      <w:rFonts w:hAnsi="Times New Roman" w:eastAsia="Times New Roman" w:cs="Times New Roman" w:ascii="Times New Roman"/>
-      <w:sz w:val="20"/>
-      <w:szCs w:val="20"/>
-    </w:rPr>
-  </w:style>
-  <w:style w:type="character" w:customStyle="1" w:styleId="Emphasis">
-    <w:name w:val="Emphasis"/>
-    <w:qFormat/>
-    <w:uiPriority w:val="99"/>
-    <w:rPr>
-      <w:i/>
-      <w:iCs/>
-    </w:rPr>
-  </w:style>
-  <w:style w:type="paragraph" w:customStyle="1" w:styleId="Epigraph">
-    <w:name w:val="Epigraph"/>
-    <w:basedOn w:val="Normal"/>
-    <w:qFormat/>
-    <w:uiPriority w:val="99"/>
-    <w:pPr>
-      <w:widowControl/>
-      <w:spacing w:lineRule="auto" w:after="0" w:line="360" w:before="0"/>
-      <w:ind w:left="4536" w:firstLine="0"/>
-      <w:jc w:val="right"/>
-    </w:pPr>
-    <w:rPr>
-      <w:rFonts w:hAnsi="Times New Roman" w:eastAsia="Times New Roman" w:cs="Times New Roman" w:ascii="Times New Roman"/>
-      <w:sz w:val="20"/>
-      <w:szCs w:val="20"/>
-    </w:rPr>
-  </w:style>
-  <w:style w:type="paragraph" w:customStyle="1" w:styleId="TitlePageYear">
-    <w:name w:val="Title Page Year"/>
-    <w:basedOn w:val="TitlePageLocation"/>
-    <w:qFormat/>
-    <w:uiPriority w:val="99"/>
-    <w:pPr>
-      <w:widowControl/>
-      <w:spacing w:lineRule="auto" w:after="0" w:line="360" w:before="0"/>
-      <w:ind w:firstLine="0"/>
-      <w:jc w:val="center"/>
-    </w:pPr>
-    <w:rPr>
-      <w:rFonts w:hAnsi="Times New Roman" w:eastAsia="Times New Roman" w:cs="Times New Roman" w:ascii="Times New Roman"/>
-      <w:sz w:val="24"/>
-      <w:szCs w:val="24"/>
-    </w:rPr>
-  </w:style>
-  <w:style w:type="paragraph" w:customStyle="1" w:styleId="CoverSubtitle">
-    <w:name w:val="Cover Subtitle"/>
-    <w:basedOn w:val="Normal"/>
-    <w:qFormat/>
-    <w:uiPriority w:val="99"/>
-    <w:pPr>
-      <w:widowControl/>
-      <w:spacing w:lineRule="auto" w:after="0" w:line="360" w:before="0"/>
-      <w:ind w:firstLine="0"/>
-      <w:jc w:val="center"/>
-    </w:pPr>
-    <w:rPr>
-      <w:rFonts w:hAnsi="Times New Roman" w:eastAsia="Times New Roman" w:cs="Times New Roman" w:ascii="Times New Roman"/>
-      <w:sz w:val="24"/>
-      <w:szCs w:val="24"/>
-    </w:rPr>
-  </w:style>
-  <w:style w:type="character" w:customStyle="1" w:styleId="DataTypeTok">
-    <w:name w:val="DataType Token"/>
-    <w:qFormat/>
-    <w:uiPriority w:val="99"/>
-    <w:rPr>
-      <w:rFonts w:hAnsi="Courier New" w:eastAsia="Courier New" w:cs="Courier New" w:ascii="Courier New"/>
-      <w:sz w:val="18"/>
-      <w:szCs w:val="18"/>
-      <w:color w:val="902000"/>
-    </w:rPr>
-  </w:style>
-  <w:style w:type="paragraph" w:customStyle="1" w:styleId="CoverAuthor">
-    <w:name w:val="Cover Author"/>
-    <w:basedOn w:val="Normal"/>
-    <w:qFormat/>
-    <w:uiPriority w:val="99"/>
-    <w:pPr>
-      <w:widowControl/>
-      <w:spacing w:lineRule="auto" w:after="0" w:line="240" w:before="0"/>
-      <w:ind w:firstLine="0"/>
-      <w:jc w:val="center"/>
-    </w:pPr>
-    <w:rPr>
-      <w:rFonts w:hAnsi="Times New Roman" w:eastAsia="Times New Roman" w:cs="Times New Roman" w:ascii="Times New Roman"/>
-      <w:sz w:val="24"/>
-      <w:szCs w:val="24"/>
-    </w:rPr>
-  </w:style>
-  <w:style w:type="paragraph" w:customStyle="1" w:styleId="CoverInstitution">
-    <w:name w:val="Cover Institution"/>
-    <w:basedOn w:val="Normal"/>
-    <w:qFormat/>
-    <w:uiPriority w:val="99"/>
-    <w:pPr>
-      <w:widowControl/>
-      <w:spacing w:lineRule="auto" w:after="0" w:line="360" w:before="0"/>
-      <w:ind w:firstLine="0"/>
-      <w:jc w:val="center"/>
-    </w:pPr>
-    <w:rPr>
-      <w:rFonts w:hAnsi="Times New Roman" w:eastAsia="Times New Roman" w:cs="Times New Roman" w:ascii="Times New Roman"/>
+      <w:color w:val="60a0b0"/>
+    </w:rPr>
+  </w:style>
+  <w:style w:styleId="BookPart" w:customStyle="1" w:type="paragraph">
+    <w:name w:val="Book Part"/>
+    <w:basedOn w:val="Normal"/>
+    <w:next w:val="Normal"/>
+    <w:qFormat/>
+    <w:uiPriority w:val="99"/>
+    <w:pPr>
+      <w:widowControl/>
+      <w:keepNext/>
+      <w:keepLines/>
+      <w:pageBreakBefore/>
+      <w:spacing w:after="480" w:lineRule="auto" w:line="240" w:before="0"/>
+      <w:ind w:firstLine="0"/>
+      <w:jc w:val="center"/>
+    </w:pPr>
+    <w:rPr>
+      <w:rFonts w:eastAsia="Arial" w:ascii="Arial" w:hAnsi="Arial" w:cs="Arial"/>
       <w:b/>
       <w:bCs/>
       <w:caps/>
-      <w:sz w:val="24"/>
-      <w:szCs w:val="24"/>
-    </w:rPr>
-  </w:style>
-  <w:style w:type="paragraph" w:styleId="TOC2">
-    <w:name w:val="TOC 2"/>
-    <w:basedOn w:val="Normal"/>
-    <w:next w:val="Normal"/>
-    <w:qFormat/>
-    <w:uiPriority w:val="99"/>
-    <w:pPr>
-      <w:widowControl/>
-      <w:spacing w:lineRule="auto" w:after="0" w:line="360" w:before="0"/>
-      <w:ind w:left="283"/>
-    </w:pPr>
-    <w:rPr>
-      <w:rFonts w:hAnsi="Times New Roman" w:eastAsia="Times New Roman" w:cs="Times New Roman" w:ascii="Times New Roman"/>
-      <w:sz w:val="24"/>
-      <w:szCs w:val="24"/>
-    </w:rPr>
-  </w:style>
-  <w:style w:type="paragraph" w:styleId="TOC1">
-    <w:name w:val="TOC 1"/>
-    <w:basedOn w:val="Normal"/>
-    <w:next w:val="Normal"/>
-    <w:qFormat/>
-    <w:uiPriority w:val="99"/>
-    <w:pPr>
-      <w:widowControl/>
-      <w:spacing w:lineRule="auto" w:after="0" w:line="360" w:before="240"/>
-    </w:pPr>
-    <w:rPr>
-      <w:rFonts w:hAnsi="Times New Roman" w:eastAsia="Times New Roman" w:cs="Times New Roman" w:ascii="Times New Roman"/>
-      <w:b/>
-      <w:bCs/>
-      <w:sz w:val="24"/>
-      <w:szCs w:val="24"/>
-    </w:rPr>
-  </w:style>
-  <w:style w:type="paragraph" w:customStyle="1" w:styleId="Dedication">
-    <w:name w:val="Dedication"/>
-    <w:basedOn w:val="Normal"/>
-    <w:qFormat/>
-    <w:uiPriority w:val="99"/>
-    <w:pPr>
-      <w:widowControl/>
-      <w:spacing w:lineRule="auto" w:after="0" w:line="360" w:before="0"/>
-      <w:ind w:left="4536" w:firstLine="0"/>
-      <w:jc w:val="right"/>
-    </w:pPr>
-    <w:rPr>
-      <w:rFonts w:hAnsi="Times New Roman" w:eastAsia="Times New Roman" w:cs="Times New Roman" w:ascii="Times New Roman"/>
-      <w:i/>
-      <w:iCs/>
-      <w:sz w:val="24"/>
-      <w:szCs w:val="24"/>
-    </w:rPr>
-  </w:style>
-  <w:style w:type="paragraph" w:customStyle="1" w:styleId="AppendixHeading">
+      <w:sz w:val="36"/>
+      <w:szCs w:val="36"/>
+    </w:rPr>
+  </w:style>
+  <w:style w:styleId="NormalTok" w:customStyle="1" w:type="character">
+    <w:name w:val="Normal Token"/>
+    <w:qFormat/>
+    <w:uiPriority w:val="99"/>
+    <w:rPr>
+      <w:rFonts w:eastAsia="Courier New" w:ascii="Courier New" w:hAnsi="Courier New" w:cs="Courier New"/>
+      <w:sz w:val="18"/>
+      <w:szCs w:val="18"/>
+    </w:rPr>
+  </w:style>
+  <w:style w:styleId="AppendixHeading" w:customStyle="1" w:type="paragraph">
     <w:name w:val="Appendix Heading"/>
     <w:basedOn w:val="Heading1"/>
     <w:next w:val="FirstParagraph"/>
@@ -1653,414 +2049,18 @@
       <w:widowControl/>
       <w:keepNext/>
       <w:keepLines/>
-      <w:spacing w:lineRule="auto" w:after="360" w:line="240" w:before="0"/>
+      <w:spacing w:after="360" w:lineRule="auto" w:line="240" w:before="0"/>
       <w:ind w:firstLine="0"/>
       <w:jc w:val="center"/>
       <w:outlineLvl w:val="0"/>
     </w:pPr>
     <w:rPr>
-      <w:rFonts w:hAnsi="Arial" w:eastAsia="Arial" w:cs="Arial" w:ascii="Arial"/>
+      <w:rFonts w:eastAsia="Arial" w:ascii="Arial" w:hAnsi="Arial" w:cs="Arial"/>
       <w:b/>
       <w:bCs/>
       <w:caps/>
       <w:sz w:val="28"/>
       <w:szCs w:val="28"/>
-    </w:rPr>
-  </w:style>
-  <w:style w:type="paragraph" w:customStyle="1" w:styleId="TitlePageLocation">
-    <w:name w:val="Title Page Location"/>
-    <w:basedOn w:val="Normal"/>
-    <w:qFormat/>
-    <w:uiPriority w:val="99"/>
-    <w:pPr>
-      <w:widowControl/>
-      <w:spacing w:lineRule="auto" w:after="0" w:line="360" w:before="0"/>
-      <w:ind w:firstLine="0"/>
-      <w:jc w:val="center"/>
-    </w:pPr>
-    <w:rPr>
-      <w:rFonts w:hAnsi="Times New Roman" w:eastAsia="Times New Roman" w:cs="Times New Roman" w:ascii="Times New Roman"/>
-      <w:sz w:val="24"/>
-      <w:szCs w:val="24"/>
-    </w:rPr>
-  </w:style>
-  <w:style w:type="paragraph" w:customStyle="1" w:styleId="TitlePageAuthor">
-    <w:name w:val="Title Page Author"/>
-    <w:basedOn w:val="Normal"/>
-    <w:qFormat/>
-    <w:uiPriority w:val="99"/>
-    <w:pPr>
-      <w:widowControl/>
-      <w:spacing w:lineRule="auto" w:after="0" w:line="360" w:before="0"/>
-      <w:ind w:firstLine="0"/>
-      <w:jc w:val="center"/>
-    </w:pPr>
-    <w:rPr>
-      <w:rFonts w:hAnsi="Times New Roman" w:eastAsia="Times New Roman" w:cs="Times New Roman" w:ascii="Times New Roman"/>
-      <w:sz w:val="24"/>
-      <w:szCs w:val="24"/>
-    </w:rPr>
-  </w:style>
-  <w:style w:type="paragraph" w:customStyle="1" w:styleId="UnnumberedHeading">
-    <w:name w:val="Unnumbered Heading"/>
-    <w:basedOn w:val="Normal"/>
-    <w:next w:val="FirstParagraph"/>
-    <w:qFormat/>
-    <w:uiPriority w:val="99"/>
-    <w:pPr>
-      <w:widowControl/>
-      <w:keepNext/>
-      <w:keepLines/>
-      <w:spacing w:lineRule="auto" w:after="480" w:line="240" w:before="0"/>
-      <w:jc w:val="center"/>
-      <w:outlineLvl w:val="1"/>
-    </w:pPr>
-    <w:rPr>
-      <w:rFonts w:hAnsi="Arial" w:eastAsia="Arial" w:cs="Arial" w:ascii="Arial"/>
-      <w:sz w:val="36"/>
-      <w:szCs w:val="36"/>
-    </w:rPr>
-  </w:style>
-  <w:style w:type="character" w:customStyle="1" w:styleId="Strong">
-    <w:name w:val="Strong"/>
-    <w:qFormat/>
-    <w:uiPriority w:val="99"/>
-    <w:rPr>
-      <w:b/>
-      <w:bCs/>
-    </w:rPr>
-  </w:style>
-  <w:style w:type="paragraph" w:styleId="Quote">
-    <w:name w:val="Quote"/>
-    <w:basedOn w:val="Normal"/>
-    <w:qFormat/>
-    <w:uiPriority w:val="99"/>
-    <w:pPr>
-      <w:widowControl/>
-      <w:spacing w:lineRule="auto" w:after="240" w:line="240" w:before="240"/>
-      <w:ind w:left="2268"/>
-      <w:jc w:val="both"/>
-    </w:pPr>
-    <w:rPr>
-      <w:rFonts w:hAnsi="Times New Roman" w:eastAsia="Times New Roman" w:cs="Times New Roman" w:ascii="Times New Roman"/>
-      <w:sz w:val="20"/>
-      <w:szCs w:val="20"/>
-    </w:rPr>
-  </w:style>
-  <w:style w:type="character" w:customStyle="1" w:styleId="OperatorTok">
-    <w:name w:val="Operator Token"/>
-    <w:qFormat/>
-    <w:uiPriority w:val="99"/>
-    <w:rPr>
-      <w:rFonts w:hAnsi="Courier New" w:eastAsia="Courier New" w:cs="Courier New" w:ascii="Courier New"/>
-      <w:sz w:val="18"/>
-      <w:szCs w:val="18"/>
-      <w:color w:val="666666"/>
-    </w:rPr>
-  </w:style>
-  <w:style w:type="character" w:customStyle="1" w:styleId="CommentTok">
-    <w:name w:val="Comment Token"/>
-    <w:qFormat/>
-    <w:uiPriority w:val="99"/>
-    <w:rPr>
-      <w:rFonts w:hAnsi="Courier New" w:eastAsia="Courier New" w:cs="Courier New" w:ascii="Courier New"/>
-      <w:i/>
-      <w:iCs/>
-      <w:sz w:val="18"/>
-      <w:szCs w:val="18"/>
-      <w:color w:val="60a0b0"/>
-    </w:rPr>
-  </w:style>
-  <w:style w:type="character" w:customStyle="1" w:styleId="AlertTok">
-    <w:name w:val="Alert Token"/>
-    <w:qFormat/>
-    <w:uiPriority w:val="99"/>
-    <w:rPr>
-      <w:rFonts w:hAnsi="Courier New" w:eastAsia="Courier New" w:cs="Courier New" w:ascii="Courier New"/>
-      <w:b/>
-      <w:bCs/>
-      <w:sz w:val="18"/>
-      <w:szCs w:val="18"/>
-      <w:color w:val="ff0000"/>
-    </w:rPr>
-  </w:style>
-  <w:style w:type="paragraph" w:customStyle="1" w:styleId="Index">
-    <w:name w:val="Index"/>
-    <w:basedOn w:val="Normal"/>
-    <w:qFormat/>
-    <w:uiPriority w:val="99"/>
-    <w:pPr>
-      <w:widowControl/>
-      <w:spacing w:lineRule="auto" w:after="0" w:line="240"/>
-      <w:ind w:left="0" w:hanging="283" w:firstLine="0"/>
-      <w:jc w:val="left"/>
-    </w:pPr>
-    <w:rPr>
-      <w:rFonts w:hAnsi="Times New Roman" w:eastAsia="Times New Roman" w:cs="Times New Roman" w:ascii="Times New Roman"/>
-      <w:sz w:val="20"/>
-      <w:szCs w:val="20"/>
-    </w:rPr>
-  </w:style>
-  <w:style w:type="paragraph" w:customStyle="1" w:styleId="CoverAdvisor">
-    <w:name w:val="Cover Advisor"/>
-    <w:basedOn w:val="CoverNature"/>
-    <w:qFormat/>
-    <w:uiPriority w:val="99"/>
-    <w:pPr>
-      <w:widowControl/>
-      <w:spacing w:lineRule="auto" w:after="0" w:line="240" w:before="120"/>
-      <w:ind w:left="4536" w:firstLine="0"/>
-      <w:jc w:val="left"/>
-    </w:pPr>
-    <w:rPr>
-      <w:rFonts w:hAnsi="Times New Roman" w:eastAsia="Times New Roman" w:cs="Times New Roman" w:ascii="Times New Roman"/>
-      <w:sz w:val="20"/>
-      <w:szCs w:val="20"/>
-    </w:rPr>
-  </w:style>
-  <w:style w:type="paragraph" w:customStyle="1" w:styleId="Resumo">
-    <w:name w:val="Resumo"/>
-    <w:basedOn w:val="Normal"/>
-    <w:qFormat/>
-    <w:uiPriority w:val="99"/>
-    <w:pPr>
-      <w:widowControl/>
-      <w:spacing w:lineRule="auto" w:after="240" w:line="240"/>
-      <w:ind w:firstLine="0"/>
-      <w:jc w:val="both"/>
-    </w:pPr>
-    <w:rPr>
-      <w:rFonts w:hAnsi="Times New Roman" w:eastAsia="Times New Roman" w:cs="Times New Roman" w:ascii="Times New Roman"/>
-      <w:sz w:val="24"/>
-      <w:szCs w:val="24"/>
-      <w:lang w:val="pt-BR"/>
-    </w:rPr>
-  </w:style>
-  <w:style w:type="paragraph" w:customStyle="1" w:styleId="Code">
-    <w:name w:val="Code"/>
-    <w:qFormat/>
-    <w:uiPriority w:val="99"/>
-    <w:pPr>
-      <w:widowControl/>
-      <w:spacing w:lineRule="auto" w:after="0" w:line="240" w:before="0"/>
-      <w:jc w:val="left"/>
-    </w:pPr>
-    <w:rPr>
-      <w:rFonts w:hAnsi="Courier New" w:eastAsia="Courier New" w:cs="Courier New" w:ascii="Courier New"/>
-      <w:sz w:val="18"/>
-      <w:szCs w:val="18"/>
-    </w:rPr>
-  </w:style>
-  <w:style w:type="paragraph" w:customStyle="1" w:styleId="CoverLocation">
-    <w:name w:val="Cover Location"/>
-    <w:basedOn w:val="Normal"/>
-    <w:qFormat/>
-    <w:uiPriority w:val="99"/>
-    <w:pPr>
-      <w:widowControl/>
-      <w:spacing w:lineRule="auto" w:after="0" w:line="240" w:before="0"/>
-      <w:ind w:firstLine="0"/>
-      <w:jc w:val="center"/>
-    </w:pPr>
-    <w:rPr>
-      <w:rFonts w:hAnsi="Times New Roman" w:eastAsia="Times New Roman" w:cs="Times New Roman" w:ascii="Times New Roman"/>
-      <w:sz w:val="24"/>
-      <w:szCs w:val="24"/>
-    </w:rPr>
-  </w:style>
-  <w:style w:type="paragraph" w:customStyle="1" w:styleId="TitlePageNature">
-    <w:name w:val="Title Page Nature"/>
-    <w:basedOn w:val="Normal"/>
-    <w:qFormat/>
-    <w:uiPriority w:val="99"/>
-    <w:pPr>
-      <w:widowControl/>
-      <w:spacing w:lineRule="auto" w:after="0" w:line="240" w:before="0"/>
-      <w:ind w:left="4536" w:firstLine="0"/>
-      <w:jc w:val="both"/>
-    </w:pPr>
-    <w:rPr>
-      <w:rFonts w:hAnsi="Times New Roman" w:eastAsia="Times New Roman" w:cs="Times New Roman" w:ascii="Times New Roman"/>
-      <w:sz w:val="20"/>
-      <w:szCs w:val="20"/>
-    </w:rPr>
-  </w:style>
-  <w:style w:type="paragraph" w:customStyle="1" w:styleId="Reference">
-    <w:name w:val="Reference"/>
-    <w:basedOn w:val="Normal"/>
-    <w:qFormat/>
-    <w:uiPriority w:val="99"/>
-    <w:pPr>
-      <w:widowControl/>
-      <w:spacing w:lineRule="auto" w:after="240" w:line="240" w:before="0"/>
-      <w:ind w:left="0" w:hanging="0" w:firstLine="0"/>
-      <w:jc w:val="left"/>
-    </w:pPr>
-    <w:rPr>
-      <w:rFonts w:hAnsi="Times New Roman" w:eastAsia="Times New Roman" w:cs="Times New Roman" w:ascii="Times New Roman"/>
-      <w:sz w:val="24"/>
-      <w:szCs w:val="24"/>
-    </w:rPr>
-  </w:style>
-  <w:style w:type="paragraph" w:customStyle="1" w:styleId="FigureSource">
-    <w:name w:val="Figure Source"/>
-    <w:basedOn w:val="Normal"/>
-    <w:qFormat/>
-    <w:uiPriority w:val="99"/>
-    <w:pPr>
-      <w:widowControl/>
-      <w:spacing w:lineRule="auto" w:after="240" w:line="240" w:before="120"/>
-      <w:ind w:firstLine="0"/>
-      <w:jc w:val="center"/>
-    </w:pPr>
-    <w:rPr>
-      <w:rFonts w:hAnsi="Times New Roman" w:eastAsia="Times New Roman" w:cs="Times New Roman" w:ascii="Times New Roman"/>
-      <w:sz w:val="20"/>
-      <w:szCs w:val="20"/>
-    </w:rPr>
-  </w:style>
-  <w:style w:type="paragraph" w:customStyle="1" w:styleId="CoverYear">
-    <w:name w:val="Cover Year"/>
-    <w:basedOn w:val="CoverLocation"/>
-    <w:qFormat/>
-    <w:uiPriority w:val="99"/>
-    <w:pPr>
-      <w:widowControl/>
-      <w:spacing w:lineRule="auto" w:after="0" w:line="240" w:before="0"/>
-      <w:ind w:firstLine="0"/>
-      <w:jc w:val="center"/>
-    </w:pPr>
-    <w:rPr>
-      <w:rFonts w:hAnsi="Times New Roman" w:eastAsia="Times New Roman" w:cs="Times New Roman" w:ascii="Times New Roman"/>
-      <w:sz w:val="24"/>
-      <w:szCs w:val="24"/>
-    </w:rPr>
-  </w:style>
-  <w:style w:type="paragraph" w:styleId="TOC3">
-    <w:name w:val="TOC 3"/>
-    <w:basedOn w:val="Normal"/>
-    <w:next w:val="Normal"/>
-    <w:qFormat/>
-    <w:uiPriority w:val="99"/>
-    <w:pPr>
-      <w:widowControl/>
-      <w:spacing w:lineRule="auto" w:after="0" w:line="360" w:before="0"/>
-      <w:ind w:left="567"/>
-    </w:pPr>
-    <w:rPr>
-      <w:rFonts w:hAnsi="Times New Roman" w:eastAsia="Times New Roman" w:cs="Times New Roman" w:ascii="Times New Roman"/>
-      <w:sz w:val="24"/>
-      <w:szCs w:val="24"/>
-    </w:rPr>
-  </w:style>
-  <w:style w:type="paragraph" w:customStyle="1" w:styleId="BookPart">
-    <w:name w:val="Book Part"/>
-    <w:basedOn w:val="Normal"/>
-    <w:next w:val="Normal"/>
-    <w:qFormat/>
-    <w:uiPriority w:val="99"/>
-    <w:pPr>
-      <w:widowControl/>
-      <w:keepNext/>
-      <w:keepLines/>
-      <w:pageBreakBefore/>
-      <w:spacing w:lineRule="auto" w:after="480" w:line="240" w:before="0"/>
-      <w:ind w:firstLine="0"/>
-      <w:jc w:val="center"/>
-    </w:pPr>
-    <w:rPr>
-      <w:rFonts w:hAnsi="Arial" w:eastAsia="Arial" w:cs="Arial" w:ascii="Arial"/>
-      <w:b/>
-      <w:bCs/>
-      <w:caps/>
-      <w:sz w:val="36"/>
-      <w:szCs w:val="36"/>
-    </w:rPr>
-  </w:style>
-  <w:style w:type="paragraph" w:customStyle="1" w:styleId="TitlePageInstitution">
-    <w:name w:val="Title Page Institution"/>
-    <w:basedOn w:val="Normal"/>
-    <w:qFormat/>
-    <w:uiPriority w:val="99"/>
-    <w:pPr>
-      <w:widowControl/>
-      <w:spacing w:lineRule="auto" w:after="0" w:line="360" w:before="0"/>
-      <w:ind w:firstLine="0"/>
-      <w:jc w:val="center"/>
-    </w:pPr>
-    <w:rPr>
-      <w:rFonts w:hAnsi="Times New Roman" w:eastAsia="Times New Roman" w:cs="Times New Roman" w:ascii="Times New Roman"/>
-      <w:sz w:val="24"/>
-      <w:szCs w:val="24"/>
-    </w:rPr>
-  </w:style>
-  <w:style w:type="character" w:customStyle="1" w:styleId="DecValTok">
-    <w:name w:val="DecVal Token"/>
-    <w:qFormat/>
-    <w:uiPriority w:val="99"/>
-    <w:rPr>
-      <w:rFonts w:hAnsi="Courier New" w:eastAsia="Courier New" w:cs="Courier New" w:ascii="Courier New"/>
-      <w:sz w:val="18"/>
-      <w:szCs w:val="18"/>
-      <w:color w:val="40a070"/>
-    </w:rPr>
-  </w:style>
-  <w:style w:type="paragraph" w:customStyle="1" w:styleId="CoverDepartment">
-    <w:name w:val="Cover Department"/>
-    <w:basedOn w:val="Normal"/>
-    <w:qFormat/>
-    <w:uiPriority w:val="99"/>
-    <w:pPr>
-      <w:widowControl/>
-      <w:spacing w:lineRule="auto" w:after="0" w:line="360" w:before="0"/>
-      <w:ind w:firstLine="0"/>
-      <w:jc w:val="center"/>
-    </w:pPr>
-    <w:rPr>
-      <w:rFonts w:hAnsi="Times New Roman" w:eastAsia="Times New Roman" w:cs="Times New Roman" w:ascii="Times New Roman"/>
-      <w:sz w:val="24"/>
-      <w:szCs w:val="24"/>
-    </w:rPr>
-  </w:style>
-  <w:style w:type="character" w:customStyle="1" w:styleId="KeywordTok">
-    <w:name w:val="Keyword Token"/>
-    <w:qFormat/>
-    <w:uiPriority w:val="99"/>
-    <w:rPr>
-      <w:rFonts w:hAnsi="Courier New" w:eastAsia="Courier New" w:cs="Courier New" w:ascii="Courier New"/>
-      <w:b/>
-      <w:bCs/>
-      <w:sz w:val="18"/>
-      <w:szCs w:val="18"/>
-    </w:rPr>
-  </w:style>
-  <w:style w:type="paragraph" w:customStyle="1" w:styleId="AnnexHeading">
-    <w:name w:val="Annex Heading"/>
-    <w:basedOn w:val="AppendixHeading"/>
-    <w:next w:val="FirstParagraph"/>
-    <w:qFormat/>
-    <w:uiPriority w:val="99"/>
-    <w:pPr>
-      <w:widowControl/>
-    </w:pPr>
-    <w:rPr>
-      <w:rFonts w:hAnsi="Arial" w:eastAsia="Arial" w:cs="Arial" w:ascii="Arial"/>
-      <w:b/>
-      <w:bCs/>
-      <w:caps/>
-      <w:sz w:val="28"/>
-      <w:szCs w:val="28"/>
-    </w:rPr>
-  </w:style>
-  <w:style w:type="character" w:customStyle="1" w:styleId="StringTok">
-    <w:name w:val="String Token"/>
-    <w:qFormat/>
-    <w:uiPriority w:val="99"/>
-    <w:rPr>
-      <w:rFonts w:hAnsi="Courier New" w:eastAsia="Courier New" w:cs="Courier New" w:ascii="Courier New"/>
-      <w:sz w:val="18"/>
-      <w:szCs w:val="18"/>
-      <w:color w:val="4070a0"/>
     </w:rPr>
   </w:style>
 </w:styles>

--- a/reference.docx
+++ b/reference.docx
@@ -566,12 +566,12 @@
     <w:uiPriority w:val="99"/>
     <w:pPr>
       <w:widowControl/>
-      <w:spacing w:after="0" w:lineRule="auto" w:line="360"/>
+      <w:spacing w:after="0" w:line="360" w:lineRule="auto"/>
       <w:ind w:firstLine="737"/>
       <w:jc w:val="both"/>
     </w:pPr>
     <w:rPr>
-      <w:rFonts w:eastAsia="Times New Roman" w:ascii="Times New Roman" w:hAnsi="Times New Roman" w:cs="Times New Roman"/>
+      <w:rFonts w:hAnsi="Times New Roman" w:cs="Times New Roman" w:eastAsia="Times New Roman" w:ascii="Times New Roman"/>
       <w:sz w:val="24"/>
       <w:szCs w:val="24"/>
     </w:rPr>
@@ -583,12 +583,12 @@
     <w:uiPriority w:val="99"/>
     <w:pPr>
       <w:widowControl/>
-      <w:spacing w:after="0" w:lineRule="auto" w:line="360"/>
+      <w:spacing w:after="0" w:line="360" w:lineRule="auto"/>
       <w:ind w:firstLine="737"/>
       <w:jc w:val="both"/>
     </w:pPr>
     <w:rPr>
-      <w:rFonts w:eastAsia="Times New Roman" w:ascii="Times New Roman" w:hAnsi="Times New Roman" w:cs="Times New Roman"/>
+      <w:rFonts w:hAnsi="Times New Roman" w:cs="Times New Roman" w:eastAsia="Times New Roman" w:ascii="Times New Roman"/>
       <w:sz w:val="24"/>
       <w:szCs w:val="24"/>
     </w:rPr>
@@ -601,12 +601,12 @@
     <w:uiPriority w:val="99"/>
     <w:pPr>
       <w:widowControl/>
-      <w:spacing w:after="0" w:lineRule="auto" w:line="360" w:before="120"/>
+      <w:spacing w:after="0" w:line="360" w:lineRule="auto" w:before="120"/>
       <w:ind w:firstLine="0"/>
       <w:jc w:val="both"/>
     </w:pPr>
     <w:rPr>
-      <w:rFonts w:eastAsia="Times New Roman" w:ascii="Times New Roman" w:hAnsi="Times New Roman" w:cs="Times New Roman"/>
+      <w:rFonts w:hAnsi="Times New Roman" w:cs="Times New Roman" w:eastAsia="Times New Roman" w:ascii="Times New Roman"/>
       <w:sz w:val="24"/>
       <w:szCs w:val="24"/>
     </w:rPr>
@@ -618,11 +618,11 @@
     <w:uiPriority w:val="99"/>
     <w:pPr>
       <w:widowControl/>
-      <w:spacing w:after="0" w:lineRule="auto" w:line="240" w:before="0"/>
-      <w:ind w:firstLine="0"/>
-    </w:pPr>
-    <w:rPr>
-      <w:rFonts w:eastAsia="Times New Roman" w:ascii="Times New Roman" w:hAnsi="Times New Roman" w:cs="Times New Roman"/>
+      <w:spacing w:after="0" w:line="240" w:lineRule="auto" w:before="0"/>
+      <w:ind w:firstLine="0"/>
+    </w:pPr>
+    <w:rPr>
+      <w:rFonts w:hAnsi="Times New Roman" w:cs="Times New Roman" w:eastAsia="Times New Roman" w:ascii="Times New Roman"/>
       <w:sz w:val="24"/>
       <w:szCs w:val="24"/>
     </w:rPr>
@@ -635,12 +635,12 @@
     <w:uiPriority w:val="99"/>
     <w:pPr>
       <w:widowControl/>
-      <w:spacing w:after="480" w:lineRule="auto" w:line="360" w:before="0"/>
-      <w:ind w:firstLine="0"/>
-      <w:jc w:val="center"/>
-    </w:pPr>
-    <w:rPr>
-      <w:rFonts w:eastAsia="Arial" w:ascii="Arial" w:hAnsi="Arial" w:cs="Arial"/>
+      <w:spacing w:after="480" w:line="360" w:lineRule="auto" w:before="0"/>
+      <w:ind w:firstLine="0"/>
+      <w:jc w:val="center"/>
+    </w:pPr>
+    <w:rPr>
+      <w:rFonts w:hAnsi="Arial" w:cs="Arial" w:eastAsia="Arial" w:ascii="Arial"/>
       <w:b/>
       <w:bCs/>
       <w:caps/>
@@ -655,7 +655,7 @@
     <w:qFormat/>
     <w:uiPriority w:val="99"/>
     <w:rPr>
-      <w:rFonts w:eastAsia="Arial" w:ascii="Arial" w:hAnsi="Arial" w:cs="Arial"/>
+      <w:rFonts w:hAnsi="Arial" w:cs="Arial" w:eastAsia="Arial" w:ascii="Arial"/>
       <w:b/>
       <w:bCs/>
       <w:caps/>
@@ -671,12 +671,12 @@
     <w:uiPriority w:val="99"/>
     <w:pPr>
       <w:widowControl/>
-      <w:spacing w:after="480" w:lineRule="auto" w:line="360" w:before="0"/>
-      <w:ind w:firstLine="0"/>
-      <w:jc w:val="center"/>
-    </w:pPr>
-    <w:rPr>
-      <w:rFonts w:eastAsia="Arial" w:ascii="Arial" w:hAnsi="Arial" w:cs="Arial"/>
+      <w:spacing w:after="480" w:line="360" w:lineRule="auto" w:before="0"/>
+      <w:ind w:firstLine="0"/>
+      <w:jc w:val="center"/>
+    </w:pPr>
+    <w:rPr>
+      <w:rFonts w:hAnsi="Arial" w:cs="Arial" w:eastAsia="Arial" w:ascii="Arial"/>
       <w:sz w:val="24"/>
       <w:szCs w:val="24"/>
     </w:rPr>
@@ -688,7 +688,7 @@
     <w:qFormat/>
     <w:uiPriority w:val="99"/>
     <w:rPr>
-      <w:rFonts w:eastAsia="Arial" w:ascii="Arial" w:hAnsi="Arial" w:cs="Arial"/>
+      <w:rFonts w:hAnsi="Arial" w:cs="Arial" w:eastAsia="Arial" w:ascii="Arial"/>
       <w:sz w:val="24"/>
       <w:szCs w:val="24"/>
     </w:rPr>
@@ -737,12 +737,12 @@
     <w:uiPriority w:val="99"/>
     <w:pPr>
       <w:widowControl/>
-      <w:spacing w:after="240" w:lineRule="auto" w:line="240"/>
+      <w:spacing w:after="240" w:line="240" w:lineRule="auto"/>
       <w:ind w:firstLine="0"/>
       <w:jc w:val="both"/>
     </w:pPr>
     <w:rPr>
-      <w:rFonts w:eastAsia="Times New Roman" w:ascii="Times New Roman" w:hAnsi="Times New Roman" w:cs="Times New Roman"/>
+      <w:rFonts w:hAnsi="Times New Roman" w:cs="Times New Roman" w:eastAsia="Times New Roman" w:ascii="Times New Roman"/>
       <w:sz w:val="24"/>
       <w:szCs w:val="24"/>
       <w:lang w:val="en-US"/>
@@ -767,12 +767,12 @@
       <w:keepNext/>
       <w:keepLines/>
       <w:pageBreakBefore/>
-      <w:spacing w:after="360" w:lineRule="auto" w:line="240" w:before="0"/>
+      <w:spacing w:after="360" w:line="240" w:lineRule="auto" w:before="0"/>
       <w:ind w:firstLine="0"/>
       <w:outlineLvl w:val="0"/>
     </w:pPr>
     <w:rPr>
-      <w:rFonts w:eastAsia="Arial" w:ascii="Arial" w:hAnsi="Arial" w:cs="Arial"/>
+      <w:rFonts w:hAnsi="Arial" w:cs="Arial" w:eastAsia="Arial" w:ascii="Arial"/>
       <w:b/>
       <w:bCs/>
       <w:caps/>
@@ -790,12 +790,12 @@
       <w:widowControl/>
       <w:keepNext/>
       <w:keepLines/>
-      <w:spacing w:after="120" w:lineRule="auto" w:line="240" w:before="240"/>
+      <w:spacing w:after="120" w:line="240" w:lineRule="auto" w:before="240"/>
       <w:ind w:firstLine="0"/>
       <w:outlineLvl w:val="1"/>
     </w:pPr>
     <w:rPr>
-      <w:rFonts w:eastAsia="Arial" w:ascii="Arial" w:hAnsi="Arial" w:cs="Arial"/>
+      <w:rFonts w:hAnsi="Arial" w:cs="Arial" w:eastAsia="Arial" w:ascii="Arial"/>
       <w:b/>
       <w:bCs/>
       <w:sz w:val="24"/>
@@ -812,12 +812,12 @@
       <w:widowControl/>
       <w:keepNext/>
       <w:keepLines/>
-      <w:spacing w:after="120" w:lineRule="auto" w:line="240" w:before="240"/>
+      <w:spacing w:after="120" w:line="240" w:lineRule="auto" w:before="240"/>
       <w:ind w:firstLine="0"/>
       <w:outlineLvl w:val="2"/>
     </w:pPr>
     <w:rPr>
-      <w:rFonts w:eastAsia="Arial" w:ascii="Arial" w:hAnsi="Arial" w:cs="Arial"/>
+      <w:rFonts w:hAnsi="Arial" w:cs="Arial" w:eastAsia="Arial" w:ascii="Arial"/>
       <w:b/>
       <w:bCs/>
       <w:i/>
@@ -836,12 +836,12 @@
       <w:widowControl/>
       <w:keepNext/>
       <w:keepLines/>
-      <w:spacing w:after="120" w:lineRule="auto" w:line="240" w:before="240"/>
+      <w:spacing w:after="120" w:line="240" w:lineRule="auto" w:before="240"/>
       <w:ind w:firstLine="0"/>
       <w:outlineLvl w:val="3"/>
     </w:pPr>
     <w:rPr>
-      <w:rFonts w:eastAsia="Arial" w:ascii="Arial" w:hAnsi="Arial" w:cs="Arial"/>
+      <w:rFonts w:hAnsi="Arial" w:cs="Arial" w:eastAsia="Arial" w:ascii="Arial"/>
       <w:i/>
       <w:iCs/>
       <w:sz w:val="24"/>
@@ -858,12 +858,12 @@
       <w:widowControl/>
       <w:keepNext/>
       <w:keepLines/>
-      <w:spacing w:after="120" w:lineRule="auto" w:line="240" w:before="240"/>
+      <w:spacing w:after="120" w:line="240" w:lineRule="auto" w:before="240"/>
       <w:ind w:firstLine="0"/>
       <w:outlineLvl w:val="4"/>
     </w:pPr>
     <w:rPr>
-      <w:rFonts w:eastAsia="Arial" w:ascii="Arial" w:hAnsi="Arial" w:cs="Arial"/>
+      <w:rFonts w:hAnsi="Arial" w:cs="Arial" w:eastAsia="Arial" w:ascii="Arial"/>
       <w:sz w:val="24"/>
       <w:szCs w:val="24"/>
     </w:rPr>
@@ -963,7 +963,7 @@
     <w:qFormat/>
     <w:uiPriority w:val="99"/>
     <w:rPr>
-      <w:rFonts w:eastAsia="Arial" w:ascii="Arial" w:hAnsi="Arial" w:cs="Arial"/>
+      <w:rFonts w:hAnsi="Arial" w:cs="Arial" w:eastAsia="Arial" w:ascii="Arial"/>
       <w:b/>
       <w:bCs/>
       <w:caps/>
@@ -978,7 +978,7 @@
     <w:qFormat/>
     <w:uiPriority w:val="99"/>
     <w:rPr>
-      <w:rFonts w:eastAsia="Arial" w:ascii="Arial" w:hAnsi="Arial" w:cs="Arial"/>
+      <w:rFonts w:hAnsi="Arial" w:cs="Arial" w:eastAsia="Arial" w:ascii="Arial"/>
       <w:b/>
       <w:bCs/>
       <w:sz w:val="24"/>
@@ -992,7 +992,7 @@
     <w:qFormat/>
     <w:uiPriority w:val="99"/>
     <w:rPr>
-      <w:rFonts w:eastAsia="Arial" w:ascii="Arial" w:hAnsi="Arial" w:cs="Arial"/>
+      <w:rFonts w:hAnsi="Arial" w:cs="Arial" w:eastAsia="Arial" w:ascii="Arial"/>
       <w:b/>
       <w:bCs/>
       <w:i/>
@@ -1008,7 +1008,7 @@
     <w:qFormat/>
     <w:uiPriority w:val="99"/>
     <w:rPr>
-      <w:rFonts w:eastAsia="Arial" w:ascii="Arial" w:hAnsi="Arial" w:cs="Arial"/>
+      <w:rFonts w:hAnsi="Arial" w:cs="Arial" w:eastAsia="Arial" w:ascii="Arial"/>
       <w:i/>
       <w:iCs/>
       <w:sz w:val="24"/>
@@ -1022,7 +1022,7 @@
     <w:qFormat/>
     <w:uiPriority w:val="99"/>
     <w:rPr>
-      <w:rFonts w:eastAsia="Arial" w:ascii="Arial" w:hAnsi="Arial" w:cs="Arial"/>
+      <w:rFonts w:hAnsi="Arial" w:cs="Arial" w:eastAsia="Arial" w:ascii="Arial"/>
       <w:sz w:val="24"/>
       <w:szCs w:val="24"/>
     </w:rPr>
@@ -1097,11 +1097,11 @@
     <w:uiPriority w:val="99"/>
     <w:pPr>
       <w:widowControl/>
-      <w:spacing w:after="0" w:lineRule="auto" w:line="240"/>
+      <w:spacing w:after="0" w:line="240" w:lineRule="auto"/>
       <w:jc w:val="both"/>
     </w:pPr>
     <w:rPr>
-      <w:rFonts w:eastAsia="Times New Roman" w:ascii="Times New Roman" w:hAnsi="Times New Roman" w:cs="Times New Roman"/>
+      <w:rFonts w:hAnsi="Times New Roman" w:cs="Times New Roman" w:eastAsia="Times New Roman" w:ascii="Times New Roman"/>
       <w:sz w:val="20"/>
       <w:szCs w:val="20"/>
     </w:rPr>
@@ -1179,12 +1179,12 @@
     <w:pPr>
       <w:widowControl/>
       <w:keepNext/>
-      <w:spacing w:after="120" w:lineRule="auto" w:line="240" w:before="240"/>
-      <w:ind w:firstLine="0"/>
-      <w:jc w:val="center"/>
-    </w:pPr>
-    <w:rPr>
-      <w:rFonts w:eastAsia="Times New Roman" w:ascii="Times New Roman" w:hAnsi="Times New Roman" w:cs="Times New Roman"/>
+      <w:spacing w:after="120" w:line="240" w:lineRule="auto" w:before="240"/>
+      <w:ind w:firstLine="0"/>
+      <w:jc w:val="center"/>
+    </w:pPr>
+    <w:rPr>
+      <w:rFonts w:hAnsi="Times New Roman" w:cs="Times New Roman" w:eastAsia="Times New Roman" w:ascii="Times New Roman"/>
       <w:sz w:val="20"/>
       <w:szCs w:val="20"/>
     </w:rPr>
@@ -1198,12 +1198,12 @@
       <w:widowControl/>
       <w:keepNext/>
       <w:keepLines/>
-      <w:spacing w:after="120" w:lineRule="auto" w:line="240" w:before="240"/>
-      <w:ind w:firstLine="0"/>
-      <w:jc w:val="center"/>
-    </w:pPr>
-    <w:rPr>
-      <w:rFonts w:eastAsia="Times New Roman" w:ascii="Times New Roman" w:hAnsi="Times New Roman" w:cs="Times New Roman"/>
+      <w:spacing w:after="120" w:line="240" w:lineRule="auto" w:before="240"/>
+      <w:ind w:firstLine="0"/>
+      <w:jc w:val="center"/>
+    </w:pPr>
+    <w:rPr>
+      <w:rFonts w:hAnsi="Times New Roman" w:cs="Times New Roman" w:eastAsia="Times New Roman" w:ascii="Times New Roman"/>
       <w:sz w:val="20"/>
       <w:szCs w:val="20"/>
     </w:rPr>
@@ -1217,12 +1217,12 @@
       <w:widowControl/>
       <w:keepNext/>
       <w:keepLines/>
-      <w:spacing w:after="120" w:lineRule="auto" w:line="240" w:before="240"/>
-      <w:ind w:firstLine="0"/>
-      <w:jc w:val="center"/>
-    </w:pPr>
-    <w:rPr>
-      <w:rFonts w:eastAsia="Times New Roman" w:ascii="Times New Roman" w:hAnsi="Times New Roman" w:cs="Times New Roman"/>
+      <w:spacing w:after="120" w:line="240" w:lineRule="auto" w:before="240"/>
+      <w:ind w:firstLine="0"/>
+      <w:jc w:val="center"/>
+    </w:pPr>
+    <w:rPr>
+      <w:rFonts w:hAnsi="Times New Roman" w:cs="Times New Roman" w:eastAsia="Times New Roman" w:ascii="Times New Roman"/>
       <w:sz w:val="20"/>
       <w:szCs w:val="20"/>
     </w:rPr>
@@ -1245,7 +1245,7 @@
     <w:qFormat/>
     <w:uiPriority w:val="99"/>
     <w:rPr>
-      <w:rFonts w:eastAsia="Times New Roman" w:ascii="Times New Roman" w:hAnsi="Times New Roman" w:cs="Times New Roman"/>
+      <w:rFonts w:hAnsi="Times New Roman" w:cs="Times New Roman" w:eastAsia="Times New Roman" w:ascii="Times New Roman"/>
       <w:sz w:val="24"/>
       <w:szCs w:val="24"/>
     </w:rPr>
@@ -1255,7 +1255,7 @@
     <w:qFormat/>
     <w:uiPriority w:val="99"/>
     <w:rPr>
-      <w:rFonts w:eastAsia="Courier New" w:ascii="Courier New" w:hAnsi="Courier New" w:cs="Courier New"/>
+      <w:rFonts w:hAnsi="Courier New" w:cs="Courier New" w:eastAsia="Courier New" w:ascii="Courier New"/>
       <w:sz w:val="18"/>
       <w:szCs w:val="18"/>
     </w:rPr>
@@ -1288,46 +1288,111 @@
       <w:widowControl/>
       <w:keepNext/>
       <w:keepLines/>
-      <w:spacing w:after="480" w:lineRule="auto" w:line="240" w:before="0"/>
-      <w:jc w:val="center"/>
-    </w:pPr>
-    <w:rPr>
-      <w:rFonts w:eastAsia="Arial" w:ascii="Arial" w:hAnsi="Arial" w:cs="Arial"/>
+      <w:spacing w:after="480" w:line="240" w:lineRule="auto" w:before="0"/>
+      <w:jc w:val="center"/>
+    </w:pPr>
+    <w:rPr>
+      <w:rFonts w:hAnsi="Arial" w:cs="Arial" w:eastAsia="Arial" w:ascii="Arial"/>
       <w:caps/>
       <w:sz w:val="36"/>
       <w:szCs w:val="36"/>
     </w:rPr>
   </w:style>
-  <w:style w:styleId="Source" w:customStyle="1" w:type="paragraph">
-    <w:name w:val="Source"/>
-    <w:basedOn w:val="Caption"/>
-    <w:qFormat/>
-    <w:uiPriority w:val="99"/>
-    <w:pPr>
-      <w:widowControl/>
-      <w:spacing w:after="240" w:lineRule="auto" w:line="240" w:before="120"/>
-      <w:ind w:firstLine="0"/>
-      <w:jc w:val="center"/>
-    </w:pPr>
-    <w:rPr>
-      <w:rFonts w:eastAsia="Times New Roman" w:ascii="Times New Roman" w:hAnsi="Times New Roman" w:cs="Times New Roman"/>
+  <w:style w:styleId="CoverNature" w:customStyle="1" w:type="paragraph">
+    <w:name w:val="Cover Nature"/>
+    <w:basedOn w:val="Normal"/>
+    <w:qFormat/>
+    <w:uiPriority w:val="99"/>
+    <w:pPr>
+      <w:widowControl/>
+      <w:spacing w:after="0" w:line="240" w:lineRule="auto" w:before="0"/>
+      <w:ind w:left="4536" w:firstLine="0"/>
+      <w:jc w:val="both"/>
+    </w:pPr>
+    <w:rPr>
+      <w:rFonts w:hAnsi="Times New Roman" w:cs="Times New Roman" w:eastAsia="Times New Roman" w:ascii="Times New Roman"/>
       <w:sz w:val="20"/>
       <w:szCs w:val="20"/>
     </w:rPr>
   </w:style>
-  <w:style w:styleId="Code" w:customStyle="1" w:type="paragraph">
-    <w:name w:val="Code"/>
-    <w:qFormat/>
-    <w:uiPriority w:val="99"/>
-    <w:pPr>
-      <w:widowControl/>
-      <w:spacing w:after="0" w:lineRule="auto" w:line="240" w:before="0"/>
+  <w:style w:styleId="Reference" w:customStyle="1" w:type="paragraph">
+    <w:name w:val="Reference"/>
+    <w:basedOn w:val="Normal"/>
+    <w:qFormat/>
+    <w:uiPriority w:val="99"/>
+    <w:pPr>
+      <w:widowControl/>
+      <w:spacing w:after="240" w:line="240" w:lineRule="auto" w:before="0"/>
+      <w:ind w:left="0" w:firstLine="0" w:hanging="0"/>
       <w:jc w:val="left"/>
     </w:pPr>
     <w:rPr>
-      <w:rFonts w:eastAsia="Courier New" w:ascii="Courier New" w:hAnsi="Courier New" w:cs="Courier New"/>
+      <w:rFonts w:hAnsi="Times New Roman" w:cs="Times New Roman" w:eastAsia="Times New Roman" w:ascii="Times New Roman"/>
+      <w:sz w:val="24"/>
+      <w:szCs w:val="24"/>
+    </w:rPr>
+  </w:style>
+  <w:style w:styleId="BookPart" w:customStyle="1" w:type="paragraph">
+    <w:name w:val="Book Part"/>
+    <w:basedOn w:val="Normal"/>
+    <w:next w:val="Normal"/>
+    <w:qFormat/>
+    <w:uiPriority w:val="99"/>
+    <w:pPr>
+      <w:widowControl/>
+      <w:keepNext/>
+      <w:keepLines/>
+      <w:pageBreakBefore/>
+      <w:spacing w:after="480" w:line="240" w:lineRule="auto" w:before="0"/>
+      <w:ind w:firstLine="0"/>
+      <w:jc w:val="center"/>
+    </w:pPr>
+    <w:rPr>
+      <w:rFonts w:hAnsi="Arial" w:cs="Arial" w:eastAsia="Arial" w:ascii="Arial"/>
+      <w:b/>
+      <w:bCs/>
+      <w:caps/>
+      <w:sz w:val="36"/>
+      <w:szCs w:val="36"/>
+    </w:rPr>
+  </w:style>
+  <w:style w:styleId="Quote" w:type="paragraph">
+    <w:name w:val="Quote"/>
+    <w:basedOn w:val="Normal"/>
+    <w:qFormat/>
+    <w:uiPriority w:val="99"/>
+    <w:pPr>
+      <w:widowControl/>
+      <w:spacing w:after="240" w:line="240" w:lineRule="auto" w:before="240"/>
+      <w:ind w:left="2268"/>
+      <w:jc w:val="both"/>
+    </w:pPr>
+    <w:rPr>
+      <w:rFonts w:hAnsi="Times New Roman" w:cs="Times New Roman" w:eastAsia="Times New Roman" w:ascii="Times New Roman"/>
+      <w:sz w:val="20"/>
+      <w:szCs w:val="20"/>
+    </w:rPr>
+  </w:style>
+  <w:style w:styleId="Emphasis" w:customStyle="1" w:type="character">
+    <w:name w:val="Emphasis"/>
+    <w:qFormat/>
+    <w:uiPriority w:val="99"/>
+    <w:rPr>
+      <w:i/>
+      <w:iCs/>
+    </w:rPr>
+  </w:style>
+  <w:style w:styleId="CommentTok" w:customStyle="1" w:type="character">
+    <w:name w:val="Comment Token"/>
+    <w:qFormat/>
+    <w:uiPriority w:val="99"/>
+    <w:rPr>
+      <w:rFonts w:hAnsi="Courier New" w:cs="Courier New" w:eastAsia="Courier New" w:ascii="Courier New"/>
+      <w:i/>
+      <w:iCs/>
       <w:sz w:val="18"/>
       <w:szCs w:val="18"/>
+      <w:color w:val="60a0b0"/>
     </w:rPr>
   </w:style>
   <w:style w:styleId="DecValTok" w:customStyle="1" w:type="character">
@@ -1335,7 +1400,7 @@
     <w:qFormat/>
     <w:uiPriority w:val="99"/>
     <w:rPr>
-      <w:rFonts w:eastAsia="Courier New" w:ascii="Courier New" w:hAnsi="Courier New" w:cs="Courier New"/>
+      <w:rFonts w:hAnsi="Courier New" w:cs="Courier New" w:eastAsia="Courier New" w:ascii="Courier New"/>
       <w:sz w:val="18"/>
       <w:szCs w:val="18"/>
       <w:color w:val="40a070"/>
@@ -1346,7 +1411,7 @@
     <w:qFormat/>
     <w:uiPriority w:val="99"/>
     <w:rPr>
-      <w:rFonts w:eastAsia="Courier New" w:ascii="Courier New" w:hAnsi="Courier New" w:cs="Courier New"/>
+      <w:rFonts w:hAnsi="Courier New" w:cs="Courier New" w:eastAsia="Courier New" w:ascii="Courier New"/>
       <w:b/>
       <w:bCs/>
       <w:sz w:val="18"/>
@@ -1354,31 +1419,55 @@
       <w:color w:val="ff0000"/>
     </w:rPr>
   </w:style>
-  <w:style w:styleId="TitlePageInstitution" w:customStyle="1" w:type="paragraph">
-    <w:name w:val="Title Page Institution"/>
-    <w:basedOn w:val="Normal"/>
-    <w:qFormat/>
-    <w:uiPriority w:val="99"/>
-    <w:pPr>
-      <w:widowControl/>
-      <w:spacing w:after="0" w:lineRule="auto" w:line="360" w:before="0"/>
-      <w:ind w:firstLine="0"/>
-      <w:jc w:val="center"/>
-    </w:pPr>
-    <w:rPr>
-      <w:rFonts w:eastAsia="Times New Roman" w:ascii="Times New Roman" w:hAnsi="Times New Roman" w:cs="Times New Roman"/>
-      <w:sz w:val="24"/>
-      <w:szCs w:val="24"/>
-    </w:rPr>
-  </w:style>
-  <w:style w:styleId="CodeChar" w:customStyle="1" w:type="character">
-    <w:name w:val="Code Char"/>
-    <w:qFormat/>
-    <w:uiPriority w:val="99"/>
-    <w:rPr>
-      <w:rFonts w:eastAsia="Courier New" w:ascii="Courier New" w:hAnsi="Courier New" w:cs="Courier New"/>
-      <w:sz w:val="18"/>
-      <w:szCs w:val="18"/>
+  <w:style w:styleId="Index" w:customStyle="1" w:type="paragraph">
+    <w:name w:val="Index"/>
+    <w:basedOn w:val="Normal"/>
+    <w:qFormat/>
+    <w:uiPriority w:val="99"/>
+    <w:pPr>
+      <w:widowControl/>
+      <w:spacing w:after="0" w:line="240" w:lineRule="auto"/>
+      <w:ind w:left="0" w:firstLine="0" w:hanging="283"/>
+      <w:jc w:val="left"/>
+    </w:pPr>
+    <w:rPr>
+      <w:rFonts w:hAnsi="Times New Roman" w:cs="Times New Roman" w:eastAsia="Times New Roman" w:ascii="Times New Roman"/>
+      <w:sz w:val="20"/>
+      <w:szCs w:val="20"/>
+    </w:rPr>
+  </w:style>
+  <w:style w:styleId="Source" w:customStyle="1" w:type="paragraph">
+    <w:name w:val="Source"/>
+    <w:basedOn w:val="Caption"/>
+    <w:qFormat/>
+    <w:uiPriority w:val="99"/>
+    <w:pPr>
+      <w:widowControl/>
+      <w:spacing w:after="240" w:line="240" w:lineRule="auto" w:before="120"/>
+      <w:ind w:firstLine="0"/>
+      <w:jc w:val="center"/>
+    </w:pPr>
+    <w:rPr>
+      <w:rFonts w:hAnsi="Times New Roman" w:cs="Times New Roman" w:eastAsia="Times New Roman" w:ascii="Times New Roman"/>
+      <w:sz w:val="20"/>
+      <w:szCs w:val="20"/>
+    </w:rPr>
+  </w:style>
+  <w:style w:styleId="TOC2" w:type="paragraph">
+    <w:name w:val="TOC 2"/>
+    <w:basedOn w:val="Normal"/>
+    <w:next w:val="Normal"/>
+    <w:qFormat/>
+    <w:uiPriority w:val="99"/>
+    <w:pPr>
+      <w:widowControl/>
+      <w:spacing w:after="0" w:line="360" w:lineRule="auto" w:before="0"/>
+      <w:ind w:left="283"/>
+    </w:pPr>
+    <w:rPr>
+      <w:rFonts w:hAnsi="Times New Roman" w:cs="Times New Roman" w:eastAsia="Times New Roman" w:ascii="Times New Roman"/>
+      <w:sz w:val="24"/>
+      <w:szCs w:val="24"/>
     </w:rPr>
   </w:style>
   <w:style w:styleId="TitlePageYear" w:customStyle="1" w:type="paragraph">
@@ -1388,187 +1477,98 @@
     <w:uiPriority w:val="99"/>
     <w:pPr>
       <w:widowControl/>
-      <w:spacing w:after="0" w:lineRule="auto" w:line="360" w:before="0"/>
-      <w:ind w:firstLine="0"/>
-      <w:jc w:val="center"/>
-    </w:pPr>
-    <w:rPr>
-      <w:rFonts w:eastAsia="Times New Roman" w:ascii="Times New Roman" w:hAnsi="Times New Roman" w:cs="Times New Roman"/>
-      <w:sz w:val="24"/>
-      <w:szCs w:val="24"/>
-    </w:rPr>
-  </w:style>
-  <w:style w:styleId="Index" w:customStyle="1" w:type="paragraph">
-    <w:name w:val="Index"/>
-    <w:basedOn w:val="Normal"/>
-    <w:qFormat/>
-    <w:uiPriority w:val="99"/>
-    <w:pPr>
-      <w:widowControl/>
-      <w:spacing w:after="0" w:lineRule="auto" w:line="240"/>
-      <w:ind w:firstLine="0" w:left="0" w:hanging="283"/>
-      <w:jc w:val="left"/>
-    </w:pPr>
-    <w:rPr>
-      <w:rFonts w:eastAsia="Times New Roman" w:ascii="Times New Roman" w:hAnsi="Times New Roman" w:cs="Times New Roman"/>
-      <w:sz w:val="20"/>
-      <w:szCs w:val="20"/>
-    </w:rPr>
-  </w:style>
-  <w:style w:styleId="Quote" w:type="paragraph">
-    <w:name w:val="Quote"/>
-    <w:basedOn w:val="Normal"/>
-    <w:qFormat/>
-    <w:uiPriority w:val="99"/>
-    <w:pPr>
-      <w:widowControl/>
-      <w:spacing w:after="240" w:lineRule="auto" w:line="240" w:before="240"/>
-      <w:ind w:left="2268"/>
-      <w:jc w:val="both"/>
-    </w:pPr>
-    <w:rPr>
-      <w:rFonts w:eastAsia="Times New Roman" w:ascii="Times New Roman" w:hAnsi="Times New Roman" w:cs="Times New Roman"/>
-      <w:sz w:val="20"/>
-      <w:szCs w:val="20"/>
-    </w:rPr>
-  </w:style>
-  <w:style w:styleId="KeywordTok" w:customStyle="1" w:type="character">
-    <w:name w:val="Keyword Token"/>
-    <w:qFormat/>
-    <w:uiPriority w:val="99"/>
-    <w:rPr>
-      <w:rFonts w:eastAsia="Courier New" w:ascii="Courier New" w:hAnsi="Courier New" w:cs="Courier New"/>
-      <w:b/>
-      <w:bCs/>
-      <w:sz w:val="18"/>
-      <w:szCs w:val="18"/>
-    </w:rPr>
-  </w:style>
-  <w:style w:styleId="TOC2" w:type="paragraph">
-    <w:name w:val="TOC 2"/>
-    <w:basedOn w:val="Normal"/>
-    <w:next w:val="Normal"/>
-    <w:qFormat/>
-    <w:uiPriority w:val="99"/>
-    <w:pPr>
-      <w:widowControl/>
-      <w:spacing w:after="0" w:lineRule="auto" w:line="360" w:before="0"/>
-      <w:ind w:left="283"/>
-    </w:pPr>
-    <w:rPr>
-      <w:rFonts w:eastAsia="Times New Roman" w:ascii="Times New Roman" w:hAnsi="Times New Roman" w:cs="Times New Roman"/>
-      <w:sz w:val="24"/>
-      <w:szCs w:val="24"/>
-    </w:rPr>
-  </w:style>
-  <w:style w:styleId="CoverInstitution" w:customStyle="1" w:type="paragraph">
-    <w:name w:val="Cover Institution"/>
-    <w:basedOn w:val="Normal"/>
-    <w:qFormat/>
-    <w:uiPriority w:val="99"/>
-    <w:pPr>
-      <w:widowControl/>
-      <w:spacing w:after="0" w:lineRule="auto" w:line="360" w:before="0"/>
-      <w:ind w:firstLine="0"/>
-      <w:jc w:val="center"/>
-    </w:pPr>
-    <w:rPr>
-      <w:rFonts w:eastAsia="Times New Roman" w:ascii="Times New Roman" w:hAnsi="Times New Roman" w:cs="Times New Roman"/>
+      <w:spacing w:after="0" w:line="360" w:lineRule="auto" w:before="0"/>
+      <w:ind w:firstLine="0"/>
+      <w:jc w:val="center"/>
+    </w:pPr>
+    <w:rPr>
+      <w:rFonts w:hAnsi="Times New Roman" w:cs="Times New Roman" w:eastAsia="Times New Roman" w:ascii="Times New Roman"/>
+      <w:sz w:val="24"/>
+      <w:szCs w:val="24"/>
+    </w:rPr>
+  </w:style>
+  <w:style w:styleId="CoverSubtitle" w:customStyle="1" w:type="paragraph">
+    <w:name w:val="Cover Subtitle"/>
+    <w:basedOn w:val="Normal"/>
+    <w:qFormat/>
+    <w:uiPriority w:val="99"/>
+    <w:pPr>
+      <w:widowControl/>
+      <w:spacing w:after="0" w:line="360" w:lineRule="auto" w:before="0"/>
+      <w:ind w:firstLine="0"/>
+      <w:jc w:val="center"/>
+    </w:pPr>
+    <w:rPr>
+      <w:rFonts w:hAnsi="Times New Roman" w:cs="Times New Roman" w:eastAsia="Times New Roman" w:ascii="Times New Roman"/>
+      <w:sz w:val="24"/>
+      <w:szCs w:val="24"/>
+    </w:rPr>
+  </w:style>
+  <w:style w:styleId="CoverTitle" w:customStyle="1" w:type="paragraph">
+    <w:name w:val="Cover Title"/>
+    <w:basedOn w:val="Normal"/>
+    <w:qFormat/>
+    <w:uiPriority w:val="99"/>
+    <w:pPr>
+      <w:widowControl/>
+      <w:spacing w:after="0" w:line="240" w:lineRule="auto" w:before="0"/>
+      <w:ind w:firstLine="0"/>
+      <w:jc w:val="center"/>
+    </w:pPr>
+    <w:rPr>
+      <w:rFonts w:hAnsi="Times New Roman" w:cs="Times New Roman" w:eastAsia="Times New Roman" w:ascii="Times New Roman"/>
       <w:b/>
       <w:bCs/>
       <w:caps/>
-      <w:sz w:val="24"/>
-      <w:szCs w:val="24"/>
-    </w:rPr>
-  </w:style>
-  <w:style w:styleId="Strong" w:customStyle="1" w:type="character">
-    <w:name w:val="Strong"/>
-    <w:qFormat/>
-    <w:uiPriority w:val="99"/>
-    <w:rPr>
-      <w:b/>
-      <w:bCs/>
-    </w:rPr>
-  </w:style>
-  <w:style w:styleId="TOC3" w:type="paragraph">
-    <w:name w:val="TOC 3"/>
-    <w:basedOn w:val="Normal"/>
-    <w:next w:val="Normal"/>
-    <w:qFormat/>
-    <w:uiPriority w:val="99"/>
-    <w:pPr>
-      <w:widowControl/>
-      <w:spacing w:after="0" w:lineRule="auto" w:line="360" w:before="0"/>
-      <w:ind w:left="567"/>
-    </w:pPr>
-    <w:rPr>
-      <w:rFonts w:eastAsia="Times New Roman" w:ascii="Times New Roman" w:hAnsi="Times New Roman" w:cs="Times New Roman"/>
-      <w:sz w:val="24"/>
-      <w:szCs w:val="24"/>
-    </w:rPr>
-  </w:style>
-  <w:style w:styleId="TitlePageAuthor" w:customStyle="1" w:type="paragraph">
-    <w:name w:val="Title Page Author"/>
-    <w:basedOn w:val="Normal"/>
-    <w:qFormat/>
-    <w:uiPriority w:val="99"/>
-    <w:pPr>
-      <w:widowControl/>
-      <w:spacing w:after="0" w:lineRule="auto" w:line="360" w:before="0"/>
-      <w:ind w:firstLine="0"/>
-      <w:jc w:val="center"/>
-    </w:pPr>
-    <w:rPr>
-      <w:rFonts w:eastAsia="Times New Roman" w:ascii="Times New Roman" w:hAnsi="Times New Roman" w:cs="Times New Roman"/>
-      <w:sz w:val="24"/>
-      <w:szCs w:val="24"/>
-    </w:rPr>
-  </w:style>
-  <w:style w:styleId="CoverDepartment" w:customStyle="1" w:type="paragraph">
-    <w:name w:val="Cover Department"/>
-    <w:basedOn w:val="Normal"/>
-    <w:qFormat/>
-    <w:uiPriority w:val="99"/>
-    <w:pPr>
-      <w:widowControl/>
-      <w:spacing w:after="0" w:lineRule="auto" w:line="360" w:before="0"/>
-      <w:ind w:firstLine="0"/>
-      <w:jc w:val="center"/>
-    </w:pPr>
-    <w:rPr>
-      <w:rFonts w:eastAsia="Times New Roman" w:ascii="Times New Roman" w:hAnsi="Times New Roman" w:cs="Times New Roman"/>
-      <w:sz w:val="24"/>
-      <w:szCs w:val="24"/>
-    </w:rPr>
-  </w:style>
-  <w:style w:styleId="CoverNature" w:customStyle="1" w:type="paragraph">
-    <w:name w:val="Cover Nature"/>
-    <w:basedOn w:val="Normal"/>
-    <w:qFormat/>
-    <w:uiPriority w:val="99"/>
-    <w:pPr>
-      <w:widowControl/>
-      <w:spacing w:after="0" w:lineRule="auto" w:line="240" w:before="0"/>
-      <w:ind w:left="4536" w:firstLine="0"/>
-      <w:jc w:val="both"/>
-    </w:pPr>
-    <w:rPr>
-      <w:rFonts w:eastAsia="Times New Roman" w:ascii="Times New Roman" w:hAnsi="Times New Roman" w:cs="Times New Roman"/>
-      <w:sz w:val="20"/>
-      <w:szCs w:val="20"/>
-    </w:rPr>
-  </w:style>
-  <w:style w:styleId="AnnexHeading" w:customStyle="1" w:type="paragraph">
-    <w:name w:val="Annex Heading"/>
-    <w:basedOn w:val="AppendixHeading"/>
+      <w:sz w:val="44"/>
+      <w:szCs w:val="44"/>
+    </w:rPr>
+  </w:style>
+  <w:style w:styleId="CoverLocation" w:customStyle="1" w:type="paragraph">
+    <w:name w:val="Cover Location"/>
+    <w:basedOn w:val="Normal"/>
+    <w:qFormat/>
+    <w:uiPriority w:val="99"/>
+    <w:pPr>
+      <w:widowControl/>
+      <w:spacing w:after="0" w:line="240" w:lineRule="auto" w:before="0"/>
+      <w:ind w:firstLine="0"/>
+      <w:jc w:val="center"/>
+    </w:pPr>
+    <w:rPr>
+      <w:rFonts w:hAnsi="Times New Roman" w:cs="Times New Roman" w:eastAsia="Times New Roman" w:ascii="Times New Roman"/>
+      <w:sz w:val="24"/>
+      <w:szCs w:val="24"/>
+    </w:rPr>
+  </w:style>
+  <w:style w:styleId="StringTok" w:customStyle="1" w:type="character">
+    <w:name w:val="String Token"/>
+    <w:qFormat/>
+    <w:uiPriority w:val="99"/>
+    <w:rPr>
+      <w:rFonts w:hAnsi="Courier New" w:cs="Courier New" w:eastAsia="Courier New" w:ascii="Courier New"/>
+      <w:sz w:val="18"/>
+      <w:szCs w:val="18"/>
+      <w:color w:val="4070a0"/>
+    </w:rPr>
+  </w:style>
+  <w:style w:styleId="AppendixHeading" w:customStyle="1" w:type="paragraph">
+    <w:name w:val="Appendix Heading"/>
+    <w:basedOn w:val="Heading1"/>
     <w:next w:val="FirstParagraph"/>
     <w:qFormat/>
     <w:uiPriority w:val="99"/>
     <w:pPr>
       <w:widowControl/>
-    </w:pPr>
-    <w:rPr>
-      <w:rFonts w:eastAsia="Arial" w:ascii="Arial" w:hAnsi="Arial" w:cs="Arial"/>
+      <w:keepNext/>
+      <w:keepLines/>
+      <w:spacing w:after="360" w:line="240" w:lineRule="auto" w:before="0"/>
+      <w:ind w:firstLine="0"/>
+      <w:jc w:val="center"/>
+      <w:outlineLvl w:val="0"/>
+    </w:pPr>
+    <w:rPr>
+      <w:rFonts w:hAnsi="Arial" w:cs="Arial" w:eastAsia="Arial" w:ascii="Arial"/>
       <w:b/>
       <w:bCs/>
       <w:caps/>
@@ -1576,43 +1576,204 @@
       <w:szCs w:val="28"/>
     </w:rPr>
   </w:style>
-  <w:style w:styleId="Dedication" w:customStyle="1" w:type="paragraph">
-    <w:name w:val="Dedication"/>
-    <w:basedOn w:val="Normal"/>
-    <w:qFormat/>
-    <w:uiPriority w:val="99"/>
-    <w:pPr>
-      <w:widowControl/>
-      <w:spacing w:after="0" w:lineRule="auto" w:line="360" w:before="0"/>
-      <w:ind w:left="4536" w:firstLine="0"/>
-      <w:jc w:val="right"/>
-    </w:pPr>
-    <w:rPr>
-      <w:rFonts w:eastAsia="Times New Roman" w:ascii="Times New Roman" w:hAnsi="Times New Roman" w:cs="Times New Roman"/>
-      <w:i/>
-      <w:iCs/>
-      <w:sz w:val="24"/>
-      <w:szCs w:val="24"/>
-    </w:rPr>
-  </w:style>
-  <w:style w:styleId="CoverTitle" w:customStyle="1" w:type="paragraph">
-    <w:name w:val="Cover Title"/>
-    <w:basedOn w:val="Normal"/>
-    <w:qFormat/>
-    <w:uiPriority w:val="99"/>
-    <w:pPr>
-      <w:widowControl/>
-      <w:spacing w:after="0" w:lineRule="auto" w:line="240" w:before="0"/>
-      <w:ind w:firstLine="0"/>
-      <w:jc w:val="center"/>
-    </w:pPr>
-    <w:rPr>
-      <w:rFonts w:eastAsia="Times New Roman" w:ascii="Times New Roman" w:hAnsi="Times New Roman" w:cs="Times New Roman"/>
+  <w:style w:styleId="OperatorTok" w:customStyle="1" w:type="character">
+    <w:name w:val="Operator Token"/>
+    <w:qFormat/>
+    <w:uiPriority w:val="99"/>
+    <w:rPr>
+      <w:rFonts w:hAnsi="Courier New" w:cs="Courier New" w:eastAsia="Courier New" w:ascii="Courier New"/>
+      <w:sz w:val="18"/>
+      <w:szCs w:val="18"/>
+      <w:color w:val="666666"/>
+    </w:rPr>
+  </w:style>
+  <w:style w:styleId="FunctionTok" w:customStyle="1" w:type="character">
+    <w:name w:val="Function Token"/>
+    <w:qFormat/>
+    <w:uiPriority w:val="99"/>
+    <w:rPr>
+      <w:rFonts w:hAnsi="Courier New" w:cs="Courier New" w:eastAsia="Courier New" w:ascii="Courier New"/>
+      <w:sz w:val="18"/>
+      <w:szCs w:val="18"/>
+      <w:color w:val="06287e"/>
+    </w:rPr>
+  </w:style>
+  <w:style w:styleId="TitlePageTitle" w:customStyle="1" w:type="paragraph">
+    <w:name w:val="Title Page Title"/>
+    <w:basedOn w:val="Normal"/>
+    <w:qFormat/>
+    <w:uiPriority w:val="99"/>
+    <w:pPr>
+      <w:widowControl/>
+      <w:spacing w:after="0" w:line="360" w:lineRule="auto" w:before="0"/>
+      <w:ind w:firstLine="0"/>
+      <w:jc w:val="center"/>
+    </w:pPr>
+    <w:rPr>
+      <w:rFonts w:hAnsi="Times New Roman" w:cs="Times New Roman" w:eastAsia="Times New Roman" w:ascii="Times New Roman"/>
       <w:b/>
       <w:bCs/>
       <w:caps/>
-      <w:sz w:val="44"/>
-      <w:szCs w:val="44"/>
+      <w:sz w:val="28"/>
+      <w:szCs w:val="28"/>
+    </w:rPr>
+  </w:style>
+  <w:style w:styleId="DataTypeTok" w:customStyle="1" w:type="character">
+    <w:name w:val="DataType Token"/>
+    <w:qFormat/>
+    <w:uiPriority w:val="99"/>
+    <w:rPr>
+      <w:rFonts w:hAnsi="Courier New" w:cs="Courier New" w:eastAsia="Courier New" w:ascii="Courier New"/>
+      <w:sz w:val="18"/>
+      <w:szCs w:val="18"/>
+      <w:color w:val="902000"/>
+    </w:rPr>
+  </w:style>
+  <w:style w:styleId="CoverAuthor" w:customStyle="1" w:type="paragraph">
+    <w:name w:val="Cover Author"/>
+    <w:basedOn w:val="Normal"/>
+    <w:qFormat/>
+    <w:uiPriority w:val="99"/>
+    <w:pPr>
+      <w:widowControl/>
+      <w:spacing w:after="0" w:line="240" w:lineRule="auto" w:before="0"/>
+      <w:ind w:firstLine="0"/>
+      <w:jc w:val="center"/>
+    </w:pPr>
+    <w:rPr>
+      <w:rFonts w:hAnsi="Times New Roman" w:cs="Times New Roman" w:eastAsia="Times New Roman" w:ascii="Times New Roman"/>
+      <w:sz w:val="24"/>
+      <w:szCs w:val="24"/>
+    </w:rPr>
+  </w:style>
+  <w:style w:styleId="SourceCode" w:customStyle="1" w:type="paragraph">
+    <w:name w:val="Source Code"/>
+    <w:qFormat/>
+    <w:uiPriority w:val="99"/>
+    <w:pPr>
+      <w:widowControl/>
+      <w:spacing w:after="120" w:line="240" w:lineRule="auto" w:before="120"/>
+      <w:jc w:val="left"/>
+    </w:pPr>
+    <w:rPr>
+      <w:rFonts w:hAnsi="Courier New" w:cs="Courier New" w:eastAsia="Courier New" w:ascii="Courier New"/>
+      <w:sz w:val="18"/>
+      <w:szCs w:val="18"/>
+    </w:rPr>
+  </w:style>
+  <w:style w:styleId="TitlePageAdvisor" w:customStyle="1" w:type="paragraph">
+    <w:name w:val="Title Page Advisor"/>
+    <w:basedOn w:val="TitlePageNature"/>
+    <w:qFormat/>
+    <w:uiPriority w:val="99"/>
+    <w:pPr>
+      <w:widowControl/>
+      <w:spacing w:after="0" w:line="240" w:lineRule="auto" w:before="120"/>
+      <w:ind w:left="4536" w:firstLine="0"/>
+      <w:jc w:val="left"/>
+    </w:pPr>
+    <w:rPr>
+      <w:rFonts w:hAnsi="Times New Roman" w:cs="Times New Roman" w:eastAsia="Times New Roman" w:ascii="Times New Roman"/>
+      <w:sz w:val="20"/>
+      <w:szCs w:val="20"/>
+    </w:rPr>
+  </w:style>
+  <w:style w:styleId="CoverDepartment" w:customStyle="1" w:type="paragraph">
+    <w:name w:val="Cover Department"/>
+    <w:basedOn w:val="Normal"/>
+    <w:qFormat/>
+    <w:uiPriority w:val="99"/>
+    <w:pPr>
+      <w:widowControl/>
+      <w:spacing w:after="0" w:line="360" w:lineRule="auto" w:before="0"/>
+      <w:ind w:firstLine="0"/>
+      <w:jc w:val="center"/>
+    </w:pPr>
+    <w:rPr>
+      <w:rFonts w:hAnsi="Times New Roman" w:cs="Times New Roman" w:eastAsia="Times New Roman" w:ascii="Times New Roman"/>
+      <w:sz w:val="24"/>
+      <w:szCs w:val="24"/>
+    </w:rPr>
+  </w:style>
+  <w:style w:styleId="Epigraph" w:customStyle="1" w:type="paragraph">
+    <w:name w:val="Epigraph"/>
+    <w:basedOn w:val="Normal"/>
+    <w:qFormat/>
+    <w:uiPriority w:val="99"/>
+    <w:pPr>
+      <w:widowControl/>
+      <w:spacing w:after="0" w:line="360" w:lineRule="auto" w:before="0"/>
+      <w:ind w:left="4536" w:firstLine="0"/>
+      <w:jc w:val="right"/>
+    </w:pPr>
+    <w:rPr>
+      <w:rFonts w:hAnsi="Times New Roman" w:cs="Times New Roman" w:eastAsia="Times New Roman" w:ascii="Times New Roman"/>
+      <w:sz w:val="20"/>
+      <w:szCs w:val="20"/>
+    </w:rPr>
+  </w:style>
+  <w:style w:styleId="Resumo" w:customStyle="1" w:type="paragraph">
+    <w:name w:val="Resumo"/>
+    <w:basedOn w:val="Normal"/>
+    <w:qFormat/>
+    <w:uiPriority w:val="99"/>
+    <w:pPr>
+      <w:widowControl/>
+      <w:spacing w:after="240" w:line="240" w:lineRule="auto"/>
+      <w:ind w:firstLine="0"/>
+      <w:jc w:val="both"/>
+    </w:pPr>
+    <w:rPr>
+      <w:rFonts w:hAnsi="Times New Roman" w:cs="Times New Roman" w:eastAsia="Times New Roman" w:ascii="Times New Roman"/>
+      <w:sz w:val="24"/>
+      <w:szCs w:val="24"/>
+      <w:lang w:val="pt-BR"/>
+    </w:rPr>
+  </w:style>
+  <w:style w:styleId="TableSource" w:customStyle="1" w:type="paragraph">
+    <w:name w:val="Table Source"/>
+    <w:basedOn w:val="Normal"/>
+    <w:qFormat/>
+    <w:uiPriority w:val="99"/>
+    <w:pPr>
+      <w:widowControl/>
+      <w:spacing w:after="240" w:line="240" w:lineRule="auto" w:before="120"/>
+      <w:ind w:firstLine="0"/>
+      <w:jc w:val="center"/>
+    </w:pPr>
+    <w:rPr>
+      <w:rFonts w:hAnsi="Times New Roman" w:cs="Times New Roman" w:eastAsia="Times New Roman" w:ascii="Times New Roman"/>
+      <w:sz w:val="20"/>
+      <w:szCs w:val="20"/>
+    </w:rPr>
+  </w:style>
+  <w:style w:styleId="TitlePageNature" w:customStyle="1" w:type="paragraph">
+    <w:name w:val="Title Page Nature"/>
+    <w:basedOn w:val="Normal"/>
+    <w:qFormat/>
+    <w:uiPriority w:val="99"/>
+    <w:pPr>
+      <w:widowControl/>
+      <w:spacing w:after="0" w:line="240" w:lineRule="auto" w:before="0"/>
+      <w:ind w:left="4536" w:firstLine="0"/>
+      <w:jc w:val="both"/>
+    </w:pPr>
+    <w:rPr>
+      <w:rFonts w:hAnsi="Times New Roman" w:cs="Times New Roman" w:eastAsia="Times New Roman" w:ascii="Times New Roman"/>
+      <w:sz w:val="20"/>
+      <w:szCs w:val="20"/>
+    </w:rPr>
+  </w:style>
+  <w:style w:styleId="KeywordTok" w:customStyle="1" w:type="character">
+    <w:name w:val="Keyword Token"/>
+    <w:qFormat/>
+    <w:uiPriority w:val="99"/>
+    <w:rPr>
+      <w:rFonts w:hAnsi="Courier New" w:cs="Courier New" w:eastAsia="Courier New" w:ascii="Courier New"/>
+      <w:b/>
+      <w:bCs/>
+      <w:sz w:val="18"/>
+      <w:szCs w:val="18"/>
     </w:rPr>
   </w:style>
   <w:style w:styleId="AlertTok" w:customStyle="1" w:type="character">
@@ -1620,7 +1781,7 @@
     <w:qFormat/>
     <w:uiPriority w:val="99"/>
     <w:rPr>
-      <w:rFonts w:eastAsia="Courier New" w:ascii="Courier New" w:hAnsi="Courier New" w:cs="Courier New"/>
+      <w:rFonts w:hAnsi="Courier New" w:cs="Courier New" w:eastAsia="Courier New" w:ascii="Courier New"/>
       <w:b/>
       <w:bCs/>
       <w:sz w:val="18"/>
@@ -1628,329 +1789,43 @@
       <w:color w:val="ff0000"/>
     </w:rPr>
   </w:style>
-  <w:style w:styleId="CoverAdvisor" w:customStyle="1" w:type="paragraph">
-    <w:name w:val="Cover Advisor"/>
-    <w:basedOn w:val="CoverNature"/>
-    <w:qFormat/>
-    <w:uiPriority w:val="99"/>
-    <w:pPr>
-      <w:widowControl/>
-      <w:spacing w:after="0" w:lineRule="auto" w:line="240" w:before="120"/>
-      <w:ind w:left="4536" w:firstLine="0"/>
-      <w:jc w:val="left"/>
-    </w:pPr>
-    <w:rPr>
-      <w:rFonts w:eastAsia="Times New Roman" w:ascii="Times New Roman" w:hAnsi="Times New Roman" w:cs="Times New Roman"/>
-      <w:sz w:val="20"/>
-      <w:szCs w:val="20"/>
-    </w:rPr>
-  </w:style>
-  <w:style w:styleId="StringTok" w:customStyle="1" w:type="character">
-    <w:name w:val="String Token"/>
-    <w:qFormat/>
-    <w:uiPriority w:val="99"/>
-    <w:rPr>
-      <w:rFonts w:eastAsia="Courier New" w:ascii="Courier New" w:hAnsi="Courier New" w:cs="Courier New"/>
+  <w:style w:styleId="ListParagraph" w:type="paragraph">
+    <w:name w:val="List Paragraph"/>
+    <w:basedOn w:val="Normal"/>
+    <w:qFormat/>
+    <w:uiPriority w:val="99"/>
+    <w:pPr>
+      <w:widowControl/>
+      <w:spacing w:after="0" w:line="360" w:lineRule="auto"/>
+      <w:ind w:left="720" w:hanging="357"/>
+    </w:pPr>
+    <w:rPr>
+      <w:rFonts w:hAnsi="Times New Roman" w:cs="Times New Roman" w:eastAsia="Times New Roman" w:ascii="Times New Roman"/>
+      <w:sz w:val="24"/>
+      <w:szCs w:val="24"/>
+    </w:rPr>
+  </w:style>
+  <w:style w:styleId="NormalTok" w:customStyle="1" w:type="character">
+    <w:name w:val="Normal Token"/>
+    <w:qFormat/>
+    <w:uiPriority w:val="99"/>
+    <w:rPr>
+      <w:rFonts w:hAnsi="Courier New" w:cs="Courier New" w:eastAsia="Courier New" w:ascii="Courier New"/>
       <w:sz w:val="18"/>
       <w:szCs w:val="18"/>
-      <w:color w:val="4070a0"/>
-    </w:rPr>
-  </w:style>
-  <w:style w:styleId="CoverAuthor" w:customStyle="1" w:type="paragraph">
-    <w:name w:val="Cover Author"/>
-    <w:basedOn w:val="Normal"/>
-    <w:qFormat/>
-    <w:uiPriority w:val="99"/>
-    <w:pPr>
-      <w:widowControl/>
-      <w:spacing w:after="0" w:lineRule="auto" w:line="240" w:before="0"/>
-      <w:ind w:firstLine="0"/>
-      <w:jc w:val="center"/>
-    </w:pPr>
-    <w:rPr>
-      <w:rFonts w:eastAsia="Times New Roman" w:ascii="Times New Roman" w:hAnsi="Times New Roman" w:cs="Times New Roman"/>
-      <w:sz w:val="24"/>
-      <w:szCs w:val="24"/>
-    </w:rPr>
-  </w:style>
-  <w:style w:styleId="DataTypeTok" w:customStyle="1" w:type="character">
-    <w:name w:val="DataType Token"/>
-    <w:qFormat/>
-    <w:uiPriority w:val="99"/>
-    <w:rPr>
-      <w:rFonts w:eastAsia="Courier New" w:ascii="Courier New" w:hAnsi="Courier New" w:cs="Courier New"/>
-      <w:sz w:val="18"/>
-      <w:szCs w:val="18"/>
-      <w:color w:val="902000"/>
-    </w:rPr>
-  </w:style>
-  <w:style w:styleId="Emphasis" w:customStyle="1" w:type="character">
-    <w:name w:val="Emphasis"/>
-    <w:qFormat/>
-    <w:uiPriority w:val="99"/>
-    <w:rPr>
-      <w:i/>
-      <w:iCs/>
-    </w:rPr>
-  </w:style>
-  <w:style w:styleId="CoverSubtitle" w:customStyle="1" w:type="paragraph">
-    <w:name w:val="Cover Subtitle"/>
-    <w:basedOn w:val="Normal"/>
-    <w:qFormat/>
-    <w:uiPriority w:val="99"/>
-    <w:pPr>
-      <w:widowControl/>
-      <w:spacing w:after="0" w:lineRule="auto" w:line="360" w:before="0"/>
-      <w:ind w:firstLine="0"/>
-      <w:jc w:val="center"/>
-    </w:pPr>
-    <w:rPr>
-      <w:rFonts w:eastAsia="Times New Roman" w:ascii="Times New Roman" w:hAnsi="Times New Roman" w:cs="Times New Roman"/>
-      <w:sz w:val="24"/>
-      <w:szCs w:val="24"/>
-    </w:rPr>
-  </w:style>
-  <w:style w:styleId="TOC1" w:type="paragraph">
-    <w:name w:val="TOC 1"/>
-    <w:basedOn w:val="Normal"/>
-    <w:next w:val="Normal"/>
-    <w:qFormat/>
-    <w:uiPriority w:val="99"/>
-    <w:pPr>
-      <w:widowControl/>
-      <w:spacing w:after="0" w:lineRule="auto" w:line="360" w:before="240"/>
-    </w:pPr>
-    <w:rPr>
-      <w:rFonts w:eastAsia="Times New Roman" w:ascii="Times New Roman" w:hAnsi="Times New Roman" w:cs="Times New Roman"/>
-      <w:b/>
-      <w:bCs/>
-      <w:sz w:val="24"/>
-      <w:szCs w:val="24"/>
-    </w:rPr>
-  </w:style>
-  <w:style w:styleId="OperatorTok" w:customStyle="1" w:type="character">
-    <w:name w:val="Operator Token"/>
-    <w:qFormat/>
-    <w:uiPriority w:val="99"/>
-    <w:rPr>
-      <w:rFonts w:eastAsia="Courier New" w:ascii="Courier New" w:hAnsi="Courier New" w:cs="Courier New"/>
-      <w:sz w:val="18"/>
-      <w:szCs w:val="18"/>
-      <w:color w:val="666666"/>
-    </w:rPr>
-  </w:style>
-  <w:style w:styleId="CoverYear" w:customStyle="1" w:type="paragraph">
-    <w:name w:val="Cover Year"/>
-    <w:basedOn w:val="CoverLocation"/>
-    <w:qFormat/>
-    <w:uiPriority w:val="99"/>
-    <w:pPr>
-      <w:widowControl/>
-      <w:spacing w:after="0" w:lineRule="auto" w:line="240" w:before="0"/>
-      <w:ind w:firstLine="0"/>
-      <w:jc w:val="center"/>
-    </w:pPr>
-    <w:rPr>
-      <w:rFonts w:eastAsia="Times New Roman" w:ascii="Times New Roman" w:hAnsi="Times New Roman" w:cs="Times New Roman"/>
-      <w:sz w:val="24"/>
-      <w:szCs w:val="24"/>
-    </w:rPr>
-  </w:style>
-  <w:style w:styleId="TitlePageNature" w:customStyle="1" w:type="paragraph">
-    <w:name w:val="Title Page Nature"/>
-    <w:basedOn w:val="Normal"/>
-    <w:qFormat/>
-    <w:uiPriority w:val="99"/>
-    <w:pPr>
-      <w:widowControl/>
-      <w:spacing w:after="0" w:lineRule="auto" w:line="240" w:before="0"/>
-      <w:ind w:left="4536" w:firstLine="0"/>
-      <w:jc w:val="both"/>
-    </w:pPr>
-    <w:rPr>
-      <w:rFonts w:eastAsia="Times New Roman" w:ascii="Times New Roman" w:hAnsi="Times New Roman" w:cs="Times New Roman"/>
-      <w:sz w:val="20"/>
-      <w:szCs w:val="20"/>
-    </w:rPr>
-  </w:style>
-  <w:style w:styleId="UnnumberedHeading" w:customStyle="1" w:type="paragraph">
-    <w:name w:val="Unnumbered Heading"/>
-    <w:basedOn w:val="Normal"/>
+    </w:rPr>
+  </w:style>
+  <w:style w:styleId="AnnexHeading" w:customStyle="1" w:type="paragraph">
+    <w:name w:val="Annex Heading"/>
+    <w:basedOn w:val="AppendixHeading"/>
     <w:next w:val="FirstParagraph"/>
     <w:qFormat/>
     <w:uiPriority w:val="99"/>
     <w:pPr>
       <w:widowControl/>
-      <w:keepNext/>
-      <w:keepLines/>
-      <w:spacing w:after="480" w:lineRule="auto" w:line="240" w:before="0"/>
-      <w:jc w:val="center"/>
-      <w:outlineLvl w:val="1"/>
-    </w:pPr>
-    <w:rPr>
-      <w:rFonts w:eastAsia="Arial" w:ascii="Arial" w:hAnsi="Arial" w:cs="Arial"/>
-      <w:sz w:val="36"/>
-      <w:szCs w:val="36"/>
-    </w:rPr>
-  </w:style>
-  <w:style w:styleId="TableSource" w:customStyle="1" w:type="paragraph">
-    <w:name w:val="Table Source"/>
-    <w:basedOn w:val="Normal"/>
-    <w:qFormat/>
-    <w:uiPriority w:val="99"/>
-    <w:pPr>
-      <w:widowControl/>
-      <w:spacing w:after="240" w:lineRule="auto" w:line="240" w:before="120"/>
-      <w:ind w:firstLine="0"/>
-      <w:jc w:val="center"/>
-    </w:pPr>
-    <w:rPr>
-      <w:rFonts w:eastAsia="Times New Roman" w:ascii="Times New Roman" w:hAnsi="Times New Roman" w:cs="Times New Roman"/>
-      <w:sz w:val="20"/>
-      <w:szCs w:val="20"/>
-    </w:rPr>
-  </w:style>
-  <w:style w:styleId="FigureSource" w:customStyle="1" w:type="paragraph">
-    <w:name w:val="Figure Source"/>
-    <w:basedOn w:val="Normal"/>
-    <w:qFormat/>
-    <w:uiPriority w:val="99"/>
-    <w:pPr>
-      <w:widowControl/>
-      <w:spacing w:after="240" w:lineRule="auto" w:line="240" w:before="120"/>
-      <w:ind w:firstLine="0"/>
-      <w:jc w:val="center"/>
-    </w:pPr>
-    <w:rPr>
-      <w:rFonts w:eastAsia="Times New Roman" w:ascii="Times New Roman" w:hAnsi="Times New Roman" w:cs="Times New Roman"/>
-      <w:sz w:val="20"/>
-      <w:szCs w:val="20"/>
-    </w:rPr>
-  </w:style>
-  <w:style w:styleId="Reference" w:customStyle="1" w:type="paragraph">
-    <w:name w:val="Reference"/>
-    <w:basedOn w:val="Normal"/>
-    <w:qFormat/>
-    <w:uiPriority w:val="99"/>
-    <w:pPr>
-      <w:widowControl/>
-      <w:spacing w:after="240" w:lineRule="auto" w:line="240" w:before="0"/>
-      <w:ind w:firstLine="0" w:left="0" w:hanging="0"/>
-      <w:jc w:val="left"/>
-    </w:pPr>
-    <w:rPr>
-      <w:rFonts w:eastAsia="Times New Roman" w:ascii="Times New Roman" w:hAnsi="Times New Roman" w:cs="Times New Roman"/>
-      <w:sz w:val="24"/>
-      <w:szCs w:val="24"/>
-    </w:rPr>
-  </w:style>
-  <w:style w:styleId="ListParagraph" w:type="paragraph">
-    <w:name w:val="List Paragraph"/>
-    <w:basedOn w:val="Normal"/>
-    <w:qFormat/>
-    <w:uiPriority w:val="99"/>
-    <w:pPr>
-      <w:widowControl/>
-      <w:spacing w:after="0" w:lineRule="auto" w:line="360"/>
-      <w:ind w:left="720" w:hanging="357"/>
-    </w:pPr>
-    <w:rPr>
-      <w:rFonts w:eastAsia="Times New Roman" w:ascii="Times New Roman" w:hAnsi="Times New Roman" w:cs="Times New Roman"/>
-      <w:sz w:val="24"/>
-      <w:szCs w:val="24"/>
-    </w:rPr>
-  </w:style>
-  <w:style w:styleId="FunctionTok" w:customStyle="1" w:type="character">
-    <w:name w:val="Function Token"/>
-    <w:qFormat/>
-    <w:uiPriority w:val="99"/>
-    <w:rPr>
-      <w:rFonts w:eastAsia="Courier New" w:ascii="Courier New" w:hAnsi="Courier New" w:cs="Courier New"/>
-      <w:sz w:val="18"/>
-      <w:szCs w:val="18"/>
-      <w:color w:val="06287e"/>
-    </w:rPr>
-  </w:style>
-  <w:style w:styleId="Resumo" w:customStyle="1" w:type="paragraph">
-    <w:name w:val="Resumo"/>
-    <w:basedOn w:val="Normal"/>
-    <w:qFormat/>
-    <w:uiPriority w:val="99"/>
-    <w:pPr>
-      <w:widowControl/>
-      <w:spacing w:after="240" w:lineRule="auto" w:line="240"/>
-      <w:ind w:firstLine="0"/>
-      <w:jc w:val="both"/>
-    </w:pPr>
-    <w:rPr>
-      <w:rFonts w:eastAsia="Times New Roman" w:ascii="Times New Roman" w:hAnsi="Times New Roman" w:cs="Times New Roman"/>
-      <w:sz w:val="24"/>
-      <w:szCs w:val="24"/>
-      <w:lang w:val="pt-BR"/>
-    </w:rPr>
-  </w:style>
-  <w:style w:styleId="CoverLocation" w:customStyle="1" w:type="paragraph">
-    <w:name w:val="Cover Location"/>
-    <w:basedOn w:val="Normal"/>
-    <w:qFormat/>
-    <w:uiPriority w:val="99"/>
-    <w:pPr>
-      <w:widowControl/>
-      <w:spacing w:after="0" w:lineRule="auto" w:line="240" w:before="0"/>
-      <w:ind w:firstLine="0"/>
-      <w:jc w:val="center"/>
-    </w:pPr>
-    <w:rPr>
-      <w:rFonts w:eastAsia="Times New Roman" w:ascii="Times New Roman" w:hAnsi="Times New Roman" w:cs="Times New Roman"/>
-      <w:sz w:val="24"/>
-      <w:szCs w:val="24"/>
-    </w:rPr>
-  </w:style>
-  <w:style w:styleId="SourceCode" w:customStyle="1" w:type="paragraph">
-    <w:name w:val="Source Code"/>
-    <w:qFormat/>
-    <w:uiPriority w:val="99"/>
-    <w:pPr>
-      <w:widowControl/>
-      <w:spacing w:after="120" w:lineRule="auto" w:line="240" w:before="120"/>
-      <w:jc w:val="left"/>
-    </w:pPr>
-    <w:rPr>
-      <w:rFonts w:eastAsia="Courier New" w:ascii="Courier New" w:hAnsi="Courier New" w:cs="Courier New"/>
-      <w:sz w:val="18"/>
-      <w:szCs w:val="18"/>
-    </w:rPr>
-  </w:style>
-  <w:style w:styleId="Epigraph" w:customStyle="1" w:type="paragraph">
-    <w:name w:val="Epigraph"/>
-    <w:basedOn w:val="Normal"/>
-    <w:qFormat/>
-    <w:uiPriority w:val="99"/>
-    <w:pPr>
-      <w:widowControl/>
-      <w:spacing w:after="0" w:lineRule="auto" w:line="360" w:before="0"/>
-      <w:ind w:left="4536" w:firstLine="0"/>
-      <w:jc w:val="right"/>
-    </w:pPr>
-    <w:rPr>
-      <w:rFonts w:eastAsia="Times New Roman" w:ascii="Times New Roman" w:hAnsi="Times New Roman" w:cs="Times New Roman"/>
-      <w:sz w:val="20"/>
-      <w:szCs w:val="20"/>
-    </w:rPr>
-  </w:style>
-  <w:style w:styleId="TitlePageTitle" w:customStyle="1" w:type="paragraph">
-    <w:name w:val="Title Page Title"/>
-    <w:basedOn w:val="Normal"/>
-    <w:qFormat/>
-    <w:uiPriority w:val="99"/>
-    <w:pPr>
-      <w:widowControl/>
-      <w:spacing w:after="0" w:lineRule="auto" w:line="360" w:before="0"/>
-      <w:ind w:firstLine="0"/>
-      <w:jc w:val="center"/>
-    </w:pPr>
-    <w:rPr>
-      <w:rFonts w:eastAsia="Times New Roman" w:ascii="Times New Roman" w:hAnsi="Times New Roman" w:cs="Times New Roman"/>
+    </w:pPr>
+    <w:rPr>
+      <w:rFonts w:hAnsi="Arial" w:cs="Arial" w:eastAsia="Arial" w:ascii="Arial"/>
       <w:b/>
       <w:bCs/>
       <w:caps/>
@@ -1958,6 +1833,145 @@
       <w:szCs w:val="28"/>
     </w:rPr>
   </w:style>
+  <w:style w:styleId="TOC3" w:type="paragraph">
+    <w:name w:val="TOC 3"/>
+    <w:basedOn w:val="Normal"/>
+    <w:next w:val="Normal"/>
+    <w:qFormat/>
+    <w:uiPriority w:val="99"/>
+    <w:pPr>
+      <w:widowControl/>
+      <w:spacing w:after="0" w:line="360" w:lineRule="auto" w:before="0"/>
+      <w:ind w:left="567"/>
+    </w:pPr>
+    <w:rPr>
+      <w:rFonts w:hAnsi="Times New Roman" w:cs="Times New Roman" w:eastAsia="Times New Roman" w:ascii="Times New Roman"/>
+      <w:sz w:val="24"/>
+      <w:szCs w:val="24"/>
+    </w:rPr>
+  </w:style>
+  <w:style w:styleId="Strong" w:customStyle="1" w:type="character">
+    <w:name w:val="Strong"/>
+    <w:qFormat/>
+    <w:uiPriority w:val="99"/>
+    <w:rPr>
+      <w:b/>
+      <w:bCs/>
+    </w:rPr>
+  </w:style>
+  <w:style w:styleId="CoverYear" w:customStyle="1" w:type="paragraph">
+    <w:name w:val="Cover Year"/>
+    <w:basedOn w:val="CoverLocation"/>
+    <w:qFormat/>
+    <w:uiPriority w:val="99"/>
+    <w:pPr>
+      <w:widowControl/>
+      <w:spacing w:after="0" w:line="240" w:lineRule="auto" w:before="0"/>
+      <w:ind w:firstLine="0"/>
+      <w:jc w:val="center"/>
+    </w:pPr>
+    <w:rPr>
+      <w:rFonts w:hAnsi="Times New Roman" w:cs="Times New Roman" w:eastAsia="Times New Roman" w:ascii="Times New Roman"/>
+      <w:sz w:val="24"/>
+      <w:szCs w:val="24"/>
+    </w:rPr>
+  </w:style>
+  <w:style w:styleId="CoverAdvisor" w:customStyle="1" w:type="paragraph">
+    <w:name w:val="Cover Advisor"/>
+    <w:basedOn w:val="CoverNature"/>
+    <w:qFormat/>
+    <w:uiPriority w:val="99"/>
+    <w:pPr>
+      <w:widowControl/>
+      <w:spacing w:after="0" w:line="240" w:lineRule="auto" w:before="120"/>
+      <w:ind w:left="4536" w:firstLine="0"/>
+      <w:jc w:val="left"/>
+    </w:pPr>
+    <w:rPr>
+      <w:rFonts w:hAnsi="Times New Roman" w:cs="Times New Roman" w:eastAsia="Times New Roman" w:ascii="Times New Roman"/>
+      <w:sz w:val="20"/>
+      <w:szCs w:val="20"/>
+    </w:rPr>
+  </w:style>
+  <w:style w:styleId="CodeChar" w:customStyle="1" w:type="character">
+    <w:name w:val="Code Char"/>
+    <w:qFormat/>
+    <w:uiPriority w:val="99"/>
+    <w:rPr>
+      <w:rFonts w:hAnsi="Courier New" w:cs="Courier New" w:eastAsia="Courier New" w:ascii="Courier New"/>
+      <w:sz w:val="18"/>
+      <w:szCs w:val="18"/>
+    </w:rPr>
+  </w:style>
+  <w:style w:styleId="Code" w:customStyle="1" w:type="paragraph">
+    <w:name w:val="Code"/>
+    <w:qFormat/>
+    <w:uiPriority w:val="99"/>
+    <w:pPr>
+      <w:widowControl/>
+      <w:spacing w:after="0" w:line="240" w:lineRule="auto" w:before="0"/>
+      <w:jc w:val="left"/>
+    </w:pPr>
+    <w:rPr>
+      <w:rFonts w:hAnsi="Courier New" w:cs="Courier New" w:eastAsia="Courier New" w:ascii="Courier New"/>
+      <w:sz w:val="18"/>
+      <w:szCs w:val="18"/>
+    </w:rPr>
+  </w:style>
+  <w:style w:styleId="UnnumberedHeading" w:customStyle="1" w:type="paragraph">
+    <w:name w:val="Unnumbered Heading"/>
+    <w:basedOn w:val="Normal"/>
+    <w:next w:val="FirstParagraph"/>
+    <w:qFormat/>
+    <w:uiPriority w:val="99"/>
+    <w:pPr>
+      <w:widowControl/>
+      <w:keepNext/>
+      <w:keepLines/>
+      <w:spacing w:after="480" w:line="240" w:lineRule="auto" w:before="0"/>
+      <w:jc w:val="center"/>
+      <w:outlineLvl w:val="1"/>
+    </w:pPr>
+    <w:rPr>
+      <w:rFonts w:hAnsi="Arial" w:cs="Arial" w:eastAsia="Arial" w:ascii="Arial"/>
+      <w:sz w:val="36"/>
+      <w:szCs w:val="36"/>
+    </w:rPr>
+  </w:style>
+  <w:style w:styleId="TitlePageAuthor" w:customStyle="1" w:type="paragraph">
+    <w:name w:val="Title Page Author"/>
+    <w:basedOn w:val="Normal"/>
+    <w:qFormat/>
+    <w:uiPriority w:val="99"/>
+    <w:pPr>
+      <w:widowControl/>
+      <w:spacing w:after="0" w:line="360" w:lineRule="auto" w:before="0"/>
+      <w:ind w:firstLine="0"/>
+      <w:jc w:val="center"/>
+    </w:pPr>
+    <w:rPr>
+      <w:rFonts w:hAnsi="Times New Roman" w:cs="Times New Roman" w:eastAsia="Times New Roman" w:ascii="Times New Roman"/>
+      <w:sz w:val="24"/>
+      <w:szCs w:val="24"/>
+    </w:rPr>
+  </w:style>
+  <w:style w:styleId="TitlePageInstitution" w:customStyle="1" w:type="paragraph">
+    <w:name w:val="Title Page Institution"/>
+    <w:basedOn w:val="Normal"/>
+    <w:qFormat/>
+    <w:uiPriority w:val="99"/>
+    <w:pPr>
+      <w:widowControl/>
+      <w:spacing w:after="0" w:line="360" w:lineRule="auto" w:before="0"/>
+      <w:ind w:firstLine="0"/>
+      <w:jc w:val="center"/>
+    </w:pPr>
+    <w:rPr>
+      <w:rFonts w:hAnsi="Times New Roman" w:cs="Times New Roman" w:eastAsia="Times New Roman" w:ascii="Times New Roman"/>
+      <w:sz w:val="24"/>
+      <w:szCs w:val="24"/>
+    </w:rPr>
+  </w:style>
   <w:style w:styleId="TitlePageLocation" w:customStyle="1" w:type="paragraph">
     <w:name w:val="Title Page Location"/>
     <w:basedOn w:val="Normal"/>
@@ -1965,102 +1979,88 @@
     <w:uiPriority w:val="99"/>
     <w:pPr>
       <w:widowControl/>
-      <w:spacing w:after="0" w:lineRule="auto" w:line="360" w:before="0"/>
-      <w:ind w:firstLine="0"/>
-      <w:jc w:val="center"/>
-    </w:pPr>
-    <w:rPr>
-      <w:rFonts w:eastAsia="Times New Roman" w:ascii="Times New Roman" w:hAnsi="Times New Roman" w:cs="Times New Roman"/>
-      <w:sz w:val="24"/>
-      <w:szCs w:val="24"/>
-    </w:rPr>
-  </w:style>
-  <w:style w:styleId="TitlePageAdvisor" w:customStyle="1" w:type="paragraph">
-    <w:name w:val="Title Page Advisor"/>
-    <w:basedOn w:val="TitlePageNature"/>
-    <w:qFormat/>
-    <w:uiPriority w:val="99"/>
-    <w:pPr>
-      <w:widowControl/>
-      <w:spacing w:after="0" w:lineRule="auto" w:line="240" w:before="120"/>
-      <w:ind w:left="4536" w:firstLine="0"/>
-      <w:jc w:val="left"/>
-    </w:pPr>
-    <w:rPr>
-      <w:rFonts w:eastAsia="Times New Roman" w:ascii="Times New Roman" w:hAnsi="Times New Roman" w:cs="Times New Roman"/>
+      <w:spacing w:after="0" w:line="360" w:lineRule="auto" w:before="0"/>
+      <w:ind w:firstLine="0"/>
+      <w:jc w:val="center"/>
+    </w:pPr>
+    <w:rPr>
+      <w:rFonts w:hAnsi="Times New Roman" w:cs="Times New Roman" w:eastAsia="Times New Roman" w:ascii="Times New Roman"/>
+      <w:sz w:val="24"/>
+      <w:szCs w:val="24"/>
+    </w:rPr>
+  </w:style>
+  <w:style w:styleId="FigureSource" w:customStyle="1" w:type="paragraph">
+    <w:name w:val="Figure Source"/>
+    <w:basedOn w:val="Normal"/>
+    <w:qFormat/>
+    <w:uiPriority w:val="99"/>
+    <w:pPr>
+      <w:widowControl/>
+      <w:spacing w:after="240" w:line="240" w:lineRule="auto" w:before="120"/>
+      <w:ind w:firstLine="0"/>
+      <w:jc w:val="center"/>
+    </w:pPr>
+    <w:rPr>
+      <w:rFonts w:hAnsi="Times New Roman" w:cs="Times New Roman" w:eastAsia="Times New Roman" w:ascii="Times New Roman"/>
       <w:sz w:val="20"/>
       <w:szCs w:val="20"/>
     </w:rPr>
   </w:style>
-  <w:style w:styleId="CommentTok" w:customStyle="1" w:type="character">
-    <w:name w:val="Comment Token"/>
-    <w:qFormat/>
-    <w:uiPriority w:val="99"/>
-    <w:rPr>
-      <w:rFonts w:eastAsia="Courier New" w:ascii="Courier New" w:hAnsi="Courier New" w:cs="Courier New"/>
-      <w:i/>
-      <w:iCs/>
-      <w:sz w:val="18"/>
-      <w:szCs w:val="18"/>
-      <w:color w:val="60a0b0"/>
-    </w:rPr>
-  </w:style>
-  <w:style w:styleId="BookPart" w:customStyle="1" w:type="paragraph">
-    <w:name w:val="Book Part"/>
-    <w:basedOn w:val="Normal"/>
-    <w:next w:val="Normal"/>
-    <w:qFormat/>
-    <w:uiPriority w:val="99"/>
-    <w:pPr>
-      <w:widowControl/>
-      <w:keepNext/>
-      <w:keepLines/>
-      <w:pageBreakBefore/>
-      <w:spacing w:after="480" w:lineRule="auto" w:line="240" w:before="0"/>
-      <w:ind w:firstLine="0"/>
-      <w:jc w:val="center"/>
-    </w:pPr>
-    <w:rPr>
-      <w:rFonts w:eastAsia="Arial" w:ascii="Arial" w:hAnsi="Arial" w:cs="Arial"/>
+  <w:style w:styleId="CoverInstitution" w:customStyle="1" w:type="paragraph">
+    <w:name w:val="Cover Institution"/>
+    <w:basedOn w:val="Normal"/>
+    <w:qFormat/>
+    <w:uiPriority w:val="99"/>
+    <w:pPr>
+      <w:widowControl/>
+      <w:spacing w:after="0" w:line="360" w:lineRule="auto" w:before="0"/>
+      <w:ind w:firstLine="0"/>
+      <w:jc w:val="center"/>
+    </w:pPr>
+    <w:rPr>
+      <w:rFonts w:hAnsi="Times New Roman" w:cs="Times New Roman" w:eastAsia="Times New Roman" w:ascii="Times New Roman"/>
       <w:b/>
       <w:bCs/>
       <w:caps/>
-      <w:sz w:val="36"/>
-      <w:szCs w:val="36"/>
-    </w:rPr>
-  </w:style>
-  <w:style w:styleId="NormalTok" w:customStyle="1" w:type="character">
-    <w:name w:val="Normal Token"/>
-    <w:qFormat/>
-    <w:uiPriority w:val="99"/>
-    <w:rPr>
-      <w:rFonts w:eastAsia="Courier New" w:ascii="Courier New" w:hAnsi="Courier New" w:cs="Courier New"/>
-      <w:sz w:val="18"/>
-      <w:szCs w:val="18"/>
-    </w:rPr>
-  </w:style>
-  <w:style w:styleId="AppendixHeading" w:customStyle="1" w:type="paragraph">
-    <w:name w:val="Appendix Heading"/>
-    <w:basedOn w:val="Heading1"/>
-    <w:next w:val="FirstParagraph"/>
-    <w:qFormat/>
-    <w:uiPriority w:val="99"/>
-    <w:pPr>
-      <w:widowControl/>
-      <w:keepNext/>
-      <w:keepLines/>
-      <w:spacing w:after="360" w:lineRule="auto" w:line="240" w:before="0"/>
-      <w:ind w:firstLine="0"/>
-      <w:jc w:val="center"/>
-      <w:outlineLvl w:val="0"/>
-    </w:pPr>
-    <w:rPr>
-      <w:rFonts w:eastAsia="Arial" w:ascii="Arial" w:hAnsi="Arial" w:cs="Arial"/>
+      <w:sz w:val="24"/>
+      <w:szCs w:val="24"/>
+    </w:rPr>
+  </w:style>
+  <w:style w:styleId="Dedication" w:customStyle="1" w:type="paragraph">
+    <w:name w:val="Dedication"/>
+    <w:basedOn w:val="Normal"/>
+    <w:qFormat/>
+    <w:uiPriority w:val="99"/>
+    <w:pPr>
+      <w:widowControl/>
+      <w:spacing w:after="0" w:line="360" w:lineRule="auto" w:before="0"/>
+      <w:ind w:left="4536" w:firstLine="0"/>
+      <w:jc w:val="right"/>
+    </w:pPr>
+    <w:rPr>
+      <w:rFonts w:hAnsi="Times New Roman" w:cs="Times New Roman" w:eastAsia="Times New Roman" w:ascii="Times New Roman"/>
+      <w:i/>
+      <w:iCs/>
+      <w:sz w:val="24"/>
+      <w:szCs w:val="24"/>
+    </w:rPr>
+  </w:style>
+  <w:style w:styleId="TOC1" w:type="paragraph">
+    <w:name w:val="TOC 1"/>
+    <w:basedOn w:val="Normal"/>
+    <w:next w:val="Normal"/>
+    <w:qFormat/>
+    <w:uiPriority w:val="99"/>
+    <w:pPr>
+      <w:widowControl/>
+      <w:spacing w:after="0" w:line="360" w:lineRule="auto" w:before="240"/>
+    </w:pPr>
+    <w:rPr>
+      <w:rFonts w:hAnsi="Times New Roman" w:cs="Times New Roman" w:eastAsia="Times New Roman" w:ascii="Times New Roman"/>
       <w:b/>
       <w:bCs/>
-      <w:caps/>
-      <w:sz w:val="28"/>
-      <w:szCs w:val="28"/>
+      <w:sz w:val="24"/>
+      <w:szCs w:val="24"/>
     </w:rPr>
   </w:style>
 </w:styles>
